--- a/patentform-backend-main/demo/src/main/resources/Form1_Template.docx
+++ b/patentform-backend-main/demo/src/main/resources/Form1_Template.docx
@@ -1388,6 +1388,9 @@
                 <w:sz w:val="24"/>
               </w:rPr>
             </w:pPr>
+            <w:r>
+              <w:t>{{APP_NAME}}</w:t>
+            </w:r>
           </w:p>
         </w:tc>
         <w:tc>
@@ -1402,6 +1405,9 @@
                 <w:sz w:val="24"/>
               </w:rPr>
             </w:pPr>
+            <w:r>
+              <w:t>{{NATIONALITY}}</w:t>
+            </w:r>
           </w:p>
         </w:tc>
         <w:tc>
@@ -1421,6 +1427,9 @@
                 <w:sz w:val="24"/>
               </w:rPr>
             </w:pPr>
+            <w:r>
+              <w:t>{{RES_CO}}</w:t>
+            </w:r>
           </w:p>
         </w:tc>
         <w:tc>
@@ -1466,6 +1475,9 @@
                 <w:sz w:val="24"/>
               </w:rPr>
             </w:pPr>
+            <w:r>
+              <w:t>{{HOUSE_NO}}</w:t>
+            </w:r>
           </w:p>
         </w:tc>
       </w:tr>
@@ -1550,6 +1562,9 @@
                 <w:sz w:val="24"/>
               </w:rPr>
             </w:pPr>
+            <w:r>
+              <w:t>{{STREET}}</w:t>
+            </w:r>
           </w:p>
         </w:tc>
       </w:tr>
@@ -1634,6 +1649,9 @@
                 <w:sz w:val="24"/>
               </w:rPr>
             </w:pPr>
+            <w:r>
+              <w:t>{{CITY}}</w:t>
+            </w:r>
           </w:p>
         </w:tc>
       </w:tr>
@@ -1718,6 +1736,9 @@
                 <w:sz w:val="24"/>
               </w:rPr>
             </w:pPr>
+            <w:r>
+              <w:t>{{STATE}}</w:t>
+            </w:r>
           </w:p>
         </w:tc>
       </w:tr>
@@ -1802,6 +1823,9 @@
                 <w:sz w:val="24"/>
               </w:rPr>
             </w:pPr>
+            <w:r>
+              <w:t>{{COUNTRY}}</w:t>
+            </w:r>
           </w:p>
         </w:tc>
       </w:tr>
@@ -1899,6 +1923,9 @@
                 <w:sz w:val="24"/>
               </w:rPr>
             </w:pPr>
+            <w:r>
+              <w:t>{{PINCODE}}</w:t>
+            </w:r>
           </w:p>
         </w:tc>
       </w:tr>
@@ -3150,6 +3177,9 @@
                 <w:sz w:val="24"/>
               </w:rPr>
             </w:pPr>
+            <w:r>
+              <w:t>{{INV_NAME}}</w:t>
+            </w:r>
           </w:p>
         </w:tc>
         <w:tc>
@@ -3164,6 +3194,9 @@
                 <w:sz w:val="24"/>
               </w:rPr>
             </w:pPr>
+            <w:r>
+              <w:t>{{INV_NAT}}</w:t>
+            </w:r>
           </w:p>
         </w:tc>
         <w:tc>
@@ -3180,6 +3213,9 @@
                 <w:sz w:val="24"/>
               </w:rPr>
             </w:pPr>
+            <w:r>
+              <w:t>{{INV_COUNTRY}}</w:t>
+            </w:r>
           </w:p>
         </w:tc>
         <w:tc>
@@ -3211,6 +3247,13 @@
                 <w:sz w:val="24"/>
               </w:rPr>
               <w:t>No</w:t>
+            </w:r>
+          </w:p>
+        </w:tc>
+        <w:tc>
+          <w:p>
+            <w:r>
+              <w:t>{{INV_HOUSE_NO}}</w:t>
             </w:r>
           </w:p>
         </w:tc>
@@ -3282,6 +3325,13 @@
             </w:r>
           </w:p>
         </w:tc>
+        <w:tc>
+          <w:p>
+            <w:r>
+              <w:t>{{INV_STREET}}</w:t>
+            </w:r>
+          </w:p>
+        </w:tc>
       </w:tr>
       <w:tr>
         <w:trPr>
@@ -3350,6 +3400,13 @@
             </w:r>
           </w:p>
         </w:tc>
+        <w:tc>
+          <w:p>
+            <w:r>
+              <w:t>{{INV_CITY}}</w:t>
+            </w:r>
+          </w:p>
+        </w:tc>
       </w:tr>
       <w:tr>
         <w:trPr>
@@ -3418,6 +3475,13 @@
             </w:r>
           </w:p>
         </w:tc>
+        <w:tc>
+          <w:p>
+            <w:r>
+              <w:t>{{INV_STATE}}</w:t>
+            </w:r>
+          </w:p>
+        </w:tc>
       </w:tr>
       <w:tr>
         <w:trPr>
@@ -3486,6 +3550,13 @@
             </w:r>
           </w:p>
         </w:tc>
+        <w:tc>
+          <w:p>
+            <w:r>
+              <w:t>{{INV_COUNTRY_ADDR}}</w:t>
+            </w:r>
+          </w:p>
+        </w:tc>
       </w:tr>
       <w:tr>
         <w:trPr>
@@ -3567,6 +3638,13 @@
             </w:r>
           </w:p>
         </w:tc>
+        <w:tc>
+          <w:p>
+            <w:r>
+              <w:t>{{INV_PIN}}</w:t>
+            </w:r>
+          </w:p>
+        </w:tc>
       </w:tr>
       <w:tr>
         <w:trPr>
@@ -3669,6 +3747,9 @@
                 <w:sz w:val="24"/>
               </w:rPr>
             </w:pPr>
+            <w:r>
+              <w:t>{{TITLE}}</w:t>
+            </w:r>
           </w:p>
         </w:tc>
       </w:tr>
@@ -4100,6 +4181,9 @@
                 <w:sz w:val="24"/>
               </w:rPr>
             </w:pPr>
+            <w:r>
+              <w:t>{{SERVICE_NAME}}</w:t>
+            </w:r>
           </w:p>
         </w:tc>
       </w:tr>
@@ -4166,6 +4250,9 @@
                 <w:sz w:val="24"/>
               </w:rPr>
             </w:pPr>
+            <w:r>
+              <w:t>{{SERVICE_ADDRESS}}</w:t>
+            </w:r>
           </w:p>
         </w:tc>
       </w:tr>
@@ -4232,6 +4319,9 @@
                 <w:sz w:val="24"/>
               </w:rPr>
             </w:pPr>
+            <w:r>
+              <w:t>{{SERVICE_TEL}}</w:t>
+            </w:r>
           </w:p>
         </w:tc>
       </w:tr>
@@ -4298,6 +4388,9 @@
                 <w:sz w:val="24"/>
               </w:rPr>
             </w:pPr>
+            <w:r>
+              <w:t>{{SERVICE_MOBILE}}</w:t>
+            </w:r>
           </w:p>
         </w:tc>
       </w:tr>
@@ -4364,6 +4457,9 @@
                 <w:sz w:val="24"/>
               </w:rPr>
             </w:pPr>
+            <w:r>
+              <w:t>{{SERVICE_FAX}}</w:t>
+            </w:r>
           </w:p>
         </w:tc>
       </w:tr>
@@ -4430,6 +4526,9 @@
                 <w:sz w:val="24"/>
               </w:rPr>
             </w:pPr>
+            <w:r>
+              <w:t>{{SERVICE_EMAIL}}</w:t>
+            </w:r>
           </w:p>
         </w:tc>
       </w:tr>

--- a/patentform-backend-main/demo/src/main/resources/Form1_Template.docx
+++ b/patentform-backend-main/demo/src/main/resources/Form1_Template.docx
@@ -3220,7 +3220,7 @@
         </w:tc>
         <w:tc>
           <w:tcPr>
-            <w:tcW w:w="2904" w:type="dxa"/>
+            <w:tcW w:w="1437" w:type="dxa"/>
             <w:gridSpan w:val="7"/>
           </w:tcPr>
           <w:p>
@@ -3251,6 +3251,9 @@
           </w:p>
         </w:tc>
         <w:tc>
+          <w:tcPr>
+            <w:tcW w:w="1467" w:type="dxa"/>
+          </w:tcPr>
           <w:p>
             <w:r>
               <w:t>{{INV_HOUSE_NO}}</w:t>
@@ -3308,7 +3311,7 @@
         </w:tc>
         <w:tc>
           <w:tcPr>
-            <w:tcW w:w="2904" w:type="dxa"/>
+            <w:tcW w:w="1437" w:type="dxa"/>
             <w:gridSpan w:val="7"/>
           </w:tcPr>
           <w:p>
@@ -3326,6 +3329,9 @@
           </w:p>
         </w:tc>
         <w:tc>
+          <w:tcPr>
+            <w:tcW w:w="1467" w:type="dxa"/>
+          </w:tcPr>
           <w:p>
             <w:r>
               <w:t>{{INV_STREET}}</w:t>
@@ -3383,7 +3389,7 @@
         </w:tc>
         <w:tc>
           <w:tcPr>
-            <w:tcW w:w="2904" w:type="dxa"/>
+            <w:tcW w:w="1437" w:type="dxa"/>
             <w:gridSpan w:val="7"/>
           </w:tcPr>
           <w:p>
@@ -3401,6 +3407,9 @@
           </w:p>
         </w:tc>
         <w:tc>
+          <w:tcPr>
+            <w:tcW w:w="1467" w:type="dxa"/>
+          </w:tcPr>
           <w:p>
             <w:r>
               <w:t>{{INV_CITY}}</w:t>
@@ -3458,7 +3467,7 @@
         </w:tc>
         <w:tc>
           <w:tcPr>
-            <w:tcW w:w="2904" w:type="dxa"/>
+            <w:tcW w:w="1437" w:type="dxa"/>
             <w:gridSpan w:val="7"/>
           </w:tcPr>
           <w:p>
@@ -3476,6 +3485,9 @@
           </w:p>
         </w:tc>
         <w:tc>
+          <w:tcPr>
+            <w:tcW w:w="1467" w:type="dxa"/>
+          </w:tcPr>
           <w:p>
             <w:r>
               <w:t>{{INV_STATE}}</w:t>
@@ -3533,7 +3545,7 @@
         </w:tc>
         <w:tc>
           <w:tcPr>
-            <w:tcW w:w="2904" w:type="dxa"/>
+            <w:tcW w:w="1437" w:type="dxa"/>
             <w:gridSpan w:val="7"/>
           </w:tcPr>
           <w:p>
@@ -3551,6 +3563,9 @@
           </w:p>
         </w:tc>
         <w:tc>
+          <w:tcPr>
+            <w:tcW w:w="1467" w:type="dxa"/>
+          </w:tcPr>
           <w:p>
             <w:r>
               <w:t>{{INV_COUNTRY_ADDR}}</w:t>
@@ -3608,7 +3623,7 @@
         </w:tc>
         <w:tc>
           <w:tcPr>
-            <w:tcW w:w="2904" w:type="dxa"/>
+            <w:tcW w:w="1437" w:type="dxa"/>
             <w:gridSpan w:val="7"/>
           </w:tcPr>
           <w:p>
@@ -3639,6 +3654,9 @@
           </w:p>
         </w:tc>
         <w:tc>
+          <w:tcPr>
+            <w:tcW w:w="1467" w:type="dxa"/>
+          </w:tcPr>
           <w:p>
             <w:r>
               <w:t>{{INV_PIN}}</w:t>

--- a/patentform-backend-main/demo/src/main/resources/Form1_Template.docx
+++ b/patentform-backend-main/demo/src/main/resources/Form1_Template.docx
@@ -1,47 +1,51 @@
 
 <file path=word/document.xml><?xml version="1.0" encoding="utf-8"?>
-<w:document xmlns:wpc="http://schemas.microsoft.com/office/word/2010/wordprocessingCanvas" xmlns:cx="http://schemas.microsoft.com/office/drawing/2014/chartex" xmlns:cx1="http://schemas.microsoft.com/office/drawing/2015/9/8/chartex" xmlns:cx2="http://schemas.microsoft.com/office/drawing/2015/10/21/chartex" xmlns:cx3="http://schemas.microsoft.com/office/drawing/2016/5/9/chartex" xmlns:cx4="http://schemas.microsoft.com/office/drawing/2016/5/10/chartex" xmlns:cx5="http://schemas.microsoft.com/office/drawing/2016/5/11/chartex" xmlns:cx6="http://schemas.microsoft.com/office/drawing/2016/5/12/chartex" xmlns:cx7="http://schemas.microsoft.com/office/drawing/2016/5/13/chartex" xmlns:cx8="http://schemas.microsoft.com/office/drawing/2016/5/14/chartex" xmlns:mc="http://schemas.openxmlformats.org/markup-compatibility/2006" xmlns:aink="http://schemas.microsoft.com/office/drawing/2016/ink" xmlns:am3d="http://schemas.microsoft.com/office/drawing/2017/model3d" xmlns:o="urn:schemas-microsoft-com:office:office" xmlns:oel="http://schemas.microsoft.com/office/2019/extlst" xmlns:r="http://schemas.openxmlformats.org/officeDocument/2006/relationships" xmlns:m="http://schemas.openxmlformats.org/officeDocument/2006/math" xmlns:v="urn:schemas-microsoft-com:vml" xmlns:wp14="http://schemas.microsoft.com/office/word/2010/wordprocessingDrawing" xmlns:wp="http://schemas.openxmlformats.org/drawingml/2006/wordprocessingDrawing" xmlns:w10="urn:schemas-microsoft-com:office:word" xmlns:w="http://schemas.openxmlformats.org/wordprocessingml/2006/main" xmlns:w14="http://schemas.microsoft.com/office/word/2010/wordml" xmlns:w15="http://schemas.microsoft.com/office/word/2012/wordml" xmlns:w16cei="http://schemas.microsoft.com/office/word/2026/wordml/cei" xmlns:w16cex="http://schemas.microsoft.com/office/word/2018/wordml/cex" xmlns:w16cid="http://schemas.microsoft.com/office/word/2016/wordml/cid" xmlns:w16="http://schemas.microsoft.com/office/word/2018/wordml" xmlns:w16du="http://schemas.microsoft.com/office/word/2023/wordml/word16du" xmlns:w16sdtdh="http://schemas.microsoft.com/office/word/2020/wordml/sdtdatahash" xmlns:w16sdtfl="http://schemas.microsoft.com/office/word/2024/wordml/sdtformatlock" xmlns:w16se="http://schemas.microsoft.com/office/word/2015/wordml/symex" xmlns:wpg="http://schemas.microsoft.com/office/word/2010/wordprocessingGroup" xmlns:wpi="http://schemas.microsoft.com/office/word/2010/wordprocessingInk" xmlns:wne="http://schemas.microsoft.com/office/word/2006/wordml" xmlns:wps="http://schemas.microsoft.com/office/word/2010/wordprocessingShape" mc:Ignorable="w14 w15 w16se w16cid w16 w16cex w16sdtdh w16sdtfl w16du wp14">
+<w:document xmlns:wpc="http://schemas.microsoft.com/office/word/2010/wordprocessingCanvas" xmlns:cx="http://schemas.microsoft.com/office/drawing/2014/chartex" xmlns:cx1="http://schemas.microsoft.com/office/drawing/2015/9/8/chartex" xmlns:cx2="http://schemas.microsoft.com/office/drawing/2015/10/21/chartex" xmlns:cx3="http://schemas.microsoft.com/office/drawing/2016/5/9/chartex" xmlns:cx4="http://schemas.microsoft.com/office/drawing/2016/5/10/chartex" xmlns:cx5="http://schemas.microsoft.com/office/drawing/2016/5/11/chartex" xmlns:cx6="http://schemas.microsoft.com/office/drawing/2016/5/12/chartex" xmlns:cx7="http://schemas.microsoft.com/office/drawing/2016/5/13/chartex" xmlns:cx8="http://schemas.microsoft.com/office/drawing/2016/5/14/chartex" xmlns:mc="http://schemas.openxmlformats.org/markup-compatibility/2006" xmlns:aink="http://schemas.microsoft.com/office/drawing/2016/ink" xmlns:am3d="http://schemas.microsoft.com/office/drawing/2017/model3d" xmlns:o="urn:schemas-microsoft-com:office:office" xmlns:oel="http://schemas.microsoft.com/office/2019/extlst" xmlns:r="http://schemas.openxmlformats.org/officeDocument/2006/relationships" xmlns:m="http://schemas.openxmlformats.org/officeDocument/2006/math" xmlns:v="urn:schemas-microsoft-com:vml" xmlns:wp14="http://schemas.microsoft.com/office/word/2010/wordprocessingDrawing" xmlns:wp="http://schemas.openxmlformats.org/drawingml/2006/wordprocessingDrawing" xmlns:w10="urn:schemas-microsoft-com:office:word" xmlns:w="http://schemas.openxmlformats.org/wordprocessingml/2006/main" xmlns:w14="http://schemas.microsoft.com/office/word/2010/wordml" xmlns:w15="http://schemas.microsoft.com/office/word/2012/wordml" xmlns:w16cex="http://schemas.microsoft.com/office/word/2018/wordml/cex" xmlns:w16cid="http://schemas.microsoft.com/office/word/2016/wordml/cid" xmlns:w16="http://schemas.microsoft.com/office/word/2018/wordml" xmlns:w16du="http://schemas.microsoft.com/office/word/2023/wordml/word16du" xmlns:w16sdtdh="http://schemas.microsoft.com/office/word/2020/wordml/sdtdatahash" xmlns:w16sdtfl="http://schemas.microsoft.com/office/word/2024/wordml/sdtformatlock" xmlns:w16se="http://schemas.microsoft.com/office/word/2015/wordml/symex" xmlns:wpg="http://schemas.microsoft.com/office/word/2010/wordprocessingGroup" xmlns:wpi="http://schemas.microsoft.com/office/word/2010/wordprocessingInk" xmlns:wne="http://schemas.microsoft.com/office/word/2006/wordml" xmlns:wps="http://schemas.microsoft.com/office/word/2010/wordprocessingShape" mc:Ignorable="w14 w15 w16se w16cid w16 w16cex w16sdtdh w16sdtfl w16du wp14">
   <w:body>
     <w:tbl>
       <w:tblPr>
         <w:tblStyle w:val="TableGrid"/>
-        <w:tblW w:w="9913" w:type="dxa"/>
-        <w:tblInd w:w="130" w:type="dxa"/>
+        <w:tblpPr w:leftFromText="180" w:rightFromText="180" w:vertAnchor="text" w:tblpXSpec="center" w:tblpY="1"/>
+        <w:tblOverlap w:val="never"/>
+        <w:tblW w:w="10340" w:type="dxa"/>
+        <w:jc w:val="center"/>
+        <w:tblLayout w:type="fixed"/>
         <w:tblLook w:val="04A0" w:firstRow="1" w:lastRow="0" w:firstColumn="1" w:lastColumn="0" w:noHBand="0" w:noVBand="1"/>
       </w:tblPr>
       <w:tblGrid>
-        <w:gridCol w:w="1528"/>
-        <w:gridCol w:w="280"/>
-        <w:gridCol w:w="166"/>
-        <w:gridCol w:w="1227"/>
+        <w:gridCol w:w="1309"/>
+        <w:gridCol w:w="278"/>
+        <w:gridCol w:w="1045"/>
         <w:gridCol w:w="116"/>
-        <w:gridCol w:w="432"/>
-        <w:gridCol w:w="930"/>
-        <w:gridCol w:w="597"/>
-        <w:gridCol w:w="146"/>
+        <w:gridCol w:w="122"/>
+        <w:gridCol w:w="142"/>
+        <w:gridCol w:w="1228"/>
+        <w:gridCol w:w="610"/>
+        <w:gridCol w:w="83"/>
         <w:gridCol w:w="52"/>
-        <w:gridCol w:w="25"/>
-        <w:gridCol w:w="93"/>
-        <w:gridCol w:w="388"/>
-        <w:gridCol w:w="29"/>
-        <w:gridCol w:w="521"/>
-        <w:gridCol w:w="479"/>
-        <w:gridCol w:w="180"/>
-        <w:gridCol w:w="504"/>
-        <w:gridCol w:w="259"/>
-        <w:gridCol w:w="254"/>
-        <w:gridCol w:w="240"/>
-        <w:gridCol w:w="153"/>
-        <w:gridCol w:w="1314"/>
+        <w:gridCol w:w="36"/>
+        <w:gridCol w:w="455"/>
+        <w:gridCol w:w="232"/>
+        <w:gridCol w:w="42"/>
+        <w:gridCol w:w="633"/>
+        <w:gridCol w:w="318"/>
+        <w:gridCol w:w="233"/>
+        <w:gridCol w:w="221"/>
+        <w:gridCol w:w="501"/>
+        <w:gridCol w:w="143"/>
+        <w:gridCol w:w="133"/>
+        <w:gridCol w:w="177"/>
+        <w:gridCol w:w="2231"/>
       </w:tblGrid>
       <w:tr>
         <w:trPr>
           <w:trHeight w:val="1685"/>
+          <w:jc w:val="center"/>
         </w:trPr>
         <w:tc>
           <w:tcPr>
-            <w:tcW w:w="9913" w:type="dxa"/>
-            <w:gridSpan w:val="23"/>
+            <w:tcW w:w="6701" w:type="dxa"/>
+            <w:gridSpan w:val="16"/>
           </w:tcPr>
           <w:p>
             <w:pPr>
@@ -52,109 +56,135 @@
             </w:pPr>
             <w:r>
               <w:rPr>
+                <w:sz w:val="24"/>
+                <w:szCs w:val="24"/>
+              </w:rPr>
+              <w:t>“</w:t>
+            </w:r>
+            <w:r>
+              <w:rPr>
                 <w:b/>
                 <w:bCs/>
                 <w:sz w:val="24"/>
                 <w:szCs w:val="24"/>
               </w:rPr>
-              <w:t xml:space="preserve">                                                                            </w:t>
-            </w:r>
-            <w:r>
+              <w:t>FORM 1</w:t>
+            </w:r>
+          </w:p>
+          <w:p>
+            <w:pPr>
+              <w:rPr>
+                <w:sz w:val="24"/>
+                <w:szCs w:val="24"/>
+              </w:rPr>
+            </w:pPr>
+            <w:r>
+              <w:rPr>
+                <w:sz w:val="24"/>
+                <w:szCs w:val="24"/>
+              </w:rPr>
+              <w:t>THE PATENTS ACT 1970 (39 of 1970) and</w:t>
+            </w:r>
+          </w:p>
+          <w:p>
+            <w:pPr>
+              <w:rPr>
+                <w:sz w:val="24"/>
+                <w:szCs w:val="24"/>
+              </w:rPr>
+            </w:pPr>
+            <w:r>
+              <w:rPr>
+                <w:sz w:val="24"/>
+                <w:szCs w:val="24"/>
+              </w:rPr>
+              <w:t>THE PATENTS RULES, 2003</w:t>
+            </w:r>
+          </w:p>
+          <w:p>
+            <w:pPr>
               <w:rPr>
                 <w:b/>
                 <w:bCs/>
                 <w:sz w:val="24"/>
                 <w:szCs w:val="24"/>
               </w:rPr>
-              <w:t>FORM 1</w:t>
-            </w:r>
-          </w:p>
-          <w:p>
-            <w:pPr>
-              <w:rPr>
+            </w:pPr>
+            <w:r>
+              <w:rPr>
+                <w:b/>
+                <w:bCs/>
                 <w:sz w:val="24"/>
                 <w:szCs w:val="24"/>
               </w:rPr>
-            </w:pPr>
+              <w:t>APPLICATION FOR GRANT OF PATENT</w:t>
+            </w:r>
+          </w:p>
+          <w:p>
             <w:r>
               <w:rPr>
                 <w:sz w:val="24"/>
                 <w:szCs w:val="24"/>
               </w:rPr>
-              <w:t xml:space="preserve">                                              </w:t>
-            </w:r>
-            <w:r>
-              <w:rPr>
-                <w:sz w:val="24"/>
-                <w:szCs w:val="24"/>
-              </w:rPr>
-              <w:t>THE PATENTS ACT 1970 (39 of 1970) and</w:t>
-            </w:r>
-          </w:p>
-          <w:p>
-            <w:pPr>
-              <w:rPr>
-                <w:sz w:val="24"/>
-                <w:szCs w:val="24"/>
-              </w:rPr>
-            </w:pPr>
-            <w:r>
-              <w:rPr>
-                <w:sz w:val="24"/>
-                <w:szCs w:val="24"/>
-              </w:rPr>
-              <w:t xml:space="preserve">                                                           </w:t>
-            </w:r>
-            <w:r>
-              <w:rPr>
-                <w:sz w:val="24"/>
-                <w:szCs w:val="24"/>
-              </w:rPr>
-              <w:t>THE PATENTS RULES, 2003</w:t>
-            </w:r>
-          </w:p>
-          <w:p>
-            <w:pPr>
-              <w:rPr>
-                <w:b/>
-                <w:bCs/>
-                <w:sz w:val="24"/>
-                <w:szCs w:val="24"/>
-              </w:rPr>
-            </w:pPr>
-            <w:r>
-              <w:rPr>
-                <w:b/>
-                <w:bCs/>
-                <w:sz w:val="24"/>
-                <w:szCs w:val="24"/>
-              </w:rPr>
-              <w:t xml:space="preserve">                                             </w:t>
-            </w:r>
-            <w:r>
-              <w:rPr>
-                <w:b/>
-                <w:bCs/>
-                <w:sz w:val="24"/>
-                <w:szCs w:val="24"/>
-              </w:rPr>
-              <w:t>APPLICATION FOR GRANT OF PATENT</w:t>
-            </w:r>
-          </w:p>
-          <w:p>
-            <w:r>
-              <w:rPr>
-                <w:sz w:val="24"/>
-                <w:szCs w:val="24"/>
-              </w:rPr>
-              <w:t xml:space="preserve">                                    </w:t>
-            </w:r>
-            <w:r>
-              <w:rPr>
-                <w:sz w:val="24"/>
-                <w:szCs w:val="24"/>
-              </w:rPr>
               <w:t>(See section 7, 54 and 135 and sub-rule (1) of rule 20)</w:t>
+            </w:r>
+          </w:p>
+        </w:tc>
+        <w:tc>
+          <w:tcPr>
+            <w:tcW w:w="3639" w:type="dxa"/>
+            <w:gridSpan w:val="7"/>
+          </w:tcPr>
+          <w:p>
+            <w:pPr>
+              <w:tabs>
+                <w:tab w:val="left" w:pos="1155"/>
+              </w:tabs>
+            </w:pPr>
+            <w:r>
+              <w:rPr>
+                <w:sz w:val="24"/>
+              </w:rPr>
+              <w:t xml:space="preserve">     (FOR</w:t>
+            </w:r>
+            <w:r>
+              <w:rPr>
+                <w:spacing w:val="-8"/>
+                <w:sz w:val="24"/>
+              </w:rPr>
+              <w:t xml:space="preserve"> </w:t>
+            </w:r>
+            <w:r>
+              <w:rPr>
+                <w:sz w:val="24"/>
+              </w:rPr>
+              <w:t>OFFICE</w:t>
+            </w:r>
+            <w:r>
+              <w:rPr>
+                <w:spacing w:val="-7"/>
+                <w:sz w:val="24"/>
+              </w:rPr>
+              <w:t xml:space="preserve"> </w:t>
+            </w:r>
+            <w:r>
+              <w:rPr>
+                <w:sz w:val="24"/>
+              </w:rPr>
+              <w:t>USE</w:t>
+            </w:r>
+            <w:r>
+              <w:rPr>
+                <w:spacing w:val="-6"/>
+                <w:sz w:val="24"/>
+              </w:rPr>
+              <w:t xml:space="preserve"> </w:t>
+            </w:r>
+            <w:r>
+              <w:rPr>
+                <w:sz w:val="24"/>
+              </w:rPr>
+              <w:t>ONLY)</w:t>
             </w:r>
           </w:p>
         </w:tc>
@@ -162,18 +192,19 @@
       <w:tr>
         <w:trPr>
           <w:trHeight w:val="432"/>
+          <w:jc w:val="center"/>
         </w:trPr>
         <w:tc>
           <w:tcPr>
-            <w:tcW w:w="5422" w:type="dxa"/>
+            <w:tcW w:w="4933" w:type="dxa"/>
             <w:gridSpan w:val="9"/>
           </w:tcPr>
           <w:p/>
         </w:tc>
         <w:tc>
           <w:tcPr>
-            <w:tcW w:w="2271" w:type="dxa"/>
-            <w:gridSpan w:val="9"/>
+            <w:tcW w:w="2723" w:type="dxa"/>
+            <w:gridSpan w:val="10"/>
           </w:tcPr>
           <w:p>
             <w:r>
@@ -199,8 +230,8 @@
         </w:tc>
         <w:tc>
           <w:tcPr>
-            <w:tcW w:w="2220" w:type="dxa"/>
-            <w:gridSpan w:val="5"/>
+            <w:tcW w:w="2684" w:type="dxa"/>
+            <w:gridSpan w:val="4"/>
           </w:tcPr>
           <w:p/>
         </w:tc>
@@ -208,18 +239,19 @@
       <w:tr>
         <w:trPr>
           <w:trHeight w:val="432"/>
+          <w:jc w:val="center"/>
         </w:trPr>
         <w:tc>
           <w:tcPr>
-            <w:tcW w:w="5422" w:type="dxa"/>
+            <w:tcW w:w="4933" w:type="dxa"/>
             <w:gridSpan w:val="9"/>
           </w:tcPr>
           <w:p/>
         </w:tc>
         <w:tc>
           <w:tcPr>
-            <w:tcW w:w="2271" w:type="dxa"/>
-            <w:gridSpan w:val="9"/>
+            <w:tcW w:w="2723" w:type="dxa"/>
+            <w:gridSpan w:val="10"/>
           </w:tcPr>
           <w:p>
             <w:r>
@@ -245,8 +277,8 @@
         </w:tc>
         <w:tc>
           <w:tcPr>
-            <w:tcW w:w="2220" w:type="dxa"/>
-            <w:gridSpan w:val="5"/>
+            <w:tcW w:w="2684" w:type="dxa"/>
+            <w:gridSpan w:val="4"/>
           </w:tcPr>
           <w:p/>
         </w:tc>
@@ -254,18 +286,19 @@
       <w:tr>
         <w:trPr>
           <w:trHeight w:val="432"/>
+          <w:jc w:val="center"/>
         </w:trPr>
         <w:tc>
           <w:tcPr>
-            <w:tcW w:w="5422" w:type="dxa"/>
+            <w:tcW w:w="4933" w:type="dxa"/>
             <w:gridSpan w:val="9"/>
           </w:tcPr>
           <w:p/>
         </w:tc>
         <w:tc>
           <w:tcPr>
-            <w:tcW w:w="2271" w:type="dxa"/>
-            <w:gridSpan w:val="9"/>
+            <w:tcW w:w="2723" w:type="dxa"/>
+            <w:gridSpan w:val="10"/>
           </w:tcPr>
           <w:p>
             <w:pPr>
@@ -319,8 +352,8 @@
         </w:tc>
         <w:tc>
           <w:tcPr>
-            <w:tcW w:w="2220" w:type="dxa"/>
-            <w:gridSpan w:val="5"/>
+            <w:tcW w:w="2684" w:type="dxa"/>
+            <w:gridSpan w:val="4"/>
           </w:tcPr>
           <w:p/>
         </w:tc>
@@ -328,18 +361,19 @@
       <w:tr>
         <w:trPr>
           <w:trHeight w:val="432"/>
+          <w:jc w:val="center"/>
         </w:trPr>
         <w:tc>
           <w:tcPr>
-            <w:tcW w:w="5422" w:type="dxa"/>
+            <w:tcW w:w="4933" w:type="dxa"/>
             <w:gridSpan w:val="9"/>
           </w:tcPr>
           <w:p/>
         </w:tc>
         <w:tc>
           <w:tcPr>
-            <w:tcW w:w="2271" w:type="dxa"/>
-            <w:gridSpan w:val="9"/>
+            <w:tcW w:w="2723" w:type="dxa"/>
+            <w:gridSpan w:val="10"/>
           </w:tcPr>
           <w:p>
             <w:r>
@@ -365,8 +399,8 @@
         </w:tc>
         <w:tc>
           <w:tcPr>
-            <w:tcW w:w="2220" w:type="dxa"/>
-            <w:gridSpan w:val="5"/>
+            <w:tcW w:w="2684" w:type="dxa"/>
+            <w:gridSpan w:val="4"/>
           </w:tcPr>
           <w:p/>
         </w:tc>
@@ -374,18 +408,19 @@
       <w:tr>
         <w:trPr>
           <w:trHeight w:val="432"/>
+          <w:jc w:val="center"/>
         </w:trPr>
         <w:tc>
           <w:tcPr>
-            <w:tcW w:w="5422" w:type="dxa"/>
+            <w:tcW w:w="4933" w:type="dxa"/>
             <w:gridSpan w:val="9"/>
           </w:tcPr>
           <w:p/>
         </w:tc>
         <w:tc>
           <w:tcPr>
-            <w:tcW w:w="2271" w:type="dxa"/>
-            <w:gridSpan w:val="9"/>
+            <w:tcW w:w="2723" w:type="dxa"/>
+            <w:gridSpan w:val="10"/>
           </w:tcPr>
           <w:p>
             <w:r>
@@ -398,8 +433,8 @@
         </w:tc>
         <w:tc>
           <w:tcPr>
-            <w:tcW w:w="2220" w:type="dxa"/>
-            <w:gridSpan w:val="5"/>
+            <w:tcW w:w="2684" w:type="dxa"/>
+            <w:gridSpan w:val="4"/>
           </w:tcPr>
           <w:p/>
         </w:tc>
@@ -407,10 +442,11 @@
       <w:tr>
         <w:trPr>
           <w:trHeight w:val="1008"/>
+          <w:jc w:val="center"/>
         </w:trPr>
         <w:tc>
           <w:tcPr>
-            <w:tcW w:w="5422" w:type="dxa"/>
+            <w:tcW w:w="4933" w:type="dxa"/>
             <w:gridSpan w:val="9"/>
           </w:tcPr>
           <w:p>
@@ -536,7 +572,7 @@
         </w:tc>
         <w:tc>
           <w:tcPr>
-            <w:tcW w:w="4491" w:type="dxa"/>
+            <w:tcW w:w="5407" w:type="dxa"/>
             <w:gridSpan w:val="14"/>
           </w:tcPr>
           <w:p/>
@@ -545,10 +581,11 @@
       <w:tr>
         <w:trPr>
           <w:trHeight w:val="461"/>
+          <w:jc w:val="center"/>
         </w:trPr>
         <w:tc>
           <w:tcPr>
-            <w:tcW w:w="9913" w:type="dxa"/>
+            <w:tcW w:w="10340" w:type="dxa"/>
             <w:gridSpan w:val="23"/>
           </w:tcPr>
           <w:p>
@@ -739,10 +776,11 @@
       <w:tr>
         <w:trPr>
           <w:trHeight w:val="432"/>
+          <w:jc w:val="center"/>
         </w:trPr>
         <w:tc>
           <w:tcPr>
-            <w:tcW w:w="3749" w:type="dxa"/>
+            <w:tcW w:w="3012" w:type="dxa"/>
             <w:gridSpan w:val="6"/>
           </w:tcPr>
           <w:p>
@@ -788,35 +826,47 @@
         </w:tc>
         <w:tc>
           <w:tcPr>
-            <w:tcW w:w="3260" w:type="dxa"/>
-            <w:gridSpan w:val="10"/>
-          </w:tcPr>
-          <w:p>
-            <w:pPr>
-              <w:rPr>
-                <w:b/>
-              </w:rPr>
-            </w:pPr>
-            <w:r>
+            <w:tcW w:w="3922" w:type="dxa"/>
+            <w:gridSpan w:val="11"/>
+          </w:tcPr>
+          <w:p>
+            <w:pPr>
+              <w:rPr>
+                <w:b/>
+                <w:sz w:val="24"/>
+              </w:rPr>
+            </w:pPr>
+            <w:r>
+              <w:rPr>
+                <w:sz w:val="24"/>
+              </w:rPr>
               <w:t>Convention</w:t>
             </w:r>
             <w:r>
               <w:rPr>
                 <w:spacing w:val="-3"/>
+                <w:sz w:val="24"/>
               </w:rPr>
               <w:t xml:space="preserve"> </w:t>
             </w:r>
             <w:proofErr w:type="gramStart"/>
             <w:r>
+              <w:rPr>
+                <w:sz w:val="24"/>
+              </w:rPr>
               <w:t>(</w:t>
             </w:r>
             <w:r>
               <w:rPr>
                 <w:spacing w:val="-3"/>
-              </w:rPr>
-              <w:t xml:space="preserve"> </w:t>
-            </w:r>
-            <w:r>
+                <w:sz w:val="24"/>
+              </w:rPr>
+              <w:t xml:space="preserve"> </w:t>
+            </w:r>
+            <w:r>
+              <w:rPr>
+                <w:sz w:val="24"/>
+              </w:rPr>
               <w:t>)</w:t>
             </w:r>
             <w:proofErr w:type="gramEnd"/>
@@ -824,26 +874,34 @@
         </w:tc>
         <w:tc>
           <w:tcPr>
-            <w:tcW w:w="2904" w:type="dxa"/>
-            <w:gridSpan w:val="7"/>
-          </w:tcPr>
-          <w:p>
-            <w:pPr>
-              <w:rPr>
-                <w:b/>
-              </w:rPr>
-            </w:pPr>
-            <w:r>
+            <w:tcW w:w="3406" w:type="dxa"/>
+            <w:gridSpan w:val="6"/>
+          </w:tcPr>
+          <w:p>
+            <w:pPr>
+              <w:rPr>
+                <w:b/>
+                <w:sz w:val="24"/>
+              </w:rPr>
+            </w:pPr>
+            <w:r>
+              <w:rPr>
+                <w:sz w:val="24"/>
+              </w:rPr>
               <w:t>PCT-NP</w:t>
             </w:r>
             <w:r>
               <w:rPr>
                 <w:spacing w:val="1"/>
+                <w:sz w:val="24"/>
               </w:rPr>
               <w:t xml:space="preserve"> </w:t>
             </w:r>
             <w:proofErr w:type="gramStart"/>
             <w:r>
+              <w:rPr>
+                <w:sz w:val="24"/>
+              </w:rPr>
               <w:t>( )</w:t>
             </w:r>
             <w:proofErr w:type="gramEnd"/>
@@ -853,10 +911,11 @@
       <w:tr>
         <w:trPr>
           <w:trHeight w:val="432"/>
+          <w:jc w:val="center"/>
         </w:trPr>
         <w:tc>
           <w:tcPr>
-            <w:tcW w:w="1808" w:type="dxa"/>
+            <w:tcW w:w="1587" w:type="dxa"/>
             <w:gridSpan w:val="2"/>
           </w:tcPr>
           <w:p>
@@ -871,34 +930,26 @@
               <w:rPr>
                 <w:sz w:val="24"/>
               </w:rPr>
-              <w:t>Divisiona</w:t>
-            </w:r>
-            <w:r>
-              <w:rPr>
-                <w:sz w:val="24"/>
-              </w:rPr>
-              <w:t xml:space="preserve">l </w:t>
-            </w:r>
-            <w:proofErr w:type="gramStart"/>
+              <w:t>Divisional</w:t>
+            </w:r>
+          </w:p>
+          <w:p>
+            <w:pPr>
+              <w:rPr>
+                <w:sz w:val="24"/>
+              </w:rPr>
+            </w:pPr>
             <w:r>
               <w:rPr>
                 <w:sz w:val="24"/>
               </w:rPr>
               <w:t>( )</w:t>
             </w:r>
-            <w:proofErr w:type="gramEnd"/>
-          </w:p>
-          <w:p>
-            <w:pPr>
-              <w:rPr>
-                <w:sz w:val="24"/>
-              </w:rPr>
-            </w:pPr>
-          </w:p>
-        </w:tc>
-        <w:tc>
-          <w:tcPr>
-            <w:tcW w:w="1941" w:type="dxa"/>
+          </w:p>
+        </w:tc>
+        <w:tc>
+          <w:tcPr>
+            <w:tcW w:w="1425" w:type="dxa"/>
             <w:gridSpan w:val="4"/>
           </w:tcPr>
           <w:p>
@@ -906,220 +957,235 @@
               <w:pStyle w:val="TableParagraph"/>
               <w:spacing w:line="292" w:lineRule="exact"/>
               <w:rPr>
-                <w:sz w:val="20"/>
-                <w:szCs w:val="20"/>
-              </w:rPr>
-            </w:pPr>
-            <w:r>
-              <w:rPr>
-                <w:sz w:val="20"/>
-                <w:szCs w:val="20"/>
+                <w:sz w:val="24"/>
+              </w:rPr>
+            </w:pPr>
+            <w:r>
+              <w:rPr>
+                <w:sz w:val="24"/>
               </w:rPr>
               <w:t>Patent</w:t>
             </w:r>
             <w:r>
               <w:rPr>
                 <w:spacing w:val="-7"/>
-                <w:sz w:val="20"/>
-                <w:szCs w:val="20"/>
-              </w:rPr>
-              <w:t xml:space="preserve"> </w:t>
-            </w:r>
-            <w:r>
-              <w:rPr>
-                <w:sz w:val="20"/>
-                <w:szCs w:val="20"/>
+                <w:sz w:val="24"/>
+              </w:rPr>
+              <w:t xml:space="preserve"> </w:t>
+            </w:r>
+            <w:r>
+              <w:rPr>
+                <w:sz w:val="24"/>
               </w:rPr>
               <w:t>of</w:t>
             </w:r>
-            <w:r>
-              <w:rPr>
-                <w:sz w:val="20"/>
-                <w:szCs w:val="20"/>
-              </w:rPr>
-              <w:t xml:space="preserve"> </w:t>
-            </w:r>
-            <w:r>
-              <w:rPr>
-                <w:sz w:val="20"/>
-                <w:szCs w:val="20"/>
+          </w:p>
+          <w:p>
+            <w:pPr>
+              <w:rPr>
+                <w:sz w:val="24"/>
+              </w:rPr>
+            </w:pPr>
+            <w:r>
+              <w:rPr>
+                <w:sz w:val="24"/>
               </w:rPr>
               <w:t>Addition</w:t>
             </w:r>
             <w:r>
               <w:rPr>
                 <w:spacing w:val="-1"/>
-                <w:sz w:val="20"/>
-                <w:szCs w:val="20"/>
+                <w:sz w:val="24"/>
               </w:rPr>
               <w:t xml:space="preserve"> </w:t>
             </w:r>
             <w:proofErr w:type="gramStart"/>
             <w:r>
               <w:rPr>
-                <w:sz w:val="20"/>
-                <w:szCs w:val="20"/>
+                <w:sz w:val="24"/>
               </w:rPr>
               <w:t>(</w:t>
             </w:r>
             <w:r>
               <w:rPr>
                 <w:spacing w:val="-1"/>
-                <w:sz w:val="20"/>
-                <w:szCs w:val="20"/>
-              </w:rPr>
-              <w:t xml:space="preserve"> </w:t>
-            </w:r>
-            <w:r>
-              <w:rPr>
-                <w:sz w:val="20"/>
-                <w:szCs w:val="20"/>
+                <w:sz w:val="24"/>
+              </w:rPr>
+              <w:t xml:space="preserve"> </w:t>
+            </w:r>
+            <w:r>
+              <w:rPr>
+                <w:sz w:val="24"/>
               </w:rPr>
               <w:t>)</w:t>
             </w:r>
             <w:proofErr w:type="gramEnd"/>
           </w:p>
-          <w:p>
-            <w:pPr>
-              <w:rPr>
-                <w:sz w:val="24"/>
-              </w:rPr>
-            </w:pPr>
-          </w:p>
-        </w:tc>
-        <w:tc>
-          <w:tcPr>
-            <w:tcW w:w="1527" w:type="dxa"/>
+        </w:tc>
+        <w:tc>
+          <w:tcPr>
+            <w:tcW w:w="1838" w:type="dxa"/>
             <w:gridSpan w:val="2"/>
           </w:tcPr>
           <w:p>
             <w:pPr>
               <w:pStyle w:val="TableParagraph"/>
               <w:spacing w:line="292" w:lineRule="exact"/>
-            </w:pPr>
-            <w:proofErr w:type="gramStart"/>
-            <w:r>
+              <w:rPr>
+                <w:sz w:val="24"/>
+              </w:rPr>
+            </w:pPr>
+            <w:r>
+              <w:rPr>
+                <w:sz w:val="24"/>
+              </w:rPr>
               <w:t>Divisional</w:t>
             </w:r>
-            <w:r>
-              <w:t xml:space="preserve">  </w:t>
-            </w:r>
-            <w:r>
-              <w:t>(</w:t>
-            </w:r>
-            <w:proofErr w:type="gramEnd"/>
-            <w:r>
-              <w:t xml:space="preserve"> )</w:t>
-            </w:r>
-          </w:p>
-          <w:p>
-            <w:pPr>
-              <w:rPr>
-                <w:sz w:val="24"/>
-              </w:rPr>
-            </w:pPr>
-          </w:p>
-        </w:tc>
-        <w:tc>
-          <w:tcPr>
-            <w:tcW w:w="1733" w:type="dxa"/>
-            <w:gridSpan w:val="8"/>
+          </w:p>
+          <w:p>
+            <w:pPr>
+              <w:rPr>
+                <w:sz w:val="24"/>
+              </w:rPr>
+            </w:pPr>
+            <w:r>
+              <w:rPr>
+                <w:sz w:val="24"/>
+              </w:rPr>
+              <w:t>( )</w:t>
+            </w:r>
+          </w:p>
+        </w:tc>
+        <w:tc>
+          <w:tcPr>
+            <w:tcW w:w="2084" w:type="dxa"/>
+            <w:gridSpan w:val="9"/>
           </w:tcPr>
           <w:p>
             <w:pPr>
               <w:pStyle w:val="TableParagraph"/>
               <w:spacing w:line="292" w:lineRule="exact"/>
-            </w:pPr>
-            <w:r>
+              <w:rPr>
+                <w:sz w:val="24"/>
+              </w:rPr>
+            </w:pPr>
+            <w:r>
+              <w:rPr>
+                <w:sz w:val="24"/>
+              </w:rPr>
               <w:t>Patent of</w:t>
             </w:r>
-            <w:r>
-              <w:t xml:space="preserve"> </w:t>
-            </w:r>
-            <w:r>
+          </w:p>
+          <w:p>
+            <w:pPr>
+              <w:rPr>
+                <w:sz w:val="24"/>
+              </w:rPr>
+            </w:pPr>
+            <w:r>
+              <w:rPr>
+                <w:sz w:val="24"/>
+              </w:rPr>
               <w:t xml:space="preserve">Addition </w:t>
             </w:r>
             <w:proofErr w:type="gramStart"/>
             <w:r>
+              <w:rPr>
+                <w:sz w:val="24"/>
+              </w:rPr>
               <w:t>(</w:t>
             </w:r>
             <w:r>
               <w:rPr>
                 <w:spacing w:val="-1"/>
-              </w:rPr>
-              <w:t xml:space="preserve"> </w:t>
-            </w:r>
-            <w:r>
+                <w:sz w:val="24"/>
+              </w:rPr>
+              <w:t xml:space="preserve"> </w:t>
+            </w:r>
+            <w:r>
+              <w:rPr>
+                <w:sz w:val="24"/>
+              </w:rPr>
               <w:t>)</w:t>
             </w:r>
             <w:proofErr w:type="gramEnd"/>
           </w:p>
-          <w:p>
-            <w:pPr>
-              <w:rPr>
-                <w:sz w:val="24"/>
-              </w:rPr>
-            </w:pPr>
-          </w:p>
-        </w:tc>
-        <w:tc>
-          <w:tcPr>
-            <w:tcW w:w="1437" w:type="dxa"/>
+        </w:tc>
+        <w:tc>
+          <w:tcPr>
+            <w:tcW w:w="1175" w:type="dxa"/>
             <w:gridSpan w:val="5"/>
           </w:tcPr>
           <w:p>
             <w:pPr>
-              <w:rPr>
-                <w:sz w:val="24"/>
-              </w:rPr>
-            </w:pPr>
-            <w:proofErr w:type="gramStart"/>
-            <w:r>
+              <w:pStyle w:val="TableParagraph"/>
+              <w:spacing w:line="292" w:lineRule="exact"/>
+              <w:rPr>
+                <w:sz w:val="24"/>
+              </w:rPr>
+            </w:pPr>
+            <w:r>
+              <w:rPr>
+                <w:sz w:val="24"/>
+              </w:rPr>
               <w:t>Divisional</w:t>
             </w:r>
-            <w:r>
+          </w:p>
+          <w:p>
+            <w:pPr>
+              <w:rPr>
+                <w:sz w:val="24"/>
+              </w:rPr>
+            </w:pPr>
+            <w:r>
+              <w:rPr>
+                <w:sz w:val="24"/>
+              </w:rPr>
               <w:t>( )</w:t>
             </w:r>
-            <w:proofErr w:type="gramEnd"/>
-          </w:p>
-        </w:tc>
-        <w:tc>
-          <w:tcPr>
-            <w:tcW w:w="1467" w:type="dxa"/>
-            <w:gridSpan w:val="2"/>
-          </w:tcPr>
-          <w:p>
-            <w:pPr>
-              <w:rPr>
-                <w:sz w:val="24"/>
-              </w:rPr>
-            </w:pPr>
-            <w:r>
+          </w:p>
+        </w:tc>
+        <w:tc>
+          <w:tcPr>
+            <w:tcW w:w="2231" w:type="dxa"/>
+          </w:tcPr>
+          <w:p>
+            <w:pPr>
+              <w:rPr>
+                <w:sz w:val="24"/>
+              </w:rPr>
+            </w:pPr>
+            <w:r>
+              <w:rPr>
+                <w:sz w:val="24"/>
+              </w:rPr>
               <w:t>Patent</w:t>
             </w:r>
             <w:r>
               <w:rPr>
                 <w:spacing w:val="-4"/>
-              </w:rPr>
-              <w:t xml:space="preserve"> </w:t>
-            </w:r>
-            <w:r>
+                <w:sz w:val="24"/>
+              </w:rPr>
+              <w:t xml:space="preserve"> </w:t>
+            </w:r>
+            <w:r>
+              <w:rPr>
+                <w:sz w:val="24"/>
+              </w:rPr>
               <w:t>of</w:t>
             </w:r>
             <w:r>
               <w:rPr>
                 <w:spacing w:val="-4"/>
-              </w:rPr>
-              <w:t xml:space="preserve"> </w:t>
-            </w:r>
-            <w:r>
-              <w:t>Addition</w:t>
-            </w:r>
-            <w:r>
-              <w:rPr>
-                <w:sz w:val="24"/>
-              </w:rPr>
-              <w:t xml:space="preserve"> </w:t>
+                <w:sz w:val="24"/>
+              </w:rPr>
+              <w:t xml:space="preserve"> </w:t>
+            </w:r>
+            <w:r>
+              <w:rPr>
+                <w:sz w:val="24"/>
+              </w:rPr>
+              <w:t xml:space="preserve">Addition </w:t>
             </w:r>
             <w:proofErr w:type="gramStart"/>
             <w:r>
@@ -1148,10 +1214,11 @@
       <w:tr>
         <w:trPr>
           <w:trHeight w:val="360"/>
+          <w:jc w:val="center"/>
         </w:trPr>
         <w:tc>
           <w:tcPr>
-            <w:tcW w:w="9913" w:type="dxa"/>
+            <w:tcW w:w="10340" w:type="dxa"/>
             <w:gridSpan w:val="23"/>
           </w:tcPr>
           <w:p>
@@ -1188,10 +1255,11 @@
       <w:tr>
         <w:trPr>
           <w:trHeight w:val="677"/>
+          <w:jc w:val="center"/>
         </w:trPr>
         <w:tc>
           <w:tcPr>
-            <w:tcW w:w="3749" w:type="dxa"/>
+            <w:tcW w:w="3012" w:type="dxa"/>
             <w:gridSpan w:val="6"/>
           </w:tcPr>
           <w:p>
@@ -1237,7 +1305,7 @@
         </w:tc>
         <w:tc>
           <w:tcPr>
-            <w:tcW w:w="1527" w:type="dxa"/>
+            <w:tcW w:w="1838" w:type="dxa"/>
             <w:gridSpan w:val="2"/>
           </w:tcPr>
           <w:p>
@@ -1257,8 +1325,8 @@
         </w:tc>
         <w:tc>
           <w:tcPr>
-            <w:tcW w:w="1733" w:type="dxa"/>
-            <w:gridSpan w:val="8"/>
+            <w:tcW w:w="2084" w:type="dxa"/>
+            <w:gridSpan w:val="9"/>
           </w:tcPr>
           <w:p>
             <w:pPr>
@@ -1275,19 +1343,7 @@
               <w:rPr>
                 <w:sz w:val="24"/>
               </w:rPr>
-              <w:t>Country</w:t>
-            </w:r>
-            <w:r>
-              <w:rPr>
-                <w:sz w:val="24"/>
-              </w:rPr>
-              <w:t xml:space="preserve"> </w:t>
-            </w:r>
-            <w:r>
-              <w:rPr>
-                <w:sz w:val="24"/>
-              </w:rPr>
-              <w:t>of</w:t>
+              <w:t>Country of</w:t>
             </w:r>
           </w:p>
           <w:p>
@@ -1314,8 +1370,8 @@
         </w:tc>
         <w:tc>
           <w:tcPr>
-            <w:tcW w:w="2904" w:type="dxa"/>
-            <w:gridSpan w:val="7"/>
+            <w:tcW w:w="3406" w:type="dxa"/>
+            <w:gridSpan w:val="6"/>
           </w:tcPr>
           <w:p>
             <w:pPr>
@@ -1375,10 +1431,11 @@
       <w:tr>
         <w:trPr>
           <w:trHeight w:val="355"/>
+          <w:jc w:val="center"/>
         </w:trPr>
         <w:tc>
           <w:tcPr>
-            <w:tcW w:w="3749" w:type="dxa"/>
+            <w:tcW w:w="3012" w:type="dxa"/>
             <w:gridSpan w:val="6"/>
             <w:vMerge w:val="restart"/>
           </w:tcPr>
@@ -1389,13 +1446,18 @@
               </w:rPr>
             </w:pPr>
             <w:r>
+              <w:rPr>
+                <w:rFonts w:eastAsia="SimSun"/>
+                <w:sz w:val="24"/>
+                <w:szCs w:val="24"/>
+              </w:rPr>
               <w:t>{{APP_NAME}}</w:t>
             </w:r>
           </w:p>
         </w:tc>
         <w:tc>
           <w:tcPr>
-            <w:tcW w:w="1527" w:type="dxa"/>
+            <w:tcW w:w="1838" w:type="dxa"/>
             <w:gridSpan w:val="2"/>
             <w:vMerge w:val="restart"/>
           </w:tcPr>
@@ -1406,14 +1468,19 @@
               </w:rPr>
             </w:pPr>
             <w:r>
+              <w:rPr>
+                <w:rFonts w:eastAsia="SimSun"/>
+                <w:sz w:val="24"/>
+                <w:szCs w:val="24"/>
+              </w:rPr>
               <w:t>{{NATIONALITY}}</w:t>
             </w:r>
           </w:p>
         </w:tc>
         <w:tc>
           <w:tcPr>
-            <w:tcW w:w="1733" w:type="dxa"/>
-            <w:gridSpan w:val="8"/>
+            <w:tcW w:w="2084" w:type="dxa"/>
+            <w:gridSpan w:val="9"/>
             <w:vMerge w:val="restart"/>
           </w:tcPr>
           <w:p>
@@ -1428,13 +1495,18 @@
               </w:rPr>
             </w:pPr>
             <w:r>
+              <w:rPr>
+                <w:rFonts w:eastAsia="SimSun"/>
+                <w:sz w:val="24"/>
+                <w:szCs w:val="24"/>
+              </w:rPr>
               <w:t>{{RES_CO}}</w:t>
             </w:r>
           </w:p>
         </w:tc>
         <w:tc>
           <w:tcPr>
-            <w:tcW w:w="1437" w:type="dxa"/>
+            <w:tcW w:w="1175" w:type="dxa"/>
             <w:gridSpan w:val="5"/>
           </w:tcPr>
           <w:p>
@@ -1443,39 +1515,32 @@
                 <w:sz w:val="24"/>
               </w:rPr>
             </w:pPr>
-            <w:r>
-              <w:rPr>
-                <w:sz w:val="24"/>
-              </w:rPr>
-              <w:t>House</w:t>
-            </w:r>
-            <w:r>
-              <w:rPr>
-                <w:spacing w:val="-2"/>
-                <w:sz w:val="24"/>
-              </w:rPr>
-              <w:t xml:space="preserve"> </w:t>
-            </w:r>
-            <w:r>
-              <w:rPr>
-                <w:sz w:val="24"/>
-              </w:rPr>
-              <w:t>No.</w:t>
-            </w:r>
-          </w:p>
-        </w:tc>
-        <w:tc>
-          <w:tcPr>
-            <w:tcW w:w="1467" w:type="dxa"/>
-            <w:gridSpan w:val="2"/>
-          </w:tcPr>
-          <w:p>
-            <w:pPr>
-              <w:rPr>
-                <w:sz w:val="24"/>
-              </w:rPr>
-            </w:pPr>
-            <w:r>
+            <w:proofErr w:type="spellStart"/>
+            <w:r>
+              <w:rPr>
+                <w:sz w:val="24"/>
+              </w:rPr>
+              <w:t>House.No</w:t>
+            </w:r>
+            <w:proofErr w:type="spellEnd"/>
+          </w:p>
+        </w:tc>
+        <w:tc>
+          <w:tcPr>
+            <w:tcW w:w="2231" w:type="dxa"/>
+          </w:tcPr>
+          <w:p>
+            <w:pPr>
+              <w:rPr>
+                <w:sz w:val="24"/>
+              </w:rPr>
+            </w:pPr>
+            <w:r>
+              <w:rPr>
+                <w:rFonts w:eastAsia="SimSun"/>
+                <w:sz w:val="24"/>
+                <w:szCs w:val="24"/>
+              </w:rPr>
               <w:t>{{HOUSE_NO}}</w:t>
             </w:r>
           </w:p>
@@ -1484,10 +1549,11 @@
       <w:tr>
         <w:trPr>
           <w:trHeight w:val="355"/>
+          <w:jc w:val="center"/>
         </w:trPr>
         <w:tc>
           <w:tcPr>
-            <w:tcW w:w="3749" w:type="dxa"/>
+            <w:tcW w:w="3012" w:type="dxa"/>
             <w:gridSpan w:val="6"/>
             <w:vMerge/>
           </w:tcPr>
@@ -1501,7 +1567,7 @@
         </w:tc>
         <w:tc>
           <w:tcPr>
-            <w:tcW w:w="1527" w:type="dxa"/>
+            <w:tcW w:w="1838" w:type="dxa"/>
             <w:gridSpan w:val="2"/>
             <w:vMerge/>
           </w:tcPr>
@@ -1515,8 +1581,8 @@
         </w:tc>
         <w:tc>
           <w:tcPr>
-            <w:tcW w:w="1733" w:type="dxa"/>
-            <w:gridSpan w:val="8"/>
+            <w:tcW w:w="2084" w:type="dxa"/>
+            <w:gridSpan w:val="9"/>
             <w:vMerge/>
           </w:tcPr>
           <w:p>
@@ -1534,7 +1600,7 @@
         </w:tc>
         <w:tc>
           <w:tcPr>
-            <w:tcW w:w="1437" w:type="dxa"/>
+            <w:tcW w:w="1175" w:type="dxa"/>
             <w:gridSpan w:val="5"/>
           </w:tcPr>
           <w:p>
@@ -1553,16 +1619,20 @@
         </w:tc>
         <w:tc>
           <w:tcPr>
-            <w:tcW w:w="1467" w:type="dxa"/>
-            <w:gridSpan w:val="2"/>
-          </w:tcPr>
-          <w:p>
-            <w:pPr>
-              <w:rPr>
-                <w:sz w:val="24"/>
-              </w:rPr>
-            </w:pPr>
-            <w:r>
+            <w:tcW w:w="2231" w:type="dxa"/>
+          </w:tcPr>
+          <w:p>
+            <w:pPr>
+              <w:rPr>
+                <w:sz w:val="24"/>
+              </w:rPr>
+            </w:pPr>
+            <w:r>
+              <w:rPr>
+                <w:rFonts w:eastAsia="SimSun"/>
+                <w:sz w:val="24"/>
+                <w:szCs w:val="24"/>
+              </w:rPr>
               <w:t>{{STREET}}</w:t>
             </w:r>
           </w:p>
@@ -1571,10 +1641,11 @@
       <w:tr>
         <w:trPr>
           <w:trHeight w:val="355"/>
+          <w:jc w:val="center"/>
         </w:trPr>
         <w:tc>
           <w:tcPr>
-            <w:tcW w:w="3749" w:type="dxa"/>
+            <w:tcW w:w="3012" w:type="dxa"/>
             <w:gridSpan w:val="6"/>
             <w:vMerge/>
           </w:tcPr>
@@ -1588,7 +1659,7 @@
         </w:tc>
         <w:tc>
           <w:tcPr>
-            <w:tcW w:w="1527" w:type="dxa"/>
+            <w:tcW w:w="1838" w:type="dxa"/>
             <w:gridSpan w:val="2"/>
             <w:vMerge/>
           </w:tcPr>
@@ -1602,8 +1673,8 @@
         </w:tc>
         <w:tc>
           <w:tcPr>
-            <w:tcW w:w="1733" w:type="dxa"/>
-            <w:gridSpan w:val="8"/>
+            <w:tcW w:w="2084" w:type="dxa"/>
+            <w:gridSpan w:val="9"/>
             <w:vMerge/>
           </w:tcPr>
           <w:p>
@@ -1621,7 +1692,7 @@
         </w:tc>
         <w:tc>
           <w:tcPr>
-            <w:tcW w:w="1437" w:type="dxa"/>
+            <w:tcW w:w="1175" w:type="dxa"/>
             <w:gridSpan w:val="5"/>
           </w:tcPr>
           <w:p>
@@ -1640,16 +1711,20 @@
         </w:tc>
         <w:tc>
           <w:tcPr>
-            <w:tcW w:w="1467" w:type="dxa"/>
-            <w:gridSpan w:val="2"/>
-          </w:tcPr>
-          <w:p>
-            <w:pPr>
-              <w:rPr>
-                <w:sz w:val="24"/>
-              </w:rPr>
-            </w:pPr>
-            <w:r>
+            <w:tcW w:w="2231" w:type="dxa"/>
+          </w:tcPr>
+          <w:p>
+            <w:pPr>
+              <w:rPr>
+                <w:sz w:val="24"/>
+              </w:rPr>
+            </w:pPr>
+            <w:r>
+              <w:rPr>
+                <w:rFonts w:eastAsia="SimSun"/>
+                <w:sz w:val="24"/>
+                <w:szCs w:val="24"/>
+              </w:rPr>
               <w:t>{{CITY}}</w:t>
             </w:r>
           </w:p>
@@ -1658,10 +1733,11 @@
       <w:tr>
         <w:trPr>
           <w:trHeight w:val="355"/>
+          <w:jc w:val="center"/>
         </w:trPr>
         <w:tc>
           <w:tcPr>
-            <w:tcW w:w="3749" w:type="dxa"/>
+            <w:tcW w:w="3012" w:type="dxa"/>
             <w:gridSpan w:val="6"/>
             <w:vMerge/>
           </w:tcPr>
@@ -1675,7 +1751,7 @@
         </w:tc>
         <w:tc>
           <w:tcPr>
-            <w:tcW w:w="1527" w:type="dxa"/>
+            <w:tcW w:w="1838" w:type="dxa"/>
             <w:gridSpan w:val="2"/>
             <w:vMerge/>
           </w:tcPr>
@@ -1689,8 +1765,8 @@
         </w:tc>
         <w:tc>
           <w:tcPr>
-            <w:tcW w:w="1733" w:type="dxa"/>
-            <w:gridSpan w:val="8"/>
+            <w:tcW w:w="2084" w:type="dxa"/>
+            <w:gridSpan w:val="9"/>
             <w:vMerge/>
           </w:tcPr>
           <w:p>
@@ -1708,7 +1784,7 @@
         </w:tc>
         <w:tc>
           <w:tcPr>
-            <w:tcW w:w="1437" w:type="dxa"/>
+            <w:tcW w:w="1175" w:type="dxa"/>
             <w:gridSpan w:val="5"/>
           </w:tcPr>
           <w:p>
@@ -1727,16 +1803,20 @@
         </w:tc>
         <w:tc>
           <w:tcPr>
-            <w:tcW w:w="1467" w:type="dxa"/>
-            <w:gridSpan w:val="2"/>
-          </w:tcPr>
-          <w:p>
-            <w:pPr>
-              <w:rPr>
-                <w:sz w:val="24"/>
-              </w:rPr>
-            </w:pPr>
-            <w:r>
+            <w:tcW w:w="2231" w:type="dxa"/>
+          </w:tcPr>
+          <w:p>
+            <w:pPr>
+              <w:rPr>
+                <w:sz w:val="24"/>
+              </w:rPr>
+            </w:pPr>
+            <w:r>
+              <w:rPr>
+                <w:rFonts w:eastAsia="SimSun"/>
+                <w:sz w:val="24"/>
+                <w:szCs w:val="24"/>
+              </w:rPr>
               <w:t>{{STATE}}</w:t>
             </w:r>
           </w:p>
@@ -1745,10 +1825,11 @@
       <w:tr>
         <w:trPr>
           <w:trHeight w:val="355"/>
+          <w:jc w:val="center"/>
         </w:trPr>
         <w:tc>
           <w:tcPr>
-            <w:tcW w:w="3749" w:type="dxa"/>
+            <w:tcW w:w="3012" w:type="dxa"/>
             <w:gridSpan w:val="6"/>
             <w:vMerge/>
           </w:tcPr>
@@ -1762,7 +1843,7 @@
         </w:tc>
         <w:tc>
           <w:tcPr>
-            <w:tcW w:w="1527" w:type="dxa"/>
+            <w:tcW w:w="1838" w:type="dxa"/>
             <w:gridSpan w:val="2"/>
             <w:vMerge/>
           </w:tcPr>
@@ -1776,8 +1857,8 @@
         </w:tc>
         <w:tc>
           <w:tcPr>
-            <w:tcW w:w="1733" w:type="dxa"/>
-            <w:gridSpan w:val="8"/>
+            <w:tcW w:w="2084" w:type="dxa"/>
+            <w:gridSpan w:val="9"/>
             <w:vMerge/>
           </w:tcPr>
           <w:p>
@@ -1795,7 +1876,7 @@
         </w:tc>
         <w:tc>
           <w:tcPr>
-            <w:tcW w:w="1437" w:type="dxa"/>
+            <w:tcW w:w="1175" w:type="dxa"/>
             <w:gridSpan w:val="5"/>
           </w:tcPr>
           <w:p>
@@ -1814,16 +1895,21 @@
         </w:tc>
         <w:tc>
           <w:tcPr>
-            <w:tcW w:w="1467" w:type="dxa"/>
-            <w:gridSpan w:val="2"/>
-          </w:tcPr>
-          <w:p>
-            <w:pPr>
-              <w:rPr>
-                <w:sz w:val="24"/>
-              </w:rPr>
-            </w:pPr>
-            <w:r>
+            <w:tcW w:w="2231" w:type="dxa"/>
+          </w:tcPr>
+          <w:p>
+            <w:pPr>
+              <w:rPr>
+                <w:sz w:val="24"/>
+              </w:rPr>
+            </w:pPr>
+            <w:r>
+              <w:rPr>
+                <w:rStyle w:val="HTMLCode"/>
+                <w:rFonts w:ascii="Calibri" w:eastAsia="SimSun" w:hAnsi="Calibri" w:cs="Calibri"/>
+                <w:sz w:val="24"/>
+                <w:szCs w:val="24"/>
+              </w:rPr>
               <w:t>{{COUNTRY}}</w:t>
             </w:r>
           </w:p>
@@ -1832,10 +1918,11 @@
       <w:tr>
         <w:trPr>
           <w:trHeight w:val="355"/>
+          <w:jc w:val="center"/>
         </w:trPr>
         <w:tc>
           <w:tcPr>
-            <w:tcW w:w="3749" w:type="dxa"/>
+            <w:tcW w:w="3012" w:type="dxa"/>
             <w:gridSpan w:val="6"/>
             <w:vMerge/>
           </w:tcPr>
@@ -1849,7 +1936,7 @@
         </w:tc>
         <w:tc>
           <w:tcPr>
-            <w:tcW w:w="1527" w:type="dxa"/>
+            <w:tcW w:w="1838" w:type="dxa"/>
             <w:gridSpan w:val="2"/>
             <w:vMerge/>
           </w:tcPr>
@@ -1863,8 +1950,8 @@
         </w:tc>
         <w:tc>
           <w:tcPr>
-            <w:tcW w:w="1733" w:type="dxa"/>
-            <w:gridSpan w:val="8"/>
+            <w:tcW w:w="2084" w:type="dxa"/>
+            <w:gridSpan w:val="9"/>
             <w:vMerge/>
           </w:tcPr>
           <w:p>
@@ -1882,7 +1969,7 @@
         </w:tc>
         <w:tc>
           <w:tcPr>
-            <w:tcW w:w="1437" w:type="dxa"/>
+            <w:tcW w:w="1175" w:type="dxa"/>
             <w:gridSpan w:val="5"/>
           </w:tcPr>
           <w:p>
@@ -1914,16 +2001,20 @@
         </w:tc>
         <w:tc>
           <w:tcPr>
-            <w:tcW w:w="1467" w:type="dxa"/>
-            <w:gridSpan w:val="2"/>
-          </w:tcPr>
-          <w:p>
-            <w:pPr>
-              <w:rPr>
-                <w:sz w:val="24"/>
-              </w:rPr>
-            </w:pPr>
-            <w:r>
+            <w:tcW w:w="2231" w:type="dxa"/>
+          </w:tcPr>
+          <w:p>
+            <w:pPr>
+              <w:rPr>
+                <w:sz w:val="24"/>
+              </w:rPr>
+            </w:pPr>
+            <w:r>
+              <w:rPr>
+                <w:rFonts w:eastAsia="SimSun"/>
+                <w:sz w:val="24"/>
+                <w:szCs w:val="24"/>
+              </w:rPr>
               <w:t>{{PINCODE}}</w:t>
             </w:r>
           </w:p>
@@ -1932,10 +2023,11 @@
       <w:tr>
         <w:trPr>
           <w:trHeight w:val="355"/>
+          <w:jc w:val="center"/>
         </w:trPr>
         <w:tc>
           <w:tcPr>
-            <w:tcW w:w="9913" w:type="dxa"/>
+            <w:tcW w:w="10340" w:type="dxa"/>
             <w:gridSpan w:val="23"/>
           </w:tcPr>
           <w:p>
@@ -2131,11 +2223,12 @@
       <w:tr>
         <w:trPr>
           <w:trHeight w:val="331"/>
+          <w:jc w:val="center"/>
         </w:trPr>
         <w:tc>
           <w:tcPr>
-            <w:tcW w:w="3317" w:type="dxa"/>
-            <w:gridSpan w:val="5"/>
+            <w:tcW w:w="2748" w:type="dxa"/>
+            <w:gridSpan w:val="4"/>
             <w:vMerge w:val="restart"/>
           </w:tcPr>
           <w:p>
@@ -2203,66 +2296,58 @@
         </w:tc>
         <w:tc>
           <w:tcPr>
-            <w:tcW w:w="6596" w:type="dxa"/>
-            <w:gridSpan w:val="18"/>
-          </w:tcPr>
-          <w:p>
-            <w:pPr>
-              <w:rPr>
-                <w:b/>
-                <w:sz w:val="20"/>
-                <w:szCs w:val="20"/>
-              </w:rPr>
-            </w:pPr>
-            <w:r>
-              <w:rPr>
-                <w:sz w:val="20"/>
-                <w:szCs w:val="20"/>
+            <w:tcW w:w="7592" w:type="dxa"/>
+            <w:gridSpan w:val="19"/>
+          </w:tcPr>
+          <w:p>
+            <w:pPr>
+              <w:rPr>
+                <w:b/>
+                <w:sz w:val="24"/>
+              </w:rPr>
+            </w:pPr>
+            <w:r>
+              <w:rPr>
+                <w:sz w:val="24"/>
               </w:rPr>
               <w:t>Other</w:t>
             </w:r>
             <w:r>
               <w:rPr>
                 <w:spacing w:val="-7"/>
-                <w:sz w:val="20"/>
-                <w:szCs w:val="20"/>
-              </w:rPr>
-              <w:t xml:space="preserve"> </w:t>
-            </w:r>
-            <w:r>
-              <w:rPr>
-                <w:sz w:val="20"/>
-                <w:szCs w:val="20"/>
+                <w:sz w:val="24"/>
+              </w:rPr>
+              <w:t xml:space="preserve"> </w:t>
+            </w:r>
+            <w:r>
+              <w:rPr>
+                <w:sz w:val="24"/>
               </w:rPr>
               <w:t>than</w:t>
             </w:r>
             <w:r>
               <w:rPr>
                 <w:spacing w:val="-6"/>
-                <w:sz w:val="20"/>
-                <w:szCs w:val="20"/>
-              </w:rPr>
-              <w:t xml:space="preserve"> </w:t>
-            </w:r>
-            <w:r>
-              <w:rPr>
-                <w:sz w:val="20"/>
-                <w:szCs w:val="20"/>
+                <w:sz w:val="24"/>
+              </w:rPr>
+              <w:t xml:space="preserve"> </w:t>
+            </w:r>
+            <w:r>
+              <w:rPr>
+                <w:sz w:val="24"/>
               </w:rPr>
               <w:t>Natural</w:t>
             </w:r>
             <w:r>
               <w:rPr>
                 <w:spacing w:val="-7"/>
-                <w:sz w:val="20"/>
-                <w:szCs w:val="20"/>
-              </w:rPr>
-              <w:t xml:space="preserve"> </w:t>
-            </w:r>
-            <w:r>
-              <w:rPr>
-                <w:sz w:val="20"/>
-                <w:szCs w:val="20"/>
+                <w:sz w:val="24"/>
+              </w:rPr>
+              <w:t xml:space="preserve"> </w:t>
+            </w:r>
+            <w:r>
+              <w:rPr>
+                <w:sz w:val="24"/>
               </w:rPr>
               <w:t>Person</w:t>
             </w:r>
@@ -2272,11 +2357,12 @@
       <w:tr>
         <w:trPr>
           <w:trHeight w:val="1008"/>
+          <w:jc w:val="center"/>
         </w:trPr>
         <w:tc>
           <w:tcPr>
-            <w:tcW w:w="3317" w:type="dxa"/>
-            <w:gridSpan w:val="5"/>
+            <w:tcW w:w="2748" w:type="dxa"/>
+            <w:gridSpan w:val="4"/>
             <w:vMerge/>
           </w:tcPr>
           <w:p>
@@ -2290,59 +2376,52 @@
         </w:tc>
         <w:tc>
           <w:tcPr>
-            <w:tcW w:w="2692" w:type="dxa"/>
-            <w:gridSpan w:val="9"/>
-          </w:tcPr>
-          <w:p>
-            <w:pPr>
-              <w:rPr>
-                <w:b/>
-                <w:sz w:val="20"/>
-                <w:szCs w:val="20"/>
-              </w:rPr>
-            </w:pPr>
-            <w:r>
-              <w:rPr>
-                <w:sz w:val="20"/>
-                <w:szCs w:val="20"/>
+            <w:tcW w:w="3002" w:type="dxa"/>
+            <w:gridSpan w:val="10"/>
+          </w:tcPr>
+          <w:p>
+            <w:pPr>
+              <w:rPr>
+                <w:b/>
+                <w:sz w:val="24"/>
+              </w:rPr>
+            </w:pPr>
+            <w:r>
+              <w:rPr>
+                <w:sz w:val="24"/>
               </w:rPr>
               <w:t>Small</w:t>
             </w:r>
             <w:r>
               <w:rPr>
                 <w:spacing w:val="-2"/>
-                <w:sz w:val="20"/>
-                <w:szCs w:val="20"/>
-              </w:rPr>
-              <w:t xml:space="preserve"> </w:t>
-            </w:r>
-            <w:r>
-              <w:rPr>
-                <w:sz w:val="20"/>
-                <w:szCs w:val="20"/>
+                <w:sz w:val="24"/>
+              </w:rPr>
+              <w:t xml:space="preserve"> </w:t>
+            </w:r>
+            <w:r>
+              <w:rPr>
+                <w:sz w:val="24"/>
               </w:rPr>
               <w:t xml:space="preserve">Entity </w:t>
             </w:r>
             <w:proofErr w:type="gramStart"/>
             <w:r>
               <w:rPr>
-                <w:sz w:val="20"/>
-                <w:szCs w:val="20"/>
+                <w:sz w:val="24"/>
               </w:rPr>
               <w:t>(</w:t>
             </w:r>
             <w:r>
               <w:rPr>
                 <w:spacing w:val="-4"/>
-                <w:sz w:val="20"/>
-                <w:szCs w:val="20"/>
-              </w:rPr>
-              <w:t xml:space="preserve"> </w:t>
-            </w:r>
-            <w:r>
-              <w:rPr>
-                <w:sz w:val="20"/>
-                <w:szCs w:val="20"/>
+                <w:sz w:val="24"/>
+              </w:rPr>
+              <w:t xml:space="preserve"> </w:t>
+            </w:r>
+            <w:r>
+              <w:rPr>
+                <w:sz w:val="24"/>
               </w:rPr>
               <w:t>)</w:t>
             </w:r>
@@ -2351,45 +2430,40 @@
         </w:tc>
         <w:tc>
           <w:tcPr>
-            <w:tcW w:w="2590" w:type="dxa"/>
+            <w:tcW w:w="2359" w:type="dxa"/>
             <w:gridSpan w:val="8"/>
           </w:tcPr>
           <w:p>
             <w:pPr>
               <w:rPr>
                 <w:b/>
-                <w:sz w:val="20"/>
-                <w:szCs w:val="20"/>
-              </w:rPr>
-            </w:pPr>
-            <w:r>
-              <w:rPr>
-                <w:sz w:val="20"/>
-                <w:szCs w:val="20"/>
+                <w:sz w:val="24"/>
+              </w:rPr>
+            </w:pPr>
+            <w:r>
+              <w:rPr>
+                <w:sz w:val="24"/>
               </w:rPr>
               <w:t>Startup</w:t>
             </w:r>
             <w:r>
               <w:rPr>
                 <w:spacing w:val="44"/>
-                <w:sz w:val="20"/>
-                <w:szCs w:val="20"/>
+                <w:sz w:val="24"/>
               </w:rPr>
               <w:t xml:space="preserve"> </w:t>
             </w:r>
             <w:proofErr w:type="gramStart"/>
             <w:r>
               <w:rPr>
-                <w:sz w:val="20"/>
-                <w:szCs w:val="20"/>
+                <w:sz w:val="24"/>
               </w:rPr>
               <w:t xml:space="preserve">(  </w:t>
             </w:r>
             <w:proofErr w:type="gramEnd"/>
             <w:r>
               <w:rPr>
-                <w:sz w:val="20"/>
-                <w:szCs w:val="20"/>
+                <w:sz w:val="24"/>
               </w:rPr>
               <w:t xml:space="preserve"> )</w:t>
             </w:r>
@@ -2397,58 +2471,51 @@
         </w:tc>
         <w:tc>
           <w:tcPr>
-            <w:tcW w:w="1314" w:type="dxa"/>
-          </w:tcPr>
-          <w:p>
-            <w:pPr>
-              <w:rPr>
-                <w:b/>
-                <w:sz w:val="20"/>
-                <w:szCs w:val="20"/>
-              </w:rPr>
-            </w:pPr>
-            <w:r>
-              <w:rPr>
-                <w:sz w:val="20"/>
-                <w:szCs w:val="20"/>
+            <w:tcW w:w="2231" w:type="dxa"/>
+          </w:tcPr>
+          <w:p>
+            <w:pPr>
+              <w:rPr>
+                <w:b/>
+                <w:sz w:val="24"/>
+              </w:rPr>
+            </w:pPr>
+            <w:r>
+              <w:rPr>
+                <w:sz w:val="24"/>
               </w:rPr>
               <w:t>Small</w:t>
             </w:r>
             <w:r>
               <w:rPr>
                 <w:spacing w:val="-2"/>
-                <w:sz w:val="20"/>
-                <w:szCs w:val="20"/>
-              </w:rPr>
-              <w:t xml:space="preserve"> </w:t>
-            </w:r>
-            <w:r>
-              <w:rPr>
-                <w:sz w:val="20"/>
-                <w:szCs w:val="20"/>
+                <w:sz w:val="24"/>
+              </w:rPr>
+              <w:t xml:space="preserve"> </w:t>
+            </w:r>
+            <w:r>
+              <w:rPr>
+                <w:sz w:val="24"/>
               </w:rPr>
               <w:t xml:space="preserve">Entity </w:t>
             </w:r>
             <w:proofErr w:type="gramStart"/>
             <w:r>
               <w:rPr>
-                <w:sz w:val="20"/>
-                <w:szCs w:val="20"/>
+                <w:sz w:val="24"/>
               </w:rPr>
               <w:t>(</w:t>
             </w:r>
             <w:r>
               <w:rPr>
                 <w:spacing w:val="-4"/>
-                <w:sz w:val="20"/>
-                <w:szCs w:val="20"/>
-              </w:rPr>
-              <w:t xml:space="preserve"> </w:t>
-            </w:r>
-            <w:r>
-              <w:rPr>
-                <w:sz w:val="20"/>
-                <w:szCs w:val="20"/>
+                <w:sz w:val="24"/>
+              </w:rPr>
+              <w:t xml:space="preserve"> </w:t>
+            </w:r>
+            <w:r>
+              <w:rPr>
+                <w:sz w:val="24"/>
               </w:rPr>
               <w:t>)</w:t>
             </w:r>
@@ -2459,24 +2526,48 @@
       <w:tr>
         <w:trPr>
           <w:trHeight w:val="562"/>
+          <w:jc w:val="center"/>
         </w:trPr>
         <w:tc>
           <w:tcPr>
-            <w:tcW w:w="9913" w:type="dxa"/>
+            <w:tcW w:w="10340" w:type="dxa"/>
             <w:gridSpan w:val="23"/>
           </w:tcPr>
           <w:p>
             <w:pPr>
               <w:rPr>
-                <w:sz w:val="24"/>
-              </w:rPr>
-            </w:pPr>
-            <w:r>
-              <w:rPr>
-                <w:b/>
-                <w:sz w:val="24"/>
-              </w:rPr>
-              <w:t xml:space="preserve">     4.</w:t>
+                <w:b/>
+                <w:sz w:val="24"/>
+              </w:rPr>
+            </w:pPr>
+            <w:r>
+              <w:rPr>
+                <w:b/>
+                <w:sz w:val="24"/>
+              </w:rPr>
+              <w:t xml:space="preserve">    </w:t>
+            </w:r>
+          </w:p>
+          <w:p>
+            <w:pPr>
+              <w:rPr>
+                <w:b/>
+                <w:sz w:val="24"/>
+              </w:rPr>
+            </w:pPr>
+            <w:r>
+              <w:rPr>
+                <w:b/>
+                <w:sz w:val="24"/>
+              </w:rPr>
+              <w:t xml:space="preserve">    </w:t>
+            </w:r>
+            <w:r>
+              <w:rPr>
+                <w:b/>
+                <w:sz w:val="24"/>
+              </w:rPr>
+              <w:t>4.</w:t>
             </w:r>
             <w:r>
               <w:rPr>
@@ -2622,16 +2713,24 @@
               </w:rPr>
               <w:t>category]</w:t>
             </w:r>
+          </w:p>
+          <w:p>
+            <w:pPr>
+              <w:rPr>
+                <w:sz w:val="24"/>
+              </w:rPr>
+            </w:pPr>
           </w:p>
         </w:tc>
       </w:tr>
       <w:tr>
         <w:trPr>
-          <w:trHeight w:val="389"/>
+          <w:trHeight w:val="878"/>
+          <w:jc w:val="center"/>
         </w:trPr>
         <w:tc>
           <w:tcPr>
-            <w:tcW w:w="3749" w:type="dxa"/>
+            <w:tcW w:w="3012" w:type="dxa"/>
             <w:gridSpan w:val="6"/>
           </w:tcPr>
           <w:p>
@@ -2649,113 +2748,6 @@
               <w:t>Are all the inventor(s)</w:t>
             </w:r>
           </w:p>
-        </w:tc>
-        <w:tc>
-          <w:tcPr>
-            <w:tcW w:w="3440" w:type="dxa"/>
-            <w:gridSpan w:val="11"/>
-          </w:tcPr>
-          <w:p>
-            <w:pPr>
-              <w:rPr>
-                <w:b/>
-                <w:sz w:val="24"/>
-              </w:rPr>
-            </w:pPr>
-            <w:r>
-              <w:rPr>
-                <w:sz w:val="24"/>
-              </w:rPr>
-              <w:t>Yes</w:t>
-            </w:r>
-            <w:r>
-              <w:rPr>
-                <w:spacing w:val="-4"/>
-                <w:sz w:val="24"/>
-              </w:rPr>
-              <w:t xml:space="preserve"> </w:t>
-            </w:r>
-            <w:proofErr w:type="gramStart"/>
-            <w:r>
-              <w:rPr>
-                <w:sz w:val="24"/>
-              </w:rPr>
-              <w:t>(</w:t>
-            </w:r>
-            <w:r>
-              <w:rPr>
-                <w:spacing w:val="-5"/>
-                <w:sz w:val="24"/>
-              </w:rPr>
-              <w:t xml:space="preserve"> </w:t>
-            </w:r>
-            <w:r>
-              <w:rPr>
-                <w:sz w:val="24"/>
-              </w:rPr>
-              <w:t>)</w:t>
-            </w:r>
-            <w:proofErr w:type="gramEnd"/>
-          </w:p>
-        </w:tc>
-        <w:tc>
-          <w:tcPr>
-            <w:tcW w:w="2724" w:type="dxa"/>
-            <w:gridSpan w:val="6"/>
-          </w:tcPr>
-          <w:p>
-            <w:pPr>
-              <w:rPr>
-                <w:b/>
-                <w:sz w:val="24"/>
-              </w:rPr>
-            </w:pPr>
-            <w:r>
-              <w:rPr>
-                <w:sz w:val="24"/>
-              </w:rPr>
-              <w:t>No</w:t>
-            </w:r>
-            <w:r>
-              <w:rPr>
-                <w:spacing w:val="1"/>
-                <w:sz w:val="24"/>
-              </w:rPr>
-              <w:t xml:space="preserve"> </w:t>
-            </w:r>
-            <w:r>
-              <w:rPr>
-                <w:sz w:val="24"/>
-              </w:rPr>
-              <w:t>(</w:t>
-            </w:r>
-            <w:proofErr w:type="gramStart"/>
-            <w:r>
-              <w:rPr>
-                <w:rFonts w:ascii="Wingdings" w:hAnsi="Wingdings"/>
-                <w:sz w:val="24"/>
-              </w:rPr>
-              <w:t></w:t>
-            </w:r>
-            <w:r>
-              <w:rPr>
-                <w:sz w:val="24"/>
-              </w:rPr>
-              <w:t xml:space="preserve"> )</w:t>
-            </w:r>
-            <w:proofErr w:type="gramEnd"/>
-          </w:p>
-        </w:tc>
-      </w:tr>
-      <w:tr>
-        <w:trPr>
-          <w:trHeight w:val="389"/>
-        </w:trPr>
-        <w:tc>
-          <w:tcPr>
-            <w:tcW w:w="3749" w:type="dxa"/>
-            <w:gridSpan w:val="6"/>
-          </w:tcPr>
           <w:p>
             <w:pPr>
               <w:pStyle w:val="TableParagraph"/>
@@ -2813,6 +2805,7 @@
           <w:p>
             <w:pPr>
               <w:rPr>
+                <w:b/>
                 <w:sz w:val="24"/>
               </w:rPr>
             </w:pPr>
@@ -2839,38 +2832,107 @@
         </w:tc>
         <w:tc>
           <w:tcPr>
-            <w:tcW w:w="3440" w:type="dxa"/>
-            <w:gridSpan w:val="11"/>
-          </w:tcPr>
-          <w:p>
-            <w:pPr>
-              <w:rPr>
-                <w:sz w:val="24"/>
-              </w:rPr>
-            </w:pPr>
-          </w:p>
-        </w:tc>
-        <w:tc>
-          <w:tcPr>
-            <w:tcW w:w="2724" w:type="dxa"/>
-            <w:gridSpan w:val="6"/>
-          </w:tcPr>
-          <w:p>
-            <w:pPr>
-              <w:rPr>
-                <w:sz w:val="24"/>
-              </w:rPr>
-            </w:pPr>
+            <w:tcW w:w="4143" w:type="dxa"/>
+            <w:gridSpan w:val="12"/>
+          </w:tcPr>
+          <w:p>
+            <w:pPr>
+              <w:rPr>
+                <w:b/>
+                <w:sz w:val="24"/>
+              </w:rPr>
+            </w:pPr>
+            <w:r>
+              <w:rPr>
+                <w:sz w:val="24"/>
+              </w:rPr>
+              <w:t>Yes</w:t>
+            </w:r>
+            <w:r>
+              <w:rPr>
+                <w:spacing w:val="-4"/>
+                <w:sz w:val="24"/>
+              </w:rPr>
+              <w:t xml:space="preserve"> </w:t>
+            </w:r>
+            <w:proofErr w:type="gramStart"/>
+            <w:r>
+              <w:rPr>
+                <w:sz w:val="24"/>
+              </w:rPr>
+              <w:t>(</w:t>
+            </w:r>
+            <w:r>
+              <w:rPr>
+                <w:spacing w:val="-5"/>
+                <w:sz w:val="24"/>
+              </w:rPr>
+              <w:t xml:space="preserve"> </w:t>
+            </w:r>
+            <w:r>
+              <w:rPr>
+                <w:sz w:val="24"/>
+              </w:rPr>
+              <w:t>)</w:t>
+            </w:r>
+            <w:proofErr w:type="gramEnd"/>
+          </w:p>
+        </w:tc>
+        <w:tc>
+          <w:tcPr>
+            <w:tcW w:w="3185" w:type="dxa"/>
+            <w:gridSpan w:val="5"/>
+          </w:tcPr>
+          <w:p>
+            <w:pPr>
+              <w:rPr>
+                <w:b/>
+                <w:sz w:val="24"/>
+              </w:rPr>
+            </w:pPr>
+            <w:r>
+              <w:rPr>
+                <w:sz w:val="24"/>
+              </w:rPr>
+              <w:t>No</w:t>
+            </w:r>
+            <w:r>
+              <w:rPr>
+                <w:spacing w:val="1"/>
+                <w:sz w:val="24"/>
+              </w:rPr>
+              <w:t xml:space="preserve"> </w:t>
+            </w:r>
+            <w:r>
+              <w:rPr>
+                <w:sz w:val="24"/>
+              </w:rPr>
+              <w:t>(</w:t>
+            </w:r>
+            <w:r>
+              <w:rPr>
+                <w:rFonts w:ascii="Wingdings" w:hAnsi="Wingdings"/>
+                <w:sz w:val="24"/>
+              </w:rPr>
+              <w:t></w:t>
+            </w:r>
+            <w:r>
+              <w:rPr>
+                <w:sz w:val="24"/>
+              </w:rPr>
+              <w:t>)</w:t>
+            </w:r>
           </w:p>
         </w:tc>
       </w:tr>
       <w:tr>
         <w:trPr>
           <w:trHeight w:val="533"/>
+          <w:jc w:val="center"/>
         </w:trPr>
         <w:tc>
           <w:tcPr>
-            <w:tcW w:w="9913" w:type="dxa"/>
+            <w:tcW w:w="10340" w:type="dxa"/>
             <w:gridSpan w:val="23"/>
           </w:tcPr>
           <w:p>
@@ -2986,10 +3048,11 @@
       <w:tr>
         <w:trPr>
           <w:trHeight w:val="418"/>
+          <w:jc w:val="center"/>
         </w:trPr>
         <w:tc>
           <w:tcPr>
-            <w:tcW w:w="3749" w:type="dxa"/>
+            <w:tcW w:w="3012" w:type="dxa"/>
             <w:gridSpan w:val="6"/>
           </w:tcPr>
           <w:p>
@@ -3035,7 +3098,7 @@
         </w:tc>
         <w:tc>
           <w:tcPr>
-            <w:tcW w:w="1725" w:type="dxa"/>
+            <w:tcW w:w="1973" w:type="dxa"/>
             <w:gridSpan w:val="4"/>
           </w:tcPr>
           <w:p>
@@ -3055,8 +3118,8 @@
         </w:tc>
         <w:tc>
           <w:tcPr>
-            <w:tcW w:w="1535" w:type="dxa"/>
-            <w:gridSpan w:val="6"/>
+            <w:tcW w:w="1949" w:type="dxa"/>
+            <w:gridSpan w:val="7"/>
           </w:tcPr>
           <w:p>
             <w:pPr>
@@ -3103,8 +3166,8 @@
         </w:tc>
         <w:tc>
           <w:tcPr>
-            <w:tcW w:w="2904" w:type="dxa"/>
-            <w:gridSpan w:val="7"/>
+            <w:tcW w:w="3406" w:type="dxa"/>
+            <w:gridSpan w:val="6"/>
           </w:tcPr>
           <w:p>
             <w:pPr>
@@ -3164,10 +3227,11 @@
       <w:tr>
         <w:trPr>
           <w:trHeight w:val="340"/>
+          <w:jc w:val="center"/>
         </w:trPr>
         <w:tc>
           <w:tcPr>
-            <w:tcW w:w="3749" w:type="dxa"/>
+            <w:tcW w:w="3012" w:type="dxa"/>
             <w:gridSpan w:val="6"/>
             <w:vMerge w:val="restart"/>
           </w:tcPr>
@@ -3178,13 +3242,18 @@
               </w:rPr>
             </w:pPr>
             <w:r>
+              <w:rPr>
+                <w:rFonts w:eastAsia="SimSun"/>
+                <w:sz w:val="24"/>
+                <w:szCs w:val="24"/>
+              </w:rPr>
               <w:t>{{INV_NAME}}</w:t>
             </w:r>
           </w:p>
         </w:tc>
         <w:tc>
           <w:tcPr>
-            <w:tcW w:w="1725" w:type="dxa"/>
+            <w:tcW w:w="1973" w:type="dxa"/>
             <w:gridSpan w:val="4"/>
             <w:vMerge w:val="restart"/>
           </w:tcPr>
@@ -3195,14 +3264,19 @@
               </w:rPr>
             </w:pPr>
             <w:r>
+              <w:rPr>
+                <w:rFonts w:eastAsia="SimSun"/>
+                <w:sz w:val="24"/>
+                <w:szCs w:val="24"/>
+              </w:rPr>
               <w:t>{{INV_NAT}}</w:t>
             </w:r>
           </w:p>
         </w:tc>
         <w:tc>
           <w:tcPr>
-            <w:tcW w:w="1535" w:type="dxa"/>
-            <w:gridSpan w:val="6"/>
+            <w:tcW w:w="1949" w:type="dxa"/>
+            <w:gridSpan w:val="7"/>
             <w:vMerge w:val="restart"/>
           </w:tcPr>
           <w:p>
@@ -3214,14 +3288,19 @@
               </w:rPr>
             </w:pPr>
             <w:r>
+              <w:rPr>
+                <w:rFonts w:eastAsia="SimSun"/>
+                <w:sz w:val="24"/>
+                <w:szCs w:val="24"/>
+              </w:rPr>
               <w:t>{{INV_COUNTRY}}</w:t>
             </w:r>
           </w:p>
         </w:tc>
         <w:tc>
           <w:tcPr>
-            <w:tcW w:w="1437" w:type="dxa"/>
-            <w:gridSpan w:val="7"/>
+            <w:tcW w:w="1175" w:type="dxa"/>
+            <w:gridSpan w:val="5"/>
           </w:tcPr>
           <w:p>
             <w:pPr>
@@ -3246,16 +3325,26 @@
               <w:rPr>
                 <w:sz w:val="24"/>
               </w:rPr>
-              <w:t>No</w:t>
-            </w:r>
-          </w:p>
-        </w:tc>
-        <w:tc>
-          <w:tcPr>
-            <w:tcW w:w="1467" w:type="dxa"/>
-          </w:tcPr>
-          <w:p>
-            <w:r>
+              <w:t>No.</w:t>
+            </w:r>
+          </w:p>
+        </w:tc>
+        <w:tc>
+          <w:tcPr>
+            <w:tcW w:w="2231" w:type="dxa"/>
+          </w:tcPr>
+          <w:p>
+            <w:pPr>
+              <w:rPr>
+                <w:sz w:val="24"/>
+              </w:rPr>
+            </w:pPr>
+            <w:r>
+              <w:rPr>
+                <w:rFonts w:eastAsia="SimSun"/>
+                <w:sz w:val="24"/>
+                <w:szCs w:val="24"/>
+              </w:rPr>
               <w:t>{{INV_HOUSE_NO}}</w:t>
             </w:r>
           </w:p>
@@ -3264,10 +3353,11 @@
       <w:tr>
         <w:trPr>
           <w:trHeight w:val="340"/>
+          <w:jc w:val="center"/>
         </w:trPr>
         <w:tc>
           <w:tcPr>
-            <w:tcW w:w="3749" w:type="dxa"/>
+            <w:tcW w:w="3012" w:type="dxa"/>
             <w:gridSpan w:val="6"/>
             <w:vMerge/>
           </w:tcPr>
@@ -3281,7 +3371,7 @@
         </w:tc>
         <w:tc>
           <w:tcPr>
-            <w:tcW w:w="1725" w:type="dxa"/>
+            <w:tcW w:w="1973" w:type="dxa"/>
             <w:gridSpan w:val="4"/>
             <w:vMerge/>
           </w:tcPr>
@@ -3295,8 +3385,8 @@
         </w:tc>
         <w:tc>
           <w:tcPr>
-            <w:tcW w:w="1535" w:type="dxa"/>
-            <w:gridSpan w:val="6"/>
+            <w:tcW w:w="1949" w:type="dxa"/>
+            <w:gridSpan w:val="7"/>
             <w:vMerge/>
           </w:tcPr>
           <w:p>
@@ -3311,8 +3401,8 @@
         </w:tc>
         <w:tc>
           <w:tcPr>
-            <w:tcW w:w="1437" w:type="dxa"/>
-            <w:gridSpan w:val="7"/>
+            <w:tcW w:w="1175" w:type="dxa"/>
+            <w:gridSpan w:val="5"/>
           </w:tcPr>
           <w:p>
             <w:pPr>
@@ -3330,10 +3420,20 @@
         </w:tc>
         <w:tc>
           <w:tcPr>
-            <w:tcW w:w="1467" w:type="dxa"/>
-          </w:tcPr>
-          <w:p>
-            <w:r>
+            <w:tcW w:w="2231" w:type="dxa"/>
+          </w:tcPr>
+          <w:p>
+            <w:pPr>
+              <w:rPr>
+                <w:sz w:val="24"/>
+              </w:rPr>
+            </w:pPr>
+            <w:r>
+              <w:rPr>
+                <w:rFonts w:eastAsia="SimSun"/>
+                <w:sz w:val="24"/>
+                <w:szCs w:val="24"/>
+              </w:rPr>
               <w:t>{{INV_STREET}}</w:t>
             </w:r>
           </w:p>
@@ -3342,10 +3442,11 @@
       <w:tr>
         <w:trPr>
           <w:trHeight w:val="340"/>
+          <w:jc w:val="center"/>
         </w:trPr>
         <w:tc>
           <w:tcPr>
-            <w:tcW w:w="3749" w:type="dxa"/>
+            <w:tcW w:w="3012" w:type="dxa"/>
             <w:gridSpan w:val="6"/>
             <w:vMerge/>
           </w:tcPr>
@@ -3359,7 +3460,7 @@
         </w:tc>
         <w:tc>
           <w:tcPr>
-            <w:tcW w:w="1725" w:type="dxa"/>
+            <w:tcW w:w="1973" w:type="dxa"/>
             <w:gridSpan w:val="4"/>
             <w:vMerge/>
           </w:tcPr>
@@ -3373,8 +3474,8 @@
         </w:tc>
         <w:tc>
           <w:tcPr>
-            <w:tcW w:w="1535" w:type="dxa"/>
-            <w:gridSpan w:val="6"/>
+            <w:tcW w:w="1949" w:type="dxa"/>
+            <w:gridSpan w:val="7"/>
             <w:vMerge/>
           </w:tcPr>
           <w:p>
@@ -3389,8 +3490,8 @@
         </w:tc>
         <w:tc>
           <w:tcPr>
-            <w:tcW w:w="1437" w:type="dxa"/>
-            <w:gridSpan w:val="7"/>
+            <w:tcW w:w="1175" w:type="dxa"/>
+            <w:gridSpan w:val="5"/>
           </w:tcPr>
           <w:p>
             <w:pPr>
@@ -3408,10 +3509,20 @@
         </w:tc>
         <w:tc>
           <w:tcPr>
-            <w:tcW w:w="1467" w:type="dxa"/>
-          </w:tcPr>
-          <w:p>
-            <w:r>
+            <w:tcW w:w="2231" w:type="dxa"/>
+          </w:tcPr>
+          <w:p>
+            <w:pPr>
+              <w:rPr>
+                <w:sz w:val="24"/>
+              </w:rPr>
+            </w:pPr>
+            <w:r>
+              <w:rPr>
+                <w:rFonts w:eastAsia="SimSun"/>
+                <w:sz w:val="24"/>
+                <w:szCs w:val="24"/>
+              </w:rPr>
               <w:t>{{INV_CITY}}</w:t>
             </w:r>
           </w:p>
@@ -3420,10 +3531,11 @@
       <w:tr>
         <w:trPr>
           <w:trHeight w:val="340"/>
+          <w:jc w:val="center"/>
         </w:trPr>
         <w:tc>
           <w:tcPr>
-            <w:tcW w:w="3749" w:type="dxa"/>
+            <w:tcW w:w="3012" w:type="dxa"/>
             <w:gridSpan w:val="6"/>
             <w:vMerge/>
           </w:tcPr>
@@ -3437,7 +3549,7 @@
         </w:tc>
         <w:tc>
           <w:tcPr>
-            <w:tcW w:w="1725" w:type="dxa"/>
+            <w:tcW w:w="1973" w:type="dxa"/>
             <w:gridSpan w:val="4"/>
             <w:vMerge/>
           </w:tcPr>
@@ -3451,8 +3563,8 @@
         </w:tc>
         <w:tc>
           <w:tcPr>
-            <w:tcW w:w="1535" w:type="dxa"/>
-            <w:gridSpan w:val="6"/>
+            <w:tcW w:w="1949" w:type="dxa"/>
+            <w:gridSpan w:val="7"/>
             <w:vMerge/>
           </w:tcPr>
           <w:p>
@@ -3467,8 +3579,8 @@
         </w:tc>
         <w:tc>
           <w:tcPr>
-            <w:tcW w:w="1437" w:type="dxa"/>
-            <w:gridSpan w:val="7"/>
+            <w:tcW w:w="1175" w:type="dxa"/>
+            <w:gridSpan w:val="5"/>
           </w:tcPr>
           <w:p>
             <w:pPr>
@@ -3486,10 +3598,20 @@
         </w:tc>
         <w:tc>
           <w:tcPr>
-            <w:tcW w:w="1467" w:type="dxa"/>
-          </w:tcPr>
-          <w:p>
-            <w:r>
+            <w:tcW w:w="2231" w:type="dxa"/>
+          </w:tcPr>
+          <w:p>
+            <w:pPr>
+              <w:rPr>
+                <w:sz w:val="24"/>
+              </w:rPr>
+            </w:pPr>
+            <w:r>
+              <w:rPr>
+                <w:rFonts w:eastAsia="SimSun"/>
+                <w:sz w:val="24"/>
+                <w:szCs w:val="24"/>
+              </w:rPr>
               <w:t>{{INV_STATE}}</w:t>
             </w:r>
           </w:p>
@@ -3498,10 +3620,11 @@
       <w:tr>
         <w:trPr>
           <w:trHeight w:val="340"/>
+          <w:jc w:val="center"/>
         </w:trPr>
         <w:tc>
           <w:tcPr>
-            <w:tcW w:w="3749" w:type="dxa"/>
+            <w:tcW w:w="3012" w:type="dxa"/>
             <w:gridSpan w:val="6"/>
             <w:vMerge/>
           </w:tcPr>
@@ -3515,7 +3638,7 @@
         </w:tc>
         <w:tc>
           <w:tcPr>
-            <w:tcW w:w="1725" w:type="dxa"/>
+            <w:tcW w:w="1973" w:type="dxa"/>
             <w:gridSpan w:val="4"/>
             <w:vMerge/>
           </w:tcPr>
@@ -3529,8 +3652,8 @@
         </w:tc>
         <w:tc>
           <w:tcPr>
-            <w:tcW w:w="1535" w:type="dxa"/>
-            <w:gridSpan w:val="6"/>
+            <w:tcW w:w="1949" w:type="dxa"/>
+            <w:gridSpan w:val="7"/>
             <w:vMerge/>
           </w:tcPr>
           <w:p>
@@ -3545,8 +3668,8 @@
         </w:tc>
         <w:tc>
           <w:tcPr>
-            <w:tcW w:w="1437" w:type="dxa"/>
-            <w:gridSpan w:val="7"/>
+            <w:tcW w:w="1175" w:type="dxa"/>
+            <w:gridSpan w:val="5"/>
           </w:tcPr>
           <w:p>
             <w:pPr>
@@ -3564,10 +3687,20 @@
         </w:tc>
         <w:tc>
           <w:tcPr>
-            <w:tcW w:w="1467" w:type="dxa"/>
-          </w:tcPr>
-          <w:p>
-            <w:r>
+            <w:tcW w:w="2231" w:type="dxa"/>
+          </w:tcPr>
+          <w:p>
+            <w:pPr>
+              <w:rPr>
+                <w:sz w:val="24"/>
+              </w:rPr>
+            </w:pPr>
+            <w:r>
+              <w:rPr>
+                <w:rFonts w:eastAsia="SimSun"/>
+                <w:sz w:val="20"/>
+                <w:szCs w:val="20"/>
+              </w:rPr>
               <w:t>{{INV_COUNTRY_ADDR}}</w:t>
             </w:r>
           </w:p>
@@ -3576,10 +3709,11 @@
       <w:tr>
         <w:trPr>
           <w:trHeight w:val="340"/>
+          <w:jc w:val="center"/>
         </w:trPr>
         <w:tc>
           <w:tcPr>
-            <w:tcW w:w="3749" w:type="dxa"/>
+            <w:tcW w:w="3012" w:type="dxa"/>
             <w:gridSpan w:val="6"/>
             <w:vMerge/>
           </w:tcPr>
@@ -3593,7 +3727,7 @@
         </w:tc>
         <w:tc>
           <w:tcPr>
-            <w:tcW w:w="1725" w:type="dxa"/>
+            <w:tcW w:w="1973" w:type="dxa"/>
             <w:gridSpan w:val="4"/>
             <w:vMerge/>
           </w:tcPr>
@@ -3607,8 +3741,8 @@
         </w:tc>
         <w:tc>
           <w:tcPr>
-            <w:tcW w:w="1535" w:type="dxa"/>
-            <w:gridSpan w:val="6"/>
+            <w:tcW w:w="1949" w:type="dxa"/>
+            <w:gridSpan w:val="7"/>
             <w:vMerge/>
           </w:tcPr>
           <w:p>
@@ -3623,8 +3757,8 @@
         </w:tc>
         <w:tc>
           <w:tcPr>
-            <w:tcW w:w="1437" w:type="dxa"/>
-            <w:gridSpan w:val="7"/>
+            <w:tcW w:w="1175" w:type="dxa"/>
+            <w:gridSpan w:val="5"/>
           </w:tcPr>
           <w:p>
             <w:pPr>
@@ -3655,10 +3789,20 @@
         </w:tc>
         <w:tc>
           <w:tcPr>
-            <w:tcW w:w="1467" w:type="dxa"/>
-          </w:tcPr>
-          <w:p>
-            <w:r>
+            <w:tcW w:w="2231" w:type="dxa"/>
+          </w:tcPr>
+          <w:p>
+            <w:pPr>
+              <w:rPr>
+                <w:sz w:val="24"/>
+              </w:rPr>
+            </w:pPr>
+            <w:r>
+              <w:rPr>
+                <w:rFonts w:eastAsia="SimSun"/>
+                <w:sz w:val="24"/>
+                <w:szCs w:val="24"/>
+              </w:rPr>
               <w:t>{{INV_PIN}}</w:t>
             </w:r>
           </w:p>
@@ -3667,10 +3811,11 @@
       <w:tr>
         <w:trPr>
           <w:trHeight w:val="418"/>
+          <w:jc w:val="center"/>
         </w:trPr>
         <w:tc>
           <w:tcPr>
-            <w:tcW w:w="9913" w:type="dxa"/>
+            <w:tcW w:w="10340" w:type="dxa"/>
             <w:gridSpan w:val="23"/>
           </w:tcPr>
           <w:p>
@@ -3752,21 +3897,33 @@
       <w:tr>
         <w:trPr>
           <w:trHeight w:val="418"/>
+          <w:jc w:val="center"/>
         </w:trPr>
         <w:tc>
           <w:tcPr>
-            <w:tcW w:w="9913" w:type="dxa"/>
+            <w:tcW w:w="10340" w:type="dxa"/>
             <w:gridSpan w:val="23"/>
           </w:tcPr>
           <w:p>
             <w:pPr>
               <w:rPr>
-                <w:b/>
-                <w:sz w:val="24"/>
-              </w:rPr>
-            </w:pPr>
-            <w:r>
-              <w:t>{{TITLE}}</w:t>
+                <w:bCs/>
+                <w:sz w:val="24"/>
+              </w:rPr>
+            </w:pPr>
+            <w:r>
+              <w:rPr>
+                <w:bCs/>
+                <w:sz w:val="24"/>
+              </w:rPr>
+              <w:t>{{TITLE</w:t>
+            </w:r>
+            <w:r>
+              <w:rPr>
+                <w:bCs/>
+                <w:sz w:val="24"/>
+              </w:rPr>
+              <w:t>}}</w:t>
             </w:r>
           </w:p>
         </w:tc>
@@ -3774,10 +3931,11 @@
       <w:tr>
         <w:trPr>
           <w:trHeight w:val="425"/>
+          <w:jc w:val="center"/>
         </w:trPr>
         <w:tc>
           <w:tcPr>
-            <w:tcW w:w="5980" w:type="dxa"/>
+            <w:tcW w:w="5708" w:type="dxa"/>
             <w:gridSpan w:val="13"/>
             <w:vMerge w:val="restart"/>
           </w:tcPr>
@@ -3862,8 +4020,8 @@
         </w:tc>
         <w:tc>
           <w:tcPr>
-            <w:tcW w:w="2226" w:type="dxa"/>
-            <w:gridSpan w:val="7"/>
+            <w:tcW w:w="2224" w:type="dxa"/>
+            <w:gridSpan w:val="8"/>
           </w:tcPr>
           <w:p>
             <w:pPr>
@@ -3895,8 +4053,8 @@
         </w:tc>
         <w:tc>
           <w:tcPr>
-            <w:tcW w:w="1707" w:type="dxa"/>
-            <w:gridSpan w:val="3"/>
+            <w:tcW w:w="2408" w:type="dxa"/>
+            <w:gridSpan w:val="2"/>
           </w:tcPr>
           <w:p>
             <w:pPr>
@@ -3911,10 +4069,11 @@
       <w:tr>
         <w:trPr>
           <w:trHeight w:val="425"/>
+          <w:jc w:val="center"/>
         </w:trPr>
         <w:tc>
           <w:tcPr>
-            <w:tcW w:w="5980" w:type="dxa"/>
+            <w:tcW w:w="5708" w:type="dxa"/>
             <w:gridSpan w:val="13"/>
             <w:vMerge/>
           </w:tcPr>
@@ -3930,8 +4089,8 @@
         </w:tc>
         <w:tc>
           <w:tcPr>
-            <w:tcW w:w="2226" w:type="dxa"/>
-            <w:gridSpan w:val="7"/>
+            <w:tcW w:w="2224" w:type="dxa"/>
+            <w:gridSpan w:val="8"/>
           </w:tcPr>
           <w:p>
             <w:pPr>
@@ -3949,8 +4108,8 @@
         </w:tc>
         <w:tc>
           <w:tcPr>
-            <w:tcW w:w="1707" w:type="dxa"/>
-            <w:gridSpan w:val="3"/>
+            <w:tcW w:w="2408" w:type="dxa"/>
+            <w:gridSpan w:val="2"/>
           </w:tcPr>
           <w:p>
             <w:pPr>
@@ -3965,10 +4124,11 @@
       <w:tr>
         <w:trPr>
           <w:trHeight w:val="425"/>
+          <w:jc w:val="center"/>
         </w:trPr>
         <w:tc>
           <w:tcPr>
-            <w:tcW w:w="5980" w:type="dxa"/>
+            <w:tcW w:w="5708" w:type="dxa"/>
             <w:gridSpan w:val="13"/>
             <w:vMerge/>
           </w:tcPr>
@@ -3984,8 +4144,8 @@
         </w:tc>
         <w:tc>
           <w:tcPr>
-            <w:tcW w:w="2226" w:type="dxa"/>
-            <w:gridSpan w:val="7"/>
+            <w:tcW w:w="2224" w:type="dxa"/>
+            <w:gridSpan w:val="8"/>
           </w:tcPr>
           <w:p>
             <w:pPr>
@@ -4016,8 +4176,8 @@
         </w:tc>
         <w:tc>
           <w:tcPr>
-            <w:tcW w:w="1707" w:type="dxa"/>
-            <w:gridSpan w:val="3"/>
+            <w:tcW w:w="2408" w:type="dxa"/>
+            <w:gridSpan w:val="2"/>
           </w:tcPr>
           <w:p>
             <w:pPr>
@@ -4032,10 +4192,11 @@
       <w:tr>
         <w:trPr>
           <w:trHeight w:val="331"/>
+          <w:jc w:val="center"/>
         </w:trPr>
         <w:tc>
           <w:tcPr>
-            <w:tcW w:w="5980" w:type="dxa"/>
+            <w:tcW w:w="5708" w:type="dxa"/>
             <w:gridSpan w:val="13"/>
             <w:vMerge w:val="restart"/>
           </w:tcPr>
@@ -4052,14 +4213,7 @@
                 <w:b/>
                 <w:sz w:val="24"/>
               </w:rPr>
-              <w:t xml:space="preserve"> </w:t>
-            </w:r>
-            <w:r>
-              <w:rPr>
-                <w:b/>
-                <w:sz w:val="24"/>
-              </w:rPr>
-              <w:t>7.</w:t>
+              <w:t xml:space="preserve"> 7.</w:t>
             </w:r>
             <w:r>
               <w:rPr>
@@ -4170,8 +4324,8 @@
         </w:tc>
         <w:tc>
           <w:tcPr>
-            <w:tcW w:w="2226" w:type="dxa"/>
-            <w:gridSpan w:val="7"/>
+            <w:tcW w:w="2224" w:type="dxa"/>
+            <w:gridSpan w:val="8"/>
           </w:tcPr>
           <w:p>
             <w:pPr>
@@ -4189,17 +4343,22 @@
         </w:tc>
         <w:tc>
           <w:tcPr>
-            <w:tcW w:w="1707" w:type="dxa"/>
-            <w:gridSpan w:val="3"/>
-          </w:tcPr>
-          <w:p>
-            <w:pPr>
-              <w:rPr>
-                <w:b/>
-                <w:sz w:val="24"/>
-              </w:rPr>
-            </w:pPr>
-            <w:r>
+            <w:tcW w:w="2408" w:type="dxa"/>
+            <w:gridSpan w:val="2"/>
+          </w:tcPr>
+          <w:p>
+            <w:pPr>
+              <w:rPr>
+                <w:b/>
+                <w:sz w:val="24"/>
+              </w:rPr>
+            </w:pPr>
+            <w:r>
+              <w:rPr>
+                <w:rFonts w:eastAsia="SimSun"/>
+                <w:sz w:val="24"/>
+                <w:szCs w:val="24"/>
+              </w:rPr>
               <w:t>{{SERVICE_NAME}}</w:t>
             </w:r>
           </w:p>
@@ -4208,10 +4367,11 @@
       <w:tr>
         <w:trPr>
           <w:trHeight w:val="331"/>
+          <w:jc w:val="center"/>
         </w:trPr>
         <w:tc>
           <w:tcPr>
-            <w:tcW w:w="5980" w:type="dxa"/>
+            <w:tcW w:w="5708" w:type="dxa"/>
             <w:gridSpan w:val="13"/>
             <w:vMerge/>
           </w:tcPr>
@@ -4226,8 +4386,8 @@
         </w:tc>
         <w:tc>
           <w:tcPr>
-            <w:tcW w:w="2226" w:type="dxa"/>
-            <w:gridSpan w:val="7"/>
+            <w:tcW w:w="2224" w:type="dxa"/>
+            <w:gridSpan w:val="8"/>
           </w:tcPr>
           <w:p>
             <w:pPr>
@@ -4258,17 +4418,22 @@
         </w:tc>
         <w:tc>
           <w:tcPr>
-            <w:tcW w:w="1707" w:type="dxa"/>
-            <w:gridSpan w:val="3"/>
-          </w:tcPr>
-          <w:p>
-            <w:pPr>
-              <w:rPr>
-                <w:b/>
-                <w:sz w:val="24"/>
-              </w:rPr>
-            </w:pPr>
-            <w:r>
+            <w:tcW w:w="2408" w:type="dxa"/>
+            <w:gridSpan w:val="2"/>
+          </w:tcPr>
+          <w:p>
+            <w:pPr>
+              <w:rPr>
+                <w:b/>
+                <w:sz w:val="24"/>
+              </w:rPr>
+            </w:pPr>
+            <w:r>
+              <w:rPr>
+                <w:rFonts w:eastAsia="SimSun"/>
+                <w:sz w:val="24"/>
+                <w:szCs w:val="24"/>
+              </w:rPr>
               <w:t>{{SERVICE_ADDRESS}}</w:t>
             </w:r>
           </w:p>
@@ -4277,10 +4442,11 @@
       <w:tr>
         <w:trPr>
           <w:trHeight w:val="331"/>
+          <w:jc w:val="center"/>
         </w:trPr>
         <w:tc>
           <w:tcPr>
-            <w:tcW w:w="5980" w:type="dxa"/>
+            <w:tcW w:w="5708" w:type="dxa"/>
             <w:gridSpan w:val="13"/>
             <w:vMerge/>
           </w:tcPr>
@@ -4295,8 +4461,8 @@
         </w:tc>
         <w:tc>
           <w:tcPr>
-            <w:tcW w:w="2226" w:type="dxa"/>
-            <w:gridSpan w:val="7"/>
+            <w:tcW w:w="2224" w:type="dxa"/>
+            <w:gridSpan w:val="8"/>
           </w:tcPr>
           <w:p>
             <w:pPr>
@@ -4327,17 +4493,22 @@
         </w:tc>
         <w:tc>
           <w:tcPr>
-            <w:tcW w:w="1707" w:type="dxa"/>
-            <w:gridSpan w:val="3"/>
-          </w:tcPr>
-          <w:p>
-            <w:pPr>
-              <w:rPr>
-                <w:b/>
-                <w:sz w:val="24"/>
-              </w:rPr>
-            </w:pPr>
-            <w:r>
+            <w:tcW w:w="2408" w:type="dxa"/>
+            <w:gridSpan w:val="2"/>
+          </w:tcPr>
+          <w:p>
+            <w:pPr>
+              <w:rPr>
+                <w:b/>
+                <w:sz w:val="24"/>
+              </w:rPr>
+            </w:pPr>
+            <w:r>
+              <w:rPr>
+                <w:rFonts w:eastAsia="SimSun"/>
+                <w:sz w:val="24"/>
+                <w:szCs w:val="24"/>
+              </w:rPr>
               <w:t>{{SERVICE_TEL}}</w:t>
             </w:r>
           </w:p>
@@ -4346,10 +4517,11 @@
       <w:tr>
         <w:trPr>
           <w:trHeight w:val="331"/>
+          <w:jc w:val="center"/>
         </w:trPr>
         <w:tc>
           <w:tcPr>
-            <w:tcW w:w="5980" w:type="dxa"/>
+            <w:tcW w:w="5708" w:type="dxa"/>
             <w:gridSpan w:val="13"/>
             <w:vMerge/>
           </w:tcPr>
@@ -4364,8 +4536,8 @@
         </w:tc>
         <w:tc>
           <w:tcPr>
-            <w:tcW w:w="2226" w:type="dxa"/>
-            <w:gridSpan w:val="7"/>
+            <w:tcW w:w="2224" w:type="dxa"/>
+            <w:gridSpan w:val="8"/>
           </w:tcPr>
           <w:p>
             <w:pPr>
@@ -4396,17 +4568,22 @@
         </w:tc>
         <w:tc>
           <w:tcPr>
-            <w:tcW w:w="1707" w:type="dxa"/>
-            <w:gridSpan w:val="3"/>
-          </w:tcPr>
-          <w:p>
-            <w:pPr>
-              <w:rPr>
-                <w:b/>
-                <w:sz w:val="24"/>
-              </w:rPr>
-            </w:pPr>
-            <w:r>
+            <w:tcW w:w="2408" w:type="dxa"/>
+            <w:gridSpan w:val="2"/>
+          </w:tcPr>
+          <w:p>
+            <w:pPr>
+              <w:rPr>
+                <w:b/>
+                <w:sz w:val="24"/>
+              </w:rPr>
+            </w:pPr>
+            <w:r>
+              <w:rPr>
+                <w:rFonts w:eastAsia="SimSun"/>
+                <w:sz w:val="24"/>
+                <w:szCs w:val="24"/>
+              </w:rPr>
               <w:t>{{SERVICE_MOBILE}}</w:t>
             </w:r>
           </w:p>
@@ -4415,10 +4592,11 @@
       <w:tr>
         <w:trPr>
           <w:trHeight w:val="331"/>
+          <w:jc w:val="center"/>
         </w:trPr>
         <w:tc>
           <w:tcPr>
-            <w:tcW w:w="5980" w:type="dxa"/>
+            <w:tcW w:w="5708" w:type="dxa"/>
             <w:gridSpan w:val="13"/>
             <w:vMerge/>
           </w:tcPr>
@@ -4433,8 +4611,8 @@
         </w:tc>
         <w:tc>
           <w:tcPr>
-            <w:tcW w:w="2226" w:type="dxa"/>
-            <w:gridSpan w:val="7"/>
+            <w:tcW w:w="2224" w:type="dxa"/>
+            <w:gridSpan w:val="8"/>
           </w:tcPr>
           <w:p>
             <w:pPr>
@@ -4465,17 +4643,22 @@
         </w:tc>
         <w:tc>
           <w:tcPr>
-            <w:tcW w:w="1707" w:type="dxa"/>
-            <w:gridSpan w:val="3"/>
-          </w:tcPr>
-          <w:p>
-            <w:pPr>
-              <w:rPr>
-                <w:b/>
-                <w:sz w:val="24"/>
-              </w:rPr>
-            </w:pPr>
-            <w:r>
+            <w:tcW w:w="2408" w:type="dxa"/>
+            <w:gridSpan w:val="2"/>
+          </w:tcPr>
+          <w:p>
+            <w:pPr>
+              <w:rPr>
+                <w:b/>
+                <w:sz w:val="24"/>
+              </w:rPr>
+            </w:pPr>
+            <w:r>
+              <w:rPr>
+                <w:rFonts w:eastAsia="SimSun"/>
+                <w:sz w:val="24"/>
+                <w:szCs w:val="24"/>
+              </w:rPr>
               <w:t>{{SERVICE_FAX}}</w:t>
             </w:r>
           </w:p>
@@ -4484,10 +4667,11 @@
       <w:tr>
         <w:trPr>
           <w:trHeight w:val="331"/>
+          <w:jc w:val="center"/>
         </w:trPr>
         <w:tc>
           <w:tcPr>
-            <w:tcW w:w="5980" w:type="dxa"/>
+            <w:tcW w:w="5708" w:type="dxa"/>
             <w:gridSpan w:val="13"/>
             <w:vMerge/>
           </w:tcPr>
@@ -4502,8 +4686,8 @@
         </w:tc>
         <w:tc>
           <w:tcPr>
-            <w:tcW w:w="2226" w:type="dxa"/>
-            <w:gridSpan w:val="7"/>
+            <w:tcW w:w="2224" w:type="dxa"/>
+            <w:gridSpan w:val="8"/>
           </w:tcPr>
           <w:p>
             <w:pPr>
@@ -4534,17 +4718,22 @@
         </w:tc>
         <w:tc>
           <w:tcPr>
-            <w:tcW w:w="1707" w:type="dxa"/>
-            <w:gridSpan w:val="3"/>
-          </w:tcPr>
-          <w:p>
-            <w:pPr>
-              <w:rPr>
-                <w:b/>
-                <w:sz w:val="24"/>
-              </w:rPr>
-            </w:pPr>
-            <w:r>
+            <w:tcW w:w="2408" w:type="dxa"/>
+            <w:gridSpan w:val="2"/>
+          </w:tcPr>
+          <w:p>
+            <w:pPr>
+              <w:rPr>
+                <w:b/>
+                <w:sz w:val="24"/>
+              </w:rPr>
+            </w:pPr>
+            <w:r>
+              <w:rPr>
+                <w:rFonts w:eastAsia="SimSun"/>
+                <w:sz w:val="24"/>
+                <w:szCs w:val="24"/>
+              </w:rPr>
               <w:t>{{SERVICE_EMAIL}}</w:t>
             </w:r>
           </w:p>
@@ -4553,10 +4742,11 @@
       <w:tr>
         <w:trPr>
           <w:trHeight w:val="677"/>
+          <w:jc w:val="center"/>
         </w:trPr>
         <w:tc>
           <w:tcPr>
-            <w:tcW w:w="9913" w:type="dxa"/>
+            <w:tcW w:w="10340" w:type="dxa"/>
             <w:gridSpan w:val="23"/>
           </w:tcPr>
           <w:p>
@@ -4573,14 +4763,7 @@
                 <w:b/>
                 <w:sz w:val="24"/>
               </w:rPr>
-              <w:t xml:space="preserve"> </w:t>
-            </w:r>
-            <w:r>
-              <w:rPr>
-                <w:b/>
-                <w:sz w:val="24"/>
-              </w:rPr>
-              <w:t>8.</w:t>
+              <w:t xml:space="preserve"> 8.</w:t>
             </w:r>
             <w:r>
               <w:rPr>
@@ -4810,10 +4993,11 @@
       <w:tr>
         <w:trPr>
           <w:trHeight w:val="677"/>
+          <w:jc w:val="center"/>
         </w:trPr>
         <w:tc>
           <w:tcPr>
-            <w:tcW w:w="1528" w:type="dxa"/>
+            <w:tcW w:w="1309" w:type="dxa"/>
           </w:tcPr>
           <w:p>
             <w:pPr>
@@ -4834,8 +5018,8 @@
         </w:tc>
         <w:tc>
           <w:tcPr>
-            <w:tcW w:w="1673" w:type="dxa"/>
-            <w:gridSpan w:val="3"/>
+            <w:tcW w:w="1323" w:type="dxa"/>
+            <w:gridSpan w:val="2"/>
           </w:tcPr>
           <w:p>
             <w:pPr>
@@ -4871,8 +5055,8 @@
         </w:tc>
         <w:tc>
           <w:tcPr>
-            <w:tcW w:w="1478" w:type="dxa"/>
-            <w:gridSpan w:val="3"/>
+            <w:tcW w:w="1608" w:type="dxa"/>
+            <w:gridSpan w:val="4"/>
           </w:tcPr>
           <w:p>
             <w:pPr>
@@ -4906,7 +5090,7 @@
         </w:tc>
         <w:tc>
           <w:tcPr>
-            <w:tcW w:w="1851" w:type="dxa"/>
+            <w:tcW w:w="2143" w:type="dxa"/>
             <w:gridSpan w:val="8"/>
           </w:tcPr>
           <w:p>
@@ -4969,8 +5153,8 @@
         </w:tc>
         <w:tc>
           <w:tcPr>
-            <w:tcW w:w="1676" w:type="dxa"/>
-            <w:gridSpan w:val="5"/>
+            <w:tcW w:w="1549" w:type="dxa"/>
+            <w:gridSpan w:val="6"/>
           </w:tcPr>
           <w:p>
             <w:pPr>
@@ -5032,8 +5216,8 @@
         </w:tc>
         <w:tc>
           <w:tcPr>
-            <w:tcW w:w="1707" w:type="dxa"/>
-            <w:gridSpan w:val="3"/>
+            <w:tcW w:w="2408" w:type="dxa"/>
+            <w:gridSpan w:val="2"/>
           </w:tcPr>
           <w:p>
             <w:pPr>
@@ -5136,10 +5320,11 @@
       <w:tr>
         <w:trPr>
           <w:trHeight w:val="461"/>
+          <w:jc w:val="center"/>
         </w:trPr>
         <w:tc>
           <w:tcPr>
-            <w:tcW w:w="1528" w:type="dxa"/>
+            <w:tcW w:w="1309" w:type="dxa"/>
           </w:tcPr>
           <w:p>
             <w:pPr>
@@ -5149,12 +5334,18 @@
                 <w:sz w:val="24"/>
               </w:rPr>
             </w:pPr>
-          </w:p>
-        </w:tc>
-        <w:tc>
-          <w:tcPr>
-            <w:tcW w:w="1673" w:type="dxa"/>
-            <w:gridSpan w:val="3"/>
+            <w:r>
+              <w:rPr>
+                <w:sz w:val="24"/>
+              </w:rPr>
+              <w:t>{{PRIORITY_COUNTRY}}</w:t>
+            </w:r>
+          </w:p>
+        </w:tc>
+        <w:tc>
+          <w:tcPr>
+            <w:tcW w:w="1323" w:type="dxa"/>
+            <w:gridSpan w:val="2"/>
           </w:tcPr>
           <w:p>
             <w:pPr>
@@ -5164,12 +5355,18 @@
                 <w:sz w:val="24"/>
               </w:rPr>
             </w:pPr>
-          </w:p>
-        </w:tc>
-        <w:tc>
-          <w:tcPr>
-            <w:tcW w:w="1478" w:type="dxa"/>
-            <w:gridSpan w:val="3"/>
+            <w:r>
+              <w:rPr>
+                <w:sz w:val="24"/>
+              </w:rPr>
+              <w:t>{{PRIORITY_APP_NO}}</w:t>
+            </w:r>
+          </w:p>
+        </w:tc>
+        <w:tc>
+          <w:tcPr>
+            <w:tcW w:w="1608" w:type="dxa"/>
+            <w:gridSpan w:val="4"/>
           </w:tcPr>
           <w:p>
             <w:pPr>
@@ -5179,11 +5376,17 @@
                 <w:sz w:val="24"/>
               </w:rPr>
             </w:pPr>
-          </w:p>
-        </w:tc>
-        <w:tc>
-          <w:tcPr>
-            <w:tcW w:w="1851" w:type="dxa"/>
+            <w:r>
+              <w:rPr>
+                <w:sz w:val="24"/>
+              </w:rPr>
+              <w:t>{{PRIORITY_DATE}}</w:t>
+            </w:r>
+          </w:p>
+        </w:tc>
+        <w:tc>
+          <w:tcPr>
+            <w:tcW w:w="2143" w:type="dxa"/>
             <w:gridSpan w:val="8"/>
           </w:tcPr>
           <w:p>
@@ -5194,12 +5397,18 @@
                 <w:sz w:val="24"/>
               </w:rPr>
             </w:pPr>
-          </w:p>
-        </w:tc>
-        <w:tc>
-          <w:tcPr>
-            <w:tcW w:w="1676" w:type="dxa"/>
-            <w:gridSpan w:val="5"/>
+            <w:r>
+              <w:rPr>
+                <w:sz w:val="24"/>
+              </w:rPr>
+              <w:t>{{PRIORITY_APP_NAME}}</w:t>
+            </w:r>
+          </w:p>
+        </w:tc>
+        <w:tc>
+          <w:tcPr>
+            <w:tcW w:w="1549" w:type="dxa"/>
+            <w:gridSpan w:val="6"/>
           </w:tcPr>
           <w:p>
             <w:pPr>
@@ -5209,31 +5418,49 @@
                 <w:sz w:val="24"/>
               </w:rPr>
             </w:pPr>
-          </w:p>
-        </w:tc>
-        <w:tc>
-          <w:tcPr>
-            <w:tcW w:w="1707" w:type="dxa"/>
-            <w:gridSpan w:val="3"/>
-          </w:tcPr>
-          <w:p>
-            <w:pPr>
-              <w:pStyle w:val="TableParagraph"/>
-              <w:spacing w:before="1"/>
-              <w:rPr>
-                <w:sz w:val="24"/>
-              </w:rPr>
-            </w:pPr>
+            <w:r>
+              <w:rPr>
+                <w:sz w:val="24"/>
+              </w:rPr>
+              <w:t>{{PRIORITY_TITLE}}</w:t>
+            </w:r>
+          </w:p>
+        </w:tc>
+        <w:tc>
+          <w:tcPr>
+            <w:tcW w:w="2408" w:type="dxa"/>
+            <w:gridSpan w:val="2"/>
+          </w:tcPr>
+          <w:p>
+            <w:pPr>
+              <w:widowControl/>
+              <w:autoSpaceDE/>
+              <w:autoSpaceDN/>
+              <w:spacing w:after="480"/>
+              <w:rPr>
+                <w:rFonts w:ascii="Arial" w:eastAsia="Times New Roman" w:hAnsi="Arial" w:cs="Arial"/>
+                <w:sz w:val="24"/>
+                <w:szCs w:val="24"/>
+              </w:rPr>
+            </w:pPr>
+            <w:r>
+              <w:rPr>
+                <w:rStyle w:val="HTMLCode"/>
+                <w:rFonts w:ascii="Arial" w:hAnsi="Arial" w:cs="Arial"/>
+              </w:rPr>
+              <w:t>{{PRIORITY_IPC}}</w:t>
+            </w:r>
           </w:p>
         </w:tc>
       </w:tr>
       <w:tr>
         <w:trPr>
           <w:trHeight w:val="778"/>
+          <w:jc w:val="center"/>
         </w:trPr>
         <w:tc>
           <w:tcPr>
-            <w:tcW w:w="9913" w:type="dxa"/>
+            <w:tcW w:w="10340" w:type="dxa"/>
             <w:gridSpan w:val="23"/>
           </w:tcPr>
           <w:p>
@@ -5249,14 +5476,7 @@
                 <w:b/>
                 <w:sz w:val="24"/>
               </w:rPr>
-              <w:t xml:space="preserve"> </w:t>
-            </w:r>
-            <w:r>
-              <w:rPr>
-                <w:b/>
-                <w:sz w:val="24"/>
-              </w:rPr>
-              <w:t>9.</w:t>
+              <w:t xml:space="preserve"> 9.</w:t>
             </w:r>
             <w:r>
               <w:rPr>
@@ -5519,10 +5739,11 @@
       <w:tr>
         <w:trPr>
           <w:trHeight w:val="446"/>
+          <w:jc w:val="center"/>
         </w:trPr>
         <w:tc>
           <w:tcPr>
-            <w:tcW w:w="5499" w:type="dxa"/>
+            <w:tcW w:w="5021" w:type="dxa"/>
             <w:gridSpan w:val="11"/>
           </w:tcPr>
           <w:p>
@@ -5570,7 +5791,7 @@
         </w:tc>
         <w:tc>
           <w:tcPr>
-            <w:tcW w:w="4414" w:type="dxa"/>
+            <w:tcW w:w="5319" w:type="dxa"/>
             <w:gridSpan w:val="12"/>
           </w:tcPr>
           <w:p>
@@ -5620,10 +5841,11 @@
       <w:tr>
         <w:trPr>
           <w:trHeight w:val="461"/>
+          <w:jc w:val="center"/>
         </w:trPr>
         <w:tc>
           <w:tcPr>
-            <w:tcW w:w="5499" w:type="dxa"/>
+            <w:tcW w:w="5021" w:type="dxa"/>
             <w:gridSpan w:val="11"/>
           </w:tcPr>
           <w:p>
@@ -5634,11 +5856,17 @@
                 <w:sz w:val="24"/>
               </w:rPr>
             </w:pPr>
-          </w:p>
-        </w:tc>
-        <w:tc>
-          <w:tcPr>
-            <w:tcW w:w="4414" w:type="dxa"/>
+            <w:r>
+              <w:rPr>
+                <w:sz w:val="24"/>
+              </w:rPr>
+              <w:t>{{PCT_APP_NO}}</w:t>
+            </w:r>
+          </w:p>
+        </w:tc>
+        <w:tc>
+          <w:tcPr>
+            <w:tcW w:w="5319" w:type="dxa"/>
             <w:gridSpan w:val="12"/>
           </w:tcPr>
           <w:p>
@@ -5649,16 +5877,23 @@
                 <w:sz w:val="24"/>
               </w:rPr>
             </w:pPr>
+            <w:r>
+              <w:rPr>
+                <w:sz w:val="24"/>
+              </w:rPr>
+              <w:t>{{PCT_FILING_DATE}}</w:t>
+            </w:r>
           </w:p>
         </w:tc>
       </w:tr>
       <w:tr>
         <w:trPr>
           <w:trHeight w:val="461"/>
+          <w:jc w:val="center"/>
         </w:trPr>
         <w:tc>
           <w:tcPr>
-            <w:tcW w:w="9913" w:type="dxa"/>
+            <w:tcW w:w="10340" w:type="dxa"/>
             <w:gridSpan w:val="23"/>
           </w:tcPr>
           <w:p>
@@ -5880,10 +6115,11 @@
       <w:tr>
         <w:trPr>
           <w:trHeight w:val="461"/>
+          <w:jc w:val="center"/>
         </w:trPr>
         <w:tc>
           <w:tcPr>
-            <w:tcW w:w="5499" w:type="dxa"/>
+            <w:tcW w:w="5021" w:type="dxa"/>
             <w:gridSpan w:val="11"/>
           </w:tcPr>
           <w:p>
@@ -5895,25 +6131,11 @@
                 <w:sz w:val="24"/>
               </w:rPr>
             </w:pPr>
-            <w:r>
-              <w:rPr>
-                <w:b/>
-                <w:sz w:val="24"/>
-              </w:rPr>
-              <w:t xml:space="preserve">           </w:t>
-            </w:r>
-            <w:r>
-              <w:rPr>
-                <w:b/>
-                <w:sz w:val="24"/>
-              </w:rPr>
-              <w:t>Original (first) application No.</w:t>
-            </w:r>
-          </w:p>
-        </w:tc>
-        <w:tc>
-          <w:tcPr>
-            <w:tcW w:w="4414" w:type="dxa"/>
+          </w:p>
+        </w:tc>
+        <w:tc>
+          <w:tcPr>
+            <w:tcW w:w="5319" w:type="dxa"/>
             <w:gridSpan w:val="12"/>
           </w:tcPr>
           <w:p>
@@ -5922,36 +6144,20 @@
               <w:spacing w:line="292" w:lineRule="exact"/>
               <w:rPr>
                 <w:b/>
-                <w:sz w:val="20"/>
-                <w:szCs w:val="20"/>
-              </w:rPr>
-            </w:pPr>
-            <w:r>
-              <w:rPr>
-                <w:b/>
-                <w:sz w:val="20"/>
-                <w:szCs w:val="20"/>
-              </w:rPr>
-              <w:t xml:space="preserve">      </w:t>
-            </w:r>
-            <w:r>
-              <w:rPr>
-                <w:b/>
-                <w:sz w:val="20"/>
-                <w:szCs w:val="20"/>
-              </w:rPr>
-              <w:t>Date of filing of original (first) application</w:t>
-            </w:r>
+                <w:sz w:val="24"/>
+              </w:rPr>
+            </w:pPr>
           </w:p>
         </w:tc>
       </w:tr>
       <w:tr>
         <w:trPr>
           <w:trHeight w:val="346"/>
+          <w:jc w:val="center"/>
         </w:trPr>
         <w:tc>
           <w:tcPr>
-            <w:tcW w:w="5499" w:type="dxa"/>
+            <w:tcW w:w="5021" w:type="dxa"/>
             <w:gridSpan w:val="11"/>
           </w:tcPr>
           <w:p>
@@ -5967,7 +6173,7 @@
         </w:tc>
         <w:tc>
           <w:tcPr>
-            <w:tcW w:w="4414" w:type="dxa"/>
+            <w:tcW w:w="5319" w:type="dxa"/>
             <w:gridSpan w:val="12"/>
           </w:tcPr>
           <w:p>
@@ -5985,10 +6191,11 @@
       <w:tr>
         <w:trPr>
           <w:trHeight w:val="677"/>
+          <w:jc w:val="center"/>
         </w:trPr>
         <w:tc>
           <w:tcPr>
-            <w:tcW w:w="9913" w:type="dxa"/>
+            <w:tcW w:w="10340" w:type="dxa"/>
             <w:gridSpan w:val="23"/>
           </w:tcPr>
           <w:p>
@@ -6258,10 +6465,11 @@
       <w:tr>
         <w:trPr>
           <w:trHeight w:val="346"/>
+          <w:jc w:val="center"/>
         </w:trPr>
         <w:tc>
           <w:tcPr>
-            <w:tcW w:w="5499" w:type="dxa"/>
+            <w:tcW w:w="5021" w:type="dxa"/>
             <w:gridSpan w:val="11"/>
           </w:tcPr>
           <w:p>
@@ -6309,7 +6517,7 @@
         </w:tc>
         <w:tc>
           <w:tcPr>
-            <w:tcW w:w="4414" w:type="dxa"/>
+            <w:tcW w:w="5319" w:type="dxa"/>
             <w:gridSpan w:val="12"/>
           </w:tcPr>
           <w:p>
@@ -6398,10 +6606,11 @@
       <w:tr>
         <w:trPr>
           <w:trHeight w:val="403"/>
+          <w:jc w:val="center"/>
         </w:trPr>
         <w:tc>
           <w:tcPr>
-            <w:tcW w:w="9913" w:type="dxa"/>
+            <w:tcW w:w="10340" w:type="dxa"/>
             <w:gridSpan w:val="23"/>
           </w:tcPr>
           <w:p>
@@ -6440,10 +6649,11 @@
       <w:tr>
         <w:trPr>
           <w:trHeight w:val="3370"/>
+          <w:jc w:val="center"/>
         </w:trPr>
         <w:tc>
           <w:tcPr>
-            <w:tcW w:w="9913" w:type="dxa"/>
+            <w:tcW w:w="10340" w:type="dxa"/>
             <w:gridSpan w:val="23"/>
           </w:tcPr>
           <w:p>
@@ -6893,28 +7103,47 @@
           <w:p>
             <w:pPr>
               <w:pStyle w:val="TableParagraph"/>
-              <w:spacing w:line="292" w:lineRule="exact"/>
-              <w:rPr>
-                <w:b/>
-                <w:bCs/>
-                <w:sz w:val="24"/>
-              </w:rPr>
-            </w:pPr>
-            <w:r>
-              <w:rPr>
-                <w:b/>
-                <w:bCs/>
-                <w:sz w:val="24"/>
-              </w:rPr>
-              <w:t xml:space="preserve">           </w:t>
-            </w:r>
-            <w:r>
-              <w:rPr>
-                <w:b/>
-                <w:bCs/>
-                <w:sz w:val="24"/>
-              </w:rPr>
-              <w:t>Dated this 09th July 2026</w:t>
+              <w:numPr>
+                <w:ilvl w:val="1"/>
+                <w:numId w:val="1"/>
+              </w:numPr>
+              <w:tabs>
+                <w:tab w:val="left" w:pos="1200"/>
+              </w:tabs>
+              <w:spacing w:line="288" w:lineRule="exact"/>
+              <w:ind w:hanging="315"/>
+              <w:rPr>
+                <w:sz w:val="24"/>
+              </w:rPr>
+            </w:pPr>
+            <w:r>
+              <w:rPr>
+                <w:sz w:val="24"/>
+              </w:rPr>
+              <w:t>Date</w:t>
+            </w:r>
+          </w:p>
+          <w:p>
+            <w:pPr>
+              <w:pStyle w:val="TableParagraph"/>
+              <w:numPr>
+                <w:ilvl w:val="1"/>
+                <w:numId w:val="1"/>
+              </w:numPr>
+              <w:tabs>
+                <w:tab w:val="left" w:pos="1212"/>
+              </w:tabs>
+              <w:spacing w:before="42"/>
+              <w:ind w:left="1211" w:hanging="327"/>
+              <w:rPr>
+                <w:sz w:val="24"/>
+              </w:rPr>
+            </w:pPr>
+            <w:r>
+              <w:rPr>
+                <w:sz w:val="24"/>
+              </w:rPr>
+              <w:t>Signature(s)</w:t>
             </w:r>
           </w:p>
           <w:p>
@@ -6923,53 +7152,26 @@
               <w:spacing w:line="292" w:lineRule="exact"/>
               <w:rPr>
                 <w:b/>
-                <w:bCs/>
-                <w:sz w:val="24"/>
-              </w:rPr>
-            </w:pPr>
-          </w:p>
-          <w:p>
-            <w:pPr>
-              <w:pStyle w:val="TableParagraph"/>
-              <w:spacing w:line="292" w:lineRule="exact"/>
-              <w:rPr>
-                <w:b/>
-                <w:bCs/>
-                <w:sz w:val="24"/>
-              </w:rPr>
-            </w:pPr>
-          </w:p>
-          <w:p>
-            <w:pPr>
-              <w:pStyle w:val="TableParagraph"/>
-              <w:spacing w:line="292" w:lineRule="exact"/>
-              <w:rPr>
-                <w:b/>
-                <w:bCs/>
-                <w:sz w:val="24"/>
-              </w:rPr>
-            </w:pPr>
-          </w:p>
-          <w:p>
-            <w:pPr>
-              <w:pStyle w:val="TableParagraph"/>
-              <w:spacing w:line="292" w:lineRule="exact"/>
-              <w:rPr>
-                <w:b/>
-                <w:bCs/>
-                <w:sz w:val="24"/>
-              </w:rPr>
-            </w:pPr>
+                <w:sz w:val="24"/>
+              </w:rPr>
+            </w:pPr>
+            <w:r>
+              <w:rPr>
+                <w:sz w:val="24"/>
+              </w:rPr>
+              <w:t xml:space="preserve">                (c) Name(s)</w:t>
+            </w:r>
           </w:p>
         </w:tc>
       </w:tr>
       <w:tr>
         <w:trPr>
           <w:trHeight w:val="4378"/>
+          <w:jc w:val="center"/>
         </w:trPr>
         <w:tc>
           <w:tcPr>
-            <w:tcW w:w="9913" w:type="dxa"/>
+            <w:tcW w:w="10340" w:type="dxa"/>
             <w:gridSpan w:val="23"/>
           </w:tcPr>
           <w:p>
@@ -7268,180 +7470,177 @@
           <w:p>
             <w:pPr>
               <w:pStyle w:val="TableParagraph"/>
-              <w:spacing w:line="276" w:lineRule="auto"/>
-              <w:rPr>
-                <w:sz w:val="24"/>
-              </w:rPr>
-            </w:pPr>
-            <w:r>
-              <w:rPr>
-                <w:sz w:val="24"/>
-              </w:rPr>
-              <w:t xml:space="preserve">                </w:t>
-            </w:r>
-            <w:r>
-              <w:rPr>
-                <w:sz w:val="24"/>
-              </w:rPr>
-              <w:t>I/We,</w:t>
-            </w:r>
-            <w:r>
-              <w:rPr>
-                <w:spacing w:val="24"/>
-                <w:sz w:val="24"/>
-              </w:rPr>
-              <w:t xml:space="preserve"> </w:t>
-            </w:r>
-            <w:r>
-              <w:rPr>
-                <w:sz w:val="24"/>
-              </w:rPr>
-              <w:t>the</w:t>
-            </w:r>
-            <w:r>
-              <w:rPr>
-                <w:spacing w:val="25"/>
-                <w:sz w:val="24"/>
-              </w:rPr>
-              <w:t xml:space="preserve"> </w:t>
-            </w:r>
-            <w:r>
-              <w:rPr>
-                <w:sz w:val="24"/>
-              </w:rPr>
-              <w:t>applicant(s)</w:t>
-            </w:r>
-            <w:r>
-              <w:rPr>
-                <w:spacing w:val="23"/>
-                <w:sz w:val="24"/>
-              </w:rPr>
-              <w:t xml:space="preserve"> </w:t>
-            </w:r>
-            <w:r>
-              <w:rPr>
-                <w:sz w:val="24"/>
-              </w:rPr>
-              <w:t>in</w:t>
-            </w:r>
-            <w:r>
-              <w:rPr>
-                <w:spacing w:val="25"/>
-                <w:sz w:val="24"/>
-              </w:rPr>
-              <w:t xml:space="preserve"> </w:t>
-            </w:r>
-            <w:r>
-              <w:rPr>
-                <w:sz w:val="24"/>
-              </w:rPr>
-              <w:t>the</w:t>
-            </w:r>
-            <w:r>
-              <w:rPr>
-                <w:spacing w:val="25"/>
-                <w:sz w:val="24"/>
-              </w:rPr>
-              <w:t xml:space="preserve"> </w:t>
-            </w:r>
-            <w:r>
-              <w:rPr>
-                <w:sz w:val="24"/>
-              </w:rPr>
-              <w:t>convention</w:t>
-            </w:r>
-            <w:r>
-              <w:rPr>
-                <w:spacing w:val="24"/>
-                <w:sz w:val="24"/>
-              </w:rPr>
-              <w:t xml:space="preserve"> </w:t>
-            </w:r>
-            <w:r>
-              <w:rPr>
-                <w:sz w:val="24"/>
-              </w:rPr>
-              <w:t>country</w:t>
-            </w:r>
-            <w:r>
-              <w:rPr>
-                <w:spacing w:val="24"/>
-                <w:sz w:val="24"/>
-              </w:rPr>
-              <w:t xml:space="preserve"> </w:t>
-            </w:r>
-            <w:r>
-              <w:rPr>
-                <w:sz w:val="24"/>
-              </w:rPr>
-              <w:t>declare</w:t>
-            </w:r>
-            <w:r>
-              <w:rPr>
-                <w:spacing w:val="22"/>
-                <w:sz w:val="24"/>
-              </w:rPr>
-              <w:t xml:space="preserve"> </w:t>
-            </w:r>
-            <w:r>
-              <w:rPr>
-                <w:sz w:val="24"/>
-              </w:rPr>
-              <w:t>that</w:t>
-            </w:r>
-            <w:r>
-              <w:rPr>
-                <w:spacing w:val="25"/>
-                <w:sz w:val="24"/>
-              </w:rPr>
-              <w:t xml:space="preserve"> </w:t>
-            </w:r>
-            <w:r>
-              <w:rPr>
-                <w:sz w:val="24"/>
-              </w:rPr>
-              <w:t>the</w:t>
-            </w:r>
-            <w:r>
-              <w:rPr>
-                <w:spacing w:val="25"/>
-                <w:sz w:val="24"/>
-              </w:rPr>
-              <w:t xml:space="preserve"> </w:t>
-            </w:r>
-            <w:r>
-              <w:rPr>
-                <w:sz w:val="24"/>
-              </w:rPr>
-              <w:t>applicant(s)</w:t>
-            </w:r>
-            <w:r>
-              <w:rPr>
-                <w:spacing w:val="23"/>
-                <w:sz w:val="24"/>
-              </w:rPr>
-              <w:t xml:space="preserve"> </w:t>
-            </w:r>
-            <w:r>
-              <w:rPr>
-                <w:sz w:val="24"/>
-              </w:rPr>
-              <w:t>herein</w:t>
-            </w:r>
+              <w:spacing w:before="3"/>
+              <w:rPr>
+                <w:rFonts w:ascii="Times New Roman"/>
+                <w:sz w:val="29"/>
+              </w:rPr>
+            </w:pPr>
           </w:p>
           <w:p>
             <w:pPr>
               <w:pStyle w:val="TableParagraph"/>
               <w:spacing w:line="276" w:lineRule="auto"/>
-              <w:rPr>
-                <w:sz w:val="24"/>
-              </w:rPr>
-            </w:pPr>
-            <w:r>
-              <w:rPr>
-                <w:sz w:val="24"/>
-              </w:rPr>
-              <w:t xml:space="preserve">                </w:t>
+              <w:ind w:left="820" w:hanging="300"/>
+              <w:rPr>
+                <w:sz w:val="24"/>
+              </w:rPr>
+            </w:pPr>
+            <w:r>
+              <w:rPr>
+                <w:sz w:val="24"/>
+              </w:rPr>
+              <w:t>I/We,</w:t>
+            </w:r>
+            <w:r>
+              <w:rPr>
+                <w:spacing w:val="24"/>
+                <w:sz w:val="24"/>
+              </w:rPr>
+              <w:t xml:space="preserve"> </w:t>
+            </w:r>
+            <w:r>
+              <w:rPr>
+                <w:sz w:val="24"/>
+              </w:rPr>
+              <w:t>the</w:t>
+            </w:r>
+            <w:r>
+              <w:rPr>
+                <w:spacing w:val="25"/>
+                <w:sz w:val="24"/>
+              </w:rPr>
+              <w:t xml:space="preserve"> </w:t>
+            </w:r>
+            <w:r>
+              <w:rPr>
+                <w:sz w:val="24"/>
+              </w:rPr>
+              <w:t>applicant(s)</w:t>
+            </w:r>
+            <w:r>
+              <w:rPr>
+                <w:spacing w:val="23"/>
+                <w:sz w:val="24"/>
+              </w:rPr>
+              <w:t xml:space="preserve"> </w:t>
+            </w:r>
+            <w:r>
+              <w:rPr>
+                <w:sz w:val="24"/>
+              </w:rPr>
+              <w:t>in</w:t>
+            </w:r>
+            <w:r>
+              <w:rPr>
+                <w:spacing w:val="25"/>
+                <w:sz w:val="24"/>
+              </w:rPr>
+              <w:t xml:space="preserve"> </w:t>
+            </w:r>
+            <w:r>
+              <w:rPr>
+                <w:sz w:val="24"/>
+              </w:rPr>
+              <w:t>the</w:t>
+            </w:r>
+            <w:r>
+              <w:rPr>
+                <w:spacing w:val="25"/>
+                <w:sz w:val="24"/>
+              </w:rPr>
+              <w:t xml:space="preserve"> </w:t>
+            </w:r>
+            <w:r>
+              <w:rPr>
+                <w:sz w:val="24"/>
+              </w:rPr>
+              <w:t>convention</w:t>
+            </w:r>
+            <w:r>
+              <w:rPr>
+                <w:spacing w:val="24"/>
+                <w:sz w:val="24"/>
+              </w:rPr>
+              <w:t xml:space="preserve"> </w:t>
+            </w:r>
+            <w:r>
+              <w:rPr>
+                <w:sz w:val="24"/>
+              </w:rPr>
+              <w:t>country</w:t>
+            </w:r>
+            <w:r>
+              <w:rPr>
+                <w:spacing w:val="24"/>
+                <w:sz w:val="24"/>
+              </w:rPr>
+              <w:t xml:space="preserve"> </w:t>
+            </w:r>
+            <w:r>
+              <w:rPr>
+                <w:sz w:val="24"/>
+              </w:rPr>
+              <w:t>declare</w:t>
+            </w:r>
+            <w:r>
+              <w:rPr>
+                <w:spacing w:val="22"/>
+                <w:sz w:val="24"/>
+              </w:rPr>
+              <w:t xml:space="preserve"> </w:t>
+            </w:r>
+            <w:r>
+              <w:rPr>
+                <w:sz w:val="24"/>
+              </w:rPr>
+              <w:t>that</w:t>
+            </w:r>
+            <w:r>
+              <w:rPr>
+                <w:spacing w:val="25"/>
+                <w:sz w:val="24"/>
+              </w:rPr>
+              <w:t xml:space="preserve"> </w:t>
+            </w:r>
+            <w:r>
+              <w:rPr>
+                <w:sz w:val="24"/>
+              </w:rPr>
+              <w:t>the</w:t>
+            </w:r>
+            <w:r>
+              <w:rPr>
+                <w:spacing w:val="25"/>
+                <w:sz w:val="24"/>
+              </w:rPr>
+              <w:t xml:space="preserve"> </w:t>
+            </w:r>
+            <w:r>
+              <w:rPr>
+                <w:sz w:val="24"/>
+              </w:rPr>
+              <w:t>applicant(s)</w:t>
+            </w:r>
+            <w:r>
+              <w:rPr>
+                <w:spacing w:val="23"/>
+                <w:sz w:val="24"/>
+              </w:rPr>
+              <w:t xml:space="preserve"> </w:t>
+            </w:r>
+            <w:r>
+              <w:rPr>
+                <w:sz w:val="24"/>
+              </w:rPr>
+              <w:t>herein</w:t>
+            </w:r>
+            <w:r>
+              <w:rPr>
+                <w:spacing w:val="24"/>
+                <w:sz w:val="24"/>
+              </w:rPr>
+              <w:t xml:space="preserve"> </w:t>
             </w:r>
             <w:r>
               <w:rPr>
@@ -7492,37 +7691,47 @@
           <w:p>
             <w:pPr>
               <w:pStyle w:val="TableParagraph"/>
-              <w:spacing w:line="276" w:lineRule="auto"/>
-              <w:rPr>
-                <w:b/>
-                <w:bCs/>
-                <w:sz w:val="24"/>
-              </w:rPr>
-            </w:pPr>
-            <w:r>
-              <w:rPr>
-                <w:b/>
-                <w:bCs/>
-                <w:spacing w:val="24"/>
-                <w:sz w:val="24"/>
-              </w:rPr>
-              <w:t xml:space="preserve">   </w:t>
-            </w:r>
-            <w:r>
-              <w:rPr>
-                <w:b/>
-                <w:bCs/>
-                <w:sz w:val="24"/>
-              </w:rPr>
-              <w:t xml:space="preserve">                      </w:t>
-            </w:r>
-            <w:r>
-              <w:rPr>
-                <w:b/>
-                <w:bCs/>
-                <w:sz w:val="24"/>
-              </w:rPr>
-              <w:t xml:space="preserve">Dated this 09th July 2026     </w:t>
+              <w:numPr>
+                <w:ilvl w:val="0"/>
+                <w:numId w:val="2"/>
+              </w:numPr>
+              <w:tabs>
+                <w:tab w:val="left" w:pos="780"/>
+              </w:tabs>
+              <w:spacing w:before="1"/>
+              <w:ind w:hanging="315"/>
+              <w:rPr>
+                <w:sz w:val="24"/>
+              </w:rPr>
+            </w:pPr>
+            <w:r>
+              <w:rPr>
+                <w:sz w:val="24"/>
+              </w:rPr>
+              <w:t>Date</w:t>
+            </w:r>
+          </w:p>
+          <w:p>
+            <w:pPr>
+              <w:pStyle w:val="TableParagraph"/>
+              <w:numPr>
+                <w:ilvl w:val="0"/>
+                <w:numId w:val="2"/>
+              </w:numPr>
+              <w:tabs>
+                <w:tab w:val="left" w:pos="792"/>
+              </w:tabs>
+              <w:spacing w:before="43"/>
+              <w:ind w:left="791" w:hanging="327"/>
+              <w:rPr>
+                <w:sz w:val="24"/>
+              </w:rPr>
+            </w:pPr>
+            <w:r>
+              <w:rPr>
+                <w:sz w:val="24"/>
+              </w:rPr>
+              <w:t>Signature(s)</w:t>
             </w:r>
           </w:p>
           <w:p>
@@ -7538,16 +7747,49 @@
                 <w:sz w:val="24"/>
               </w:rPr>
             </w:pPr>
+            <w:r>
+              <w:rPr>
+                <w:sz w:val="24"/>
+              </w:rPr>
+              <w:t xml:space="preserve">         (c) Name(s)of</w:t>
+            </w:r>
+            <w:r>
+              <w:rPr>
+                <w:spacing w:val="-4"/>
+                <w:sz w:val="24"/>
+              </w:rPr>
+              <w:t xml:space="preserve"> </w:t>
+            </w:r>
+            <w:r>
+              <w:rPr>
+                <w:sz w:val="24"/>
+              </w:rPr>
+              <w:t>the</w:t>
+            </w:r>
+            <w:r>
+              <w:rPr>
+                <w:spacing w:val="-5"/>
+                <w:sz w:val="24"/>
+              </w:rPr>
+              <w:t xml:space="preserve"> </w:t>
+            </w:r>
+            <w:r>
+              <w:rPr>
+                <w:sz w:val="24"/>
+              </w:rPr>
+              <w:t>signatory</w:t>
+            </w:r>
           </w:p>
         </w:tc>
       </w:tr>
       <w:tr>
         <w:trPr>
           <w:trHeight w:val="8194"/>
+          <w:jc w:val="center"/>
         </w:trPr>
         <w:tc>
           <w:tcPr>
-            <w:tcW w:w="9913" w:type="dxa"/>
+            <w:tcW w:w="10340" w:type="dxa"/>
             <w:gridSpan w:val="23"/>
           </w:tcPr>
           <w:p>
@@ -9981,10 +10223,11 @@
       <w:tr>
         <w:trPr>
           <w:trHeight w:val="619"/>
+          <w:jc w:val="center"/>
         </w:trPr>
         <w:tc>
           <w:tcPr>
-            <w:tcW w:w="9913" w:type="dxa"/>
+            <w:tcW w:w="10340" w:type="dxa"/>
             <w:gridSpan w:val="23"/>
           </w:tcPr>
           <w:p>
@@ -10147,11 +10390,12 @@
       <w:tr>
         <w:trPr>
           <w:trHeight w:val="317"/>
+          <w:jc w:val="center"/>
         </w:trPr>
         <w:tc>
           <w:tcPr>
-            <w:tcW w:w="1974" w:type="dxa"/>
-            <w:gridSpan w:val="3"/>
+            <w:tcW w:w="2870" w:type="dxa"/>
+            <w:gridSpan w:val="5"/>
           </w:tcPr>
           <w:p>
             <w:pPr>
@@ -10173,8 +10417,8 @@
         </w:tc>
         <w:tc>
           <w:tcPr>
-            <w:tcW w:w="3618" w:type="dxa"/>
-            <w:gridSpan w:val="9"/>
+            <w:tcW w:w="2606" w:type="dxa"/>
+            <w:gridSpan w:val="7"/>
           </w:tcPr>
           <w:p>
             <w:pPr>
@@ -10192,8 +10436,8 @@
         </w:tc>
         <w:tc>
           <w:tcPr>
-            <w:tcW w:w="2360" w:type="dxa"/>
-            <w:gridSpan w:val="7"/>
+            <w:tcW w:w="2323" w:type="dxa"/>
+            <w:gridSpan w:val="8"/>
           </w:tcPr>
           <w:p>
             <w:pPr>
@@ -10211,8 +10455,8 @@
         </w:tc>
         <w:tc>
           <w:tcPr>
-            <w:tcW w:w="1961" w:type="dxa"/>
-            <w:gridSpan w:val="4"/>
+            <w:tcW w:w="2541" w:type="dxa"/>
+            <w:gridSpan w:val="3"/>
           </w:tcPr>
           <w:p>
             <w:pPr>
@@ -10231,34 +10475,67 @@
       </w:tr>
       <w:tr>
         <w:trPr>
-          <w:trHeight w:val="351"/>
+          <w:trHeight w:val="950"/>
+          <w:jc w:val="center"/>
         </w:trPr>
         <w:tc>
           <w:tcPr>
-            <w:tcW w:w="1974" w:type="dxa"/>
-            <w:gridSpan w:val="3"/>
-          </w:tcPr>
+            <w:tcW w:w="2870" w:type="dxa"/>
+            <w:gridSpan w:val="5"/>
+          </w:tcPr>
+          <w:p>
+            <w:pPr>
+              <w:pStyle w:val="TableParagraph"/>
+              <w:spacing w:line="276" w:lineRule="auto"/>
+              <w:ind w:right="1016"/>
+              <w:rPr>
+                <w:spacing w:val="-1"/>
+                <w:sz w:val="24"/>
+              </w:rPr>
+            </w:pPr>
+            <w:r>
+              <w:rPr>
+                <w:sz w:val="24"/>
+              </w:rPr>
+              <w:t>Complete/</w:t>
+            </w:r>
+            <w:r>
+              <w:rPr>
+                <w:spacing w:val="-1"/>
+                <w:sz w:val="24"/>
+              </w:rPr>
+              <w:t>pro</w:t>
+            </w:r>
+          </w:p>
+          <w:p>
+            <w:pPr>
+              <w:pStyle w:val="TableParagraph"/>
+              <w:spacing w:line="276" w:lineRule="auto"/>
+              <w:ind w:right="1016"/>
+              <w:rPr>
+                <w:sz w:val="24"/>
+              </w:rPr>
+            </w:pPr>
+            <w:r>
+              <w:rPr>
+                <w:spacing w:val="-1"/>
+                <w:sz w:val="24"/>
+              </w:rPr>
+              <w:t>visional</w:t>
+            </w:r>
+          </w:p>
           <w:p>
             <w:pPr>
               <w:pStyle w:val="TableParagraph"/>
               <w:spacing w:before="1"/>
               <w:rPr>
-                <w:sz w:val="20"/>
-                <w:szCs w:val="20"/>
-              </w:rPr>
-            </w:pPr>
-            <w:r>
-              <w:rPr>
-                <w:sz w:val="20"/>
-                <w:szCs w:val="20"/>
-              </w:rPr>
-              <w:t xml:space="preserve">Complete/Provisional </w:t>
-            </w:r>
+                <w:sz w:val="24"/>
+              </w:rPr>
+            </w:pPr>
             <w:proofErr w:type="gramStart"/>
             <w:r>
               <w:rPr>
-                <w:sz w:val="20"/>
-                <w:szCs w:val="20"/>
+                <w:sz w:val="24"/>
               </w:rPr>
               <w:t>specification)#</w:t>
             </w:r>
@@ -10267,8 +10544,8 @@
         </w:tc>
         <w:tc>
           <w:tcPr>
-            <w:tcW w:w="3618" w:type="dxa"/>
-            <w:gridSpan w:val="9"/>
+            <w:tcW w:w="2606" w:type="dxa"/>
+            <w:gridSpan w:val="7"/>
           </w:tcPr>
           <w:p>
             <w:pPr>
@@ -10276,31 +10553,47 @@
                 <w:tab w:val="left" w:pos="2260"/>
               </w:tabs>
               <w:rPr>
-                <w:b/>
-                <w:bCs/>
-                <w:sz w:val="24"/>
-              </w:rPr>
-            </w:pPr>
-            <w:r>
-              <w:rPr>
-                <w:sz w:val="24"/>
-              </w:rPr>
-              <w:t xml:space="preserve">  </w:t>
-            </w:r>
-            <w:r>
-              <w:rPr>
-                <w:b/>
-                <w:bCs/>
-                <w:sz w:val="24"/>
-              </w:rPr>
-              <w:t>7</w:t>
-            </w:r>
-          </w:p>
-        </w:tc>
-        <w:tc>
-          <w:tcPr>
-            <w:tcW w:w="2360" w:type="dxa"/>
-            <w:gridSpan w:val="7"/>
+                <w:sz w:val="24"/>
+              </w:rPr>
+            </w:pPr>
+            <w:r>
+              <w:rPr>
+                <w:sz w:val="24"/>
+              </w:rPr>
+              <w:t>No.</w:t>
+            </w:r>
+            <w:r>
+              <w:rPr>
+                <w:spacing w:val="-3"/>
+                <w:sz w:val="24"/>
+              </w:rPr>
+              <w:t xml:space="preserve"> </w:t>
+            </w:r>
+            <w:r>
+              <w:rPr>
+                <w:sz w:val="24"/>
+              </w:rPr>
+              <w:t>of</w:t>
+            </w:r>
+            <w:r>
+              <w:rPr>
+                <w:spacing w:val="-2"/>
+                <w:sz w:val="24"/>
+              </w:rPr>
+              <w:t xml:space="preserve"> </w:t>
+            </w:r>
+            <w:r>
+              <w:rPr>
+                <w:sz w:val="24"/>
+              </w:rPr>
+              <w:t>pages (4)</w:t>
+            </w:r>
+          </w:p>
+        </w:tc>
+        <w:tc>
+          <w:tcPr>
+            <w:tcW w:w="2323" w:type="dxa"/>
+            <w:gridSpan w:val="8"/>
           </w:tcPr>
           <w:p>
             <w:pPr>
@@ -10315,8 +10608,8 @@
         </w:tc>
         <w:tc>
           <w:tcPr>
-            <w:tcW w:w="1961" w:type="dxa"/>
-            <w:gridSpan w:val="4"/>
+            <w:tcW w:w="2541" w:type="dxa"/>
+            <w:gridSpan w:val="3"/>
           </w:tcPr>
           <w:p>
             <w:pPr>
@@ -10332,12 +10625,13 @@
       </w:tr>
       <w:tr>
         <w:trPr>
-          <w:trHeight w:val="378"/>
+          <w:trHeight w:val="619"/>
+          <w:jc w:val="center"/>
         </w:trPr>
         <w:tc>
           <w:tcPr>
-            <w:tcW w:w="1974" w:type="dxa"/>
-            <w:gridSpan w:val="3"/>
+            <w:tcW w:w="2870" w:type="dxa"/>
+            <w:gridSpan w:val="5"/>
           </w:tcPr>
           <w:p>
             <w:pPr>
@@ -10383,34 +10677,98 @@
         </w:tc>
         <w:tc>
           <w:tcPr>
-            <w:tcW w:w="3618" w:type="dxa"/>
-            <w:gridSpan w:val="9"/>
-          </w:tcPr>
+            <w:tcW w:w="2606" w:type="dxa"/>
+            <w:gridSpan w:val="7"/>
+          </w:tcPr>
+          <w:p>
+            <w:pPr>
+              <w:pStyle w:val="TableParagraph"/>
+              <w:spacing w:line="292" w:lineRule="exact"/>
+              <w:ind w:left="127"/>
+              <w:rPr>
+                <w:sz w:val="24"/>
+              </w:rPr>
+            </w:pPr>
+            <w:r>
+              <w:rPr>
+                <w:sz w:val="24"/>
+              </w:rPr>
+              <w:t>No.</w:t>
+            </w:r>
+            <w:r>
+              <w:rPr>
+                <w:spacing w:val="-3"/>
+                <w:sz w:val="24"/>
+              </w:rPr>
+              <w:t xml:space="preserve"> </w:t>
+            </w:r>
+            <w:r>
+              <w:rPr>
+                <w:sz w:val="24"/>
+              </w:rPr>
+              <w:t>of claims (2)</w:t>
+            </w:r>
+            <w:r>
+              <w:rPr>
+                <w:spacing w:val="-1"/>
+                <w:sz w:val="24"/>
+              </w:rPr>
+              <w:t xml:space="preserve"> </w:t>
+            </w:r>
+            <w:r>
+              <w:rPr>
+                <w:sz w:val="24"/>
+              </w:rPr>
+              <w:t>and</w:t>
+            </w:r>
+          </w:p>
           <w:p>
             <w:pPr>
               <w:tabs>
                 <w:tab w:val="left" w:pos="2260"/>
               </w:tabs>
               <w:rPr>
-                <w:b/>
-                <w:bCs/>
-                <w:sz w:val="24"/>
-              </w:rPr>
-            </w:pPr>
-            <w:r>
-              <w:rPr>
-                <w:b/>
-                <w:bCs/>
-                <w:sz w:val="24"/>
-              </w:rPr>
-              <w:t>10 &amp; 1</w:t>
-            </w:r>
-          </w:p>
-        </w:tc>
-        <w:tc>
-          <w:tcPr>
-            <w:tcW w:w="2360" w:type="dxa"/>
-            <w:gridSpan w:val="7"/>
+                <w:sz w:val="24"/>
+              </w:rPr>
+            </w:pPr>
+            <w:r>
+              <w:rPr>
+                <w:sz w:val="24"/>
+              </w:rPr>
+              <w:t>No.</w:t>
+            </w:r>
+            <w:r>
+              <w:rPr>
+                <w:spacing w:val="-3"/>
+                <w:sz w:val="24"/>
+              </w:rPr>
+              <w:t xml:space="preserve"> </w:t>
+            </w:r>
+            <w:r>
+              <w:rPr>
+                <w:sz w:val="24"/>
+              </w:rPr>
+              <w:t>of</w:t>
+            </w:r>
+            <w:r>
+              <w:rPr>
+                <w:spacing w:val="-2"/>
+                <w:sz w:val="24"/>
+              </w:rPr>
+              <w:t xml:space="preserve"> </w:t>
+            </w:r>
+            <w:r>
+              <w:rPr>
+                <w:sz w:val="24"/>
+              </w:rPr>
+              <w:t>pages</w:t>
+            </w:r>
+          </w:p>
+        </w:tc>
+        <w:tc>
+          <w:tcPr>
+            <w:tcW w:w="2323" w:type="dxa"/>
+            <w:gridSpan w:val="8"/>
           </w:tcPr>
           <w:p>
             <w:pPr>
@@ -10425,8 +10783,8 @@
         </w:tc>
         <w:tc>
           <w:tcPr>
-            <w:tcW w:w="1961" w:type="dxa"/>
-            <w:gridSpan w:val="4"/>
+            <w:tcW w:w="2541" w:type="dxa"/>
+            <w:gridSpan w:val="3"/>
           </w:tcPr>
           <w:p>
             <w:pPr>
@@ -10442,12 +10800,13 @@
       </w:tr>
       <w:tr>
         <w:trPr>
-          <w:trHeight w:val="165"/>
+          <w:trHeight w:val="317"/>
+          <w:jc w:val="center"/>
         </w:trPr>
         <w:tc>
           <w:tcPr>
-            <w:tcW w:w="1974" w:type="dxa"/>
-            <w:gridSpan w:val="3"/>
+            <w:tcW w:w="2870" w:type="dxa"/>
+            <w:gridSpan w:val="5"/>
           </w:tcPr>
           <w:p>
             <w:pPr>
@@ -10467,8 +10826,8 @@
         </w:tc>
         <w:tc>
           <w:tcPr>
-            <w:tcW w:w="3618" w:type="dxa"/>
-            <w:gridSpan w:val="9"/>
+            <w:tcW w:w="2606" w:type="dxa"/>
+            <w:gridSpan w:val="7"/>
           </w:tcPr>
           <w:p>
             <w:pPr>
@@ -10476,31 +10835,55 @@
                 <w:tab w:val="left" w:pos="2260"/>
               </w:tabs>
               <w:rPr>
-                <w:b/>
-                <w:bCs/>
-                <w:sz w:val="24"/>
-              </w:rPr>
-            </w:pPr>
-            <w:r>
-              <w:rPr>
-                <w:sz w:val="24"/>
-              </w:rPr>
-              <w:t xml:space="preserve">  </w:t>
-            </w:r>
-            <w:r>
-              <w:rPr>
-                <w:b/>
-                <w:bCs/>
-                <w:sz w:val="24"/>
-              </w:rPr>
-              <w:t xml:space="preserve"> 1</w:t>
-            </w:r>
-          </w:p>
-        </w:tc>
-        <w:tc>
-          <w:tcPr>
-            <w:tcW w:w="2360" w:type="dxa"/>
-            <w:gridSpan w:val="7"/>
+                <w:sz w:val="24"/>
+              </w:rPr>
+            </w:pPr>
+            <w:r>
+              <w:rPr>
+                <w:sz w:val="24"/>
+              </w:rPr>
+              <w:t>No.</w:t>
+            </w:r>
+            <w:r>
+              <w:rPr>
+                <w:spacing w:val="-3"/>
+                <w:sz w:val="24"/>
+              </w:rPr>
+              <w:t xml:space="preserve"> </w:t>
+            </w:r>
+            <w:r>
+              <w:rPr>
+                <w:sz w:val="24"/>
+              </w:rPr>
+              <w:t>of</w:t>
+            </w:r>
+            <w:r>
+              <w:rPr>
+                <w:spacing w:val="-2"/>
+                <w:sz w:val="24"/>
+              </w:rPr>
+              <w:t xml:space="preserve"> </w:t>
+            </w:r>
+            <w:proofErr w:type="gramStart"/>
+            <w:r>
+              <w:rPr>
+                <w:sz w:val="24"/>
+              </w:rPr>
+              <w:t>pages(</w:t>
+            </w:r>
+            <w:proofErr w:type="gramEnd"/>
+            <w:r>
+              <w:rPr>
+                <w:sz w:val="24"/>
+              </w:rPr>
+              <w:t>1)</w:t>
+            </w:r>
+          </w:p>
+        </w:tc>
+        <w:tc>
+          <w:tcPr>
+            <w:tcW w:w="2323" w:type="dxa"/>
+            <w:gridSpan w:val="8"/>
           </w:tcPr>
           <w:p>
             <w:pPr>
@@ -10515,8 +10898,8 @@
         </w:tc>
         <w:tc>
           <w:tcPr>
-            <w:tcW w:w="1961" w:type="dxa"/>
-            <w:gridSpan w:val="4"/>
+            <w:tcW w:w="2541" w:type="dxa"/>
+            <w:gridSpan w:val="3"/>
           </w:tcPr>
           <w:p>
             <w:pPr>
@@ -10533,11 +10916,12 @@
       <w:tr>
         <w:trPr>
           <w:trHeight w:val="331"/>
+          <w:jc w:val="center"/>
         </w:trPr>
         <w:tc>
           <w:tcPr>
-            <w:tcW w:w="1974" w:type="dxa"/>
-            <w:gridSpan w:val="3"/>
+            <w:tcW w:w="2870" w:type="dxa"/>
+            <w:gridSpan w:val="5"/>
           </w:tcPr>
           <w:p>
             <w:pPr>
@@ -10583,34 +10967,127 @@
         </w:tc>
         <w:tc>
           <w:tcPr>
-            <w:tcW w:w="3618" w:type="dxa"/>
-            <w:gridSpan w:val="9"/>
-          </w:tcPr>
+            <w:tcW w:w="2606" w:type="dxa"/>
+            <w:gridSpan w:val="7"/>
+          </w:tcPr>
+          <w:p>
+            <w:pPr>
+              <w:pStyle w:val="TableParagraph"/>
+              <w:spacing w:line="292" w:lineRule="exact"/>
+              <w:ind w:left="127"/>
+              <w:rPr>
+                <w:sz w:val="24"/>
+              </w:rPr>
+            </w:pPr>
+            <w:r>
+              <w:rPr>
+                <w:sz w:val="24"/>
+              </w:rPr>
+              <w:t>No.</w:t>
+            </w:r>
+            <w:r>
+              <w:rPr>
+                <w:spacing w:val="-5"/>
+                <w:sz w:val="24"/>
+              </w:rPr>
+              <w:t xml:space="preserve"> </w:t>
+            </w:r>
+            <w:r>
+              <w:rPr>
+                <w:sz w:val="24"/>
+              </w:rPr>
+              <w:t>of</w:t>
+            </w:r>
+            <w:r>
+              <w:rPr>
+                <w:spacing w:val="-2"/>
+                <w:sz w:val="24"/>
+              </w:rPr>
+              <w:t xml:space="preserve"> </w:t>
+            </w:r>
+            <w:proofErr w:type="gramStart"/>
+            <w:r>
+              <w:rPr>
+                <w:sz w:val="24"/>
+              </w:rPr>
+              <w:t>drawings(</w:t>
+            </w:r>
+            <w:proofErr w:type="gramEnd"/>
+            <w:r>
+              <w:rPr>
+                <w:sz w:val="24"/>
+              </w:rPr>
+              <w:t>1)</w:t>
+            </w:r>
+            <w:r>
+              <w:rPr>
+                <w:spacing w:val="-4"/>
+                <w:sz w:val="24"/>
+              </w:rPr>
+              <w:t xml:space="preserve"> </w:t>
+            </w:r>
+            <w:r>
+              <w:rPr>
+                <w:sz w:val="24"/>
+              </w:rPr>
+              <w:t>and</w:t>
+            </w:r>
+          </w:p>
           <w:p>
             <w:pPr>
               <w:tabs>
                 <w:tab w:val="left" w:pos="2260"/>
               </w:tabs>
               <w:rPr>
-                <w:b/>
-                <w:bCs/>
-                <w:sz w:val="24"/>
-              </w:rPr>
-            </w:pPr>
-            <w:r>
-              <w:rPr>
-                <w:b/>
-                <w:bCs/>
-                <w:sz w:val="24"/>
-              </w:rPr>
-              <w:t>2&amp;7</w:t>
-            </w:r>
-          </w:p>
-        </w:tc>
-        <w:tc>
-          <w:tcPr>
-            <w:tcW w:w="2360" w:type="dxa"/>
-            <w:gridSpan w:val="7"/>
+                <w:sz w:val="24"/>
+              </w:rPr>
+            </w:pPr>
+            <w:r>
+              <w:rPr>
+                <w:sz w:val="24"/>
+              </w:rPr>
+              <w:t>No.</w:t>
+            </w:r>
+            <w:r>
+              <w:rPr>
+                <w:spacing w:val="-3"/>
+                <w:sz w:val="24"/>
+              </w:rPr>
+              <w:t xml:space="preserve"> </w:t>
+            </w:r>
+            <w:r>
+              <w:rPr>
+                <w:sz w:val="24"/>
+              </w:rPr>
+              <w:t>of</w:t>
+            </w:r>
+            <w:r>
+              <w:rPr>
+                <w:spacing w:val="-2"/>
+                <w:sz w:val="24"/>
+              </w:rPr>
+              <w:t xml:space="preserve"> </w:t>
+            </w:r>
+            <w:proofErr w:type="gramStart"/>
+            <w:r>
+              <w:rPr>
+                <w:sz w:val="24"/>
+              </w:rPr>
+              <w:t>pages(</w:t>
+            </w:r>
+            <w:proofErr w:type="gramEnd"/>
+            <w:r>
+              <w:rPr>
+                <w:sz w:val="24"/>
+              </w:rPr>
+              <w:t>1)</w:t>
+            </w:r>
+          </w:p>
+        </w:tc>
+        <w:tc>
+          <w:tcPr>
+            <w:tcW w:w="2323" w:type="dxa"/>
+            <w:gridSpan w:val="8"/>
           </w:tcPr>
           <w:p>
             <w:pPr>
@@ -10625,8 +11102,8 @@
         </w:tc>
         <w:tc>
           <w:tcPr>
-            <w:tcW w:w="1961" w:type="dxa"/>
-            <w:gridSpan w:val="4"/>
+            <w:tcW w:w="2541" w:type="dxa"/>
+            <w:gridSpan w:val="3"/>
           </w:tcPr>
           <w:p>
             <w:pPr>
@@ -10643,10 +11120,11 @@
       <w:tr>
         <w:trPr>
           <w:trHeight w:val="1354"/>
+          <w:jc w:val="center"/>
         </w:trPr>
         <w:tc>
           <w:tcPr>
-            <w:tcW w:w="9913" w:type="dxa"/>
+            <w:tcW w:w="10340" w:type="dxa"/>
             <w:gridSpan w:val="23"/>
           </w:tcPr>
           <w:p>
@@ -10663,6 +11141,7 @@
               <w:rPr>
                 <w:sz w:val="24"/>
               </w:rPr>
+              <w:lastRenderedPageBreak/>
               <w:t># In case of a complete specification, if the applicant desires to adopt the drawings filed with his</w:t>
             </w:r>
             <w:r>
@@ -11103,10 +11582,11 @@
       <w:tr>
         <w:trPr>
           <w:trHeight w:val="1354"/>
+          <w:jc w:val="center"/>
         </w:trPr>
         <w:tc>
           <w:tcPr>
-            <w:tcW w:w="9913" w:type="dxa"/>
+            <w:tcW w:w="10340" w:type="dxa"/>
             <w:gridSpan w:val="23"/>
           </w:tcPr>
           <w:p>
@@ -11114,7 +11594,7 @@
               <w:pStyle w:val="TableParagraph"/>
               <w:numPr>
                 <w:ilvl w:val="0"/>
-                <w:numId w:val="7"/>
+                <w:numId w:val="4"/>
               </w:numPr>
               <w:tabs>
                 <w:tab w:val="left" w:pos="507"/>
@@ -11130,7 +11610,6 @@
               <w:rPr>
                 <w:sz w:val="24"/>
               </w:rPr>
-              <w:lastRenderedPageBreak/>
               <w:t>Complete</w:t>
             </w:r>
             <w:r>
@@ -11386,7 +11865,7 @@
               <w:pStyle w:val="TableParagraph"/>
               <w:numPr>
                 <w:ilvl w:val="0"/>
-                <w:numId w:val="7"/>
+                <w:numId w:val="4"/>
               </w:numPr>
               <w:tabs>
                 <w:tab w:val="left" w:pos="408"/>
@@ -11462,7 +11941,7 @@
               <w:pStyle w:val="TableParagraph"/>
               <w:numPr>
                 <w:ilvl w:val="0"/>
-                <w:numId w:val="7"/>
+                <w:numId w:val="4"/>
               </w:numPr>
               <w:tabs>
                 <w:tab w:val="left" w:pos="523"/>
@@ -11720,7 +12199,7 @@
               <w:pStyle w:val="TableParagraph"/>
               <w:numPr>
                 <w:ilvl w:val="0"/>
-                <w:numId w:val="7"/>
+                <w:numId w:val="4"/>
               </w:numPr>
               <w:tabs>
                 <w:tab w:val="left" w:pos="430"/>
@@ -11809,7 +12288,7 @@
               <w:pStyle w:val="TableParagraph"/>
               <w:numPr>
                 <w:ilvl w:val="0"/>
-                <w:numId w:val="7"/>
+                <w:numId w:val="4"/>
               </w:numPr>
               <w:tabs>
                 <w:tab w:val="left" w:pos="492"/>
@@ -11950,7 +12429,7 @@
               <w:pStyle w:val="TableParagraph"/>
               <w:numPr>
                 <w:ilvl w:val="0"/>
-                <w:numId w:val="7"/>
+                <w:numId w:val="4"/>
               </w:numPr>
               <w:tabs>
                 <w:tab w:val="left" w:pos="420"/>
@@ -12039,7 +12518,7 @@
               <w:pStyle w:val="TableParagraph"/>
               <w:numPr>
                 <w:ilvl w:val="0"/>
-                <w:numId w:val="7"/>
+                <w:numId w:val="4"/>
               </w:numPr>
               <w:tabs>
                 <w:tab w:val="left" w:pos="435"/>
@@ -12128,7 +12607,7 @@
               <w:pStyle w:val="TableParagraph"/>
               <w:numPr>
                 <w:ilvl w:val="0"/>
-                <w:numId w:val="7"/>
+                <w:numId w:val="4"/>
               </w:numPr>
               <w:tabs>
                 <w:tab w:val="left" w:pos="363"/>
@@ -12747,21 +13226,74 @@
           <w:p>
             <w:pPr>
               <w:pStyle w:val="TableParagraph"/>
+              <w:ind w:left="467"/>
+              <w:rPr>
+                <w:sz w:val="24"/>
+              </w:rPr>
+            </w:pPr>
+            <w:r>
+              <w:rPr>
+                <w:sz w:val="24"/>
+              </w:rPr>
+              <w:t>Dated</w:t>
+            </w:r>
+            <w:r>
+              <w:rPr>
+                <w:spacing w:val="-11"/>
+                <w:sz w:val="24"/>
+              </w:rPr>
+              <w:t xml:space="preserve"> </w:t>
+            </w:r>
+            <w:r>
+              <w:rPr>
+                <w:sz w:val="24"/>
+              </w:rPr>
+              <w:t>this…………………day</w:t>
+            </w:r>
+            <w:r>
+              <w:rPr>
+                <w:spacing w:val="-9"/>
+                <w:sz w:val="24"/>
+              </w:rPr>
+              <w:t xml:space="preserve"> </w:t>
+            </w:r>
+            <w:r>
+              <w:rPr>
+                <w:sz w:val="24"/>
+              </w:rPr>
+              <w:t>of………………….20……………………</w:t>
+            </w:r>
+          </w:p>
+          <w:p>
+            <w:pPr>
+              <w:pStyle w:val="TableParagraph"/>
               <w:spacing w:before="43"/>
-              <w:ind w:left="110"/>
-              <w:rPr>
-                <w:b/>
-                <w:bCs/>
-                <w:sz w:val="24"/>
-              </w:rPr>
-            </w:pPr>
-            <w:r>
-              <w:rPr>
-                <w:b/>
-                <w:bCs/>
-                <w:sz w:val="24"/>
-              </w:rPr>
-              <w:t xml:space="preserve">Dated this 09th July 2026        </w:t>
+              <w:ind w:left="467"/>
+              <w:rPr>
+                <w:sz w:val="24"/>
+              </w:rPr>
+            </w:pPr>
+            <w:r>
+              <w:rPr>
+                <w:sz w:val="24"/>
+              </w:rPr>
+              <w:t>Signature:</w:t>
+            </w:r>
+          </w:p>
+          <w:p>
+            <w:pPr>
+              <w:pStyle w:val="TableParagraph"/>
+              <w:spacing w:before="46"/>
+              <w:ind w:left="467"/>
+              <w:rPr>
+                <w:sz w:val="24"/>
+              </w:rPr>
+            </w:pPr>
+            <w:r>
+              <w:rPr>
+                <w:sz w:val="24"/>
+              </w:rPr>
+              <w:t>Name:</w:t>
             </w:r>
           </w:p>
           <w:p>
@@ -12770,11 +13302,133 @@
               <w:spacing w:before="43"/>
               <w:ind w:left="110"/>
               <w:rPr>
-                <w:b/>
-                <w:bCs/>
-                <w:sz w:val="24"/>
-              </w:rPr>
-            </w:pPr>
+                <w:sz w:val="24"/>
+              </w:rPr>
+            </w:pPr>
+            <w:r>
+              <w:rPr>
+                <w:sz w:val="24"/>
+              </w:rPr>
+              <w:t>To,</w:t>
+            </w:r>
+          </w:p>
+          <w:p>
+            <w:pPr>
+              <w:pStyle w:val="TableParagraph"/>
+              <w:spacing w:before="43"/>
+              <w:ind w:left="165"/>
+              <w:rPr>
+                <w:sz w:val="24"/>
+              </w:rPr>
+            </w:pPr>
+            <w:r>
+              <w:rPr>
+                <w:sz w:val="24"/>
+              </w:rPr>
+              <w:t>The</w:t>
+            </w:r>
+            <w:r>
+              <w:rPr>
+                <w:spacing w:val="-9"/>
+                <w:sz w:val="24"/>
+              </w:rPr>
+              <w:t xml:space="preserve"> </w:t>
+            </w:r>
+            <w:r>
+              <w:rPr>
+                <w:sz w:val="24"/>
+              </w:rPr>
+              <w:t>Controller</w:t>
+            </w:r>
+            <w:r>
+              <w:rPr>
+                <w:spacing w:val="-7"/>
+                <w:sz w:val="24"/>
+              </w:rPr>
+              <w:t xml:space="preserve"> </w:t>
+            </w:r>
+            <w:r>
+              <w:rPr>
+                <w:sz w:val="24"/>
+              </w:rPr>
+              <w:t>of</w:t>
+            </w:r>
+            <w:r>
+              <w:rPr>
+                <w:spacing w:val="-7"/>
+                <w:sz w:val="24"/>
+              </w:rPr>
+              <w:t xml:space="preserve"> </w:t>
+            </w:r>
+            <w:r>
+              <w:rPr>
+                <w:sz w:val="24"/>
+              </w:rPr>
+              <w:t>Patents</w:t>
+            </w:r>
+          </w:p>
+          <w:p>
+            <w:pPr>
+              <w:pStyle w:val="TableParagraph"/>
+              <w:spacing w:before="45"/>
+              <w:ind w:left="165"/>
+              <w:rPr>
+                <w:sz w:val="24"/>
+              </w:rPr>
+            </w:pPr>
+            <w:r>
+              <w:rPr>
+                <w:sz w:val="24"/>
+              </w:rPr>
+              <w:t>The</w:t>
+            </w:r>
+            <w:r>
+              <w:rPr>
+                <w:spacing w:val="-10"/>
+                <w:sz w:val="24"/>
+              </w:rPr>
+              <w:t xml:space="preserve"> </w:t>
+            </w:r>
+            <w:r>
+              <w:rPr>
+                <w:sz w:val="24"/>
+              </w:rPr>
+              <w:t>Patent</w:t>
+            </w:r>
+            <w:r>
+              <w:rPr>
+                <w:spacing w:val="-7"/>
+                <w:sz w:val="24"/>
+              </w:rPr>
+              <w:t xml:space="preserve"> </w:t>
+            </w:r>
+            <w:r>
+              <w:rPr>
+                <w:sz w:val="24"/>
+              </w:rPr>
+              <w:t>Office,</w:t>
+            </w:r>
+            <w:r>
+              <w:rPr>
+                <w:spacing w:val="-9"/>
+                <w:sz w:val="24"/>
+              </w:rPr>
+              <w:t xml:space="preserve"> </w:t>
+            </w:r>
+            <w:r>
+              <w:rPr>
+                <w:sz w:val="24"/>
+              </w:rPr>
+              <w:t>at……………</w:t>
+            </w:r>
+            <w:proofErr w:type="gramStart"/>
+            <w:r>
+              <w:rPr>
+                <w:sz w:val="24"/>
+              </w:rPr>
+              <w:t>…..</w:t>
+            </w:r>
+            <w:proofErr w:type="gramEnd"/>
           </w:p>
           <w:p>
             <w:pPr>
@@ -12782,240 +13436,9 @@
               <w:spacing w:before="43"/>
               <w:ind w:left="110"/>
               <w:rPr>
-                <w:b/>
-                <w:bCs/>
-                <w:sz w:val="24"/>
-              </w:rPr>
-            </w:pPr>
-          </w:p>
-          <w:p>
-            <w:pPr>
-              <w:pStyle w:val="TableParagraph"/>
-              <w:spacing w:before="43"/>
-              <w:ind w:left="110"/>
-              <w:rPr>
-                <w:b/>
-                <w:bCs/>
-                <w:sz w:val="24"/>
-              </w:rPr>
-            </w:pPr>
-            <w:r>
-              <w:rPr>
-                <w:b/>
-                <w:bCs/>
-                <w:sz w:val="24"/>
-              </w:rPr>
-              <w:t xml:space="preserve"> Dr. J. VENU GOPALA KRISHNAN  </w:t>
-            </w:r>
-          </w:p>
-          <w:p>
-            <w:pPr>
-              <w:pStyle w:val="TableParagraph"/>
-              <w:spacing w:before="43"/>
-              <w:ind w:left="110"/>
-              <w:rPr>
-                <w:b/>
-                <w:bCs/>
-                <w:sz w:val="24"/>
-              </w:rPr>
-            </w:pPr>
-          </w:p>
-          <w:p>
-            <w:pPr>
-              <w:pStyle w:val="TableParagraph"/>
-              <w:spacing w:before="43"/>
-              <w:ind w:left="110"/>
-              <w:rPr>
-                <w:b/>
-                <w:bCs/>
-                <w:sz w:val="24"/>
-              </w:rPr>
-            </w:pPr>
-            <w:r>
-              <w:rPr>
-                <w:b/>
-                <w:bCs/>
-                <w:sz w:val="24"/>
-              </w:rPr>
-              <w:t>To,</w:t>
-            </w:r>
-          </w:p>
-          <w:p>
-            <w:pPr>
-              <w:pStyle w:val="TableParagraph"/>
-              <w:spacing w:before="43"/>
-              <w:ind w:left="165"/>
-              <w:rPr>
-                <w:b/>
-                <w:bCs/>
-                <w:sz w:val="24"/>
-              </w:rPr>
-            </w:pPr>
-            <w:r>
-              <w:rPr>
-                <w:b/>
-                <w:bCs/>
-                <w:sz w:val="24"/>
-              </w:rPr>
-              <w:t>The</w:t>
-            </w:r>
-            <w:r>
-              <w:rPr>
-                <w:b/>
-                <w:bCs/>
-                <w:spacing w:val="-9"/>
-                <w:sz w:val="24"/>
-              </w:rPr>
-              <w:t xml:space="preserve"> </w:t>
-            </w:r>
-            <w:r>
-              <w:rPr>
-                <w:b/>
-                <w:bCs/>
-                <w:sz w:val="24"/>
-              </w:rPr>
-              <w:t>Controller</w:t>
-            </w:r>
-            <w:r>
-              <w:rPr>
-                <w:b/>
-                <w:bCs/>
-                <w:spacing w:val="-7"/>
-                <w:sz w:val="24"/>
-              </w:rPr>
-              <w:t xml:space="preserve"> </w:t>
-            </w:r>
-            <w:r>
-              <w:rPr>
-                <w:b/>
-                <w:bCs/>
-                <w:sz w:val="24"/>
-              </w:rPr>
-              <w:t>of</w:t>
-            </w:r>
-            <w:r>
-              <w:rPr>
-                <w:b/>
-                <w:bCs/>
-                <w:spacing w:val="-7"/>
-                <w:sz w:val="24"/>
-              </w:rPr>
-              <w:t xml:space="preserve"> </w:t>
-            </w:r>
-            <w:r>
-              <w:rPr>
-                <w:b/>
-                <w:bCs/>
-                <w:sz w:val="24"/>
-              </w:rPr>
-              <w:t>Patents</w:t>
-            </w:r>
-          </w:p>
-          <w:p>
-            <w:pPr>
-              <w:pStyle w:val="TableParagraph"/>
-              <w:spacing w:before="45"/>
-              <w:ind w:left="165"/>
-              <w:rPr>
-                <w:b/>
-                <w:bCs/>
-                <w:sz w:val="24"/>
-              </w:rPr>
-            </w:pPr>
-            <w:r>
-              <w:rPr>
-                <w:b/>
-                <w:bCs/>
-                <w:sz w:val="24"/>
-              </w:rPr>
-              <w:t>The</w:t>
-            </w:r>
-            <w:r>
-              <w:rPr>
-                <w:b/>
-                <w:bCs/>
-                <w:spacing w:val="-10"/>
-                <w:sz w:val="24"/>
-              </w:rPr>
-              <w:t xml:space="preserve"> </w:t>
-            </w:r>
-            <w:r>
-              <w:rPr>
-                <w:b/>
-                <w:bCs/>
-                <w:sz w:val="24"/>
-              </w:rPr>
-              <w:t>Patent</w:t>
-            </w:r>
-            <w:r>
-              <w:rPr>
-                <w:b/>
-                <w:bCs/>
-                <w:spacing w:val="-7"/>
-                <w:sz w:val="24"/>
-              </w:rPr>
-              <w:t xml:space="preserve"> </w:t>
-            </w:r>
-            <w:r>
-              <w:rPr>
-                <w:b/>
-                <w:bCs/>
-                <w:sz w:val="24"/>
-              </w:rPr>
-              <w:t>Office,</w:t>
-            </w:r>
-            <w:r>
-              <w:rPr>
-                <w:b/>
-                <w:bCs/>
-                <w:spacing w:val="-9"/>
-                <w:sz w:val="24"/>
-              </w:rPr>
-              <w:t xml:space="preserve"> </w:t>
-            </w:r>
-            <w:r>
-              <w:rPr>
-                <w:b/>
-                <w:bCs/>
-                <w:sz w:val="24"/>
-              </w:rPr>
-              <w:t>at……………</w:t>
-            </w:r>
-            <w:proofErr w:type="gramStart"/>
-            <w:r>
-              <w:rPr>
-                <w:b/>
-                <w:bCs/>
-                <w:sz w:val="24"/>
-              </w:rPr>
-              <w:t>…..</w:t>
-            </w:r>
-            <w:proofErr w:type="gramEnd"/>
-          </w:p>
-          <w:p>
-            <w:pPr>
-              <w:pStyle w:val="TableParagraph"/>
-              <w:spacing w:before="43"/>
-              <w:ind w:left="110"/>
-              <w:rPr>
-                <w:sz w:val="24"/>
-              </w:rPr>
-            </w:pPr>
-          </w:p>
-          <w:p>
-            <w:pPr>
-              <w:pStyle w:val="TableParagraph"/>
-              <w:spacing w:before="43"/>
-              <w:rPr>
-                <w:sz w:val="24"/>
-              </w:rPr>
-            </w:pPr>
-            <w:r>
-              <w:rPr>
-                <w:sz w:val="24"/>
-              </w:rPr>
-              <w:t xml:space="preserve">   </w:t>
-            </w:r>
+                <w:sz w:val="24"/>
+              </w:rPr>
+            </w:pPr>
             <w:r>
               <w:rPr>
                 <w:sz w:val="24"/>
@@ -13041,7 +13464,7 @@
               <w:pStyle w:val="TableParagraph"/>
               <w:numPr>
                 <w:ilvl w:val="0"/>
-                <w:numId w:val="6"/>
+                <w:numId w:val="5"/>
               </w:numPr>
               <w:tabs>
                 <w:tab w:val="left" w:pos="295"/>
@@ -13168,7 +13591,7 @@
               <w:pStyle w:val="TableParagraph"/>
               <w:numPr>
                 <w:ilvl w:val="0"/>
-                <w:numId w:val="6"/>
+                <w:numId w:val="5"/>
               </w:numPr>
               <w:tabs>
                 <w:tab w:val="left" w:pos="339"/>
@@ -13373,7 +13796,7 @@
               <w:pStyle w:val="TableParagraph"/>
               <w:numPr>
                 <w:ilvl w:val="0"/>
-                <w:numId w:val="6"/>
+                <w:numId w:val="5"/>
               </w:numPr>
               <w:tabs>
                 <w:tab w:val="left" w:pos="295"/>
@@ -13539,7 +13962,7 @@
               <w:pStyle w:val="TableParagraph"/>
               <w:numPr>
                 <w:ilvl w:val="0"/>
-                <w:numId w:val="6"/>
+                <w:numId w:val="5"/>
               </w:numPr>
               <w:tabs>
                 <w:tab w:val="left" w:pos="295"/>
@@ -13757,7 +14180,7 @@
               <w:pStyle w:val="TableParagraph"/>
               <w:numPr>
                 <w:ilvl w:val="0"/>
-                <w:numId w:val="6"/>
+                <w:numId w:val="5"/>
               </w:numPr>
               <w:tabs>
                 <w:tab w:val="left" w:pos="295"/>
@@ -13871,7 +14294,7 @@
               <w:pStyle w:val="TableParagraph"/>
               <w:numPr>
                 <w:ilvl w:val="0"/>
-                <w:numId w:val="6"/>
+                <w:numId w:val="5"/>
               </w:numPr>
               <w:spacing w:line="276" w:lineRule="auto"/>
               <w:ind w:right="94"/>
@@ -13953,129 +14376,51 @@
 </w:document>
 </file>
 
+<file path=word/endnotes.xml><?xml version="1.0" encoding="utf-8"?>
+<w:endnotes xmlns:wpc="http://schemas.microsoft.com/office/word/2010/wordprocessingCanvas" xmlns:cx="http://schemas.microsoft.com/office/drawing/2014/chartex" xmlns:cx1="http://schemas.microsoft.com/office/drawing/2015/9/8/chartex" xmlns:cx2="http://schemas.microsoft.com/office/drawing/2015/10/21/chartex" xmlns:cx3="http://schemas.microsoft.com/office/drawing/2016/5/9/chartex" xmlns:cx4="http://schemas.microsoft.com/office/drawing/2016/5/10/chartex" xmlns:cx5="http://schemas.microsoft.com/office/drawing/2016/5/11/chartex" xmlns:cx6="http://schemas.microsoft.com/office/drawing/2016/5/12/chartex" xmlns:cx7="http://schemas.microsoft.com/office/drawing/2016/5/13/chartex" xmlns:cx8="http://schemas.microsoft.com/office/drawing/2016/5/14/chartex" xmlns:mc="http://schemas.openxmlformats.org/markup-compatibility/2006" xmlns:aink="http://schemas.microsoft.com/office/drawing/2016/ink" xmlns:am3d="http://schemas.microsoft.com/office/drawing/2017/model3d" xmlns:o="urn:schemas-microsoft-com:office:office" xmlns:oel="http://schemas.microsoft.com/office/2019/extlst" xmlns:r="http://schemas.openxmlformats.org/officeDocument/2006/relationships" xmlns:m="http://schemas.openxmlformats.org/officeDocument/2006/math" xmlns:v="urn:schemas-microsoft-com:vml" xmlns:wp14="http://schemas.microsoft.com/office/word/2010/wordprocessingDrawing" xmlns:wp="http://schemas.openxmlformats.org/drawingml/2006/wordprocessingDrawing" xmlns:w10="urn:schemas-microsoft-com:office:word" xmlns:w="http://schemas.openxmlformats.org/wordprocessingml/2006/main" xmlns:w14="http://schemas.microsoft.com/office/word/2010/wordml" xmlns:w15="http://schemas.microsoft.com/office/word/2012/wordml" xmlns:w16cex="http://schemas.microsoft.com/office/word/2018/wordml/cex" xmlns:w16cid="http://schemas.microsoft.com/office/word/2016/wordml/cid" xmlns:w16="http://schemas.microsoft.com/office/word/2018/wordml" xmlns:w16du="http://schemas.microsoft.com/office/word/2023/wordml/word16du" xmlns:w16sdtdh="http://schemas.microsoft.com/office/word/2020/wordml/sdtdatahash" xmlns:w16sdtfl="http://schemas.microsoft.com/office/word/2024/wordml/sdtformatlock" xmlns:w16se="http://schemas.microsoft.com/office/word/2015/wordml/symex" xmlns:wpg="http://schemas.microsoft.com/office/word/2010/wordprocessingGroup" xmlns:wpi="http://schemas.microsoft.com/office/word/2010/wordprocessingInk" xmlns:wne="http://schemas.microsoft.com/office/word/2006/wordml" xmlns:wps="http://schemas.microsoft.com/office/word/2010/wordprocessingShape" mc:Ignorable="w14 w15 w16se w16cid w16 w16cex w16sdtdh w16sdtfl w16du wp14">
+  <w:endnote w:type="separator" w:id="-1">
+    <w:p>
+      <w:r>
+        <w:separator/>
+      </w:r>
+    </w:p>
+  </w:endnote>
+  <w:endnote w:type="continuationSeparator" w:id="0">
+    <w:p>
+      <w:r>
+        <w:continuationSeparator/>
+      </w:r>
+    </w:p>
+  </w:endnote>
+</w:endnotes>
+</file>
+
+<file path=word/footnotes.xml><?xml version="1.0" encoding="utf-8"?>
+<w:footnotes xmlns:wpc="http://schemas.microsoft.com/office/word/2010/wordprocessingCanvas" xmlns:cx="http://schemas.microsoft.com/office/drawing/2014/chartex" xmlns:cx1="http://schemas.microsoft.com/office/drawing/2015/9/8/chartex" xmlns:cx2="http://schemas.microsoft.com/office/drawing/2015/10/21/chartex" xmlns:cx3="http://schemas.microsoft.com/office/drawing/2016/5/9/chartex" xmlns:cx4="http://schemas.microsoft.com/office/drawing/2016/5/10/chartex" xmlns:cx5="http://schemas.microsoft.com/office/drawing/2016/5/11/chartex" xmlns:cx6="http://schemas.microsoft.com/office/drawing/2016/5/12/chartex" xmlns:cx7="http://schemas.microsoft.com/office/drawing/2016/5/13/chartex" xmlns:cx8="http://schemas.microsoft.com/office/drawing/2016/5/14/chartex" xmlns:mc="http://schemas.openxmlformats.org/markup-compatibility/2006" xmlns:aink="http://schemas.microsoft.com/office/drawing/2016/ink" xmlns:am3d="http://schemas.microsoft.com/office/drawing/2017/model3d" xmlns:o="urn:schemas-microsoft-com:office:office" xmlns:oel="http://schemas.microsoft.com/office/2019/extlst" xmlns:r="http://schemas.openxmlformats.org/officeDocument/2006/relationships" xmlns:m="http://schemas.openxmlformats.org/officeDocument/2006/math" xmlns:v="urn:schemas-microsoft-com:vml" xmlns:wp14="http://schemas.microsoft.com/office/word/2010/wordprocessingDrawing" xmlns:wp="http://schemas.openxmlformats.org/drawingml/2006/wordprocessingDrawing" xmlns:w10="urn:schemas-microsoft-com:office:word" xmlns:w="http://schemas.openxmlformats.org/wordprocessingml/2006/main" xmlns:w14="http://schemas.microsoft.com/office/word/2010/wordml" xmlns:w15="http://schemas.microsoft.com/office/word/2012/wordml" xmlns:w16cex="http://schemas.microsoft.com/office/word/2018/wordml/cex" xmlns:w16cid="http://schemas.microsoft.com/office/word/2016/wordml/cid" xmlns:w16="http://schemas.microsoft.com/office/word/2018/wordml" xmlns:w16du="http://schemas.microsoft.com/office/word/2023/wordml/word16du" xmlns:w16sdtdh="http://schemas.microsoft.com/office/word/2020/wordml/sdtdatahash" xmlns:w16sdtfl="http://schemas.microsoft.com/office/word/2024/wordml/sdtformatlock" xmlns:w16se="http://schemas.microsoft.com/office/word/2015/wordml/symex" xmlns:wpg="http://schemas.microsoft.com/office/word/2010/wordprocessingGroup" xmlns:wpi="http://schemas.microsoft.com/office/word/2010/wordprocessingInk" xmlns:wne="http://schemas.microsoft.com/office/word/2006/wordml" xmlns:wps="http://schemas.microsoft.com/office/word/2010/wordprocessingShape" mc:Ignorable="w14 w15 w16se w16cid w16 w16cex w16sdtdh w16sdtfl w16du wp14">
+  <w:footnote w:type="separator" w:id="-1">
+    <w:p>
+      <w:r>
+        <w:separator/>
+      </w:r>
+    </w:p>
+  </w:footnote>
+  <w:footnote w:type="continuationSeparator" w:id="0">
+    <w:p>
+      <w:r>
+        <w:continuationSeparator/>
+      </w:r>
+    </w:p>
+  </w:footnote>
+</w:footnotes>
+</file>
+
 <file path=word/numbering.xml><?xml version="1.0" encoding="utf-8"?>
-<w:numbering xmlns:wpc="http://schemas.microsoft.com/office/word/2010/wordprocessingCanvas" xmlns:cx="http://schemas.microsoft.com/office/drawing/2014/chartex" xmlns:cx1="http://schemas.microsoft.com/office/drawing/2015/9/8/chartex" xmlns:cx2="http://schemas.microsoft.com/office/drawing/2015/10/21/chartex" xmlns:cx3="http://schemas.microsoft.com/office/drawing/2016/5/9/chartex" xmlns:cx4="http://schemas.microsoft.com/office/drawing/2016/5/10/chartex" xmlns:cx5="http://schemas.microsoft.com/office/drawing/2016/5/11/chartex" xmlns:cx6="http://schemas.microsoft.com/office/drawing/2016/5/12/chartex" xmlns:cx7="http://schemas.microsoft.com/office/drawing/2016/5/13/chartex" xmlns:cx8="http://schemas.microsoft.com/office/drawing/2016/5/14/chartex" xmlns:mc="http://schemas.openxmlformats.org/markup-compatibility/2006" xmlns:aink="http://schemas.microsoft.com/office/drawing/2016/ink" xmlns:am3d="http://schemas.microsoft.com/office/drawing/2017/model3d" xmlns:o="urn:schemas-microsoft-com:office:office" xmlns:oel="http://schemas.microsoft.com/office/2019/extlst" xmlns:r="http://schemas.openxmlformats.org/officeDocument/2006/relationships" xmlns:m="http://schemas.openxmlformats.org/officeDocument/2006/math" xmlns:v="urn:schemas-microsoft-com:vml" xmlns:wp14="http://schemas.microsoft.com/office/word/2010/wordprocessingDrawing" xmlns:wp="http://schemas.openxmlformats.org/drawingml/2006/wordprocessingDrawing" xmlns:w10="urn:schemas-microsoft-com:office:word" xmlns:w="http://schemas.openxmlformats.org/wordprocessingml/2006/main" xmlns:w14="http://schemas.microsoft.com/office/word/2010/wordml" xmlns:w15="http://schemas.microsoft.com/office/word/2012/wordml" xmlns:w16cei="http://schemas.microsoft.com/office/word/2026/wordml/cei" xmlns:w16cex="http://schemas.microsoft.com/office/word/2018/wordml/cex" xmlns:w16cid="http://schemas.microsoft.com/office/word/2016/wordml/cid" xmlns:w16="http://schemas.microsoft.com/office/word/2018/wordml" xmlns:w16du="http://schemas.microsoft.com/office/word/2023/wordml/word16du" xmlns:w16sdtdh="http://schemas.microsoft.com/office/word/2020/wordml/sdtdatahash" xmlns:w16sdtfl="http://schemas.microsoft.com/office/word/2024/wordml/sdtformatlock" xmlns:w16se="http://schemas.microsoft.com/office/word/2015/wordml/symex" xmlns:wpg="http://schemas.microsoft.com/office/word/2010/wordprocessingGroup" xmlns:wpi="http://schemas.microsoft.com/office/word/2010/wordprocessingInk" xmlns:wne="http://schemas.microsoft.com/office/word/2006/wordml" xmlns:wps="http://schemas.microsoft.com/office/word/2010/wordprocessingShape" mc:Ignorable="w14 w15 w16se w16cid w16 w16cex w16sdtdh w16sdtfl w16du wp14">
+<w:numbering xmlns:wpc="http://schemas.microsoft.com/office/word/2010/wordprocessingCanvas" xmlns:cx="http://schemas.microsoft.com/office/drawing/2014/chartex" xmlns:cx1="http://schemas.microsoft.com/office/drawing/2015/9/8/chartex" xmlns:cx2="http://schemas.microsoft.com/office/drawing/2015/10/21/chartex" xmlns:cx3="http://schemas.microsoft.com/office/drawing/2016/5/9/chartex" xmlns:cx4="http://schemas.microsoft.com/office/drawing/2016/5/10/chartex" xmlns:cx5="http://schemas.microsoft.com/office/drawing/2016/5/11/chartex" xmlns:cx6="http://schemas.microsoft.com/office/drawing/2016/5/12/chartex" xmlns:cx7="http://schemas.microsoft.com/office/drawing/2016/5/13/chartex" xmlns:cx8="http://schemas.microsoft.com/office/drawing/2016/5/14/chartex" xmlns:mc="http://schemas.openxmlformats.org/markup-compatibility/2006" xmlns:aink="http://schemas.microsoft.com/office/drawing/2016/ink" xmlns:am3d="http://schemas.microsoft.com/office/drawing/2017/model3d" xmlns:o="urn:schemas-microsoft-com:office:office" xmlns:oel="http://schemas.microsoft.com/office/2019/extlst" xmlns:r="http://schemas.openxmlformats.org/officeDocument/2006/relationships" xmlns:m="http://schemas.openxmlformats.org/officeDocument/2006/math" xmlns:v="urn:schemas-microsoft-com:vml" xmlns:wp14="http://schemas.microsoft.com/office/word/2010/wordprocessingDrawing" xmlns:wp="http://schemas.openxmlformats.org/drawingml/2006/wordprocessingDrawing" xmlns:w10="urn:schemas-microsoft-com:office:word" xmlns:w="http://schemas.openxmlformats.org/wordprocessingml/2006/main" xmlns:w14="http://schemas.microsoft.com/office/word/2010/wordml" xmlns:w15="http://schemas.microsoft.com/office/word/2012/wordml" xmlns:w16cex="http://schemas.microsoft.com/office/word/2018/wordml/cex" xmlns:w16cid="http://schemas.microsoft.com/office/word/2016/wordml/cid" xmlns:w16="http://schemas.microsoft.com/office/word/2018/wordml" xmlns:w16du="http://schemas.microsoft.com/office/word/2023/wordml/word16du" xmlns:w16sdtdh="http://schemas.microsoft.com/office/word/2020/wordml/sdtdatahash" xmlns:w16sdtfl="http://schemas.microsoft.com/office/word/2024/wordml/sdtformatlock" xmlns:w16se="http://schemas.microsoft.com/office/word/2015/wordml/symex" xmlns:wpg="http://schemas.microsoft.com/office/word/2010/wordprocessingGroup" xmlns:wpi="http://schemas.microsoft.com/office/word/2010/wordprocessingInk" xmlns:wne="http://schemas.microsoft.com/office/word/2006/wordml" xmlns:wps="http://schemas.microsoft.com/office/word/2010/wordprocessingShape" mc:Ignorable="w14 w15 w16se w16cid w16 w16cex w16sdtdh w16sdtfl w16du wp14">
   <w:abstractNum w:abstractNumId="0" w15:restartNumberingAfterBreak="0">
-    <w:nsid w:val="3402772C"/>
-    <w:multiLevelType w:val="hybridMultilevel"/>
-    <w:tmpl w:val="30F6BCB6"/>
-    <w:lvl w:ilvl="0" w:tplc="3E1C242E">
-      <w:numFmt w:val="bullet"/>
-      <w:lvlText w:val="□"/>
-      <w:lvlJc w:val="left"/>
-      <w:pPr>
-        <w:ind w:left="1185" w:hanging="360"/>
-      </w:pPr>
-      <w:rPr>
-        <w:rFonts w:ascii="Symbol" w:eastAsia="Symbol" w:hAnsi="Symbol" w:cs="Symbol" w:hint="default"/>
-        <w:w w:val="60"/>
-        <w:sz w:val="24"/>
-        <w:szCs w:val="24"/>
-        <w:lang w:val="en-US" w:eastAsia="en-US" w:bidi="ar-SA"/>
-      </w:rPr>
-    </w:lvl>
-    <w:lvl w:ilvl="1" w:tplc="04090003" w:tentative="1">
-      <w:start w:val="1"/>
-      <w:numFmt w:val="bullet"/>
-      <w:lvlText w:val="o"/>
-      <w:lvlJc w:val="left"/>
-      <w:pPr>
-        <w:ind w:left="1905" w:hanging="360"/>
-      </w:pPr>
-      <w:rPr>
-        <w:rFonts w:ascii="Courier New" w:hAnsi="Courier New" w:cs="Courier New" w:hint="default"/>
-      </w:rPr>
-    </w:lvl>
-    <w:lvl w:ilvl="2" w:tplc="04090005" w:tentative="1">
-      <w:start w:val="1"/>
-      <w:numFmt w:val="bullet"/>
-      <w:lvlText w:val=""/>
-      <w:lvlJc w:val="left"/>
-      <w:pPr>
-        <w:ind w:left="2625" w:hanging="360"/>
-      </w:pPr>
-      <w:rPr>
-        <w:rFonts w:ascii="Wingdings" w:hAnsi="Wingdings" w:hint="default"/>
-      </w:rPr>
-    </w:lvl>
-    <w:lvl w:ilvl="3" w:tplc="04090001" w:tentative="1">
-      <w:start w:val="1"/>
-      <w:numFmt w:val="bullet"/>
-      <w:lvlText w:val=""/>
-      <w:lvlJc w:val="left"/>
-      <w:pPr>
-        <w:ind w:left="3345" w:hanging="360"/>
-      </w:pPr>
-      <w:rPr>
-        <w:rFonts w:ascii="Symbol" w:hAnsi="Symbol" w:hint="default"/>
-      </w:rPr>
-    </w:lvl>
-    <w:lvl w:ilvl="4" w:tplc="04090003" w:tentative="1">
-      <w:start w:val="1"/>
-      <w:numFmt w:val="bullet"/>
-      <w:lvlText w:val="o"/>
-      <w:lvlJc w:val="left"/>
-      <w:pPr>
-        <w:ind w:left="4065" w:hanging="360"/>
-      </w:pPr>
-      <w:rPr>
-        <w:rFonts w:ascii="Courier New" w:hAnsi="Courier New" w:cs="Courier New" w:hint="default"/>
-      </w:rPr>
-    </w:lvl>
-    <w:lvl w:ilvl="5" w:tplc="04090005" w:tentative="1">
-      <w:start w:val="1"/>
-      <w:numFmt w:val="bullet"/>
-      <w:lvlText w:val=""/>
-      <w:lvlJc w:val="left"/>
-      <w:pPr>
-        <w:ind w:left="4785" w:hanging="360"/>
-      </w:pPr>
-      <w:rPr>
-        <w:rFonts w:ascii="Wingdings" w:hAnsi="Wingdings" w:hint="default"/>
-      </w:rPr>
-    </w:lvl>
-    <w:lvl w:ilvl="6" w:tplc="04090001" w:tentative="1">
-      <w:start w:val="1"/>
-      <w:numFmt w:val="bullet"/>
-      <w:lvlText w:val=""/>
-      <w:lvlJc w:val="left"/>
-      <w:pPr>
-        <w:ind w:left="5505" w:hanging="360"/>
-      </w:pPr>
-      <w:rPr>
-        <w:rFonts w:ascii="Symbol" w:hAnsi="Symbol" w:hint="default"/>
-      </w:rPr>
-    </w:lvl>
-    <w:lvl w:ilvl="7" w:tplc="04090003" w:tentative="1">
-      <w:start w:val="1"/>
-      <w:numFmt w:val="bullet"/>
-      <w:lvlText w:val="o"/>
-      <w:lvlJc w:val="left"/>
-      <w:pPr>
-        <w:ind w:left="6225" w:hanging="360"/>
-      </w:pPr>
-      <w:rPr>
-        <w:rFonts w:ascii="Courier New" w:hAnsi="Courier New" w:cs="Courier New" w:hint="default"/>
-      </w:rPr>
-    </w:lvl>
-    <w:lvl w:ilvl="8" w:tplc="04090005" w:tentative="1">
-      <w:start w:val="1"/>
-      <w:numFmt w:val="bullet"/>
-      <w:lvlText w:val=""/>
-      <w:lvlJc w:val="left"/>
-      <w:pPr>
-        <w:ind w:left="6945" w:hanging="360"/>
-      </w:pPr>
-      <w:rPr>
-        <w:rFonts w:ascii="Wingdings" w:hAnsi="Wingdings" w:hint="default"/>
-      </w:rPr>
-    </w:lvl>
-  </w:abstractNum>
-  <w:abstractNum w:abstractNumId="1" w15:restartNumberingAfterBreak="0">
     <w:nsid w:val="37EC0AE7"/>
-    <w:multiLevelType w:val="hybridMultilevel"/>
-    <w:tmpl w:val="EE722C70"/>
-    <w:lvl w:ilvl="0" w:tplc="8048CAC4">
+    <w:multiLevelType w:val="multilevel"/>
+    <w:tmpl w:val="37EC0AE7"/>
+    <w:lvl w:ilvl="0">
       <w:start w:val="3"/>
       <w:numFmt w:val="lowerRoman"/>
       <w:lvlText w:val="(%1)"/>
@@ -14093,7 +14438,7 @@
         <w:lang w:val="en-US" w:eastAsia="en-US" w:bidi="ar-SA"/>
       </w:rPr>
     </w:lvl>
-    <w:lvl w:ilvl="1" w:tplc="3E1C242E">
+    <w:lvl w:ilvl="1">
       <w:numFmt w:val="bullet"/>
       <w:lvlText w:val="□"/>
       <w:lvlJc w:val="left"/>
@@ -14108,7 +14453,7 @@
         <w:lang w:val="en-US" w:eastAsia="en-US" w:bidi="ar-SA"/>
       </w:rPr>
     </w:lvl>
-    <w:lvl w:ilvl="2" w:tplc="6E74DFD2">
+    <w:lvl w:ilvl="2">
       <w:numFmt w:val="bullet"/>
       <w:lvlText w:val="•"/>
       <w:lvlJc w:val="left"/>
@@ -14120,7 +14465,7 @@
         <w:lang w:val="en-US" w:eastAsia="en-US" w:bidi="ar-SA"/>
       </w:rPr>
     </w:lvl>
-    <w:lvl w:ilvl="3" w:tplc="336893B4">
+    <w:lvl w:ilvl="3">
       <w:numFmt w:val="bullet"/>
       <w:lvlText w:val="•"/>
       <w:lvlJc w:val="left"/>
@@ -14132,7 +14477,7 @@
         <w:lang w:val="en-US" w:eastAsia="en-US" w:bidi="ar-SA"/>
       </w:rPr>
     </w:lvl>
-    <w:lvl w:ilvl="4" w:tplc="D144B070">
+    <w:lvl w:ilvl="4">
       <w:numFmt w:val="bullet"/>
       <w:lvlText w:val="•"/>
       <w:lvlJc w:val="left"/>
@@ -14144,7 +14489,7 @@
         <w:lang w:val="en-US" w:eastAsia="en-US" w:bidi="ar-SA"/>
       </w:rPr>
     </w:lvl>
-    <w:lvl w:ilvl="5" w:tplc="3AD45BD0">
+    <w:lvl w:ilvl="5">
       <w:numFmt w:val="bullet"/>
       <w:lvlText w:val="•"/>
       <w:lvlJc w:val="left"/>
@@ -14156,7 +14501,7 @@
         <w:lang w:val="en-US" w:eastAsia="en-US" w:bidi="ar-SA"/>
       </w:rPr>
     </w:lvl>
-    <w:lvl w:ilvl="6" w:tplc="9F14747A">
+    <w:lvl w:ilvl="6">
       <w:numFmt w:val="bullet"/>
       <w:lvlText w:val="•"/>
       <w:lvlJc w:val="left"/>
@@ -14168,7 +14513,7 @@
         <w:lang w:val="en-US" w:eastAsia="en-US" w:bidi="ar-SA"/>
       </w:rPr>
     </w:lvl>
-    <w:lvl w:ilvl="7" w:tplc="06BE2594">
+    <w:lvl w:ilvl="7">
       <w:numFmt w:val="bullet"/>
       <w:lvlText w:val="•"/>
       <w:lvlJc w:val="left"/>
@@ -14180,7 +14525,7 @@
         <w:lang w:val="en-US" w:eastAsia="en-US" w:bidi="ar-SA"/>
       </w:rPr>
     </w:lvl>
-    <w:lvl w:ilvl="8" w:tplc="163C6C56">
+    <w:lvl w:ilvl="8">
       <w:numFmt w:val="bullet"/>
       <w:lvlText w:val="•"/>
       <w:lvlJc w:val="left"/>
@@ -14193,11 +14538,11 @@
       </w:rPr>
     </w:lvl>
   </w:abstractNum>
-  <w:abstractNum w:abstractNumId="2" w15:restartNumberingAfterBreak="0">
+  <w:abstractNum w:abstractNumId="1" w15:restartNumberingAfterBreak="0">
     <w:nsid w:val="42851FD0"/>
-    <w:multiLevelType w:val="hybridMultilevel"/>
-    <w:tmpl w:val="5498A36A"/>
-    <w:lvl w:ilvl="0" w:tplc="A18AC322">
+    <w:multiLevelType w:val="multilevel"/>
+    <w:tmpl w:val="42851FD0"/>
+    <w:lvl w:ilvl="0">
       <w:start w:val="1"/>
       <w:numFmt w:val="lowerRoman"/>
       <w:lvlText w:val="(%1)"/>
@@ -14215,7 +14560,7 @@
         <w:lang w:val="en-US" w:eastAsia="en-US" w:bidi="ar-SA"/>
       </w:rPr>
     </w:lvl>
-    <w:lvl w:ilvl="1" w:tplc="8714B116">
+    <w:lvl w:ilvl="1">
       <w:start w:val="1"/>
       <w:numFmt w:val="lowerLetter"/>
       <w:lvlText w:val="(%2)"/>
@@ -14232,7 +14577,7 @@
         <w:lang w:val="en-US" w:eastAsia="en-US" w:bidi="ar-SA"/>
       </w:rPr>
     </w:lvl>
-    <w:lvl w:ilvl="2" w:tplc="2872E246">
+    <w:lvl w:ilvl="2">
       <w:numFmt w:val="bullet"/>
       <w:lvlText w:val="•"/>
       <w:lvlJc w:val="left"/>
@@ -14244,7 +14589,7 @@
         <w:lang w:val="en-US" w:eastAsia="en-US" w:bidi="ar-SA"/>
       </w:rPr>
     </w:lvl>
-    <w:lvl w:ilvl="3" w:tplc="163677A6">
+    <w:lvl w:ilvl="3">
       <w:numFmt w:val="bullet"/>
       <w:lvlText w:val="•"/>
       <w:lvlJc w:val="left"/>
@@ -14256,7 +14601,7 @@
         <w:lang w:val="en-US" w:eastAsia="en-US" w:bidi="ar-SA"/>
       </w:rPr>
     </w:lvl>
-    <w:lvl w:ilvl="4" w:tplc="B656AFD6">
+    <w:lvl w:ilvl="4">
       <w:numFmt w:val="bullet"/>
       <w:lvlText w:val="•"/>
       <w:lvlJc w:val="left"/>
@@ -14268,7 +14613,7 @@
         <w:lang w:val="en-US" w:eastAsia="en-US" w:bidi="ar-SA"/>
       </w:rPr>
     </w:lvl>
-    <w:lvl w:ilvl="5" w:tplc="1F6A7234">
+    <w:lvl w:ilvl="5">
       <w:numFmt w:val="bullet"/>
       <w:lvlText w:val="•"/>
       <w:lvlJc w:val="left"/>
@@ -14280,7 +14625,7 @@
         <w:lang w:val="en-US" w:eastAsia="en-US" w:bidi="ar-SA"/>
       </w:rPr>
     </w:lvl>
-    <w:lvl w:ilvl="6" w:tplc="B176A122">
+    <w:lvl w:ilvl="6">
       <w:numFmt w:val="bullet"/>
       <w:lvlText w:val="•"/>
       <w:lvlJc w:val="left"/>
@@ -14292,7 +14637,7 @@
         <w:lang w:val="en-US" w:eastAsia="en-US" w:bidi="ar-SA"/>
       </w:rPr>
     </w:lvl>
-    <w:lvl w:ilvl="7" w:tplc="2C10E4CA">
+    <w:lvl w:ilvl="7">
       <w:numFmt w:val="bullet"/>
       <w:lvlText w:val="•"/>
       <w:lvlJc w:val="left"/>
@@ -14304,7 +14649,7 @@
         <w:lang w:val="en-US" w:eastAsia="en-US" w:bidi="ar-SA"/>
       </w:rPr>
     </w:lvl>
-    <w:lvl w:ilvl="8" w:tplc="CA40A6D0">
+    <w:lvl w:ilvl="8">
       <w:numFmt w:val="bullet"/>
       <w:lvlText w:val="•"/>
       <w:lvlJc w:val="left"/>
@@ -14317,11 +14662,11 @@
       </w:rPr>
     </w:lvl>
   </w:abstractNum>
-  <w:abstractNum w:abstractNumId="3" w15:restartNumberingAfterBreak="0">
+  <w:abstractNum w:abstractNumId="2" w15:restartNumberingAfterBreak="0">
     <w:nsid w:val="429A43F5"/>
-    <w:multiLevelType w:val="hybridMultilevel"/>
-    <w:tmpl w:val="F40AA850"/>
-    <w:lvl w:ilvl="0" w:tplc="74DA3076">
+    <w:multiLevelType w:val="multilevel"/>
+    <w:tmpl w:val="429A43F5"/>
+    <w:lvl w:ilvl="0">
       <w:numFmt w:val="bullet"/>
       <w:lvlText w:val="*"/>
       <w:lvlJc w:val="left"/>
@@ -14336,7 +14681,7 @@
         <w:lang w:val="en-US" w:eastAsia="en-US" w:bidi="ar-SA"/>
       </w:rPr>
     </w:lvl>
-    <w:lvl w:ilvl="1" w:tplc="64DA9F44">
+    <w:lvl w:ilvl="1">
       <w:numFmt w:val="bullet"/>
       <w:lvlText w:val="•"/>
       <w:lvlJc w:val="left"/>
@@ -14348,7 +14693,7 @@
         <w:lang w:val="en-US" w:eastAsia="en-US" w:bidi="ar-SA"/>
       </w:rPr>
     </w:lvl>
-    <w:lvl w:ilvl="2" w:tplc="8272E2FA">
+    <w:lvl w:ilvl="2">
       <w:numFmt w:val="bullet"/>
       <w:lvlText w:val="•"/>
       <w:lvlJc w:val="left"/>
@@ -14360,7 +14705,7 @@
         <w:lang w:val="en-US" w:eastAsia="en-US" w:bidi="ar-SA"/>
       </w:rPr>
     </w:lvl>
-    <w:lvl w:ilvl="3" w:tplc="1310AE7C">
+    <w:lvl w:ilvl="3">
       <w:numFmt w:val="bullet"/>
       <w:lvlText w:val="•"/>
       <w:lvlJc w:val="left"/>
@@ -14372,7 +14717,7 @@
         <w:lang w:val="en-US" w:eastAsia="en-US" w:bidi="ar-SA"/>
       </w:rPr>
     </w:lvl>
-    <w:lvl w:ilvl="4" w:tplc="70F26168">
+    <w:lvl w:ilvl="4">
       <w:numFmt w:val="bullet"/>
       <w:lvlText w:val="•"/>
       <w:lvlJc w:val="left"/>
@@ -14384,7 +14729,7 @@
         <w:lang w:val="en-US" w:eastAsia="en-US" w:bidi="ar-SA"/>
       </w:rPr>
     </w:lvl>
-    <w:lvl w:ilvl="5" w:tplc="2F26303E">
+    <w:lvl w:ilvl="5">
       <w:numFmt w:val="bullet"/>
       <w:lvlText w:val="•"/>
       <w:lvlJc w:val="left"/>
@@ -14396,7 +14741,7 @@
         <w:lang w:val="en-US" w:eastAsia="en-US" w:bidi="ar-SA"/>
       </w:rPr>
     </w:lvl>
-    <w:lvl w:ilvl="6" w:tplc="0C78BCFA">
+    <w:lvl w:ilvl="6">
       <w:numFmt w:val="bullet"/>
       <w:lvlText w:val="•"/>
       <w:lvlJc w:val="left"/>
@@ -14408,7 +14753,7 @@
         <w:lang w:val="en-US" w:eastAsia="en-US" w:bidi="ar-SA"/>
       </w:rPr>
     </w:lvl>
-    <w:lvl w:ilvl="7" w:tplc="7D661AB8">
+    <w:lvl w:ilvl="7">
       <w:numFmt w:val="bullet"/>
       <w:lvlText w:val="•"/>
       <w:lvlJc w:val="left"/>
@@ -14420,7 +14765,7 @@
         <w:lang w:val="en-US" w:eastAsia="en-US" w:bidi="ar-SA"/>
       </w:rPr>
     </w:lvl>
-    <w:lvl w:ilvl="8" w:tplc="4648CB8C">
+    <w:lvl w:ilvl="8">
       <w:numFmt w:val="bullet"/>
       <w:lvlText w:val="•"/>
       <w:lvlJc w:val="left"/>
@@ -14433,11 +14778,11 @@
       </w:rPr>
     </w:lvl>
   </w:abstractNum>
-  <w:abstractNum w:abstractNumId="4" w15:restartNumberingAfterBreak="0">
+  <w:abstractNum w:abstractNumId="3" w15:restartNumberingAfterBreak="0">
     <w:nsid w:val="5B5A624D"/>
-    <w:multiLevelType w:val="hybridMultilevel"/>
-    <w:tmpl w:val="C938F772"/>
-    <w:lvl w:ilvl="0" w:tplc="7826C86C">
+    <w:multiLevelType w:val="multilevel"/>
+    <w:tmpl w:val="5B5A624D"/>
+    <w:lvl w:ilvl="0">
       <w:start w:val="2"/>
       <w:numFmt w:val="lowerLetter"/>
       <w:lvlText w:val="(%1)"/>
@@ -14454,7 +14799,7 @@
         <w:lang w:val="en-US" w:eastAsia="en-US" w:bidi="ar-SA"/>
       </w:rPr>
     </w:lvl>
-    <w:lvl w:ilvl="1" w:tplc="80CEFAB6">
+    <w:lvl w:ilvl="1">
       <w:numFmt w:val="bullet"/>
       <w:lvlText w:val="•"/>
       <w:lvlJc w:val="left"/>
@@ -14466,7 +14811,7 @@
         <w:lang w:val="en-US" w:eastAsia="en-US" w:bidi="ar-SA"/>
       </w:rPr>
     </w:lvl>
-    <w:lvl w:ilvl="2" w:tplc="D382E434">
+    <w:lvl w:ilvl="2">
       <w:numFmt w:val="bullet"/>
       <w:lvlText w:val="•"/>
       <w:lvlJc w:val="left"/>
@@ -14478,7 +14823,7 @@
         <w:lang w:val="en-US" w:eastAsia="en-US" w:bidi="ar-SA"/>
       </w:rPr>
     </w:lvl>
-    <w:lvl w:ilvl="3" w:tplc="526ECE36">
+    <w:lvl w:ilvl="3">
       <w:numFmt w:val="bullet"/>
       <w:lvlText w:val="•"/>
       <w:lvlJc w:val="left"/>
@@ -14490,7 +14835,7 @@
         <w:lang w:val="en-US" w:eastAsia="en-US" w:bidi="ar-SA"/>
       </w:rPr>
     </w:lvl>
-    <w:lvl w:ilvl="4" w:tplc="882EF6D0">
+    <w:lvl w:ilvl="4">
       <w:numFmt w:val="bullet"/>
       <w:lvlText w:val="•"/>
       <w:lvlJc w:val="left"/>
@@ -14502,7 +14847,7 @@
         <w:lang w:val="en-US" w:eastAsia="en-US" w:bidi="ar-SA"/>
       </w:rPr>
     </w:lvl>
-    <w:lvl w:ilvl="5" w:tplc="1090E466">
+    <w:lvl w:ilvl="5">
       <w:numFmt w:val="bullet"/>
       <w:lvlText w:val="•"/>
       <w:lvlJc w:val="left"/>
@@ -14514,7 +14859,7 @@
         <w:lang w:val="en-US" w:eastAsia="en-US" w:bidi="ar-SA"/>
       </w:rPr>
     </w:lvl>
-    <w:lvl w:ilvl="6" w:tplc="D11EF6A8">
+    <w:lvl w:ilvl="6">
       <w:numFmt w:val="bullet"/>
       <w:lvlText w:val="•"/>
       <w:lvlJc w:val="left"/>
@@ -14526,7 +14871,7 @@
         <w:lang w:val="en-US" w:eastAsia="en-US" w:bidi="ar-SA"/>
       </w:rPr>
     </w:lvl>
-    <w:lvl w:ilvl="7" w:tplc="3CC25D32">
+    <w:lvl w:ilvl="7">
       <w:numFmt w:val="bullet"/>
       <w:lvlText w:val="•"/>
       <w:lvlJc w:val="left"/>
@@ -14538,7 +14883,7 @@
         <w:lang w:val="en-US" w:eastAsia="en-US" w:bidi="ar-SA"/>
       </w:rPr>
     </w:lvl>
-    <w:lvl w:ilvl="8" w:tplc="A02AFD82">
+    <w:lvl w:ilvl="8">
       <w:numFmt w:val="bullet"/>
       <w:lvlText w:val="•"/>
       <w:lvlJc w:val="left"/>
@@ -14551,11 +14896,11 @@
       </w:rPr>
     </w:lvl>
   </w:abstractNum>
-  <w:abstractNum w:abstractNumId="5" w15:restartNumberingAfterBreak="0">
+  <w:abstractNum w:abstractNumId="4" w15:restartNumberingAfterBreak="0">
     <w:nsid w:val="5E0C43F8"/>
-    <w:multiLevelType w:val="hybridMultilevel"/>
-    <w:tmpl w:val="A9300D7C"/>
-    <w:lvl w:ilvl="0" w:tplc="91141228">
+    <w:multiLevelType w:val="multilevel"/>
+    <w:tmpl w:val="5E0C43F8"/>
+    <w:lvl w:ilvl="0">
       <w:start w:val="1"/>
       <w:numFmt w:val="lowerLetter"/>
       <w:lvlText w:val="(%1)"/>
@@ -14572,7 +14917,7 @@
         <w:lang w:val="en-US" w:eastAsia="en-US" w:bidi="ar-SA"/>
       </w:rPr>
     </w:lvl>
-    <w:lvl w:ilvl="1" w:tplc="C96853D8">
+    <w:lvl w:ilvl="1">
       <w:numFmt w:val="bullet"/>
       <w:lvlText w:val="•"/>
       <w:lvlJc w:val="left"/>
@@ -14584,7 +14929,7 @@
         <w:lang w:val="en-US" w:eastAsia="en-US" w:bidi="ar-SA"/>
       </w:rPr>
     </w:lvl>
-    <w:lvl w:ilvl="2" w:tplc="D9D088FA">
+    <w:lvl w:ilvl="2">
       <w:numFmt w:val="bullet"/>
       <w:lvlText w:val="•"/>
       <w:lvlJc w:val="left"/>
@@ -14596,7 +14941,7 @@
         <w:lang w:val="en-US" w:eastAsia="en-US" w:bidi="ar-SA"/>
       </w:rPr>
     </w:lvl>
-    <w:lvl w:ilvl="3" w:tplc="661C98CC">
+    <w:lvl w:ilvl="3">
       <w:numFmt w:val="bullet"/>
       <w:lvlText w:val="•"/>
       <w:lvlJc w:val="left"/>
@@ -14608,7 +14953,7 @@
         <w:lang w:val="en-US" w:eastAsia="en-US" w:bidi="ar-SA"/>
       </w:rPr>
     </w:lvl>
-    <w:lvl w:ilvl="4" w:tplc="76922728">
+    <w:lvl w:ilvl="4">
       <w:numFmt w:val="bullet"/>
       <w:lvlText w:val="•"/>
       <w:lvlJc w:val="left"/>
@@ -14620,7 +14965,7 @@
         <w:lang w:val="en-US" w:eastAsia="en-US" w:bidi="ar-SA"/>
       </w:rPr>
     </w:lvl>
-    <w:lvl w:ilvl="5" w:tplc="9228A0C4">
+    <w:lvl w:ilvl="5">
       <w:numFmt w:val="bullet"/>
       <w:lvlText w:val="•"/>
       <w:lvlJc w:val="left"/>
@@ -14632,7 +14977,7 @@
         <w:lang w:val="en-US" w:eastAsia="en-US" w:bidi="ar-SA"/>
       </w:rPr>
     </w:lvl>
-    <w:lvl w:ilvl="6" w:tplc="0D085E66">
+    <w:lvl w:ilvl="6">
       <w:numFmt w:val="bullet"/>
       <w:lvlText w:val="•"/>
       <w:lvlJc w:val="left"/>
@@ -14644,7 +14989,7 @@
         <w:lang w:val="en-US" w:eastAsia="en-US" w:bidi="ar-SA"/>
       </w:rPr>
     </w:lvl>
-    <w:lvl w:ilvl="7" w:tplc="CF928A92">
+    <w:lvl w:ilvl="7">
       <w:numFmt w:val="bullet"/>
       <w:lvlText w:val="•"/>
       <w:lvlJc w:val="left"/>
@@ -14656,7 +15001,7 @@
         <w:lang w:val="en-US" w:eastAsia="en-US" w:bidi="ar-SA"/>
       </w:rPr>
     </w:lvl>
-    <w:lvl w:ilvl="8" w:tplc="84B0FD7C">
+    <w:lvl w:ilvl="8">
       <w:numFmt w:val="bullet"/>
       <w:lvlText w:val="•"/>
       <w:lvlJc w:val="left"/>
@@ -14669,142 +15014,20 @@
       </w:rPr>
     </w:lvl>
   </w:abstractNum>
-  <w:abstractNum w:abstractNumId="6" w15:restartNumberingAfterBreak="0">
-    <w:nsid w:val="61EA2416"/>
-    <w:multiLevelType w:val="hybridMultilevel"/>
-    <w:tmpl w:val="30B04B6A"/>
-    <w:lvl w:ilvl="0" w:tplc="3E1C242E">
-      <w:numFmt w:val="bullet"/>
-      <w:lvlText w:val="□"/>
-      <w:lvlJc w:val="left"/>
-      <w:pPr>
-        <w:ind w:left="2130" w:hanging="360"/>
-      </w:pPr>
-      <w:rPr>
-        <w:rFonts w:ascii="Symbol" w:eastAsia="Symbol" w:hAnsi="Symbol" w:cs="Symbol" w:hint="default"/>
-        <w:w w:val="60"/>
-        <w:sz w:val="24"/>
-        <w:szCs w:val="24"/>
-        <w:lang w:val="en-US" w:eastAsia="en-US" w:bidi="ar-SA"/>
-      </w:rPr>
-    </w:lvl>
-    <w:lvl w:ilvl="1" w:tplc="04090003" w:tentative="1">
-      <w:start w:val="1"/>
-      <w:numFmt w:val="bullet"/>
-      <w:lvlText w:val="o"/>
-      <w:lvlJc w:val="left"/>
-      <w:pPr>
-        <w:ind w:left="2850" w:hanging="360"/>
-      </w:pPr>
-      <w:rPr>
-        <w:rFonts w:ascii="Courier New" w:hAnsi="Courier New" w:cs="Courier New" w:hint="default"/>
-      </w:rPr>
-    </w:lvl>
-    <w:lvl w:ilvl="2" w:tplc="04090005" w:tentative="1">
-      <w:start w:val="1"/>
-      <w:numFmt w:val="bullet"/>
-      <w:lvlText w:val=""/>
-      <w:lvlJc w:val="left"/>
-      <w:pPr>
-        <w:ind w:left="3570" w:hanging="360"/>
-      </w:pPr>
-      <w:rPr>
-        <w:rFonts w:ascii="Wingdings" w:hAnsi="Wingdings" w:hint="default"/>
-      </w:rPr>
-    </w:lvl>
-    <w:lvl w:ilvl="3" w:tplc="04090001" w:tentative="1">
-      <w:start w:val="1"/>
-      <w:numFmt w:val="bullet"/>
-      <w:lvlText w:val=""/>
-      <w:lvlJc w:val="left"/>
-      <w:pPr>
-        <w:ind w:left="4290" w:hanging="360"/>
-      </w:pPr>
-      <w:rPr>
-        <w:rFonts w:ascii="Symbol" w:hAnsi="Symbol" w:hint="default"/>
-      </w:rPr>
-    </w:lvl>
-    <w:lvl w:ilvl="4" w:tplc="04090003" w:tentative="1">
-      <w:start w:val="1"/>
-      <w:numFmt w:val="bullet"/>
-      <w:lvlText w:val="o"/>
-      <w:lvlJc w:val="left"/>
-      <w:pPr>
-        <w:ind w:left="5010" w:hanging="360"/>
-      </w:pPr>
-      <w:rPr>
-        <w:rFonts w:ascii="Courier New" w:hAnsi="Courier New" w:cs="Courier New" w:hint="default"/>
-      </w:rPr>
-    </w:lvl>
-    <w:lvl w:ilvl="5" w:tplc="04090005" w:tentative="1">
-      <w:start w:val="1"/>
-      <w:numFmt w:val="bullet"/>
-      <w:lvlText w:val=""/>
-      <w:lvlJc w:val="left"/>
-      <w:pPr>
-        <w:ind w:left="5730" w:hanging="360"/>
-      </w:pPr>
-      <w:rPr>
-        <w:rFonts w:ascii="Wingdings" w:hAnsi="Wingdings" w:hint="default"/>
-      </w:rPr>
-    </w:lvl>
-    <w:lvl w:ilvl="6" w:tplc="04090001" w:tentative="1">
-      <w:start w:val="1"/>
-      <w:numFmt w:val="bullet"/>
-      <w:lvlText w:val=""/>
-      <w:lvlJc w:val="left"/>
-      <w:pPr>
-        <w:ind w:left="6450" w:hanging="360"/>
-      </w:pPr>
-      <w:rPr>
-        <w:rFonts w:ascii="Symbol" w:hAnsi="Symbol" w:hint="default"/>
-      </w:rPr>
-    </w:lvl>
-    <w:lvl w:ilvl="7" w:tplc="04090003" w:tentative="1">
-      <w:start w:val="1"/>
-      <w:numFmt w:val="bullet"/>
-      <w:lvlText w:val="o"/>
-      <w:lvlJc w:val="left"/>
-      <w:pPr>
-        <w:ind w:left="7170" w:hanging="360"/>
-      </w:pPr>
-      <w:rPr>
-        <w:rFonts w:ascii="Courier New" w:hAnsi="Courier New" w:cs="Courier New" w:hint="default"/>
-      </w:rPr>
-    </w:lvl>
-    <w:lvl w:ilvl="8" w:tplc="04090005" w:tentative="1">
-      <w:start w:val="1"/>
-      <w:numFmt w:val="bullet"/>
-      <w:lvlText w:val=""/>
-      <w:lvlJc w:val="left"/>
-      <w:pPr>
-        <w:ind w:left="7890" w:hanging="360"/>
-      </w:pPr>
-      <w:rPr>
-        <w:rFonts w:ascii="Wingdings" w:hAnsi="Wingdings" w:hint="default"/>
-      </w:rPr>
-    </w:lvl>
-  </w:abstractNum>
-  <w:num w:numId="1" w16cid:durableId="2097285035">
-    <w:abstractNumId w:val="2"/>
-  </w:num>
-  <w:num w:numId="2" w16cid:durableId="628781753">
-    <w:abstractNumId w:val="5"/>
-  </w:num>
-  <w:num w:numId="3" w16cid:durableId="196741124">
+  <w:num w:numId="1" w16cid:durableId="17004384">
     <w:abstractNumId w:val="1"/>
   </w:num>
-  <w:num w:numId="4" w16cid:durableId="233054948">
+  <w:num w:numId="2" w16cid:durableId="1140267554">
+    <w:abstractNumId w:val="4"/>
+  </w:num>
+  <w:num w:numId="3" w16cid:durableId="400177676">
     <w:abstractNumId w:val="0"/>
   </w:num>
-  <w:num w:numId="5" w16cid:durableId="1834947523">
-    <w:abstractNumId w:val="6"/>
-  </w:num>
-  <w:num w:numId="6" w16cid:durableId="490408565">
+  <w:num w:numId="4" w16cid:durableId="666128767">
     <w:abstractNumId w:val="3"/>
   </w:num>
-  <w:num w:numId="7" w16cid:durableId="1242716072">
-    <w:abstractNumId w:val="4"/>
+  <w:num w:numId="5" w16cid:durableId="1588079022">
+    <w:abstractNumId w:val="2"/>
   </w:num>
 </w:numbering>
 </file>
@@ -14814,19 +15037,11 @@
   <w:docDefaults>
     <w:rPrDefault>
       <w:rPr>
-        <w:rFonts w:asciiTheme="minorHAnsi" w:eastAsiaTheme="minorHAnsi" w:hAnsiTheme="minorHAnsi" w:cstheme="minorBidi"/>
-        <w:kern w:val="2"/>
-        <w:sz w:val="24"/>
-        <w:szCs w:val="24"/>
+        <w:rFonts w:ascii="Times New Roman" w:eastAsia="SimSun" w:hAnsi="Times New Roman" w:cs="Times New Roman"/>
         <w:lang w:val="en-US" w:eastAsia="en-US" w:bidi="ar-SA"/>
-        <w14:ligatures w14:val="standardContextual"/>
       </w:rPr>
     </w:rPrDefault>
-    <w:pPrDefault>
-      <w:pPr>
-        <w:spacing w:after="160" w:line="278" w:lineRule="auto"/>
-      </w:pPr>
-    </w:pPrDefault>
+    <w:pPrDefault/>
   </w:docDefaults>
   <w:latentStyles w:defLockedState="0" w:defUIPriority="99" w:defSemiHidden="0" w:defUnhideWhenUsed="0" w:defQFormat="0" w:count="376">
     <w:lsdException w:name="Normal" w:uiPriority="0" w:qFormat="1"/>
@@ -14894,7 +15109,7 @@
     <w:lsdException w:name="Title" w:uiPriority="10" w:qFormat="1"/>
     <w:lsdException w:name="Closing" w:semiHidden="1" w:unhideWhenUsed="1"/>
     <w:lsdException w:name="Signature" w:semiHidden="1" w:unhideWhenUsed="1"/>
-    <w:lsdException w:name="Default Paragraph Font" w:semiHidden="1" w:uiPriority="1" w:unhideWhenUsed="1"/>
+    <w:lsdException w:name="Default Paragraph Font" w:semiHidden="1" w:uiPriority="1" w:unhideWhenUsed="1" w:qFormat="1"/>
     <w:lsdException w:name="Body Text" w:semiHidden="1" w:unhideWhenUsed="1"/>
     <w:lsdException w:name="Body Text Indent" w:semiHidden="1" w:unhideWhenUsed="1"/>
     <w:lsdException w:name="List Continue" w:semiHidden="1" w:unhideWhenUsed="1"/>
@@ -14927,14 +15142,14 @@
     <w:lsdException w:name="HTML Acronym" w:semiHidden="1" w:unhideWhenUsed="1"/>
     <w:lsdException w:name="HTML Address" w:semiHidden="1" w:unhideWhenUsed="1"/>
     <w:lsdException w:name="HTML Cite" w:semiHidden="1" w:unhideWhenUsed="1"/>
-    <w:lsdException w:name="HTML Code" w:semiHidden="1" w:unhideWhenUsed="1"/>
+    <w:lsdException w:name="HTML Code" w:semiHidden="1" w:unhideWhenUsed="1" w:qFormat="1"/>
     <w:lsdException w:name="HTML Definition" w:semiHidden="1" w:unhideWhenUsed="1"/>
     <w:lsdException w:name="HTML Keyboard" w:semiHidden="1" w:unhideWhenUsed="1"/>
     <w:lsdException w:name="HTML Preformatted" w:semiHidden="1" w:unhideWhenUsed="1"/>
     <w:lsdException w:name="HTML Sample" w:semiHidden="1" w:unhideWhenUsed="1"/>
     <w:lsdException w:name="HTML Typewriter" w:semiHidden="1" w:unhideWhenUsed="1"/>
     <w:lsdException w:name="HTML Variable" w:semiHidden="1" w:unhideWhenUsed="1"/>
-    <w:lsdException w:name="Normal Table" w:semiHidden="1" w:unhideWhenUsed="1"/>
+    <w:lsdException w:name="Normal Table" w:semiHidden="1" w:unhideWhenUsed="1" w:qFormat="1"/>
     <w:lsdException w:name="annotation subject" w:semiHidden="1" w:unhideWhenUsed="1"/>
     <w:lsdException w:name="No List" w:semiHidden="1" w:unhideWhenUsed="1"/>
     <w:lsdException w:name="Outline List 1" w:semiHidden="1" w:unhideWhenUsed="1"/>
@@ -14985,11 +15200,11 @@
     <w:lsdException w:name="Balloon Text" w:semiHidden="1" w:unhideWhenUsed="1"/>
     <w:lsdException w:name="Table Grid" w:uiPriority="39"/>
     <w:lsdException w:name="Table Theme" w:semiHidden="1" w:unhideWhenUsed="1"/>
-    <w:lsdException w:name="Placeholder Text" w:semiHidden="1"/>
-    <w:lsdException w:name="No Spacing" w:uiPriority="1" w:qFormat="1"/>
+    <w:lsdException w:name="Placeholder Text" w:semiHidden="1" w:unhideWhenUsed="1"/>
+    <w:lsdException w:name="No Spacing" w:semiHidden="1" w:unhideWhenUsed="1"/>
     <w:lsdException w:name="Light Shading" w:uiPriority="60"/>
     <w:lsdException w:name="Light List" w:uiPriority="61"/>
-    <w:lsdException w:name="Light Grid" w:uiPriority="62"/>
+    <w:lsdException w:name="Light Grid" w:uiPriority="62" w:qFormat="1"/>
     <w:lsdException w:name="Medium Shading 1" w:uiPriority="63"/>
     <w:lsdException w:name="Medium Shading 2" w:uiPriority="64"/>
     <w:lsdException w:name="Medium List 1" w:uiPriority="65"/>
@@ -15007,7 +15222,7 @@
     <w:lsdException w:name="Medium Shading 1 Accent 1" w:uiPriority="63"/>
     <w:lsdException w:name="Medium Shading 2 Accent 1" w:uiPriority="64"/>
     <w:lsdException w:name="Medium List 1 Accent 1" w:uiPriority="65"/>
-    <w:lsdException w:name="Revision" w:semiHidden="1"/>
+    <w:lsdException w:name="Revision" w:semiHidden="1" w:unhideWhenUsed="1"/>
     <w:lsdException w:name="List Paragraph" w:uiPriority="34" w:qFormat="1"/>
     <w:lsdException w:name="Quote" w:uiPriority="29" w:qFormat="1"/>
     <w:lsdException w:name="Intense Quote" w:uiPriority="30" w:qFormat="1"/>
@@ -15033,11 +15248,11 @@
     <w:lsdException w:name="Colorful Shading Accent 2" w:uiPriority="71"/>
     <w:lsdException w:name="Colorful List Accent 2" w:uiPriority="72"/>
     <w:lsdException w:name="Colorful Grid Accent 2" w:uiPriority="73"/>
-    <w:lsdException w:name="Light Shading Accent 3" w:uiPriority="60"/>
-    <w:lsdException w:name="Light List Accent 3" w:uiPriority="61"/>
+    <w:lsdException w:name="Light Shading Accent 3" w:uiPriority="60" w:qFormat="1"/>
+    <w:lsdException w:name="Light List Accent 3" w:uiPriority="61" w:qFormat="1"/>
     <w:lsdException w:name="Light Grid Accent 3" w:uiPriority="62"/>
     <w:lsdException w:name="Medium Shading 1 Accent 3" w:uiPriority="63"/>
-    <w:lsdException w:name="Medium Shading 2 Accent 3" w:uiPriority="64"/>
+    <w:lsdException w:name="Medium Shading 2 Accent 3" w:uiPriority="64" w:qFormat="1"/>
     <w:lsdException w:name="Medium List 1 Accent 3" w:uiPriority="65"/>
     <w:lsdException w:name="Medium List 2 Accent 3" w:uiPriority="66"/>
     <w:lsdException w:name="Medium Grid 1 Accent 3" w:uiPriority="67"/>
@@ -15048,7 +15263,7 @@
     <w:lsdException w:name="Colorful List Accent 3" w:uiPriority="72"/>
     <w:lsdException w:name="Colorful Grid Accent 3" w:uiPriority="73"/>
     <w:lsdException w:name="Light Shading Accent 4" w:uiPriority="60"/>
-    <w:lsdException w:name="Light List Accent 4" w:uiPriority="61"/>
+    <w:lsdException w:name="Light List Accent 4" w:uiPriority="61" w:qFormat="1"/>
     <w:lsdException w:name="Light Grid Accent 4" w:uiPriority="62"/>
     <w:lsdException w:name="Medium Shading 1 Accent 4" w:uiPriority="63"/>
     <w:lsdException w:name="Medium Shading 2 Accent 4" w:uiPriority="64"/>
@@ -15062,8 +15277,8 @@
     <w:lsdException w:name="Colorful List Accent 4" w:uiPriority="72"/>
     <w:lsdException w:name="Colorful Grid Accent 4" w:uiPriority="73"/>
     <w:lsdException w:name="Light Shading Accent 5" w:uiPriority="60"/>
-    <w:lsdException w:name="Light List Accent 5" w:uiPriority="61"/>
-    <w:lsdException w:name="Light Grid Accent 5" w:uiPriority="62"/>
+    <w:lsdException w:name="Light List Accent 5" w:uiPriority="61" w:qFormat="1"/>
+    <w:lsdException w:name="Light Grid Accent 5" w:uiPriority="62" w:qFormat="1"/>
     <w:lsdException w:name="Medium Shading 1 Accent 5" w:uiPriority="63"/>
     <w:lsdException w:name="Medium Shading 2 Accent 5" w:uiPriority="64"/>
     <w:lsdException w:name="Medium List 1 Accent 5" w:uiPriority="65"/>
@@ -15075,9 +15290,9 @@
     <w:lsdException w:name="Colorful Shading Accent 5" w:uiPriority="71"/>
     <w:lsdException w:name="Colorful List Accent 5" w:uiPriority="72"/>
     <w:lsdException w:name="Colorful Grid Accent 5" w:uiPriority="73"/>
-    <w:lsdException w:name="Light Shading Accent 6" w:uiPriority="60"/>
+    <w:lsdException w:name="Light Shading Accent 6" w:uiPriority="60" w:qFormat="1"/>
     <w:lsdException w:name="Light List Accent 6" w:uiPriority="61"/>
-    <w:lsdException w:name="Light Grid Accent 6" w:uiPriority="62"/>
+    <w:lsdException w:name="Light Grid Accent 6" w:uiPriority="62" w:qFormat="1"/>
     <w:lsdException w:name="Medium Shading 1 Accent 6" w:uiPriority="63"/>
     <w:lsdException w:name="Medium Shading 2 Accent 6" w:uiPriority="64"/>
     <w:lsdException w:name="Medium List 1 Accent 6" w:uiPriority="65"/>
@@ -15209,19 +15424,15 @@
   <w:style w:type="paragraph" w:default="1" w:styleId="Normal">
     <w:name w:val="Normal"/>
     <w:qFormat/>
-    <w:rsid w:val="00EC70AF"/>
     <w:pPr>
       <w:widowControl w:val="0"/>
       <w:autoSpaceDE w:val="0"/>
       <w:autoSpaceDN w:val="0"/>
-      <w:spacing w:after="0" w:line="240" w:lineRule="auto"/>
     </w:pPr>
     <w:rPr>
       <w:rFonts w:ascii="Calibri" w:eastAsia="Calibri" w:hAnsi="Calibri" w:cs="Calibri"/>
-      <w:kern w:val="0"/>
       <w:sz w:val="22"/>
       <w:szCs w:val="22"/>
-      <w14:ligatures w14:val="none"/>
     </w:rPr>
   </w:style>
   <w:style w:type="paragraph" w:styleId="Heading1">
@@ -15231,7 +15442,6 @@
     <w:link w:val="Heading1Char"/>
     <w:uiPriority w:val="9"/>
     <w:qFormat/>
-    <w:rsid w:val="00EC70AF"/>
     <w:pPr>
       <w:keepNext/>
       <w:keepLines/>
@@ -15254,7 +15464,6 @@
     <w:semiHidden/>
     <w:unhideWhenUsed/>
     <w:qFormat/>
-    <w:rsid w:val="00EC70AF"/>
     <w:pPr>
       <w:keepNext/>
       <w:keepLines/>
@@ -15277,7 +15486,6 @@
     <w:semiHidden/>
     <w:unhideWhenUsed/>
     <w:qFormat/>
-    <w:rsid w:val="00EC70AF"/>
     <w:pPr>
       <w:keepNext/>
       <w:keepLines/>
@@ -15300,7 +15508,6 @@
     <w:semiHidden/>
     <w:unhideWhenUsed/>
     <w:qFormat/>
-    <w:rsid w:val="00EC70AF"/>
     <w:pPr>
       <w:keepNext/>
       <w:keepLines/>
@@ -15323,7 +15530,6 @@
     <w:semiHidden/>
     <w:unhideWhenUsed/>
     <w:qFormat/>
-    <w:rsid w:val="00EC70AF"/>
     <w:pPr>
       <w:keepNext/>
       <w:keepLines/>
@@ -15344,7 +15550,6 @@
     <w:semiHidden/>
     <w:unhideWhenUsed/>
     <w:qFormat/>
-    <w:rsid w:val="00EC70AF"/>
     <w:pPr>
       <w:keepNext/>
       <w:keepLines/>
@@ -15367,7 +15572,6 @@
     <w:semiHidden/>
     <w:unhideWhenUsed/>
     <w:qFormat/>
-    <w:rsid w:val="00EC70AF"/>
     <w:pPr>
       <w:keepNext/>
       <w:keepLines/>
@@ -15388,7 +15592,6 @@
     <w:semiHidden/>
     <w:unhideWhenUsed/>
     <w:qFormat/>
-    <w:rsid w:val="00EC70AF"/>
     <w:pPr>
       <w:keepNext/>
       <w:keepLines/>
@@ -15398,7 +15601,7 @@
       <w:rFonts w:eastAsiaTheme="majorEastAsia" w:cstheme="majorBidi"/>
       <w:i/>
       <w:iCs/>
-      <w:color w:val="272727" w:themeColor="text1" w:themeTint="D8"/>
+      <w:color w:val="262626" w:themeColor="text1" w:themeTint="D9"/>
     </w:rPr>
   </w:style>
   <w:style w:type="paragraph" w:styleId="Heading9">
@@ -15410,7 +15613,6 @@
     <w:semiHidden/>
     <w:unhideWhenUsed/>
     <w:qFormat/>
-    <w:rsid w:val="00EC70AF"/>
     <w:pPr>
       <w:keepNext/>
       <w:keepLines/>
@@ -15418,13 +15620,12 @@
     </w:pPr>
     <w:rPr>
       <w:rFonts w:eastAsiaTheme="majorEastAsia" w:cstheme="majorBidi"/>
-      <w:color w:val="272727" w:themeColor="text1" w:themeTint="D8"/>
+      <w:color w:val="262626" w:themeColor="text1" w:themeTint="D9"/>
     </w:rPr>
   </w:style>
   <w:style w:type="character" w:default="1" w:styleId="DefaultParagraphFont">
     <w:name w:val="Default Paragraph Font"/>
     <w:uiPriority w:val="1"/>
-    <w:semiHidden/>
     <w:unhideWhenUsed/>
   </w:style>
   <w:style w:type="table" w:default="1" w:styleId="TableNormal">
@@ -15448,12 +15649,73 @@
     <w:semiHidden/>
     <w:unhideWhenUsed/>
   </w:style>
+  <w:style w:type="character" w:styleId="HTMLCode">
+    <w:name w:val="HTML Code"/>
+    <w:basedOn w:val="DefaultParagraphFont"/>
+    <w:uiPriority w:val="99"/>
+    <w:semiHidden/>
+    <w:unhideWhenUsed/>
+    <w:qFormat/>
+    <w:rPr>
+      <w:rFonts w:ascii="Courier New" w:hAnsi="Courier New" w:cs="Courier New"/>
+      <w:sz w:val="20"/>
+      <w:szCs w:val="20"/>
+    </w:rPr>
+  </w:style>
+  <w:style w:type="paragraph" w:styleId="Subtitle">
+    <w:name w:val="Subtitle"/>
+    <w:basedOn w:val="Normal"/>
+    <w:next w:val="Normal"/>
+    <w:link w:val="SubtitleChar"/>
+    <w:uiPriority w:val="11"/>
+    <w:qFormat/>
+    <w:rPr>
+      <w:rFonts w:eastAsiaTheme="majorEastAsia" w:cstheme="majorBidi"/>
+      <w:color w:val="595959" w:themeColor="text1" w:themeTint="A6"/>
+      <w:spacing w:val="15"/>
+      <w:sz w:val="28"/>
+      <w:szCs w:val="28"/>
+    </w:rPr>
+  </w:style>
+  <w:style w:type="table" w:styleId="TableGrid">
+    <w:name w:val="Table Grid"/>
+    <w:basedOn w:val="TableNormal"/>
+    <w:uiPriority w:val="39"/>
+    <w:tblPr>
+      <w:tblBorders>
+        <w:top w:val="single" w:sz="4" w:space="0" w:color="auto"/>
+        <w:left w:val="single" w:sz="4" w:space="0" w:color="auto"/>
+        <w:bottom w:val="single" w:sz="4" w:space="0" w:color="auto"/>
+        <w:right w:val="single" w:sz="4" w:space="0" w:color="auto"/>
+        <w:insideH w:val="single" w:sz="4" w:space="0" w:color="auto"/>
+        <w:insideV w:val="single" w:sz="4" w:space="0" w:color="auto"/>
+      </w:tblBorders>
+    </w:tblPr>
+  </w:style>
+  <w:style w:type="paragraph" w:styleId="Title">
+    <w:name w:val="Title"/>
+    <w:basedOn w:val="Normal"/>
+    <w:next w:val="Normal"/>
+    <w:link w:val="TitleChar"/>
+    <w:uiPriority w:val="10"/>
+    <w:qFormat/>
+    <w:pPr>
+      <w:spacing w:after="80"/>
+      <w:contextualSpacing/>
+    </w:pPr>
+    <w:rPr>
+      <w:rFonts w:asciiTheme="majorHAnsi" w:eastAsiaTheme="majorEastAsia" w:hAnsiTheme="majorHAnsi" w:cstheme="majorBidi"/>
+      <w:spacing w:val="-10"/>
+      <w:kern w:val="28"/>
+      <w:sz w:val="56"/>
+      <w:szCs w:val="56"/>
+    </w:rPr>
+  </w:style>
   <w:style w:type="character" w:customStyle="1" w:styleId="Heading1Char">
     <w:name w:val="Heading 1 Char"/>
     <w:basedOn w:val="DefaultParagraphFont"/>
     <w:link w:val="Heading1"/>
     <w:uiPriority w:val="9"/>
-    <w:rsid w:val="00EC70AF"/>
     <w:rPr>
       <w:rFonts w:asciiTheme="majorHAnsi" w:eastAsiaTheme="majorEastAsia" w:hAnsiTheme="majorHAnsi" w:cstheme="majorBidi"/>
       <w:color w:val="2F5496" w:themeColor="accent1" w:themeShade="BF"/>
@@ -15467,7 +15729,6 @@
     <w:link w:val="Heading2"/>
     <w:uiPriority w:val="9"/>
     <w:semiHidden/>
-    <w:rsid w:val="00EC70AF"/>
     <w:rPr>
       <w:rFonts w:asciiTheme="majorHAnsi" w:eastAsiaTheme="majorEastAsia" w:hAnsiTheme="majorHAnsi" w:cstheme="majorBidi"/>
       <w:color w:val="2F5496" w:themeColor="accent1" w:themeShade="BF"/>
@@ -15481,7 +15742,6 @@
     <w:link w:val="Heading3"/>
     <w:uiPriority w:val="9"/>
     <w:semiHidden/>
-    <w:rsid w:val="00EC70AF"/>
     <w:rPr>
       <w:rFonts w:eastAsiaTheme="majorEastAsia" w:cstheme="majorBidi"/>
       <w:color w:val="2F5496" w:themeColor="accent1" w:themeShade="BF"/>
@@ -15495,7 +15755,6 @@
     <w:link w:val="Heading4"/>
     <w:uiPriority w:val="9"/>
     <w:semiHidden/>
-    <w:rsid w:val="00EC70AF"/>
     <w:rPr>
       <w:rFonts w:eastAsiaTheme="majorEastAsia" w:cstheme="majorBidi"/>
       <w:i/>
@@ -15509,7 +15768,6 @@
     <w:link w:val="Heading5"/>
     <w:uiPriority w:val="9"/>
     <w:semiHidden/>
-    <w:rsid w:val="00EC70AF"/>
     <w:rPr>
       <w:rFonts w:eastAsiaTheme="majorEastAsia" w:cstheme="majorBidi"/>
       <w:color w:val="2F5496" w:themeColor="accent1" w:themeShade="BF"/>
@@ -15521,7 +15779,6 @@
     <w:link w:val="Heading6"/>
     <w:uiPriority w:val="9"/>
     <w:semiHidden/>
-    <w:rsid w:val="00EC70AF"/>
     <w:rPr>
       <w:rFonts w:eastAsiaTheme="majorEastAsia" w:cstheme="majorBidi"/>
       <w:i/>
@@ -15535,7 +15792,6 @@
     <w:link w:val="Heading7"/>
     <w:uiPriority w:val="9"/>
     <w:semiHidden/>
-    <w:rsid w:val="00EC70AF"/>
     <w:rPr>
       <w:rFonts w:eastAsiaTheme="majorEastAsia" w:cstheme="majorBidi"/>
       <w:color w:val="595959" w:themeColor="text1" w:themeTint="A6"/>
@@ -15547,12 +15803,11 @@
     <w:link w:val="Heading8"/>
     <w:uiPriority w:val="9"/>
     <w:semiHidden/>
-    <w:rsid w:val="00EC70AF"/>
     <w:rPr>
       <w:rFonts w:eastAsiaTheme="majorEastAsia" w:cstheme="majorBidi"/>
       <w:i/>
       <w:iCs/>
-      <w:color w:val="272727" w:themeColor="text1" w:themeTint="D8"/>
+      <w:color w:val="262626" w:themeColor="text1" w:themeTint="D9"/>
     </w:rPr>
   </w:style>
   <w:style w:type="character" w:customStyle="1" w:styleId="Heading9Char">
@@ -15561,24 +15816,16 @@
     <w:link w:val="Heading9"/>
     <w:uiPriority w:val="9"/>
     <w:semiHidden/>
-    <w:rsid w:val="00EC70AF"/>
     <w:rPr>
       <w:rFonts w:eastAsiaTheme="majorEastAsia" w:cstheme="majorBidi"/>
-      <w:color w:val="272727" w:themeColor="text1" w:themeTint="D8"/>
+      <w:color w:val="262626" w:themeColor="text1" w:themeTint="D9"/>
     </w:rPr>
   </w:style>
-  <w:style w:type="paragraph" w:styleId="Title">
-    <w:name w:val="Title"/>
-    <w:basedOn w:val="Normal"/>
-    <w:next w:val="Normal"/>
-    <w:link w:val="TitleChar"/>
+  <w:style w:type="character" w:customStyle="1" w:styleId="TitleChar">
+    <w:name w:val="Title Char"/>
+    <w:basedOn w:val="DefaultParagraphFont"/>
+    <w:link w:val="Title"/>
     <w:uiPriority w:val="10"/>
-    <w:qFormat/>
-    <w:rsid w:val="00EC70AF"/>
-    <w:pPr>
-      <w:spacing w:after="80"/>
-      <w:contextualSpacing/>
-    </w:pPr>
     <w:rPr>
       <w:rFonts w:asciiTheme="majorHAnsi" w:eastAsiaTheme="majorEastAsia" w:hAnsiTheme="majorHAnsi" w:cstheme="majorBidi"/>
       <w:spacing w:val="-10"/>
@@ -15587,47 +15834,11 @@
       <w:szCs w:val="56"/>
     </w:rPr>
   </w:style>
-  <w:style w:type="character" w:customStyle="1" w:styleId="TitleChar">
-    <w:name w:val="Title Char"/>
-    <w:basedOn w:val="DefaultParagraphFont"/>
-    <w:link w:val="Title"/>
-    <w:uiPriority w:val="10"/>
-    <w:rsid w:val="00EC70AF"/>
-    <w:rPr>
-      <w:rFonts w:asciiTheme="majorHAnsi" w:eastAsiaTheme="majorEastAsia" w:hAnsiTheme="majorHAnsi" w:cstheme="majorBidi"/>
-      <w:spacing w:val="-10"/>
-      <w:kern w:val="28"/>
-      <w:sz w:val="56"/>
-      <w:szCs w:val="56"/>
-    </w:rPr>
-  </w:style>
-  <w:style w:type="paragraph" w:styleId="Subtitle">
-    <w:name w:val="Subtitle"/>
-    <w:basedOn w:val="Normal"/>
-    <w:next w:val="Normal"/>
-    <w:link w:val="SubtitleChar"/>
-    <w:uiPriority w:val="11"/>
-    <w:qFormat/>
-    <w:rsid w:val="00EC70AF"/>
-    <w:pPr>
-      <w:numPr>
-        <w:ilvl w:val="1"/>
-      </w:numPr>
-    </w:pPr>
-    <w:rPr>
-      <w:rFonts w:eastAsiaTheme="majorEastAsia" w:cstheme="majorBidi"/>
-      <w:color w:val="595959" w:themeColor="text1" w:themeTint="A6"/>
-      <w:spacing w:val="15"/>
-      <w:sz w:val="28"/>
-      <w:szCs w:val="28"/>
-    </w:rPr>
-  </w:style>
   <w:style w:type="character" w:customStyle="1" w:styleId="SubtitleChar">
     <w:name w:val="Subtitle Char"/>
     <w:basedOn w:val="DefaultParagraphFont"/>
     <w:link w:val="Subtitle"/>
     <w:uiPriority w:val="11"/>
-    <w:rsid w:val="00EC70AF"/>
     <w:rPr>
       <w:rFonts w:eastAsiaTheme="majorEastAsia" w:cstheme="majorBidi"/>
       <w:color w:val="595959" w:themeColor="text1" w:themeTint="A6"/>
@@ -15643,7 +15854,6 @@
     <w:link w:val="QuoteChar"/>
     <w:uiPriority w:val="29"/>
     <w:qFormat/>
-    <w:rsid w:val="00EC70AF"/>
     <w:pPr>
       <w:spacing w:before="160"/>
       <w:jc w:val="center"/>
@@ -15659,7 +15869,6 @@
     <w:basedOn w:val="DefaultParagraphFont"/>
     <w:link w:val="Quote"/>
     <w:uiPriority w:val="29"/>
-    <w:rsid w:val="00EC70AF"/>
     <w:rPr>
       <w:i/>
       <w:iCs/>
@@ -15671,18 +15880,16 @@
     <w:basedOn w:val="Normal"/>
     <w:uiPriority w:val="34"/>
     <w:qFormat/>
-    <w:rsid w:val="00EC70AF"/>
     <w:pPr>
       <w:ind w:left="720"/>
       <w:contextualSpacing/>
     </w:pPr>
   </w:style>
-  <w:style w:type="character" w:styleId="IntenseEmphasis">
-    <w:name w:val="Intense Emphasis"/>
+  <w:style w:type="character" w:customStyle="1" w:styleId="IntenseEmphasis1">
+    <w:name w:val="Intense Emphasis1"/>
     <w:basedOn w:val="DefaultParagraphFont"/>
     <w:uiPriority w:val="21"/>
     <w:qFormat/>
-    <w:rsid w:val="00EC70AF"/>
     <w:rPr>
       <w:i/>
       <w:iCs/>
@@ -15696,7 +15903,6 @@
     <w:link w:val="IntenseQuoteChar"/>
     <w:uiPriority w:val="30"/>
     <w:qFormat/>
-    <w:rsid w:val="00EC70AF"/>
     <w:pPr>
       <w:pBdr>
         <w:top w:val="single" w:sz="4" w:space="10" w:color="2F5496" w:themeColor="accent1" w:themeShade="BF"/>
@@ -15717,19 +15923,17 @@
     <w:basedOn w:val="DefaultParagraphFont"/>
     <w:link w:val="IntenseQuote"/>
     <w:uiPriority w:val="30"/>
-    <w:rsid w:val="00EC70AF"/>
     <w:rPr>
       <w:i/>
       <w:iCs/>
       <w:color w:val="2F5496" w:themeColor="accent1" w:themeShade="BF"/>
     </w:rPr>
   </w:style>
-  <w:style w:type="character" w:styleId="IntenseReference">
-    <w:name w:val="Intense Reference"/>
+  <w:style w:type="character" w:customStyle="1" w:styleId="IntenseReference1">
+    <w:name w:val="Intense Reference1"/>
     <w:basedOn w:val="DefaultParagraphFont"/>
     <w:uiPriority w:val="32"/>
     <w:qFormat/>
-    <w:rsid w:val="00EC70AF"/>
     <w:rPr>
       <w:b/>
       <w:bCs/>
@@ -15738,31 +15942,11 @@
       <w:spacing w:val="5"/>
     </w:rPr>
   </w:style>
-  <w:style w:type="table" w:styleId="TableGrid">
-    <w:name w:val="Table Grid"/>
-    <w:basedOn w:val="TableNormal"/>
-    <w:uiPriority w:val="39"/>
-    <w:rsid w:val="00EC70AF"/>
-    <w:pPr>
-      <w:spacing w:after="0" w:line="240" w:lineRule="auto"/>
-    </w:pPr>
-    <w:tblPr>
-      <w:tblBorders>
-        <w:top w:val="single" w:sz="4" w:space="0" w:color="auto"/>
-        <w:left w:val="single" w:sz="4" w:space="0" w:color="auto"/>
-        <w:bottom w:val="single" w:sz="4" w:space="0" w:color="auto"/>
-        <w:right w:val="single" w:sz="4" w:space="0" w:color="auto"/>
-        <w:insideH w:val="single" w:sz="4" w:space="0" w:color="auto"/>
-        <w:insideV w:val="single" w:sz="4" w:space="0" w:color="auto"/>
-      </w:tblBorders>
-    </w:tblPr>
-  </w:style>
   <w:style w:type="paragraph" w:customStyle="1" w:styleId="TableParagraph">
     <w:name w:val="Table Paragraph"/>
     <w:basedOn w:val="Normal"/>
     <w:uiPriority w:val="1"/>
     <w:qFormat/>
-    <w:rsid w:val="00EC70AF"/>
   </w:style>
 </w:styles>
 </file>
@@ -15810,7 +15994,7 @@
     </a:clrScheme>
     <a:fontScheme name="Office">
       <a:majorFont>
-        <a:latin typeface="Calibri Light" panose="020F0302020204030204"/>
+        <a:latin typeface="Calibri Light"/>
         <a:ea typeface=""/>
         <a:cs typeface=""/>
         <a:font script="Jpan" typeface="游ゴシック Light"/>
@@ -15843,26 +16027,9 @@
         <a:font script="Viet" typeface="Times New Roman"/>
         <a:font script="Uigh" typeface="Microsoft Uighur"/>
         <a:font script="Geor" typeface="Sylfaen"/>
-        <a:font script="Armn" typeface="Arial"/>
-        <a:font script="Bugi" typeface="Leelawadee UI"/>
-        <a:font script="Bopo" typeface="Microsoft JhengHei"/>
-        <a:font script="Java" typeface="Javanese Text"/>
-        <a:font script="Lisu" typeface="Segoe UI"/>
-        <a:font script="Mymr" typeface="Myanmar Text"/>
-        <a:font script="Nkoo" typeface="Ebrima"/>
-        <a:font script="Olck" typeface="Nirmala UI"/>
-        <a:font script="Osma" typeface="Ebrima"/>
-        <a:font script="Phag" typeface="Phagspa"/>
-        <a:font script="Syrn" typeface="Estrangelo Edessa"/>
-        <a:font script="Syrj" typeface="Estrangelo Edessa"/>
-        <a:font script="Syre" typeface="Estrangelo Edessa"/>
-        <a:font script="Sora" typeface="Nirmala UI"/>
-        <a:font script="Tale" typeface="Microsoft Tai Le"/>
-        <a:font script="Talu" typeface="Microsoft New Tai Lue"/>
-        <a:font script="Tfng" typeface="Ebrima"/>
       </a:majorFont>
       <a:minorFont>
-        <a:latin typeface="Calibri" panose="020F0502020204030204"/>
+        <a:latin typeface="Calibri"/>
         <a:ea typeface=""/>
         <a:cs typeface=""/>
         <a:font script="Jpan" typeface="游ゴシック"/>
@@ -15895,23 +16062,6 @@
         <a:font script="Viet" typeface="Arial"/>
         <a:font script="Uigh" typeface="Microsoft Uighur"/>
         <a:font script="Geor" typeface="Sylfaen"/>
-        <a:font script="Armn" typeface="Arial"/>
-        <a:font script="Bugi" typeface="Leelawadee UI"/>
-        <a:font script="Bopo" typeface="Microsoft JhengHei"/>
-        <a:font script="Java" typeface="Javanese Text"/>
-        <a:font script="Lisu" typeface="Segoe UI"/>
-        <a:font script="Mymr" typeface="Myanmar Text"/>
-        <a:font script="Nkoo" typeface="Ebrima"/>
-        <a:font script="Olck" typeface="Nirmala UI"/>
-        <a:font script="Osma" typeface="Ebrima"/>
-        <a:font script="Phag" typeface="Phagspa"/>
-        <a:font script="Syrn" typeface="Estrangelo Edessa"/>
-        <a:font script="Syrj" typeface="Estrangelo Edessa"/>
-        <a:font script="Syre" typeface="Estrangelo Edessa"/>
-        <a:font script="Sora" typeface="Nirmala UI"/>
-        <a:font script="Tale" typeface="Microsoft Tai Le"/>
-        <a:font script="Talu" typeface="Microsoft New Tai Lue"/>
-        <a:font script="Tfng" typeface="Ebrima"/>
       </a:minorFont>
     </a:fontScheme>
     <a:fmtScheme name="Office">
@@ -16054,10 +16204,5 @@
   </a:themeElements>
   <a:objectDefaults/>
   <a:extraClrSchemeLst/>
-  <a:extLst>
-    <a:ext uri="{05A4C25C-085E-4340-85A3-A5531E510DB2}">
-      <thm15:themeFamily xmlns:thm15="http://schemas.microsoft.com/office/thememl/2012/main" name="Office Theme" id="{62F939B6-93AF-4DB8-9C6B-D6C7DFDC589F}" vid="{4A3C46E8-61CC-4603-A589-7422A47A8E4A}"/>
-    </a:ext>
-  </a:extLst>
 </a:theme>
 </file>
--- a/patentform-backend-main/demo/src/main/resources/Form1_Template.docx
+++ b/patentform-backend-main/demo/src/main/resources/Form1_Template.docx
@@ -1,51 +1,47 @@
 
 <file path=word/document.xml><?xml version="1.0" encoding="utf-8"?>
-<w:document xmlns:wpc="http://schemas.microsoft.com/office/word/2010/wordprocessingCanvas" xmlns:cx="http://schemas.microsoft.com/office/drawing/2014/chartex" xmlns:cx1="http://schemas.microsoft.com/office/drawing/2015/9/8/chartex" xmlns:cx2="http://schemas.microsoft.com/office/drawing/2015/10/21/chartex" xmlns:cx3="http://schemas.microsoft.com/office/drawing/2016/5/9/chartex" xmlns:cx4="http://schemas.microsoft.com/office/drawing/2016/5/10/chartex" xmlns:cx5="http://schemas.microsoft.com/office/drawing/2016/5/11/chartex" xmlns:cx6="http://schemas.microsoft.com/office/drawing/2016/5/12/chartex" xmlns:cx7="http://schemas.microsoft.com/office/drawing/2016/5/13/chartex" xmlns:cx8="http://schemas.microsoft.com/office/drawing/2016/5/14/chartex" xmlns:mc="http://schemas.openxmlformats.org/markup-compatibility/2006" xmlns:aink="http://schemas.microsoft.com/office/drawing/2016/ink" xmlns:am3d="http://schemas.microsoft.com/office/drawing/2017/model3d" xmlns:o="urn:schemas-microsoft-com:office:office" xmlns:oel="http://schemas.microsoft.com/office/2019/extlst" xmlns:r="http://schemas.openxmlformats.org/officeDocument/2006/relationships" xmlns:m="http://schemas.openxmlformats.org/officeDocument/2006/math" xmlns:v="urn:schemas-microsoft-com:vml" xmlns:wp14="http://schemas.microsoft.com/office/word/2010/wordprocessingDrawing" xmlns:wp="http://schemas.openxmlformats.org/drawingml/2006/wordprocessingDrawing" xmlns:w10="urn:schemas-microsoft-com:office:word" xmlns:w="http://schemas.openxmlformats.org/wordprocessingml/2006/main" xmlns:w14="http://schemas.microsoft.com/office/word/2010/wordml" xmlns:w15="http://schemas.microsoft.com/office/word/2012/wordml" xmlns:w16cex="http://schemas.microsoft.com/office/word/2018/wordml/cex" xmlns:w16cid="http://schemas.microsoft.com/office/word/2016/wordml/cid" xmlns:w16="http://schemas.microsoft.com/office/word/2018/wordml" xmlns:w16du="http://schemas.microsoft.com/office/word/2023/wordml/word16du" xmlns:w16sdtdh="http://schemas.microsoft.com/office/word/2020/wordml/sdtdatahash" xmlns:w16sdtfl="http://schemas.microsoft.com/office/word/2024/wordml/sdtformatlock" xmlns:w16se="http://schemas.microsoft.com/office/word/2015/wordml/symex" xmlns:wpg="http://schemas.microsoft.com/office/word/2010/wordprocessingGroup" xmlns:wpi="http://schemas.microsoft.com/office/word/2010/wordprocessingInk" xmlns:wne="http://schemas.microsoft.com/office/word/2006/wordml" xmlns:wps="http://schemas.microsoft.com/office/word/2010/wordprocessingShape" mc:Ignorable="w14 w15 w16se w16cid w16 w16cex w16sdtdh w16sdtfl w16du wp14">
+<w:document xmlns:wpc="http://schemas.microsoft.com/office/word/2010/wordprocessingCanvas" xmlns:cx="http://schemas.microsoft.com/office/drawing/2014/chartex" xmlns:cx1="http://schemas.microsoft.com/office/drawing/2015/9/8/chartex" xmlns:cx2="http://schemas.microsoft.com/office/drawing/2015/10/21/chartex" xmlns:cx3="http://schemas.microsoft.com/office/drawing/2016/5/9/chartex" xmlns:cx4="http://schemas.microsoft.com/office/drawing/2016/5/10/chartex" xmlns:cx5="http://schemas.microsoft.com/office/drawing/2016/5/11/chartex" xmlns:cx6="http://schemas.microsoft.com/office/drawing/2016/5/12/chartex" xmlns:cx7="http://schemas.microsoft.com/office/drawing/2016/5/13/chartex" xmlns:cx8="http://schemas.microsoft.com/office/drawing/2016/5/14/chartex" xmlns:mc="http://schemas.openxmlformats.org/markup-compatibility/2006" xmlns:aink="http://schemas.microsoft.com/office/drawing/2016/ink" xmlns:am3d="http://schemas.microsoft.com/office/drawing/2017/model3d" xmlns:o="urn:schemas-microsoft-com:office:office" xmlns:oel="http://schemas.microsoft.com/office/2019/extlst" xmlns:r="http://schemas.openxmlformats.org/officeDocument/2006/relationships" xmlns:m="http://schemas.openxmlformats.org/officeDocument/2006/math" xmlns:v="urn:schemas-microsoft-com:vml" xmlns:wp14="http://schemas.microsoft.com/office/word/2010/wordprocessingDrawing" xmlns:wp="http://schemas.openxmlformats.org/drawingml/2006/wordprocessingDrawing" xmlns:w10="urn:schemas-microsoft-com:office:word" xmlns:w="http://schemas.openxmlformats.org/wordprocessingml/2006/main" xmlns:w14="http://schemas.microsoft.com/office/word/2010/wordml" xmlns:w15="http://schemas.microsoft.com/office/word/2012/wordml" xmlns:w16cei="http://schemas.microsoft.com/office/word/2026/wordml/cei" xmlns:w16cex="http://schemas.microsoft.com/office/word/2018/wordml/cex" xmlns:w16cid="http://schemas.microsoft.com/office/word/2016/wordml/cid" xmlns:w16="http://schemas.microsoft.com/office/word/2018/wordml" xmlns:w16du="http://schemas.microsoft.com/office/word/2023/wordml/word16du" xmlns:w16sdtdh="http://schemas.microsoft.com/office/word/2020/wordml/sdtdatahash" xmlns:w16sdtfl="http://schemas.microsoft.com/office/word/2024/wordml/sdtformatlock" xmlns:w16se="http://schemas.microsoft.com/office/word/2015/wordml/symex" xmlns:wpg="http://schemas.microsoft.com/office/word/2010/wordprocessingGroup" xmlns:wpi="http://schemas.microsoft.com/office/word/2010/wordprocessingInk" xmlns:wne="http://schemas.microsoft.com/office/word/2006/wordml" xmlns:wps="http://schemas.microsoft.com/office/word/2010/wordprocessingShape" mc:Ignorable="w14 w15 w16se w16cid w16 w16cex w16sdtdh w16sdtfl w16du wp14">
   <w:body>
     <w:tbl>
       <w:tblPr>
         <w:tblStyle w:val="TableGrid"/>
-        <w:tblpPr w:leftFromText="180" w:rightFromText="180" w:vertAnchor="text" w:tblpXSpec="center" w:tblpY="1"/>
-        <w:tblOverlap w:val="never"/>
-        <w:tblW w:w="10340" w:type="dxa"/>
-        <w:jc w:val="center"/>
-        <w:tblLayout w:type="fixed"/>
+        <w:tblW w:w="9913" w:type="dxa"/>
+        <w:tblInd w:w="130" w:type="dxa"/>
         <w:tblLook w:val="04A0" w:firstRow="1" w:lastRow="0" w:firstColumn="1" w:lastColumn="0" w:noHBand="0" w:noVBand="1"/>
       </w:tblPr>
       <w:tblGrid>
-        <w:gridCol w:w="1309"/>
-        <w:gridCol w:w="278"/>
-        <w:gridCol w:w="1045"/>
+        <w:gridCol w:w="1528"/>
+        <w:gridCol w:w="280"/>
+        <w:gridCol w:w="166"/>
+        <w:gridCol w:w="1227"/>
         <w:gridCol w:w="116"/>
-        <w:gridCol w:w="122"/>
-        <w:gridCol w:w="142"/>
-        <w:gridCol w:w="1228"/>
-        <w:gridCol w:w="610"/>
-        <w:gridCol w:w="83"/>
+        <w:gridCol w:w="432"/>
+        <w:gridCol w:w="930"/>
+        <w:gridCol w:w="597"/>
+        <w:gridCol w:w="146"/>
         <w:gridCol w:w="52"/>
-        <w:gridCol w:w="36"/>
-        <w:gridCol w:w="455"/>
-        <w:gridCol w:w="232"/>
-        <w:gridCol w:w="42"/>
-        <w:gridCol w:w="633"/>
-        <w:gridCol w:w="318"/>
-        <w:gridCol w:w="233"/>
-        <w:gridCol w:w="221"/>
-        <w:gridCol w:w="501"/>
-        <w:gridCol w:w="143"/>
-        <w:gridCol w:w="133"/>
-        <w:gridCol w:w="177"/>
-        <w:gridCol w:w="2231"/>
+        <w:gridCol w:w="25"/>
+        <w:gridCol w:w="93"/>
+        <w:gridCol w:w="388"/>
+        <w:gridCol w:w="29"/>
+        <w:gridCol w:w="521"/>
+        <w:gridCol w:w="479"/>
+        <w:gridCol w:w="180"/>
+        <w:gridCol w:w="504"/>
+        <w:gridCol w:w="259"/>
+        <w:gridCol w:w="254"/>
+        <w:gridCol w:w="240"/>
+        <w:gridCol w:w="153"/>
+        <w:gridCol w:w="1314"/>
       </w:tblGrid>
       <w:tr>
         <w:trPr>
           <w:trHeight w:val="1685"/>
-          <w:jc w:val="center"/>
         </w:trPr>
         <w:tc>
           <w:tcPr>
-            <w:tcW w:w="6701" w:type="dxa"/>
-            <w:gridSpan w:val="16"/>
+            <w:tcW w:w="9913" w:type="dxa"/>
+            <w:gridSpan w:val="23"/>
           </w:tcPr>
           <w:p>
             <w:pPr>
@@ -56,10 +52,12 @@
             </w:pPr>
             <w:r>
               <w:rPr>
+                <w:b/>
+                <w:bCs/>
                 <w:sz w:val="24"/>
                 <w:szCs w:val="24"/>
               </w:rPr>
-              <w:t>“</w:t>
+              <w:t xml:space="preserve">                                                                            </w:t>
             </w:r>
             <w:r>
               <w:rPr>
@@ -83,6 +81,13 @@
                 <w:sz w:val="24"/>
                 <w:szCs w:val="24"/>
               </w:rPr>
+              <w:t xml:space="preserve">                                              </w:t>
+            </w:r>
+            <w:r>
+              <w:rPr>
+                <w:sz w:val="24"/>
+                <w:szCs w:val="24"/>
+              </w:rPr>
               <w:t>THE PATENTS ACT 1970 (39 of 1970) and</w:t>
             </w:r>
           </w:p>
@@ -98,6 +103,13 @@
                 <w:sz w:val="24"/>
                 <w:szCs w:val="24"/>
               </w:rPr>
+              <w:t xml:space="preserve">                                                           </w:t>
+            </w:r>
+            <w:r>
+              <w:rPr>
+                <w:sz w:val="24"/>
+                <w:szCs w:val="24"/>
+              </w:rPr>
               <w:t>THE PATENTS RULES, 2003</w:t>
             </w:r>
           </w:p>
@@ -117,6 +129,15 @@
                 <w:sz w:val="24"/>
                 <w:szCs w:val="24"/>
               </w:rPr>
+              <w:t xml:space="preserve">                                             </w:t>
+            </w:r>
+            <w:r>
+              <w:rPr>
+                <w:b/>
+                <w:bCs/>
+                <w:sz w:val="24"/>
+                <w:szCs w:val="24"/>
+              </w:rPr>
               <w:t>APPLICATION FOR GRANT OF PATENT</w:t>
             </w:r>
           </w:p>
@@ -126,65 +147,14 @@
                 <w:sz w:val="24"/>
                 <w:szCs w:val="24"/>
               </w:rPr>
+              <w:t xml:space="preserve">                                    </w:t>
+            </w:r>
+            <w:r>
+              <w:rPr>
+                <w:sz w:val="24"/>
+                <w:szCs w:val="24"/>
+              </w:rPr>
               <w:t>(See section 7, 54 and 135 and sub-rule (1) of rule 20)</w:t>
-            </w:r>
-          </w:p>
-        </w:tc>
-        <w:tc>
-          <w:tcPr>
-            <w:tcW w:w="3639" w:type="dxa"/>
-            <w:gridSpan w:val="7"/>
-          </w:tcPr>
-          <w:p>
-            <w:pPr>
-              <w:tabs>
-                <w:tab w:val="left" w:pos="1155"/>
-              </w:tabs>
-            </w:pPr>
-            <w:r>
-              <w:rPr>
-                <w:sz w:val="24"/>
-              </w:rPr>
-              <w:t xml:space="preserve">     (FOR</w:t>
-            </w:r>
-            <w:r>
-              <w:rPr>
-                <w:spacing w:val="-8"/>
-                <w:sz w:val="24"/>
-              </w:rPr>
-              <w:t xml:space="preserve"> </w:t>
-            </w:r>
-            <w:r>
-              <w:rPr>
-                <w:sz w:val="24"/>
-              </w:rPr>
-              <w:t>OFFICE</w:t>
-            </w:r>
-            <w:r>
-              <w:rPr>
-                <w:spacing w:val="-7"/>
-                <w:sz w:val="24"/>
-              </w:rPr>
-              <w:t xml:space="preserve"> </w:t>
-            </w:r>
-            <w:r>
-              <w:rPr>
-                <w:sz w:val="24"/>
-              </w:rPr>
-              <w:t>USE</w:t>
-            </w:r>
-            <w:r>
-              <w:rPr>
-                <w:spacing w:val="-6"/>
-                <w:sz w:val="24"/>
-              </w:rPr>
-              <w:t xml:space="preserve"> </w:t>
-            </w:r>
-            <w:r>
-              <w:rPr>
-                <w:sz w:val="24"/>
-              </w:rPr>
-              <w:t>ONLY)</w:t>
             </w:r>
           </w:p>
         </w:tc>
@@ -192,19 +162,18 @@
       <w:tr>
         <w:trPr>
           <w:trHeight w:val="432"/>
-          <w:jc w:val="center"/>
         </w:trPr>
         <w:tc>
           <w:tcPr>
-            <w:tcW w:w="4933" w:type="dxa"/>
+            <w:tcW w:w="5422" w:type="dxa"/>
             <w:gridSpan w:val="9"/>
           </w:tcPr>
           <w:p/>
         </w:tc>
         <w:tc>
           <w:tcPr>
-            <w:tcW w:w="2723" w:type="dxa"/>
-            <w:gridSpan w:val="10"/>
+            <w:tcW w:w="2271" w:type="dxa"/>
+            <w:gridSpan w:val="9"/>
           </w:tcPr>
           <w:p>
             <w:r>
@@ -230,8 +199,8 @@
         </w:tc>
         <w:tc>
           <w:tcPr>
-            <w:tcW w:w="2684" w:type="dxa"/>
-            <w:gridSpan w:val="4"/>
+            <w:tcW w:w="2220" w:type="dxa"/>
+            <w:gridSpan w:val="5"/>
           </w:tcPr>
           <w:p/>
         </w:tc>
@@ -239,19 +208,18 @@
       <w:tr>
         <w:trPr>
           <w:trHeight w:val="432"/>
-          <w:jc w:val="center"/>
         </w:trPr>
         <w:tc>
           <w:tcPr>
-            <w:tcW w:w="4933" w:type="dxa"/>
+            <w:tcW w:w="5422" w:type="dxa"/>
             <w:gridSpan w:val="9"/>
           </w:tcPr>
           <w:p/>
         </w:tc>
         <w:tc>
           <w:tcPr>
-            <w:tcW w:w="2723" w:type="dxa"/>
-            <w:gridSpan w:val="10"/>
+            <w:tcW w:w="2271" w:type="dxa"/>
+            <w:gridSpan w:val="9"/>
           </w:tcPr>
           <w:p>
             <w:r>
@@ -277,8 +245,8 @@
         </w:tc>
         <w:tc>
           <w:tcPr>
-            <w:tcW w:w="2684" w:type="dxa"/>
-            <w:gridSpan w:val="4"/>
+            <w:tcW w:w="2220" w:type="dxa"/>
+            <w:gridSpan w:val="5"/>
           </w:tcPr>
           <w:p/>
         </w:tc>
@@ -286,19 +254,18 @@
       <w:tr>
         <w:trPr>
           <w:trHeight w:val="432"/>
-          <w:jc w:val="center"/>
         </w:trPr>
         <w:tc>
           <w:tcPr>
-            <w:tcW w:w="4933" w:type="dxa"/>
+            <w:tcW w:w="5422" w:type="dxa"/>
             <w:gridSpan w:val="9"/>
           </w:tcPr>
           <w:p/>
         </w:tc>
         <w:tc>
           <w:tcPr>
-            <w:tcW w:w="2723" w:type="dxa"/>
-            <w:gridSpan w:val="10"/>
+            <w:tcW w:w="2271" w:type="dxa"/>
+            <w:gridSpan w:val="9"/>
           </w:tcPr>
           <w:p>
             <w:pPr>
@@ -352,8 +319,8 @@
         </w:tc>
         <w:tc>
           <w:tcPr>
-            <w:tcW w:w="2684" w:type="dxa"/>
-            <w:gridSpan w:val="4"/>
+            <w:tcW w:w="2220" w:type="dxa"/>
+            <w:gridSpan w:val="5"/>
           </w:tcPr>
           <w:p/>
         </w:tc>
@@ -361,19 +328,18 @@
       <w:tr>
         <w:trPr>
           <w:trHeight w:val="432"/>
-          <w:jc w:val="center"/>
         </w:trPr>
         <w:tc>
           <w:tcPr>
-            <w:tcW w:w="4933" w:type="dxa"/>
+            <w:tcW w:w="5422" w:type="dxa"/>
             <w:gridSpan w:val="9"/>
           </w:tcPr>
           <w:p/>
         </w:tc>
         <w:tc>
           <w:tcPr>
-            <w:tcW w:w="2723" w:type="dxa"/>
-            <w:gridSpan w:val="10"/>
+            <w:tcW w:w="2271" w:type="dxa"/>
+            <w:gridSpan w:val="9"/>
           </w:tcPr>
           <w:p>
             <w:r>
@@ -399,8 +365,8 @@
         </w:tc>
         <w:tc>
           <w:tcPr>
-            <w:tcW w:w="2684" w:type="dxa"/>
-            <w:gridSpan w:val="4"/>
+            <w:tcW w:w="2220" w:type="dxa"/>
+            <w:gridSpan w:val="5"/>
           </w:tcPr>
           <w:p/>
         </w:tc>
@@ -408,19 +374,18 @@
       <w:tr>
         <w:trPr>
           <w:trHeight w:val="432"/>
-          <w:jc w:val="center"/>
         </w:trPr>
         <w:tc>
           <w:tcPr>
-            <w:tcW w:w="4933" w:type="dxa"/>
+            <w:tcW w:w="5422" w:type="dxa"/>
             <w:gridSpan w:val="9"/>
           </w:tcPr>
           <w:p/>
         </w:tc>
         <w:tc>
           <w:tcPr>
-            <w:tcW w:w="2723" w:type="dxa"/>
-            <w:gridSpan w:val="10"/>
+            <w:tcW w:w="2271" w:type="dxa"/>
+            <w:gridSpan w:val="9"/>
           </w:tcPr>
           <w:p>
             <w:r>
@@ -433,8 +398,8 @@
         </w:tc>
         <w:tc>
           <w:tcPr>
-            <w:tcW w:w="2684" w:type="dxa"/>
-            <w:gridSpan w:val="4"/>
+            <w:tcW w:w="2220" w:type="dxa"/>
+            <w:gridSpan w:val="5"/>
           </w:tcPr>
           <w:p/>
         </w:tc>
@@ -442,11 +407,10 @@
       <w:tr>
         <w:trPr>
           <w:trHeight w:val="1008"/>
-          <w:jc w:val="center"/>
         </w:trPr>
         <w:tc>
           <w:tcPr>
-            <w:tcW w:w="4933" w:type="dxa"/>
+            <w:tcW w:w="5422" w:type="dxa"/>
             <w:gridSpan w:val="9"/>
           </w:tcPr>
           <w:p>
@@ -572,7 +536,7 @@
         </w:tc>
         <w:tc>
           <w:tcPr>
-            <w:tcW w:w="5407" w:type="dxa"/>
+            <w:tcW w:w="4491" w:type="dxa"/>
             <w:gridSpan w:val="14"/>
           </w:tcPr>
           <w:p/>
@@ -581,11 +545,10 @@
       <w:tr>
         <w:trPr>
           <w:trHeight w:val="461"/>
-          <w:jc w:val="center"/>
         </w:trPr>
         <w:tc>
           <w:tcPr>
-            <w:tcW w:w="10340" w:type="dxa"/>
+            <w:tcW w:w="9913" w:type="dxa"/>
             <w:gridSpan w:val="23"/>
           </w:tcPr>
           <w:p>
@@ -776,11 +739,10 @@
       <w:tr>
         <w:trPr>
           <w:trHeight w:val="432"/>
-          <w:jc w:val="center"/>
         </w:trPr>
         <w:tc>
           <w:tcPr>
-            <w:tcW w:w="3012" w:type="dxa"/>
+            <w:tcW w:w="3749" w:type="dxa"/>
             <w:gridSpan w:val="6"/>
           </w:tcPr>
           <w:p>
@@ -826,47 +788,35 @@
         </w:tc>
         <w:tc>
           <w:tcPr>
-            <w:tcW w:w="3922" w:type="dxa"/>
-            <w:gridSpan w:val="11"/>
-          </w:tcPr>
-          <w:p>
-            <w:pPr>
-              <w:rPr>
-                <w:b/>
-                <w:sz w:val="24"/>
-              </w:rPr>
-            </w:pPr>
-            <w:r>
-              <w:rPr>
-                <w:sz w:val="24"/>
-              </w:rPr>
+            <w:tcW w:w="3260" w:type="dxa"/>
+            <w:gridSpan w:val="10"/>
+          </w:tcPr>
+          <w:p>
+            <w:pPr>
+              <w:rPr>
+                <w:b/>
+              </w:rPr>
+            </w:pPr>
+            <w:r>
               <w:t>Convention</w:t>
             </w:r>
             <w:r>
               <w:rPr>
                 <w:spacing w:val="-3"/>
-                <w:sz w:val="24"/>
               </w:rPr>
               <w:t xml:space="preserve"> </w:t>
             </w:r>
             <w:proofErr w:type="gramStart"/>
             <w:r>
-              <w:rPr>
-                <w:sz w:val="24"/>
-              </w:rPr>
               <w:t>(</w:t>
             </w:r>
             <w:r>
               <w:rPr>
                 <w:spacing w:val="-3"/>
-                <w:sz w:val="24"/>
-              </w:rPr>
-              <w:t xml:space="preserve"> </w:t>
-            </w:r>
-            <w:r>
-              <w:rPr>
-                <w:sz w:val="24"/>
-              </w:rPr>
+              </w:rPr>
+              <w:t xml:space="preserve"> </w:t>
+            </w:r>
+            <w:r>
               <w:t>)</w:t>
             </w:r>
             <w:proofErr w:type="gramEnd"/>
@@ -874,34 +824,26 @@
         </w:tc>
         <w:tc>
           <w:tcPr>
-            <w:tcW w:w="3406" w:type="dxa"/>
-            <w:gridSpan w:val="6"/>
-          </w:tcPr>
-          <w:p>
-            <w:pPr>
-              <w:rPr>
-                <w:b/>
-                <w:sz w:val="24"/>
-              </w:rPr>
-            </w:pPr>
-            <w:r>
-              <w:rPr>
-                <w:sz w:val="24"/>
-              </w:rPr>
+            <w:tcW w:w="2904" w:type="dxa"/>
+            <w:gridSpan w:val="7"/>
+          </w:tcPr>
+          <w:p>
+            <w:pPr>
+              <w:rPr>
+                <w:b/>
+              </w:rPr>
+            </w:pPr>
+            <w:r>
               <w:t>PCT-NP</w:t>
             </w:r>
             <w:r>
               <w:rPr>
                 <w:spacing w:val="1"/>
-                <w:sz w:val="24"/>
               </w:rPr>
               <w:t xml:space="preserve"> </w:t>
             </w:r>
             <w:proofErr w:type="gramStart"/>
             <w:r>
-              <w:rPr>
-                <w:sz w:val="24"/>
-              </w:rPr>
               <w:t>( )</w:t>
             </w:r>
             <w:proofErr w:type="gramEnd"/>
@@ -911,11 +853,10 @@
       <w:tr>
         <w:trPr>
           <w:trHeight w:val="432"/>
-          <w:jc w:val="center"/>
         </w:trPr>
         <w:tc>
           <w:tcPr>
-            <w:tcW w:w="1587" w:type="dxa"/>
+            <w:tcW w:w="1808" w:type="dxa"/>
             <w:gridSpan w:val="2"/>
           </w:tcPr>
           <w:p>
@@ -930,26 +871,34 @@
               <w:rPr>
                 <w:sz w:val="24"/>
               </w:rPr>
-              <w:t>Divisional</w:t>
-            </w:r>
-          </w:p>
-          <w:p>
-            <w:pPr>
-              <w:rPr>
-                <w:sz w:val="24"/>
-              </w:rPr>
-            </w:pPr>
+              <w:t>Divisiona</w:t>
+            </w:r>
+            <w:r>
+              <w:rPr>
+                <w:sz w:val="24"/>
+              </w:rPr>
+              <w:t xml:space="preserve">l </w:t>
+            </w:r>
+            <w:proofErr w:type="gramStart"/>
             <w:r>
               <w:rPr>
                 <w:sz w:val="24"/>
               </w:rPr>
               <w:t>( )</w:t>
             </w:r>
-          </w:p>
-        </w:tc>
-        <w:tc>
-          <w:tcPr>
-            <w:tcW w:w="1425" w:type="dxa"/>
+            <w:proofErr w:type="gramEnd"/>
+          </w:p>
+          <w:p>
+            <w:pPr>
+              <w:rPr>
+                <w:sz w:val="24"/>
+              </w:rPr>
+            </w:pPr>
+          </w:p>
+        </w:tc>
+        <w:tc>
+          <w:tcPr>
+            <w:tcW w:w="1941" w:type="dxa"/>
             <w:gridSpan w:val="4"/>
           </w:tcPr>
           <w:p>
@@ -957,235 +906,220 @@
               <w:pStyle w:val="TableParagraph"/>
               <w:spacing w:line="292" w:lineRule="exact"/>
               <w:rPr>
-                <w:sz w:val="24"/>
-              </w:rPr>
-            </w:pPr>
-            <w:r>
-              <w:rPr>
-                <w:sz w:val="24"/>
+                <w:sz w:val="20"/>
+                <w:szCs w:val="20"/>
+              </w:rPr>
+            </w:pPr>
+            <w:r>
+              <w:rPr>
+                <w:sz w:val="20"/>
+                <w:szCs w:val="20"/>
               </w:rPr>
               <w:t>Patent</w:t>
             </w:r>
             <w:r>
               <w:rPr>
                 <w:spacing w:val="-7"/>
-                <w:sz w:val="24"/>
-              </w:rPr>
-              <w:t xml:space="preserve"> </w:t>
-            </w:r>
-            <w:r>
-              <w:rPr>
-                <w:sz w:val="24"/>
+                <w:sz w:val="20"/>
+                <w:szCs w:val="20"/>
+              </w:rPr>
+              <w:t xml:space="preserve"> </w:t>
+            </w:r>
+            <w:r>
+              <w:rPr>
+                <w:sz w:val="20"/>
+                <w:szCs w:val="20"/>
               </w:rPr>
               <w:t>of</w:t>
             </w:r>
-          </w:p>
-          <w:p>
-            <w:pPr>
-              <w:rPr>
-                <w:sz w:val="24"/>
-              </w:rPr>
-            </w:pPr>
-            <w:r>
-              <w:rPr>
-                <w:sz w:val="24"/>
+            <w:r>
+              <w:rPr>
+                <w:sz w:val="20"/>
+                <w:szCs w:val="20"/>
+              </w:rPr>
+              <w:t xml:space="preserve"> </w:t>
+            </w:r>
+            <w:r>
+              <w:rPr>
+                <w:sz w:val="20"/>
+                <w:szCs w:val="20"/>
               </w:rPr>
               <w:t>Addition</w:t>
             </w:r>
             <w:r>
               <w:rPr>
                 <w:spacing w:val="-1"/>
-                <w:sz w:val="24"/>
+                <w:sz w:val="20"/>
+                <w:szCs w:val="20"/>
               </w:rPr>
               <w:t xml:space="preserve"> </w:t>
             </w:r>
             <w:proofErr w:type="gramStart"/>
             <w:r>
               <w:rPr>
-                <w:sz w:val="24"/>
+                <w:sz w:val="20"/>
+                <w:szCs w:val="20"/>
               </w:rPr>
               <w:t>(</w:t>
             </w:r>
             <w:r>
               <w:rPr>
                 <w:spacing w:val="-1"/>
-                <w:sz w:val="24"/>
-              </w:rPr>
-              <w:t xml:space="preserve"> </w:t>
-            </w:r>
-            <w:r>
-              <w:rPr>
-                <w:sz w:val="24"/>
+                <w:sz w:val="20"/>
+                <w:szCs w:val="20"/>
+              </w:rPr>
+              <w:t xml:space="preserve"> </w:t>
+            </w:r>
+            <w:r>
+              <w:rPr>
+                <w:sz w:val="20"/>
+                <w:szCs w:val="20"/>
               </w:rPr>
               <w:t>)</w:t>
             </w:r>
             <w:proofErr w:type="gramEnd"/>
           </w:p>
-        </w:tc>
-        <w:tc>
-          <w:tcPr>
-            <w:tcW w:w="1838" w:type="dxa"/>
+          <w:p>
+            <w:pPr>
+              <w:rPr>
+                <w:sz w:val="24"/>
+              </w:rPr>
+            </w:pPr>
+          </w:p>
+        </w:tc>
+        <w:tc>
+          <w:tcPr>
+            <w:tcW w:w="1527" w:type="dxa"/>
             <w:gridSpan w:val="2"/>
           </w:tcPr>
           <w:p>
             <w:pPr>
               <w:pStyle w:val="TableParagraph"/>
               <w:spacing w:line="292" w:lineRule="exact"/>
-              <w:rPr>
-                <w:sz w:val="24"/>
-              </w:rPr>
-            </w:pPr>
-            <w:r>
-              <w:rPr>
-                <w:sz w:val="24"/>
-              </w:rPr>
+            </w:pPr>
+            <w:proofErr w:type="gramStart"/>
+            <w:r>
               <w:t>Divisional</w:t>
             </w:r>
-          </w:p>
-          <w:p>
-            <w:pPr>
-              <w:rPr>
-                <w:sz w:val="24"/>
-              </w:rPr>
-            </w:pPr>
-            <w:r>
-              <w:rPr>
-                <w:sz w:val="24"/>
-              </w:rPr>
-              <w:t>( )</w:t>
-            </w:r>
-          </w:p>
-        </w:tc>
-        <w:tc>
-          <w:tcPr>
-            <w:tcW w:w="2084" w:type="dxa"/>
-            <w:gridSpan w:val="9"/>
+            <w:r>
+              <w:t xml:space="preserve">  </w:t>
+            </w:r>
+            <w:r>
+              <w:t>(</w:t>
+            </w:r>
+            <w:proofErr w:type="gramEnd"/>
+            <w:r>
+              <w:t xml:space="preserve"> )</w:t>
+            </w:r>
+          </w:p>
+          <w:p>
+            <w:pPr>
+              <w:rPr>
+                <w:sz w:val="24"/>
+              </w:rPr>
+            </w:pPr>
+          </w:p>
+        </w:tc>
+        <w:tc>
+          <w:tcPr>
+            <w:tcW w:w="1733" w:type="dxa"/>
+            <w:gridSpan w:val="8"/>
           </w:tcPr>
           <w:p>
             <w:pPr>
               <w:pStyle w:val="TableParagraph"/>
               <w:spacing w:line="292" w:lineRule="exact"/>
-              <w:rPr>
-                <w:sz w:val="24"/>
-              </w:rPr>
-            </w:pPr>
-            <w:r>
-              <w:rPr>
-                <w:sz w:val="24"/>
-              </w:rPr>
+            </w:pPr>
+            <w:r>
               <w:t>Patent of</w:t>
             </w:r>
-          </w:p>
-          <w:p>
-            <w:pPr>
-              <w:rPr>
-                <w:sz w:val="24"/>
-              </w:rPr>
-            </w:pPr>
-            <w:r>
-              <w:rPr>
-                <w:sz w:val="24"/>
-              </w:rPr>
+            <w:r>
+              <w:t xml:space="preserve"> </w:t>
+            </w:r>
+            <w:r>
               <w:t xml:space="preserve">Addition </w:t>
             </w:r>
             <w:proofErr w:type="gramStart"/>
             <w:r>
-              <w:rPr>
-                <w:sz w:val="24"/>
-              </w:rPr>
               <w:t>(</w:t>
             </w:r>
             <w:r>
               <w:rPr>
                 <w:spacing w:val="-1"/>
-                <w:sz w:val="24"/>
-              </w:rPr>
-              <w:t xml:space="preserve"> </w:t>
-            </w:r>
-            <w:r>
-              <w:rPr>
-                <w:sz w:val="24"/>
-              </w:rPr>
+              </w:rPr>
+              <w:t xml:space="preserve"> </w:t>
+            </w:r>
+            <w:r>
               <w:t>)</w:t>
             </w:r>
             <w:proofErr w:type="gramEnd"/>
           </w:p>
-        </w:tc>
-        <w:tc>
-          <w:tcPr>
-            <w:tcW w:w="1175" w:type="dxa"/>
+          <w:p>
+            <w:pPr>
+              <w:rPr>
+                <w:sz w:val="24"/>
+              </w:rPr>
+            </w:pPr>
+          </w:p>
+        </w:tc>
+        <w:tc>
+          <w:tcPr>
+            <w:tcW w:w="1437" w:type="dxa"/>
             <w:gridSpan w:val="5"/>
           </w:tcPr>
           <w:p>
             <w:pPr>
-              <w:pStyle w:val="TableParagraph"/>
-              <w:spacing w:line="292" w:lineRule="exact"/>
-              <w:rPr>
-                <w:sz w:val="24"/>
-              </w:rPr>
-            </w:pPr>
-            <w:r>
-              <w:rPr>
-                <w:sz w:val="24"/>
-              </w:rPr>
+              <w:rPr>
+                <w:sz w:val="24"/>
+              </w:rPr>
+            </w:pPr>
+            <w:proofErr w:type="gramStart"/>
+            <w:r>
               <w:t>Divisional</w:t>
             </w:r>
-          </w:p>
-          <w:p>
-            <w:pPr>
-              <w:rPr>
-                <w:sz w:val="24"/>
-              </w:rPr>
-            </w:pPr>
-            <w:r>
-              <w:rPr>
-                <w:sz w:val="24"/>
-              </w:rPr>
+            <w:r>
               <w:t>( )</w:t>
             </w:r>
-          </w:p>
-        </w:tc>
-        <w:tc>
-          <w:tcPr>
-            <w:tcW w:w="2231" w:type="dxa"/>
-          </w:tcPr>
-          <w:p>
-            <w:pPr>
-              <w:rPr>
-                <w:sz w:val="24"/>
-              </w:rPr>
-            </w:pPr>
-            <w:r>
-              <w:rPr>
-                <w:sz w:val="24"/>
-              </w:rPr>
+            <w:proofErr w:type="gramEnd"/>
+          </w:p>
+        </w:tc>
+        <w:tc>
+          <w:tcPr>
+            <w:tcW w:w="1467" w:type="dxa"/>
+            <w:gridSpan w:val="2"/>
+          </w:tcPr>
+          <w:p>
+            <w:pPr>
+              <w:rPr>
+                <w:sz w:val="24"/>
+              </w:rPr>
+            </w:pPr>
+            <w:r>
               <w:t>Patent</w:t>
             </w:r>
             <w:r>
               <w:rPr>
                 <w:spacing w:val="-4"/>
-                <w:sz w:val="24"/>
-              </w:rPr>
-              <w:t xml:space="preserve"> </w:t>
-            </w:r>
-            <w:r>
-              <w:rPr>
-                <w:sz w:val="24"/>
-              </w:rPr>
+              </w:rPr>
+              <w:t xml:space="preserve"> </w:t>
+            </w:r>
+            <w:r>
               <w:t>of</w:t>
             </w:r>
             <w:r>
               <w:rPr>
                 <w:spacing w:val="-4"/>
-                <w:sz w:val="24"/>
-              </w:rPr>
-              <w:t xml:space="preserve"> </w:t>
-            </w:r>
-            <w:r>
-              <w:rPr>
-                <w:sz w:val="24"/>
-              </w:rPr>
-              <w:t xml:space="preserve">Addition </w:t>
+              </w:rPr>
+              <w:t xml:space="preserve"> </w:t>
+            </w:r>
+            <w:r>
+              <w:t>Addition</w:t>
+            </w:r>
+            <w:r>
+              <w:rPr>
+                <w:sz w:val="24"/>
+              </w:rPr>
+              <w:t xml:space="preserve"> </w:t>
             </w:r>
             <w:proofErr w:type="gramStart"/>
             <w:r>
@@ -1214,11 +1148,10 @@
       <w:tr>
         <w:trPr>
           <w:trHeight w:val="360"/>
-          <w:jc w:val="center"/>
         </w:trPr>
         <w:tc>
           <w:tcPr>
-            <w:tcW w:w="10340" w:type="dxa"/>
+            <w:tcW w:w="9913" w:type="dxa"/>
             <w:gridSpan w:val="23"/>
           </w:tcPr>
           <w:p>
@@ -1255,11 +1188,10 @@
       <w:tr>
         <w:trPr>
           <w:trHeight w:val="677"/>
-          <w:jc w:val="center"/>
         </w:trPr>
         <w:tc>
           <w:tcPr>
-            <w:tcW w:w="3012" w:type="dxa"/>
+            <w:tcW w:w="3749" w:type="dxa"/>
             <w:gridSpan w:val="6"/>
           </w:tcPr>
           <w:p>
@@ -1305,7 +1237,7 @@
         </w:tc>
         <w:tc>
           <w:tcPr>
-            <w:tcW w:w="1838" w:type="dxa"/>
+            <w:tcW w:w="1527" w:type="dxa"/>
             <w:gridSpan w:val="2"/>
           </w:tcPr>
           <w:p>
@@ -1325,8 +1257,8 @@
         </w:tc>
         <w:tc>
           <w:tcPr>
-            <w:tcW w:w="2084" w:type="dxa"/>
-            <w:gridSpan w:val="9"/>
+            <w:tcW w:w="1733" w:type="dxa"/>
+            <w:gridSpan w:val="8"/>
           </w:tcPr>
           <w:p>
             <w:pPr>
@@ -1343,7 +1275,19 @@
               <w:rPr>
                 <w:sz w:val="24"/>
               </w:rPr>
-              <w:t>Country of</w:t>
+              <w:t>Country</w:t>
+            </w:r>
+            <w:r>
+              <w:rPr>
+                <w:sz w:val="24"/>
+              </w:rPr>
+              <w:t xml:space="preserve"> </w:t>
+            </w:r>
+            <w:r>
+              <w:rPr>
+                <w:sz w:val="24"/>
+              </w:rPr>
+              <w:t>of</w:t>
             </w:r>
           </w:p>
           <w:p>
@@ -1370,8 +1314,8 @@
         </w:tc>
         <w:tc>
           <w:tcPr>
-            <w:tcW w:w="3406" w:type="dxa"/>
-            <w:gridSpan w:val="6"/>
+            <w:tcW w:w="2904" w:type="dxa"/>
+            <w:gridSpan w:val="7"/>
           </w:tcPr>
           <w:p>
             <w:pPr>
@@ -1431,11 +1375,10 @@
       <w:tr>
         <w:trPr>
           <w:trHeight w:val="355"/>
-          <w:jc w:val="center"/>
         </w:trPr>
         <w:tc>
           <w:tcPr>
-            <w:tcW w:w="3012" w:type="dxa"/>
+            <w:tcW w:w="3749" w:type="dxa"/>
             <w:gridSpan w:val="6"/>
             <w:vMerge w:val="restart"/>
           </w:tcPr>
@@ -1445,19 +1388,11 @@
                 <w:sz w:val="24"/>
               </w:rPr>
             </w:pPr>
-            <w:r>
-              <w:rPr>
-                <w:rFonts w:eastAsia="SimSun"/>
-                <w:sz w:val="24"/>
-                <w:szCs w:val="24"/>
-              </w:rPr>
-              <w:t>{{APP_NAME}}</w:t>
-            </w:r>
-          </w:p>
-        </w:tc>
-        <w:tc>
-          <w:tcPr>
-            <w:tcW w:w="1838" w:type="dxa"/>
+          </w:p>
+        </w:tc>
+        <w:tc>
+          <w:tcPr>
+            <w:tcW w:w="1527" w:type="dxa"/>
             <w:gridSpan w:val="2"/>
             <w:vMerge w:val="restart"/>
           </w:tcPr>
@@ -1467,20 +1402,12 @@
                 <w:sz w:val="24"/>
               </w:rPr>
             </w:pPr>
-            <w:r>
-              <w:rPr>
-                <w:rFonts w:eastAsia="SimSun"/>
-                <w:sz w:val="24"/>
-                <w:szCs w:val="24"/>
-              </w:rPr>
-              <w:t>{{NATIONALITY}}</w:t>
-            </w:r>
-          </w:p>
-        </w:tc>
-        <w:tc>
-          <w:tcPr>
-            <w:tcW w:w="2084" w:type="dxa"/>
-            <w:gridSpan w:val="9"/>
+          </w:p>
+        </w:tc>
+        <w:tc>
+          <w:tcPr>
+            <w:tcW w:w="1733" w:type="dxa"/>
+            <w:gridSpan w:val="8"/>
             <w:vMerge w:val="restart"/>
           </w:tcPr>
           <w:p>
@@ -1494,19 +1421,11 @@
                 <w:sz w:val="24"/>
               </w:rPr>
             </w:pPr>
-            <w:r>
-              <w:rPr>
-                <w:rFonts w:eastAsia="SimSun"/>
-                <w:sz w:val="24"/>
-                <w:szCs w:val="24"/>
-              </w:rPr>
-              <w:t>{{RES_CO}}</w:t>
-            </w:r>
-          </w:p>
-        </w:tc>
-        <w:tc>
-          <w:tcPr>
-            <w:tcW w:w="1175" w:type="dxa"/>
+          </w:p>
+        </w:tc>
+        <w:tc>
+          <w:tcPr>
+            <w:tcW w:w="1437" w:type="dxa"/>
             <w:gridSpan w:val="5"/>
           </w:tcPr>
           <w:p>
@@ -1515,45 +1434,48 @@
                 <w:sz w:val="24"/>
               </w:rPr>
             </w:pPr>
-            <w:proofErr w:type="spellStart"/>
-            <w:r>
-              <w:rPr>
-                <w:sz w:val="24"/>
-              </w:rPr>
-              <w:t>House.No</w:t>
-            </w:r>
-            <w:proofErr w:type="spellEnd"/>
-          </w:p>
-        </w:tc>
-        <w:tc>
-          <w:tcPr>
-            <w:tcW w:w="2231" w:type="dxa"/>
-          </w:tcPr>
-          <w:p>
-            <w:pPr>
-              <w:rPr>
-                <w:sz w:val="24"/>
-              </w:rPr>
-            </w:pPr>
-            <w:r>
-              <w:rPr>
-                <w:rFonts w:eastAsia="SimSun"/>
-                <w:sz w:val="24"/>
-                <w:szCs w:val="24"/>
-              </w:rPr>
-              <w:t>{{HOUSE_NO}}</w:t>
-            </w:r>
+            <w:r>
+              <w:rPr>
+                <w:sz w:val="24"/>
+              </w:rPr>
+              <w:t>House</w:t>
+            </w:r>
+            <w:r>
+              <w:rPr>
+                <w:spacing w:val="-2"/>
+                <w:sz w:val="24"/>
+              </w:rPr>
+              <w:t xml:space="preserve"> </w:t>
+            </w:r>
+            <w:r>
+              <w:rPr>
+                <w:sz w:val="24"/>
+              </w:rPr>
+              <w:t>No.</w:t>
+            </w:r>
+          </w:p>
+        </w:tc>
+        <w:tc>
+          <w:tcPr>
+            <w:tcW w:w="1467" w:type="dxa"/>
+            <w:gridSpan w:val="2"/>
+          </w:tcPr>
+          <w:p>
+            <w:pPr>
+              <w:rPr>
+                <w:sz w:val="24"/>
+              </w:rPr>
+            </w:pPr>
           </w:p>
         </w:tc>
       </w:tr>
       <w:tr>
         <w:trPr>
           <w:trHeight w:val="355"/>
-          <w:jc w:val="center"/>
         </w:trPr>
         <w:tc>
           <w:tcPr>
-            <w:tcW w:w="3012" w:type="dxa"/>
+            <w:tcW w:w="3749" w:type="dxa"/>
             <w:gridSpan w:val="6"/>
             <w:vMerge/>
           </w:tcPr>
@@ -1567,7 +1489,7 @@
         </w:tc>
         <w:tc>
           <w:tcPr>
-            <w:tcW w:w="1838" w:type="dxa"/>
+            <w:tcW w:w="1527" w:type="dxa"/>
             <w:gridSpan w:val="2"/>
             <w:vMerge/>
           </w:tcPr>
@@ -1581,8 +1503,8 @@
         </w:tc>
         <w:tc>
           <w:tcPr>
-            <w:tcW w:w="2084" w:type="dxa"/>
-            <w:gridSpan w:val="9"/>
+            <w:tcW w:w="1733" w:type="dxa"/>
+            <w:gridSpan w:val="8"/>
             <w:vMerge/>
           </w:tcPr>
           <w:p>
@@ -1600,7 +1522,7 @@
         </w:tc>
         <w:tc>
           <w:tcPr>
-            <w:tcW w:w="1175" w:type="dxa"/>
+            <w:tcW w:w="1437" w:type="dxa"/>
             <w:gridSpan w:val="5"/>
           </w:tcPr>
           <w:p>
@@ -1619,33 +1541,25 @@
         </w:tc>
         <w:tc>
           <w:tcPr>
-            <w:tcW w:w="2231" w:type="dxa"/>
-          </w:tcPr>
-          <w:p>
-            <w:pPr>
-              <w:rPr>
-                <w:sz w:val="24"/>
-              </w:rPr>
-            </w:pPr>
-            <w:r>
-              <w:rPr>
-                <w:rFonts w:eastAsia="SimSun"/>
-                <w:sz w:val="24"/>
-                <w:szCs w:val="24"/>
-              </w:rPr>
-              <w:t>{{STREET}}</w:t>
-            </w:r>
+            <w:tcW w:w="1467" w:type="dxa"/>
+            <w:gridSpan w:val="2"/>
+          </w:tcPr>
+          <w:p>
+            <w:pPr>
+              <w:rPr>
+                <w:sz w:val="24"/>
+              </w:rPr>
+            </w:pPr>
           </w:p>
         </w:tc>
       </w:tr>
       <w:tr>
         <w:trPr>
           <w:trHeight w:val="355"/>
-          <w:jc w:val="center"/>
         </w:trPr>
         <w:tc>
           <w:tcPr>
-            <w:tcW w:w="3012" w:type="dxa"/>
+            <w:tcW w:w="3749" w:type="dxa"/>
             <w:gridSpan w:val="6"/>
             <w:vMerge/>
           </w:tcPr>
@@ -1659,7 +1573,7 @@
         </w:tc>
         <w:tc>
           <w:tcPr>
-            <w:tcW w:w="1838" w:type="dxa"/>
+            <w:tcW w:w="1527" w:type="dxa"/>
             <w:gridSpan w:val="2"/>
             <w:vMerge/>
           </w:tcPr>
@@ -1673,8 +1587,8 @@
         </w:tc>
         <w:tc>
           <w:tcPr>
-            <w:tcW w:w="2084" w:type="dxa"/>
-            <w:gridSpan w:val="9"/>
+            <w:tcW w:w="1733" w:type="dxa"/>
+            <w:gridSpan w:val="8"/>
             <w:vMerge/>
           </w:tcPr>
           <w:p>
@@ -1692,7 +1606,7 @@
         </w:tc>
         <w:tc>
           <w:tcPr>
-            <w:tcW w:w="1175" w:type="dxa"/>
+            <w:tcW w:w="1437" w:type="dxa"/>
             <w:gridSpan w:val="5"/>
           </w:tcPr>
           <w:p>
@@ -1711,33 +1625,25 @@
         </w:tc>
         <w:tc>
           <w:tcPr>
-            <w:tcW w:w="2231" w:type="dxa"/>
-          </w:tcPr>
-          <w:p>
-            <w:pPr>
-              <w:rPr>
-                <w:sz w:val="24"/>
-              </w:rPr>
-            </w:pPr>
-            <w:r>
-              <w:rPr>
-                <w:rFonts w:eastAsia="SimSun"/>
-                <w:sz w:val="24"/>
-                <w:szCs w:val="24"/>
-              </w:rPr>
-              <w:t>{{CITY}}</w:t>
-            </w:r>
+            <w:tcW w:w="1467" w:type="dxa"/>
+            <w:gridSpan w:val="2"/>
+          </w:tcPr>
+          <w:p>
+            <w:pPr>
+              <w:rPr>
+                <w:sz w:val="24"/>
+              </w:rPr>
+            </w:pPr>
           </w:p>
         </w:tc>
       </w:tr>
       <w:tr>
         <w:trPr>
           <w:trHeight w:val="355"/>
-          <w:jc w:val="center"/>
         </w:trPr>
         <w:tc>
           <w:tcPr>
-            <w:tcW w:w="3012" w:type="dxa"/>
+            <w:tcW w:w="3749" w:type="dxa"/>
             <w:gridSpan w:val="6"/>
             <w:vMerge/>
           </w:tcPr>
@@ -1751,7 +1657,7 @@
         </w:tc>
         <w:tc>
           <w:tcPr>
-            <w:tcW w:w="1838" w:type="dxa"/>
+            <w:tcW w:w="1527" w:type="dxa"/>
             <w:gridSpan w:val="2"/>
             <w:vMerge/>
           </w:tcPr>
@@ -1765,8 +1671,8 @@
         </w:tc>
         <w:tc>
           <w:tcPr>
-            <w:tcW w:w="2084" w:type="dxa"/>
-            <w:gridSpan w:val="9"/>
+            <w:tcW w:w="1733" w:type="dxa"/>
+            <w:gridSpan w:val="8"/>
             <w:vMerge/>
           </w:tcPr>
           <w:p>
@@ -1784,7 +1690,7 @@
         </w:tc>
         <w:tc>
           <w:tcPr>
-            <w:tcW w:w="1175" w:type="dxa"/>
+            <w:tcW w:w="1437" w:type="dxa"/>
             <w:gridSpan w:val="5"/>
           </w:tcPr>
           <w:p>
@@ -1803,33 +1709,25 @@
         </w:tc>
         <w:tc>
           <w:tcPr>
-            <w:tcW w:w="2231" w:type="dxa"/>
-          </w:tcPr>
-          <w:p>
-            <w:pPr>
-              <w:rPr>
-                <w:sz w:val="24"/>
-              </w:rPr>
-            </w:pPr>
-            <w:r>
-              <w:rPr>
-                <w:rFonts w:eastAsia="SimSun"/>
-                <w:sz w:val="24"/>
-                <w:szCs w:val="24"/>
-              </w:rPr>
-              <w:t>{{STATE}}</w:t>
-            </w:r>
+            <w:tcW w:w="1467" w:type="dxa"/>
+            <w:gridSpan w:val="2"/>
+          </w:tcPr>
+          <w:p>
+            <w:pPr>
+              <w:rPr>
+                <w:sz w:val="24"/>
+              </w:rPr>
+            </w:pPr>
           </w:p>
         </w:tc>
       </w:tr>
       <w:tr>
         <w:trPr>
           <w:trHeight w:val="355"/>
-          <w:jc w:val="center"/>
         </w:trPr>
         <w:tc>
           <w:tcPr>
-            <w:tcW w:w="3012" w:type="dxa"/>
+            <w:tcW w:w="3749" w:type="dxa"/>
             <w:gridSpan w:val="6"/>
             <w:vMerge/>
           </w:tcPr>
@@ -1843,7 +1741,7 @@
         </w:tc>
         <w:tc>
           <w:tcPr>
-            <w:tcW w:w="1838" w:type="dxa"/>
+            <w:tcW w:w="1527" w:type="dxa"/>
             <w:gridSpan w:val="2"/>
             <w:vMerge/>
           </w:tcPr>
@@ -1857,8 +1755,8 @@
         </w:tc>
         <w:tc>
           <w:tcPr>
-            <w:tcW w:w="2084" w:type="dxa"/>
-            <w:gridSpan w:val="9"/>
+            <w:tcW w:w="1733" w:type="dxa"/>
+            <w:gridSpan w:val="8"/>
             <w:vMerge/>
           </w:tcPr>
           <w:p>
@@ -1876,7 +1774,7 @@
         </w:tc>
         <w:tc>
           <w:tcPr>
-            <w:tcW w:w="1175" w:type="dxa"/>
+            <w:tcW w:w="1437" w:type="dxa"/>
             <w:gridSpan w:val="5"/>
           </w:tcPr>
           <w:p>
@@ -1895,34 +1793,25 @@
         </w:tc>
         <w:tc>
           <w:tcPr>
-            <w:tcW w:w="2231" w:type="dxa"/>
-          </w:tcPr>
-          <w:p>
-            <w:pPr>
-              <w:rPr>
-                <w:sz w:val="24"/>
-              </w:rPr>
-            </w:pPr>
-            <w:r>
-              <w:rPr>
-                <w:rStyle w:val="HTMLCode"/>
-                <w:rFonts w:ascii="Calibri" w:eastAsia="SimSun" w:hAnsi="Calibri" w:cs="Calibri"/>
-                <w:sz w:val="24"/>
-                <w:szCs w:val="24"/>
-              </w:rPr>
-              <w:t>{{COUNTRY}}</w:t>
-            </w:r>
+            <w:tcW w:w="1467" w:type="dxa"/>
+            <w:gridSpan w:val="2"/>
+          </w:tcPr>
+          <w:p>
+            <w:pPr>
+              <w:rPr>
+                <w:sz w:val="24"/>
+              </w:rPr>
+            </w:pPr>
           </w:p>
         </w:tc>
       </w:tr>
       <w:tr>
         <w:trPr>
           <w:trHeight w:val="355"/>
-          <w:jc w:val="center"/>
         </w:trPr>
         <w:tc>
           <w:tcPr>
-            <w:tcW w:w="3012" w:type="dxa"/>
+            <w:tcW w:w="3749" w:type="dxa"/>
             <w:gridSpan w:val="6"/>
             <w:vMerge/>
           </w:tcPr>
@@ -1936,7 +1825,7 @@
         </w:tc>
         <w:tc>
           <w:tcPr>
-            <w:tcW w:w="1838" w:type="dxa"/>
+            <w:tcW w:w="1527" w:type="dxa"/>
             <w:gridSpan w:val="2"/>
             <w:vMerge/>
           </w:tcPr>
@@ -1950,8 +1839,8 @@
         </w:tc>
         <w:tc>
           <w:tcPr>
-            <w:tcW w:w="2084" w:type="dxa"/>
-            <w:gridSpan w:val="9"/>
+            <w:tcW w:w="1733" w:type="dxa"/>
+            <w:gridSpan w:val="8"/>
             <w:vMerge/>
           </w:tcPr>
           <w:p>
@@ -1969,7 +1858,7 @@
         </w:tc>
         <w:tc>
           <w:tcPr>
-            <w:tcW w:w="1175" w:type="dxa"/>
+            <w:tcW w:w="1437" w:type="dxa"/>
             <w:gridSpan w:val="5"/>
           </w:tcPr>
           <w:p>
@@ -2001,33 +1890,25 @@
         </w:tc>
         <w:tc>
           <w:tcPr>
-            <w:tcW w:w="2231" w:type="dxa"/>
-          </w:tcPr>
-          <w:p>
-            <w:pPr>
-              <w:rPr>
-                <w:sz w:val="24"/>
-              </w:rPr>
-            </w:pPr>
-            <w:r>
-              <w:rPr>
-                <w:rFonts w:eastAsia="SimSun"/>
-                <w:sz w:val="24"/>
-                <w:szCs w:val="24"/>
-              </w:rPr>
-              <w:t>{{PINCODE}}</w:t>
-            </w:r>
+            <w:tcW w:w="1467" w:type="dxa"/>
+            <w:gridSpan w:val="2"/>
+          </w:tcPr>
+          <w:p>
+            <w:pPr>
+              <w:rPr>
+                <w:sz w:val="24"/>
+              </w:rPr>
+            </w:pPr>
           </w:p>
         </w:tc>
       </w:tr>
       <w:tr>
         <w:trPr>
           <w:trHeight w:val="355"/>
-          <w:jc w:val="center"/>
         </w:trPr>
         <w:tc>
           <w:tcPr>
-            <w:tcW w:w="10340" w:type="dxa"/>
+            <w:tcW w:w="9913" w:type="dxa"/>
             <w:gridSpan w:val="23"/>
           </w:tcPr>
           <w:p>
@@ -2223,12 +2104,11 @@
       <w:tr>
         <w:trPr>
           <w:trHeight w:val="331"/>
-          <w:jc w:val="center"/>
         </w:trPr>
         <w:tc>
           <w:tcPr>
-            <w:tcW w:w="2748" w:type="dxa"/>
-            <w:gridSpan w:val="4"/>
+            <w:tcW w:w="3317" w:type="dxa"/>
+            <w:gridSpan w:val="5"/>
             <w:vMerge w:val="restart"/>
           </w:tcPr>
           <w:p>
@@ -2296,58 +2176,66 @@
         </w:tc>
         <w:tc>
           <w:tcPr>
-            <w:tcW w:w="7592" w:type="dxa"/>
-            <w:gridSpan w:val="19"/>
-          </w:tcPr>
-          <w:p>
-            <w:pPr>
-              <w:rPr>
-                <w:b/>
-                <w:sz w:val="24"/>
-              </w:rPr>
-            </w:pPr>
-            <w:r>
-              <w:rPr>
-                <w:sz w:val="24"/>
+            <w:tcW w:w="6596" w:type="dxa"/>
+            <w:gridSpan w:val="18"/>
+          </w:tcPr>
+          <w:p>
+            <w:pPr>
+              <w:rPr>
+                <w:b/>
+                <w:sz w:val="20"/>
+                <w:szCs w:val="20"/>
+              </w:rPr>
+            </w:pPr>
+            <w:r>
+              <w:rPr>
+                <w:sz w:val="20"/>
+                <w:szCs w:val="20"/>
               </w:rPr>
               <w:t>Other</w:t>
             </w:r>
             <w:r>
               <w:rPr>
                 <w:spacing w:val="-7"/>
-                <w:sz w:val="24"/>
-              </w:rPr>
-              <w:t xml:space="preserve"> </w:t>
-            </w:r>
-            <w:r>
-              <w:rPr>
-                <w:sz w:val="24"/>
+                <w:sz w:val="20"/>
+                <w:szCs w:val="20"/>
+              </w:rPr>
+              <w:t xml:space="preserve"> </w:t>
+            </w:r>
+            <w:r>
+              <w:rPr>
+                <w:sz w:val="20"/>
+                <w:szCs w:val="20"/>
               </w:rPr>
               <w:t>than</w:t>
             </w:r>
             <w:r>
               <w:rPr>
                 <w:spacing w:val="-6"/>
-                <w:sz w:val="24"/>
-              </w:rPr>
-              <w:t xml:space="preserve"> </w:t>
-            </w:r>
-            <w:r>
-              <w:rPr>
-                <w:sz w:val="24"/>
+                <w:sz w:val="20"/>
+                <w:szCs w:val="20"/>
+              </w:rPr>
+              <w:t xml:space="preserve"> </w:t>
+            </w:r>
+            <w:r>
+              <w:rPr>
+                <w:sz w:val="20"/>
+                <w:szCs w:val="20"/>
               </w:rPr>
               <w:t>Natural</w:t>
             </w:r>
             <w:r>
               <w:rPr>
                 <w:spacing w:val="-7"/>
-                <w:sz w:val="24"/>
-              </w:rPr>
-              <w:t xml:space="preserve"> </w:t>
-            </w:r>
-            <w:r>
-              <w:rPr>
-                <w:sz w:val="24"/>
+                <w:sz w:val="20"/>
+                <w:szCs w:val="20"/>
+              </w:rPr>
+              <w:t xml:space="preserve"> </w:t>
+            </w:r>
+            <w:r>
+              <w:rPr>
+                <w:sz w:val="20"/>
+                <w:szCs w:val="20"/>
               </w:rPr>
               <w:t>Person</w:t>
             </w:r>
@@ -2357,12 +2245,11 @@
       <w:tr>
         <w:trPr>
           <w:trHeight w:val="1008"/>
-          <w:jc w:val="center"/>
         </w:trPr>
         <w:tc>
           <w:tcPr>
-            <w:tcW w:w="2748" w:type="dxa"/>
-            <w:gridSpan w:val="4"/>
+            <w:tcW w:w="3317" w:type="dxa"/>
+            <w:gridSpan w:val="5"/>
             <w:vMerge/>
           </w:tcPr>
           <w:p>
@@ -2376,52 +2263,59 @@
         </w:tc>
         <w:tc>
           <w:tcPr>
-            <w:tcW w:w="3002" w:type="dxa"/>
-            <w:gridSpan w:val="10"/>
-          </w:tcPr>
-          <w:p>
-            <w:pPr>
-              <w:rPr>
-                <w:b/>
-                <w:sz w:val="24"/>
-              </w:rPr>
-            </w:pPr>
-            <w:r>
-              <w:rPr>
-                <w:sz w:val="24"/>
+            <w:tcW w:w="2692" w:type="dxa"/>
+            <w:gridSpan w:val="9"/>
+          </w:tcPr>
+          <w:p>
+            <w:pPr>
+              <w:rPr>
+                <w:b/>
+                <w:sz w:val="20"/>
+                <w:szCs w:val="20"/>
+              </w:rPr>
+            </w:pPr>
+            <w:r>
+              <w:rPr>
+                <w:sz w:val="20"/>
+                <w:szCs w:val="20"/>
               </w:rPr>
               <w:t>Small</w:t>
             </w:r>
             <w:r>
               <w:rPr>
                 <w:spacing w:val="-2"/>
-                <w:sz w:val="24"/>
-              </w:rPr>
-              <w:t xml:space="preserve"> </w:t>
-            </w:r>
-            <w:r>
-              <w:rPr>
-                <w:sz w:val="24"/>
+                <w:sz w:val="20"/>
+                <w:szCs w:val="20"/>
+              </w:rPr>
+              <w:t xml:space="preserve"> </w:t>
+            </w:r>
+            <w:r>
+              <w:rPr>
+                <w:sz w:val="20"/>
+                <w:szCs w:val="20"/>
               </w:rPr>
               <w:t xml:space="preserve">Entity </w:t>
             </w:r>
             <w:proofErr w:type="gramStart"/>
             <w:r>
               <w:rPr>
-                <w:sz w:val="24"/>
+                <w:sz w:val="20"/>
+                <w:szCs w:val="20"/>
               </w:rPr>
               <w:t>(</w:t>
             </w:r>
             <w:r>
               <w:rPr>
                 <w:spacing w:val="-4"/>
-                <w:sz w:val="24"/>
-              </w:rPr>
-              <w:t xml:space="preserve"> </w:t>
-            </w:r>
-            <w:r>
-              <w:rPr>
-                <w:sz w:val="24"/>
+                <w:sz w:val="20"/>
+                <w:szCs w:val="20"/>
+              </w:rPr>
+              <w:t xml:space="preserve"> </w:t>
+            </w:r>
+            <w:r>
+              <w:rPr>
+                <w:sz w:val="20"/>
+                <w:szCs w:val="20"/>
               </w:rPr>
               <w:t>)</w:t>
             </w:r>
@@ -2430,40 +2324,45 @@
         </w:tc>
         <w:tc>
           <w:tcPr>
-            <w:tcW w:w="2359" w:type="dxa"/>
+            <w:tcW w:w="2590" w:type="dxa"/>
             <w:gridSpan w:val="8"/>
           </w:tcPr>
           <w:p>
             <w:pPr>
               <w:rPr>
                 <w:b/>
-                <w:sz w:val="24"/>
-              </w:rPr>
-            </w:pPr>
-            <w:r>
-              <w:rPr>
-                <w:sz w:val="24"/>
+                <w:sz w:val="20"/>
+                <w:szCs w:val="20"/>
+              </w:rPr>
+            </w:pPr>
+            <w:r>
+              <w:rPr>
+                <w:sz w:val="20"/>
+                <w:szCs w:val="20"/>
               </w:rPr>
               <w:t>Startup</w:t>
             </w:r>
             <w:r>
               <w:rPr>
                 <w:spacing w:val="44"/>
-                <w:sz w:val="24"/>
+                <w:sz w:val="20"/>
+                <w:szCs w:val="20"/>
               </w:rPr>
               <w:t xml:space="preserve"> </w:t>
             </w:r>
             <w:proofErr w:type="gramStart"/>
             <w:r>
               <w:rPr>
-                <w:sz w:val="24"/>
+                <w:sz w:val="20"/>
+                <w:szCs w:val="20"/>
               </w:rPr>
               <w:t xml:space="preserve">(  </w:t>
             </w:r>
             <w:proofErr w:type="gramEnd"/>
             <w:r>
               <w:rPr>
-                <w:sz w:val="24"/>
+                <w:sz w:val="20"/>
+                <w:szCs w:val="20"/>
               </w:rPr>
               <w:t xml:space="preserve"> )</w:t>
             </w:r>
@@ -2471,51 +2370,58 @@
         </w:tc>
         <w:tc>
           <w:tcPr>
-            <w:tcW w:w="2231" w:type="dxa"/>
-          </w:tcPr>
-          <w:p>
-            <w:pPr>
-              <w:rPr>
-                <w:b/>
-                <w:sz w:val="24"/>
-              </w:rPr>
-            </w:pPr>
-            <w:r>
-              <w:rPr>
-                <w:sz w:val="24"/>
+            <w:tcW w:w="1314" w:type="dxa"/>
+          </w:tcPr>
+          <w:p>
+            <w:pPr>
+              <w:rPr>
+                <w:b/>
+                <w:sz w:val="20"/>
+                <w:szCs w:val="20"/>
+              </w:rPr>
+            </w:pPr>
+            <w:r>
+              <w:rPr>
+                <w:sz w:val="20"/>
+                <w:szCs w:val="20"/>
               </w:rPr>
               <w:t>Small</w:t>
             </w:r>
             <w:r>
               <w:rPr>
                 <w:spacing w:val="-2"/>
-                <w:sz w:val="24"/>
-              </w:rPr>
-              <w:t xml:space="preserve"> </w:t>
-            </w:r>
-            <w:r>
-              <w:rPr>
-                <w:sz w:val="24"/>
+                <w:sz w:val="20"/>
+                <w:szCs w:val="20"/>
+              </w:rPr>
+              <w:t xml:space="preserve"> </w:t>
+            </w:r>
+            <w:r>
+              <w:rPr>
+                <w:sz w:val="20"/>
+                <w:szCs w:val="20"/>
               </w:rPr>
               <w:t xml:space="preserve">Entity </w:t>
             </w:r>
             <w:proofErr w:type="gramStart"/>
             <w:r>
               <w:rPr>
-                <w:sz w:val="24"/>
+                <w:sz w:val="20"/>
+                <w:szCs w:val="20"/>
               </w:rPr>
               <w:t>(</w:t>
             </w:r>
             <w:r>
               <w:rPr>
                 <w:spacing w:val="-4"/>
-                <w:sz w:val="24"/>
-              </w:rPr>
-              <w:t xml:space="preserve"> </w:t>
-            </w:r>
-            <w:r>
-              <w:rPr>
-                <w:sz w:val="24"/>
+                <w:sz w:val="20"/>
+                <w:szCs w:val="20"/>
+              </w:rPr>
+              <w:t xml:space="preserve"> </w:t>
+            </w:r>
+            <w:r>
+              <w:rPr>
+                <w:sz w:val="20"/>
+                <w:szCs w:val="20"/>
               </w:rPr>
               <w:t>)</w:t>
             </w:r>
@@ -2526,48 +2432,24 @@
       <w:tr>
         <w:trPr>
           <w:trHeight w:val="562"/>
-          <w:jc w:val="center"/>
         </w:trPr>
         <w:tc>
           <w:tcPr>
-            <w:tcW w:w="10340" w:type="dxa"/>
+            <w:tcW w:w="9913" w:type="dxa"/>
             <w:gridSpan w:val="23"/>
           </w:tcPr>
           <w:p>
             <w:pPr>
               <w:rPr>
-                <w:b/>
-                <w:sz w:val="24"/>
-              </w:rPr>
-            </w:pPr>
-            <w:r>
-              <w:rPr>
-                <w:b/>
-                <w:sz w:val="24"/>
-              </w:rPr>
-              <w:t xml:space="preserve">    </w:t>
-            </w:r>
-          </w:p>
-          <w:p>
-            <w:pPr>
-              <w:rPr>
-                <w:b/>
-                <w:sz w:val="24"/>
-              </w:rPr>
-            </w:pPr>
-            <w:r>
-              <w:rPr>
-                <w:b/>
-                <w:sz w:val="24"/>
-              </w:rPr>
-              <w:t xml:space="preserve">    </w:t>
-            </w:r>
-            <w:r>
-              <w:rPr>
-                <w:b/>
-                <w:sz w:val="24"/>
-              </w:rPr>
-              <w:t>4.</w:t>
+                <w:sz w:val="24"/>
+              </w:rPr>
+            </w:pPr>
+            <w:r>
+              <w:rPr>
+                <w:b/>
+                <w:sz w:val="24"/>
+              </w:rPr>
+              <w:t xml:space="preserve">     4.</w:t>
             </w:r>
             <w:r>
               <w:rPr>
@@ -2713,24 +2595,16 @@
               </w:rPr>
               <w:t>category]</w:t>
             </w:r>
-          </w:p>
-          <w:p>
-            <w:pPr>
-              <w:rPr>
-                <w:sz w:val="24"/>
-              </w:rPr>
-            </w:pPr>
           </w:p>
         </w:tc>
       </w:tr>
       <w:tr>
         <w:trPr>
-          <w:trHeight w:val="878"/>
-          <w:jc w:val="center"/>
+          <w:trHeight w:val="389"/>
         </w:trPr>
         <w:tc>
           <w:tcPr>
-            <w:tcW w:w="3012" w:type="dxa"/>
+            <w:tcW w:w="3749" w:type="dxa"/>
             <w:gridSpan w:val="6"/>
           </w:tcPr>
           <w:p>
@@ -2748,6 +2622,113 @@
               <w:t>Are all the inventor(s)</w:t>
             </w:r>
           </w:p>
+        </w:tc>
+        <w:tc>
+          <w:tcPr>
+            <w:tcW w:w="3440" w:type="dxa"/>
+            <w:gridSpan w:val="11"/>
+          </w:tcPr>
+          <w:p>
+            <w:pPr>
+              <w:rPr>
+                <w:b/>
+                <w:sz w:val="24"/>
+              </w:rPr>
+            </w:pPr>
+            <w:r>
+              <w:rPr>
+                <w:sz w:val="24"/>
+              </w:rPr>
+              <w:t>Yes</w:t>
+            </w:r>
+            <w:r>
+              <w:rPr>
+                <w:spacing w:val="-4"/>
+                <w:sz w:val="24"/>
+              </w:rPr>
+              <w:t xml:space="preserve"> </w:t>
+            </w:r>
+            <w:proofErr w:type="gramStart"/>
+            <w:r>
+              <w:rPr>
+                <w:sz w:val="24"/>
+              </w:rPr>
+              <w:t>(</w:t>
+            </w:r>
+            <w:r>
+              <w:rPr>
+                <w:spacing w:val="-5"/>
+                <w:sz w:val="24"/>
+              </w:rPr>
+              <w:t xml:space="preserve"> </w:t>
+            </w:r>
+            <w:r>
+              <w:rPr>
+                <w:sz w:val="24"/>
+              </w:rPr>
+              <w:t>)</w:t>
+            </w:r>
+            <w:proofErr w:type="gramEnd"/>
+          </w:p>
+        </w:tc>
+        <w:tc>
+          <w:tcPr>
+            <w:tcW w:w="2724" w:type="dxa"/>
+            <w:gridSpan w:val="6"/>
+          </w:tcPr>
+          <w:p>
+            <w:pPr>
+              <w:rPr>
+                <w:b/>
+                <w:sz w:val="24"/>
+              </w:rPr>
+            </w:pPr>
+            <w:r>
+              <w:rPr>
+                <w:sz w:val="24"/>
+              </w:rPr>
+              <w:t>No</w:t>
+            </w:r>
+            <w:r>
+              <w:rPr>
+                <w:spacing w:val="1"/>
+                <w:sz w:val="24"/>
+              </w:rPr>
+              <w:t xml:space="preserve"> </w:t>
+            </w:r>
+            <w:r>
+              <w:rPr>
+                <w:sz w:val="24"/>
+              </w:rPr>
+              <w:t>(</w:t>
+            </w:r>
+            <w:proofErr w:type="gramStart"/>
+            <w:r>
+              <w:rPr>
+                <w:rFonts w:ascii="Wingdings" w:hAnsi="Wingdings"/>
+                <w:sz w:val="24"/>
+              </w:rPr>
+              <w:t></w:t>
+            </w:r>
+            <w:r>
+              <w:rPr>
+                <w:sz w:val="24"/>
+              </w:rPr>
+              <w:t xml:space="preserve"> )</w:t>
+            </w:r>
+            <w:proofErr w:type="gramEnd"/>
+          </w:p>
+        </w:tc>
+      </w:tr>
+      <w:tr>
+        <w:trPr>
+          <w:trHeight w:val="389"/>
+        </w:trPr>
+        <w:tc>
+          <w:tcPr>
+            <w:tcW w:w="3749" w:type="dxa"/>
+            <w:gridSpan w:val="6"/>
+          </w:tcPr>
           <w:p>
             <w:pPr>
               <w:pStyle w:val="TableParagraph"/>
@@ -2805,7 +2786,6 @@
           <w:p>
             <w:pPr>
               <w:rPr>
-                <w:b/>
                 <w:sz w:val="24"/>
               </w:rPr>
             </w:pPr>
@@ -2832,107 +2812,38 @@
         </w:tc>
         <w:tc>
           <w:tcPr>
-            <w:tcW w:w="4143" w:type="dxa"/>
-            <w:gridSpan w:val="12"/>
-          </w:tcPr>
-          <w:p>
-            <w:pPr>
-              <w:rPr>
-                <w:b/>
-                <w:sz w:val="24"/>
-              </w:rPr>
-            </w:pPr>
-            <w:r>
-              <w:rPr>
-                <w:sz w:val="24"/>
-              </w:rPr>
-              <w:t>Yes</w:t>
-            </w:r>
-            <w:r>
-              <w:rPr>
-                <w:spacing w:val="-4"/>
-                <w:sz w:val="24"/>
-              </w:rPr>
-              <w:t xml:space="preserve"> </w:t>
-            </w:r>
-            <w:proofErr w:type="gramStart"/>
-            <w:r>
-              <w:rPr>
-                <w:sz w:val="24"/>
-              </w:rPr>
-              <w:t>(</w:t>
-            </w:r>
-            <w:r>
-              <w:rPr>
-                <w:spacing w:val="-5"/>
-                <w:sz w:val="24"/>
-              </w:rPr>
-              <w:t xml:space="preserve"> </w:t>
-            </w:r>
-            <w:r>
-              <w:rPr>
-                <w:sz w:val="24"/>
-              </w:rPr>
-              <w:t>)</w:t>
-            </w:r>
-            <w:proofErr w:type="gramEnd"/>
-          </w:p>
-        </w:tc>
-        <w:tc>
-          <w:tcPr>
-            <w:tcW w:w="3185" w:type="dxa"/>
-            <w:gridSpan w:val="5"/>
-          </w:tcPr>
-          <w:p>
-            <w:pPr>
-              <w:rPr>
-                <w:b/>
-                <w:sz w:val="24"/>
-              </w:rPr>
-            </w:pPr>
-            <w:r>
-              <w:rPr>
-                <w:sz w:val="24"/>
-              </w:rPr>
-              <w:t>No</w:t>
-            </w:r>
-            <w:r>
-              <w:rPr>
-                <w:spacing w:val="1"/>
-                <w:sz w:val="24"/>
-              </w:rPr>
-              <w:t xml:space="preserve"> </w:t>
-            </w:r>
-            <w:r>
-              <w:rPr>
-                <w:sz w:val="24"/>
-              </w:rPr>
-              <w:t>(</w:t>
-            </w:r>
-            <w:r>
-              <w:rPr>
-                <w:rFonts w:ascii="Wingdings" w:hAnsi="Wingdings"/>
-                <w:sz w:val="24"/>
-              </w:rPr>
-              <w:t></w:t>
-            </w:r>
-            <w:r>
-              <w:rPr>
-                <w:sz w:val="24"/>
-              </w:rPr>
-              <w:t>)</w:t>
-            </w:r>
+            <w:tcW w:w="3440" w:type="dxa"/>
+            <w:gridSpan w:val="11"/>
+          </w:tcPr>
+          <w:p>
+            <w:pPr>
+              <w:rPr>
+                <w:sz w:val="24"/>
+              </w:rPr>
+            </w:pPr>
+          </w:p>
+        </w:tc>
+        <w:tc>
+          <w:tcPr>
+            <w:tcW w:w="2724" w:type="dxa"/>
+            <w:gridSpan w:val="6"/>
+          </w:tcPr>
+          <w:p>
+            <w:pPr>
+              <w:rPr>
+                <w:sz w:val="24"/>
+              </w:rPr>
+            </w:pPr>
           </w:p>
         </w:tc>
       </w:tr>
       <w:tr>
         <w:trPr>
           <w:trHeight w:val="533"/>
-          <w:jc w:val="center"/>
         </w:trPr>
         <w:tc>
           <w:tcPr>
-            <w:tcW w:w="10340" w:type="dxa"/>
+            <w:tcW w:w="9913" w:type="dxa"/>
             <w:gridSpan w:val="23"/>
           </w:tcPr>
           <w:p>
@@ -3048,11 +2959,10 @@
       <w:tr>
         <w:trPr>
           <w:trHeight w:val="418"/>
-          <w:jc w:val="center"/>
         </w:trPr>
         <w:tc>
           <w:tcPr>
-            <w:tcW w:w="3012" w:type="dxa"/>
+            <w:tcW w:w="3749" w:type="dxa"/>
             <w:gridSpan w:val="6"/>
           </w:tcPr>
           <w:p>
@@ -3098,7 +3008,7 @@
         </w:tc>
         <w:tc>
           <w:tcPr>
-            <w:tcW w:w="1973" w:type="dxa"/>
+            <w:tcW w:w="1725" w:type="dxa"/>
             <w:gridSpan w:val="4"/>
           </w:tcPr>
           <w:p>
@@ -3118,8 +3028,8 @@
         </w:tc>
         <w:tc>
           <w:tcPr>
-            <w:tcW w:w="1949" w:type="dxa"/>
-            <w:gridSpan w:val="7"/>
+            <w:tcW w:w="1535" w:type="dxa"/>
+            <w:gridSpan w:val="6"/>
           </w:tcPr>
           <w:p>
             <w:pPr>
@@ -3166,8 +3076,8 @@
         </w:tc>
         <w:tc>
           <w:tcPr>
-            <w:tcW w:w="3406" w:type="dxa"/>
-            <w:gridSpan w:val="6"/>
+            <w:tcW w:w="2904" w:type="dxa"/>
+            <w:gridSpan w:val="7"/>
           </w:tcPr>
           <w:p>
             <w:pPr>
@@ -3227,11 +3137,10 @@
       <w:tr>
         <w:trPr>
           <w:trHeight w:val="340"/>
-          <w:jc w:val="center"/>
         </w:trPr>
         <w:tc>
           <w:tcPr>
-            <w:tcW w:w="3012" w:type="dxa"/>
+            <w:tcW w:w="3749" w:type="dxa"/>
             <w:gridSpan w:val="6"/>
             <w:vMerge w:val="restart"/>
           </w:tcPr>
@@ -3241,19 +3150,11 @@
                 <w:sz w:val="24"/>
               </w:rPr>
             </w:pPr>
-            <w:r>
-              <w:rPr>
-                <w:rFonts w:eastAsia="SimSun"/>
-                <w:sz w:val="24"/>
-                <w:szCs w:val="24"/>
-              </w:rPr>
-              <w:t>{{INV_NAME}}</w:t>
-            </w:r>
-          </w:p>
-        </w:tc>
-        <w:tc>
-          <w:tcPr>
-            <w:tcW w:w="1973" w:type="dxa"/>
+          </w:p>
+        </w:tc>
+        <w:tc>
+          <w:tcPr>
+            <w:tcW w:w="1725" w:type="dxa"/>
             <w:gridSpan w:val="4"/>
             <w:vMerge w:val="restart"/>
           </w:tcPr>
@@ -3263,20 +3164,12 @@
                 <w:sz w:val="24"/>
               </w:rPr>
             </w:pPr>
-            <w:r>
-              <w:rPr>
-                <w:rFonts w:eastAsia="SimSun"/>
-                <w:sz w:val="24"/>
-                <w:szCs w:val="24"/>
-              </w:rPr>
-              <w:t>{{INV_NAT}}</w:t>
-            </w:r>
-          </w:p>
-        </w:tc>
-        <w:tc>
-          <w:tcPr>
-            <w:tcW w:w="1949" w:type="dxa"/>
-            <w:gridSpan w:val="7"/>
+          </w:p>
+        </w:tc>
+        <w:tc>
+          <w:tcPr>
+            <w:tcW w:w="1535" w:type="dxa"/>
+            <w:gridSpan w:val="6"/>
             <w:vMerge w:val="restart"/>
           </w:tcPr>
           <w:p>
@@ -3287,20 +3180,12 @@
                 <w:sz w:val="24"/>
               </w:rPr>
             </w:pPr>
-            <w:r>
-              <w:rPr>
-                <w:rFonts w:eastAsia="SimSun"/>
-                <w:sz w:val="24"/>
-                <w:szCs w:val="24"/>
-              </w:rPr>
-              <w:t>{{INV_COUNTRY}}</w:t>
-            </w:r>
-          </w:p>
-        </w:tc>
-        <w:tc>
-          <w:tcPr>
-            <w:tcW w:w="1175" w:type="dxa"/>
-            <w:gridSpan w:val="5"/>
+          </w:p>
+        </w:tc>
+        <w:tc>
+          <w:tcPr>
+            <w:tcW w:w="2904" w:type="dxa"/>
+            <w:gridSpan w:val="7"/>
           </w:tcPr>
           <w:p>
             <w:pPr>
@@ -3325,27 +3210,7 @@
               <w:rPr>
                 <w:sz w:val="24"/>
               </w:rPr>
-              <w:t>No.</w:t>
-            </w:r>
-          </w:p>
-        </w:tc>
-        <w:tc>
-          <w:tcPr>
-            <w:tcW w:w="2231" w:type="dxa"/>
-          </w:tcPr>
-          <w:p>
-            <w:pPr>
-              <w:rPr>
-                <w:sz w:val="24"/>
-              </w:rPr>
-            </w:pPr>
-            <w:r>
-              <w:rPr>
-                <w:rFonts w:eastAsia="SimSun"/>
-                <w:sz w:val="24"/>
-                <w:szCs w:val="24"/>
-              </w:rPr>
-              <w:t>{{INV_HOUSE_NO}}</w:t>
+              <w:t>No</w:t>
             </w:r>
           </w:p>
         </w:tc>
@@ -3353,11 +3218,10 @@
       <w:tr>
         <w:trPr>
           <w:trHeight w:val="340"/>
-          <w:jc w:val="center"/>
         </w:trPr>
         <w:tc>
           <w:tcPr>
-            <w:tcW w:w="3012" w:type="dxa"/>
+            <w:tcW w:w="3749" w:type="dxa"/>
             <w:gridSpan w:val="6"/>
             <w:vMerge/>
           </w:tcPr>
@@ -3371,7 +3235,7 @@
         </w:tc>
         <w:tc>
           <w:tcPr>
-            <w:tcW w:w="1973" w:type="dxa"/>
+            <w:tcW w:w="1725" w:type="dxa"/>
             <w:gridSpan w:val="4"/>
             <w:vMerge/>
           </w:tcPr>
@@ -3385,8 +3249,8 @@
         </w:tc>
         <w:tc>
           <w:tcPr>
-            <w:tcW w:w="1949" w:type="dxa"/>
-            <w:gridSpan w:val="7"/>
+            <w:tcW w:w="1535" w:type="dxa"/>
+            <w:gridSpan w:val="6"/>
             <w:vMerge/>
           </w:tcPr>
           <w:p>
@@ -3401,8 +3265,8 @@
         </w:tc>
         <w:tc>
           <w:tcPr>
-            <w:tcW w:w="1175" w:type="dxa"/>
-            <w:gridSpan w:val="5"/>
+            <w:tcW w:w="2904" w:type="dxa"/>
+            <w:gridSpan w:val="7"/>
           </w:tcPr>
           <w:p>
             <w:pPr>
@@ -3415,26 +3279,6 @@
                 <w:sz w:val="24"/>
               </w:rPr>
               <w:t>Street</w:t>
-            </w:r>
-          </w:p>
-        </w:tc>
-        <w:tc>
-          <w:tcPr>
-            <w:tcW w:w="2231" w:type="dxa"/>
-          </w:tcPr>
-          <w:p>
-            <w:pPr>
-              <w:rPr>
-                <w:sz w:val="24"/>
-              </w:rPr>
-            </w:pPr>
-            <w:r>
-              <w:rPr>
-                <w:rFonts w:eastAsia="SimSun"/>
-                <w:sz w:val="24"/>
-                <w:szCs w:val="24"/>
-              </w:rPr>
-              <w:t>{{INV_STREET}}</w:t>
             </w:r>
           </w:p>
         </w:tc>
@@ -3442,11 +3286,10 @@
       <w:tr>
         <w:trPr>
           <w:trHeight w:val="340"/>
-          <w:jc w:val="center"/>
         </w:trPr>
         <w:tc>
           <w:tcPr>
-            <w:tcW w:w="3012" w:type="dxa"/>
+            <w:tcW w:w="3749" w:type="dxa"/>
             <w:gridSpan w:val="6"/>
             <w:vMerge/>
           </w:tcPr>
@@ -3460,7 +3303,7 @@
         </w:tc>
         <w:tc>
           <w:tcPr>
-            <w:tcW w:w="1973" w:type="dxa"/>
+            <w:tcW w:w="1725" w:type="dxa"/>
             <w:gridSpan w:val="4"/>
             <w:vMerge/>
           </w:tcPr>
@@ -3474,8 +3317,8 @@
         </w:tc>
         <w:tc>
           <w:tcPr>
-            <w:tcW w:w="1949" w:type="dxa"/>
-            <w:gridSpan w:val="7"/>
+            <w:tcW w:w="1535" w:type="dxa"/>
+            <w:gridSpan w:val="6"/>
             <w:vMerge/>
           </w:tcPr>
           <w:p>
@@ -3490,8 +3333,8 @@
         </w:tc>
         <w:tc>
           <w:tcPr>
-            <w:tcW w:w="1175" w:type="dxa"/>
-            <w:gridSpan w:val="5"/>
+            <w:tcW w:w="2904" w:type="dxa"/>
+            <w:gridSpan w:val="7"/>
           </w:tcPr>
           <w:p>
             <w:pPr>
@@ -3504,26 +3347,6 @@
                 <w:sz w:val="24"/>
               </w:rPr>
               <w:t>City</w:t>
-            </w:r>
-          </w:p>
-        </w:tc>
-        <w:tc>
-          <w:tcPr>
-            <w:tcW w:w="2231" w:type="dxa"/>
-          </w:tcPr>
-          <w:p>
-            <w:pPr>
-              <w:rPr>
-                <w:sz w:val="24"/>
-              </w:rPr>
-            </w:pPr>
-            <w:r>
-              <w:rPr>
-                <w:rFonts w:eastAsia="SimSun"/>
-                <w:sz w:val="24"/>
-                <w:szCs w:val="24"/>
-              </w:rPr>
-              <w:t>{{INV_CITY}}</w:t>
             </w:r>
           </w:p>
         </w:tc>
@@ -3531,11 +3354,10 @@
       <w:tr>
         <w:trPr>
           <w:trHeight w:val="340"/>
-          <w:jc w:val="center"/>
         </w:trPr>
         <w:tc>
           <w:tcPr>
-            <w:tcW w:w="3012" w:type="dxa"/>
+            <w:tcW w:w="3749" w:type="dxa"/>
             <w:gridSpan w:val="6"/>
             <w:vMerge/>
           </w:tcPr>
@@ -3549,7 +3371,7 @@
         </w:tc>
         <w:tc>
           <w:tcPr>
-            <w:tcW w:w="1973" w:type="dxa"/>
+            <w:tcW w:w="1725" w:type="dxa"/>
             <w:gridSpan w:val="4"/>
             <w:vMerge/>
           </w:tcPr>
@@ -3563,8 +3385,8 @@
         </w:tc>
         <w:tc>
           <w:tcPr>
-            <w:tcW w:w="1949" w:type="dxa"/>
-            <w:gridSpan w:val="7"/>
+            <w:tcW w:w="1535" w:type="dxa"/>
+            <w:gridSpan w:val="6"/>
             <w:vMerge/>
           </w:tcPr>
           <w:p>
@@ -3579,8 +3401,8 @@
         </w:tc>
         <w:tc>
           <w:tcPr>
-            <w:tcW w:w="1175" w:type="dxa"/>
-            <w:gridSpan w:val="5"/>
+            <w:tcW w:w="2904" w:type="dxa"/>
+            <w:gridSpan w:val="7"/>
           </w:tcPr>
           <w:p>
             <w:pPr>
@@ -3593,26 +3415,6 @@
                 <w:sz w:val="24"/>
               </w:rPr>
               <w:t>State</w:t>
-            </w:r>
-          </w:p>
-        </w:tc>
-        <w:tc>
-          <w:tcPr>
-            <w:tcW w:w="2231" w:type="dxa"/>
-          </w:tcPr>
-          <w:p>
-            <w:pPr>
-              <w:rPr>
-                <w:sz w:val="24"/>
-              </w:rPr>
-            </w:pPr>
-            <w:r>
-              <w:rPr>
-                <w:rFonts w:eastAsia="SimSun"/>
-                <w:sz w:val="24"/>
-                <w:szCs w:val="24"/>
-              </w:rPr>
-              <w:t>{{INV_STATE}}</w:t>
             </w:r>
           </w:p>
         </w:tc>
@@ -3620,11 +3422,10 @@
       <w:tr>
         <w:trPr>
           <w:trHeight w:val="340"/>
-          <w:jc w:val="center"/>
         </w:trPr>
         <w:tc>
           <w:tcPr>
-            <w:tcW w:w="3012" w:type="dxa"/>
+            <w:tcW w:w="3749" w:type="dxa"/>
             <w:gridSpan w:val="6"/>
             <w:vMerge/>
           </w:tcPr>
@@ -3638,7 +3439,7 @@
         </w:tc>
         <w:tc>
           <w:tcPr>
-            <w:tcW w:w="1973" w:type="dxa"/>
+            <w:tcW w:w="1725" w:type="dxa"/>
             <w:gridSpan w:val="4"/>
             <w:vMerge/>
           </w:tcPr>
@@ -3652,8 +3453,8 @@
         </w:tc>
         <w:tc>
           <w:tcPr>
-            <w:tcW w:w="1949" w:type="dxa"/>
-            <w:gridSpan w:val="7"/>
+            <w:tcW w:w="1535" w:type="dxa"/>
+            <w:gridSpan w:val="6"/>
             <w:vMerge/>
           </w:tcPr>
           <w:p>
@@ -3668,8 +3469,8 @@
         </w:tc>
         <w:tc>
           <w:tcPr>
-            <w:tcW w:w="1175" w:type="dxa"/>
-            <w:gridSpan w:val="5"/>
+            <w:tcW w:w="2904" w:type="dxa"/>
+            <w:gridSpan w:val="7"/>
           </w:tcPr>
           <w:p>
             <w:pPr>
@@ -3682,26 +3483,6 @@
                 <w:sz w:val="24"/>
               </w:rPr>
               <w:t>Country</w:t>
-            </w:r>
-          </w:p>
-        </w:tc>
-        <w:tc>
-          <w:tcPr>
-            <w:tcW w:w="2231" w:type="dxa"/>
-          </w:tcPr>
-          <w:p>
-            <w:pPr>
-              <w:rPr>
-                <w:sz w:val="24"/>
-              </w:rPr>
-            </w:pPr>
-            <w:r>
-              <w:rPr>
-                <w:rFonts w:eastAsia="SimSun"/>
-                <w:sz w:val="20"/>
-                <w:szCs w:val="20"/>
-              </w:rPr>
-              <w:t>{{INV_COUNTRY_ADDR}}</w:t>
             </w:r>
           </w:p>
         </w:tc>
@@ -3709,11 +3490,10 @@
       <w:tr>
         <w:trPr>
           <w:trHeight w:val="340"/>
-          <w:jc w:val="center"/>
         </w:trPr>
         <w:tc>
           <w:tcPr>
-            <w:tcW w:w="3012" w:type="dxa"/>
+            <w:tcW w:w="3749" w:type="dxa"/>
             <w:gridSpan w:val="6"/>
             <w:vMerge/>
           </w:tcPr>
@@ -3727,7 +3507,7 @@
         </w:tc>
         <w:tc>
           <w:tcPr>
-            <w:tcW w:w="1973" w:type="dxa"/>
+            <w:tcW w:w="1725" w:type="dxa"/>
             <w:gridSpan w:val="4"/>
             <w:vMerge/>
           </w:tcPr>
@@ -3741,8 +3521,8 @@
         </w:tc>
         <w:tc>
           <w:tcPr>
-            <w:tcW w:w="1949" w:type="dxa"/>
-            <w:gridSpan w:val="7"/>
+            <w:tcW w:w="1535" w:type="dxa"/>
+            <w:gridSpan w:val="6"/>
             <w:vMerge/>
           </w:tcPr>
           <w:p>
@@ -3757,8 +3537,8 @@
         </w:tc>
         <w:tc>
           <w:tcPr>
-            <w:tcW w:w="1175" w:type="dxa"/>
-            <w:gridSpan w:val="5"/>
+            <w:tcW w:w="2904" w:type="dxa"/>
+            <w:gridSpan w:val="7"/>
           </w:tcPr>
           <w:p>
             <w:pPr>
@@ -3784,26 +3564,6 @@
                 <w:sz w:val="24"/>
               </w:rPr>
               <w:t>code</w:t>
-            </w:r>
-          </w:p>
-        </w:tc>
-        <w:tc>
-          <w:tcPr>
-            <w:tcW w:w="2231" w:type="dxa"/>
-          </w:tcPr>
-          <w:p>
-            <w:pPr>
-              <w:rPr>
-                <w:sz w:val="24"/>
-              </w:rPr>
-            </w:pPr>
-            <w:r>
-              <w:rPr>
-                <w:rFonts w:eastAsia="SimSun"/>
-                <w:sz w:val="24"/>
-                <w:szCs w:val="24"/>
-              </w:rPr>
-              <w:t>{{INV_PIN}}</w:t>
             </w:r>
           </w:p>
         </w:tc>
@@ -3811,11 +3571,10 @@
       <w:tr>
         <w:trPr>
           <w:trHeight w:val="418"/>
-          <w:jc w:val="center"/>
         </w:trPr>
         <w:tc>
           <w:tcPr>
-            <w:tcW w:w="10340" w:type="dxa"/>
+            <w:tcW w:w="9913" w:type="dxa"/>
             <w:gridSpan w:val="23"/>
           </w:tcPr>
           <w:p>
@@ -3897,45 +3656,29 @@
       <w:tr>
         <w:trPr>
           <w:trHeight w:val="418"/>
-          <w:jc w:val="center"/>
         </w:trPr>
         <w:tc>
           <w:tcPr>
-            <w:tcW w:w="10340" w:type="dxa"/>
+            <w:tcW w:w="9913" w:type="dxa"/>
             <w:gridSpan w:val="23"/>
           </w:tcPr>
           <w:p>
             <w:pPr>
               <w:rPr>
-                <w:bCs/>
-                <w:sz w:val="24"/>
-              </w:rPr>
-            </w:pPr>
-            <w:r>
-              <w:rPr>
-                <w:bCs/>
-                <w:sz w:val="24"/>
-              </w:rPr>
-              <w:t>{{TITLE</w:t>
-            </w:r>
-            <w:r>
-              <w:rPr>
-                <w:bCs/>
-                <w:sz w:val="24"/>
-              </w:rPr>
-              <w:t>}}</w:t>
-            </w:r>
+                <w:b/>
+                <w:sz w:val="24"/>
+              </w:rPr>
+            </w:pPr>
           </w:p>
         </w:tc>
       </w:tr>
       <w:tr>
         <w:trPr>
           <w:trHeight w:val="425"/>
-          <w:jc w:val="center"/>
         </w:trPr>
         <w:tc>
           <w:tcPr>
-            <w:tcW w:w="5708" w:type="dxa"/>
+            <w:tcW w:w="5980" w:type="dxa"/>
             <w:gridSpan w:val="13"/>
             <w:vMerge w:val="restart"/>
           </w:tcPr>
@@ -4020,8 +3763,8 @@
         </w:tc>
         <w:tc>
           <w:tcPr>
-            <w:tcW w:w="2224" w:type="dxa"/>
-            <w:gridSpan w:val="8"/>
+            <w:tcW w:w="2226" w:type="dxa"/>
+            <w:gridSpan w:val="7"/>
           </w:tcPr>
           <w:p>
             <w:pPr>
@@ -4053,8 +3796,8 @@
         </w:tc>
         <w:tc>
           <w:tcPr>
-            <w:tcW w:w="2408" w:type="dxa"/>
-            <w:gridSpan w:val="2"/>
+            <w:tcW w:w="1707" w:type="dxa"/>
+            <w:gridSpan w:val="3"/>
           </w:tcPr>
           <w:p>
             <w:pPr>
@@ -4069,11 +3812,10 @@
       <w:tr>
         <w:trPr>
           <w:trHeight w:val="425"/>
-          <w:jc w:val="center"/>
         </w:trPr>
         <w:tc>
           <w:tcPr>
-            <w:tcW w:w="5708" w:type="dxa"/>
+            <w:tcW w:w="5980" w:type="dxa"/>
             <w:gridSpan w:val="13"/>
             <w:vMerge/>
           </w:tcPr>
@@ -4089,8 +3831,8 @@
         </w:tc>
         <w:tc>
           <w:tcPr>
-            <w:tcW w:w="2224" w:type="dxa"/>
-            <w:gridSpan w:val="8"/>
+            <w:tcW w:w="2226" w:type="dxa"/>
+            <w:gridSpan w:val="7"/>
           </w:tcPr>
           <w:p>
             <w:pPr>
@@ -4108,8 +3850,8 @@
         </w:tc>
         <w:tc>
           <w:tcPr>
-            <w:tcW w:w="2408" w:type="dxa"/>
-            <w:gridSpan w:val="2"/>
+            <w:tcW w:w="1707" w:type="dxa"/>
+            <w:gridSpan w:val="3"/>
           </w:tcPr>
           <w:p>
             <w:pPr>
@@ -4124,11 +3866,10 @@
       <w:tr>
         <w:trPr>
           <w:trHeight w:val="425"/>
-          <w:jc w:val="center"/>
         </w:trPr>
         <w:tc>
           <w:tcPr>
-            <w:tcW w:w="5708" w:type="dxa"/>
+            <w:tcW w:w="5980" w:type="dxa"/>
             <w:gridSpan w:val="13"/>
             <w:vMerge/>
           </w:tcPr>
@@ -4144,8 +3885,8 @@
         </w:tc>
         <w:tc>
           <w:tcPr>
-            <w:tcW w:w="2224" w:type="dxa"/>
-            <w:gridSpan w:val="8"/>
+            <w:tcW w:w="2226" w:type="dxa"/>
+            <w:gridSpan w:val="7"/>
           </w:tcPr>
           <w:p>
             <w:pPr>
@@ -4176,8 +3917,8 @@
         </w:tc>
         <w:tc>
           <w:tcPr>
-            <w:tcW w:w="2408" w:type="dxa"/>
-            <w:gridSpan w:val="2"/>
+            <w:tcW w:w="1707" w:type="dxa"/>
+            <w:gridSpan w:val="3"/>
           </w:tcPr>
           <w:p>
             <w:pPr>
@@ -4192,11 +3933,10 @@
       <w:tr>
         <w:trPr>
           <w:trHeight w:val="331"/>
-          <w:jc w:val="center"/>
         </w:trPr>
         <w:tc>
           <w:tcPr>
-            <w:tcW w:w="5708" w:type="dxa"/>
+            <w:tcW w:w="5980" w:type="dxa"/>
             <w:gridSpan w:val="13"/>
             <w:vMerge w:val="restart"/>
           </w:tcPr>
@@ -4213,7 +3953,14 @@
                 <w:b/>
                 <w:sz w:val="24"/>
               </w:rPr>
-              <w:t xml:space="preserve"> 7.</w:t>
+              <w:t xml:space="preserve"> </w:t>
+            </w:r>
+            <w:r>
+              <w:rPr>
+                <w:b/>
+                <w:sz w:val="24"/>
+              </w:rPr>
+              <w:t>7.</w:t>
             </w:r>
             <w:r>
               <w:rPr>
@@ -4324,8 +4071,8 @@
         </w:tc>
         <w:tc>
           <w:tcPr>
-            <w:tcW w:w="2224" w:type="dxa"/>
-            <w:gridSpan w:val="8"/>
+            <w:tcW w:w="2226" w:type="dxa"/>
+            <w:gridSpan w:val="7"/>
           </w:tcPr>
           <w:p>
             <w:pPr>
@@ -4343,35 +4090,26 @@
         </w:tc>
         <w:tc>
           <w:tcPr>
-            <w:tcW w:w="2408" w:type="dxa"/>
-            <w:gridSpan w:val="2"/>
-          </w:tcPr>
-          <w:p>
-            <w:pPr>
-              <w:rPr>
-                <w:b/>
-                <w:sz w:val="24"/>
-              </w:rPr>
-            </w:pPr>
-            <w:r>
-              <w:rPr>
-                <w:rFonts w:eastAsia="SimSun"/>
-                <w:sz w:val="24"/>
-                <w:szCs w:val="24"/>
-              </w:rPr>
-              <w:t>{{SERVICE_NAME}}</w:t>
-            </w:r>
+            <w:tcW w:w="1707" w:type="dxa"/>
+            <w:gridSpan w:val="3"/>
+          </w:tcPr>
+          <w:p>
+            <w:pPr>
+              <w:rPr>
+                <w:b/>
+                <w:sz w:val="24"/>
+              </w:rPr>
+            </w:pPr>
           </w:p>
         </w:tc>
       </w:tr>
       <w:tr>
         <w:trPr>
           <w:trHeight w:val="331"/>
-          <w:jc w:val="center"/>
         </w:trPr>
         <w:tc>
           <w:tcPr>
-            <w:tcW w:w="5708" w:type="dxa"/>
+            <w:tcW w:w="5980" w:type="dxa"/>
             <w:gridSpan w:val="13"/>
             <w:vMerge/>
           </w:tcPr>
@@ -4386,8 +4124,8 @@
         </w:tc>
         <w:tc>
           <w:tcPr>
-            <w:tcW w:w="2224" w:type="dxa"/>
-            <w:gridSpan w:val="8"/>
+            <w:tcW w:w="2226" w:type="dxa"/>
+            <w:gridSpan w:val="7"/>
           </w:tcPr>
           <w:p>
             <w:pPr>
@@ -4418,35 +4156,26 @@
         </w:tc>
         <w:tc>
           <w:tcPr>
-            <w:tcW w:w="2408" w:type="dxa"/>
-            <w:gridSpan w:val="2"/>
-          </w:tcPr>
-          <w:p>
-            <w:pPr>
-              <w:rPr>
-                <w:b/>
-                <w:sz w:val="24"/>
-              </w:rPr>
-            </w:pPr>
-            <w:r>
-              <w:rPr>
-                <w:rFonts w:eastAsia="SimSun"/>
-                <w:sz w:val="24"/>
-                <w:szCs w:val="24"/>
-              </w:rPr>
-              <w:t>{{SERVICE_ADDRESS}}</w:t>
-            </w:r>
+            <w:tcW w:w="1707" w:type="dxa"/>
+            <w:gridSpan w:val="3"/>
+          </w:tcPr>
+          <w:p>
+            <w:pPr>
+              <w:rPr>
+                <w:b/>
+                <w:sz w:val="24"/>
+              </w:rPr>
+            </w:pPr>
           </w:p>
         </w:tc>
       </w:tr>
       <w:tr>
         <w:trPr>
           <w:trHeight w:val="331"/>
-          <w:jc w:val="center"/>
         </w:trPr>
         <w:tc>
           <w:tcPr>
-            <w:tcW w:w="5708" w:type="dxa"/>
+            <w:tcW w:w="5980" w:type="dxa"/>
             <w:gridSpan w:val="13"/>
             <w:vMerge/>
           </w:tcPr>
@@ -4461,8 +4190,8 @@
         </w:tc>
         <w:tc>
           <w:tcPr>
-            <w:tcW w:w="2224" w:type="dxa"/>
-            <w:gridSpan w:val="8"/>
+            <w:tcW w:w="2226" w:type="dxa"/>
+            <w:gridSpan w:val="7"/>
           </w:tcPr>
           <w:p>
             <w:pPr>
@@ -4493,35 +4222,26 @@
         </w:tc>
         <w:tc>
           <w:tcPr>
-            <w:tcW w:w="2408" w:type="dxa"/>
-            <w:gridSpan w:val="2"/>
-          </w:tcPr>
-          <w:p>
-            <w:pPr>
-              <w:rPr>
-                <w:b/>
-                <w:sz w:val="24"/>
-              </w:rPr>
-            </w:pPr>
-            <w:r>
-              <w:rPr>
-                <w:rFonts w:eastAsia="SimSun"/>
-                <w:sz w:val="24"/>
-                <w:szCs w:val="24"/>
-              </w:rPr>
-              <w:t>{{SERVICE_TEL}}</w:t>
-            </w:r>
+            <w:tcW w:w="1707" w:type="dxa"/>
+            <w:gridSpan w:val="3"/>
+          </w:tcPr>
+          <w:p>
+            <w:pPr>
+              <w:rPr>
+                <w:b/>
+                <w:sz w:val="24"/>
+              </w:rPr>
+            </w:pPr>
           </w:p>
         </w:tc>
       </w:tr>
       <w:tr>
         <w:trPr>
           <w:trHeight w:val="331"/>
-          <w:jc w:val="center"/>
         </w:trPr>
         <w:tc>
           <w:tcPr>
-            <w:tcW w:w="5708" w:type="dxa"/>
+            <w:tcW w:w="5980" w:type="dxa"/>
             <w:gridSpan w:val="13"/>
             <w:vMerge/>
           </w:tcPr>
@@ -4536,8 +4256,8 @@
         </w:tc>
         <w:tc>
           <w:tcPr>
-            <w:tcW w:w="2224" w:type="dxa"/>
-            <w:gridSpan w:val="8"/>
+            <w:tcW w:w="2226" w:type="dxa"/>
+            <w:gridSpan w:val="7"/>
           </w:tcPr>
           <w:p>
             <w:pPr>
@@ -4568,35 +4288,26 @@
         </w:tc>
         <w:tc>
           <w:tcPr>
-            <w:tcW w:w="2408" w:type="dxa"/>
-            <w:gridSpan w:val="2"/>
-          </w:tcPr>
-          <w:p>
-            <w:pPr>
-              <w:rPr>
-                <w:b/>
-                <w:sz w:val="24"/>
-              </w:rPr>
-            </w:pPr>
-            <w:r>
-              <w:rPr>
-                <w:rFonts w:eastAsia="SimSun"/>
-                <w:sz w:val="24"/>
-                <w:szCs w:val="24"/>
-              </w:rPr>
-              <w:t>{{SERVICE_MOBILE}}</w:t>
-            </w:r>
+            <w:tcW w:w="1707" w:type="dxa"/>
+            <w:gridSpan w:val="3"/>
+          </w:tcPr>
+          <w:p>
+            <w:pPr>
+              <w:rPr>
+                <w:b/>
+                <w:sz w:val="24"/>
+              </w:rPr>
+            </w:pPr>
           </w:p>
         </w:tc>
       </w:tr>
       <w:tr>
         <w:trPr>
           <w:trHeight w:val="331"/>
-          <w:jc w:val="center"/>
         </w:trPr>
         <w:tc>
           <w:tcPr>
-            <w:tcW w:w="5708" w:type="dxa"/>
+            <w:tcW w:w="5980" w:type="dxa"/>
             <w:gridSpan w:val="13"/>
             <w:vMerge/>
           </w:tcPr>
@@ -4611,8 +4322,8 @@
         </w:tc>
         <w:tc>
           <w:tcPr>
-            <w:tcW w:w="2224" w:type="dxa"/>
-            <w:gridSpan w:val="8"/>
+            <w:tcW w:w="2226" w:type="dxa"/>
+            <w:gridSpan w:val="7"/>
           </w:tcPr>
           <w:p>
             <w:pPr>
@@ -4643,35 +4354,26 @@
         </w:tc>
         <w:tc>
           <w:tcPr>
-            <w:tcW w:w="2408" w:type="dxa"/>
-            <w:gridSpan w:val="2"/>
-          </w:tcPr>
-          <w:p>
-            <w:pPr>
-              <w:rPr>
-                <w:b/>
-                <w:sz w:val="24"/>
-              </w:rPr>
-            </w:pPr>
-            <w:r>
-              <w:rPr>
-                <w:rFonts w:eastAsia="SimSun"/>
-                <w:sz w:val="24"/>
-                <w:szCs w:val="24"/>
-              </w:rPr>
-              <w:t>{{SERVICE_FAX}}</w:t>
-            </w:r>
+            <w:tcW w:w="1707" w:type="dxa"/>
+            <w:gridSpan w:val="3"/>
+          </w:tcPr>
+          <w:p>
+            <w:pPr>
+              <w:rPr>
+                <w:b/>
+                <w:sz w:val="24"/>
+              </w:rPr>
+            </w:pPr>
           </w:p>
         </w:tc>
       </w:tr>
       <w:tr>
         <w:trPr>
           <w:trHeight w:val="331"/>
-          <w:jc w:val="center"/>
         </w:trPr>
         <w:tc>
           <w:tcPr>
-            <w:tcW w:w="5708" w:type="dxa"/>
+            <w:tcW w:w="5980" w:type="dxa"/>
             <w:gridSpan w:val="13"/>
             <w:vMerge/>
           </w:tcPr>
@@ -4686,8 +4388,8 @@
         </w:tc>
         <w:tc>
           <w:tcPr>
-            <w:tcW w:w="2224" w:type="dxa"/>
-            <w:gridSpan w:val="8"/>
+            <w:tcW w:w="2226" w:type="dxa"/>
+            <w:gridSpan w:val="7"/>
           </w:tcPr>
           <w:p>
             <w:pPr>
@@ -4718,35 +4420,26 @@
         </w:tc>
         <w:tc>
           <w:tcPr>
-            <w:tcW w:w="2408" w:type="dxa"/>
-            <w:gridSpan w:val="2"/>
-          </w:tcPr>
-          <w:p>
-            <w:pPr>
-              <w:rPr>
-                <w:b/>
-                <w:sz w:val="24"/>
-              </w:rPr>
-            </w:pPr>
-            <w:r>
-              <w:rPr>
-                <w:rFonts w:eastAsia="SimSun"/>
-                <w:sz w:val="24"/>
-                <w:szCs w:val="24"/>
-              </w:rPr>
-              <w:t>{{SERVICE_EMAIL}}</w:t>
-            </w:r>
+            <w:tcW w:w="1707" w:type="dxa"/>
+            <w:gridSpan w:val="3"/>
+          </w:tcPr>
+          <w:p>
+            <w:pPr>
+              <w:rPr>
+                <w:b/>
+                <w:sz w:val="24"/>
+              </w:rPr>
+            </w:pPr>
           </w:p>
         </w:tc>
       </w:tr>
       <w:tr>
         <w:trPr>
           <w:trHeight w:val="677"/>
-          <w:jc w:val="center"/>
         </w:trPr>
         <w:tc>
           <w:tcPr>
-            <w:tcW w:w="10340" w:type="dxa"/>
+            <w:tcW w:w="9913" w:type="dxa"/>
             <w:gridSpan w:val="23"/>
           </w:tcPr>
           <w:p>
@@ -4763,7 +4456,14 @@
                 <w:b/>
                 <w:sz w:val="24"/>
               </w:rPr>
-              <w:t xml:space="preserve"> 8.</w:t>
+              <w:t xml:space="preserve"> </w:t>
+            </w:r>
+            <w:r>
+              <w:rPr>
+                <w:b/>
+                <w:sz w:val="24"/>
+              </w:rPr>
+              <w:t>8.</w:t>
             </w:r>
             <w:r>
               <w:rPr>
@@ -4993,11 +4693,10 @@
       <w:tr>
         <w:trPr>
           <w:trHeight w:val="677"/>
-          <w:jc w:val="center"/>
         </w:trPr>
         <w:tc>
           <w:tcPr>
-            <w:tcW w:w="1309" w:type="dxa"/>
+            <w:tcW w:w="1528" w:type="dxa"/>
           </w:tcPr>
           <w:p>
             <w:pPr>
@@ -5018,8 +4717,8 @@
         </w:tc>
         <w:tc>
           <w:tcPr>
-            <w:tcW w:w="1323" w:type="dxa"/>
-            <w:gridSpan w:val="2"/>
+            <w:tcW w:w="1673" w:type="dxa"/>
+            <w:gridSpan w:val="3"/>
           </w:tcPr>
           <w:p>
             <w:pPr>
@@ -5055,8 +4754,8 @@
         </w:tc>
         <w:tc>
           <w:tcPr>
-            <w:tcW w:w="1608" w:type="dxa"/>
-            <w:gridSpan w:val="4"/>
+            <w:tcW w:w="1478" w:type="dxa"/>
+            <w:gridSpan w:val="3"/>
           </w:tcPr>
           <w:p>
             <w:pPr>
@@ -5090,7 +4789,7 @@
         </w:tc>
         <w:tc>
           <w:tcPr>
-            <w:tcW w:w="2143" w:type="dxa"/>
+            <w:tcW w:w="1851" w:type="dxa"/>
             <w:gridSpan w:val="8"/>
           </w:tcPr>
           <w:p>
@@ -5153,8 +4852,8 @@
         </w:tc>
         <w:tc>
           <w:tcPr>
-            <w:tcW w:w="1549" w:type="dxa"/>
-            <w:gridSpan w:val="6"/>
+            <w:tcW w:w="1676" w:type="dxa"/>
+            <w:gridSpan w:val="5"/>
           </w:tcPr>
           <w:p>
             <w:pPr>
@@ -5216,8 +4915,8 @@
         </w:tc>
         <w:tc>
           <w:tcPr>
-            <w:tcW w:w="2408" w:type="dxa"/>
-            <w:gridSpan w:val="2"/>
+            <w:tcW w:w="1707" w:type="dxa"/>
+            <w:gridSpan w:val="3"/>
           </w:tcPr>
           <w:p>
             <w:pPr>
@@ -5320,11 +5019,10 @@
       <w:tr>
         <w:trPr>
           <w:trHeight w:val="461"/>
-          <w:jc w:val="center"/>
         </w:trPr>
         <w:tc>
           <w:tcPr>
-            <w:tcW w:w="1309" w:type="dxa"/>
+            <w:tcW w:w="1528" w:type="dxa"/>
           </w:tcPr>
           <w:p>
             <w:pPr>
@@ -5334,18 +5032,12 @@
                 <w:sz w:val="24"/>
               </w:rPr>
             </w:pPr>
-            <w:r>
-              <w:rPr>
-                <w:sz w:val="24"/>
-              </w:rPr>
-              <w:t>{{PRIORITY_COUNTRY}}</w:t>
-            </w:r>
-          </w:p>
-        </w:tc>
-        <w:tc>
-          <w:tcPr>
-            <w:tcW w:w="1323" w:type="dxa"/>
-            <w:gridSpan w:val="2"/>
+          </w:p>
+        </w:tc>
+        <w:tc>
+          <w:tcPr>
+            <w:tcW w:w="1673" w:type="dxa"/>
+            <w:gridSpan w:val="3"/>
           </w:tcPr>
           <w:p>
             <w:pPr>
@@ -5355,18 +5047,12 @@
                 <w:sz w:val="24"/>
               </w:rPr>
             </w:pPr>
-            <w:r>
-              <w:rPr>
-                <w:sz w:val="24"/>
-              </w:rPr>
-              <w:t>{{PRIORITY_APP_NO}}</w:t>
-            </w:r>
-          </w:p>
-        </w:tc>
-        <w:tc>
-          <w:tcPr>
-            <w:tcW w:w="1608" w:type="dxa"/>
-            <w:gridSpan w:val="4"/>
+          </w:p>
+        </w:tc>
+        <w:tc>
+          <w:tcPr>
+            <w:tcW w:w="1478" w:type="dxa"/>
+            <w:gridSpan w:val="3"/>
           </w:tcPr>
           <w:p>
             <w:pPr>
@@ -5376,17 +5062,11 @@
                 <w:sz w:val="24"/>
               </w:rPr>
             </w:pPr>
-            <w:r>
-              <w:rPr>
-                <w:sz w:val="24"/>
-              </w:rPr>
-              <w:t>{{PRIORITY_DATE}}</w:t>
-            </w:r>
-          </w:p>
-        </w:tc>
-        <w:tc>
-          <w:tcPr>
-            <w:tcW w:w="2143" w:type="dxa"/>
+          </w:p>
+        </w:tc>
+        <w:tc>
+          <w:tcPr>
+            <w:tcW w:w="1851" w:type="dxa"/>
             <w:gridSpan w:val="8"/>
           </w:tcPr>
           <w:p>
@@ -5397,18 +5077,12 @@
                 <w:sz w:val="24"/>
               </w:rPr>
             </w:pPr>
-            <w:r>
-              <w:rPr>
-                <w:sz w:val="24"/>
-              </w:rPr>
-              <w:t>{{PRIORITY_APP_NAME}}</w:t>
-            </w:r>
-          </w:p>
-        </w:tc>
-        <w:tc>
-          <w:tcPr>
-            <w:tcW w:w="1549" w:type="dxa"/>
-            <w:gridSpan w:val="6"/>
+          </w:p>
+        </w:tc>
+        <w:tc>
+          <w:tcPr>
+            <w:tcW w:w="1676" w:type="dxa"/>
+            <w:gridSpan w:val="5"/>
           </w:tcPr>
           <w:p>
             <w:pPr>
@@ -5418,49 +5092,31 @@
                 <w:sz w:val="24"/>
               </w:rPr>
             </w:pPr>
-            <w:r>
-              <w:rPr>
-                <w:sz w:val="24"/>
-              </w:rPr>
-              <w:t>{{PRIORITY_TITLE}}</w:t>
-            </w:r>
-          </w:p>
-        </w:tc>
-        <w:tc>
-          <w:tcPr>
-            <w:tcW w:w="2408" w:type="dxa"/>
-            <w:gridSpan w:val="2"/>
-          </w:tcPr>
-          <w:p>
-            <w:pPr>
-              <w:widowControl/>
-              <w:autoSpaceDE/>
-              <w:autoSpaceDN/>
-              <w:spacing w:after="480"/>
-              <w:rPr>
-                <w:rFonts w:ascii="Arial" w:eastAsia="Times New Roman" w:hAnsi="Arial" w:cs="Arial"/>
-                <w:sz w:val="24"/>
-                <w:szCs w:val="24"/>
-              </w:rPr>
-            </w:pPr>
-            <w:r>
-              <w:rPr>
-                <w:rStyle w:val="HTMLCode"/>
-                <w:rFonts w:ascii="Arial" w:hAnsi="Arial" w:cs="Arial"/>
-              </w:rPr>
-              <w:t>{{PRIORITY_IPC}}</w:t>
-            </w:r>
+          </w:p>
+        </w:tc>
+        <w:tc>
+          <w:tcPr>
+            <w:tcW w:w="1707" w:type="dxa"/>
+            <w:gridSpan w:val="3"/>
+          </w:tcPr>
+          <w:p>
+            <w:pPr>
+              <w:pStyle w:val="TableParagraph"/>
+              <w:spacing w:before="1"/>
+              <w:rPr>
+                <w:sz w:val="24"/>
+              </w:rPr>
+            </w:pPr>
           </w:p>
         </w:tc>
       </w:tr>
       <w:tr>
         <w:trPr>
           <w:trHeight w:val="778"/>
-          <w:jc w:val="center"/>
         </w:trPr>
         <w:tc>
           <w:tcPr>
-            <w:tcW w:w="10340" w:type="dxa"/>
+            <w:tcW w:w="9913" w:type="dxa"/>
             <w:gridSpan w:val="23"/>
           </w:tcPr>
           <w:p>
@@ -5476,7 +5132,14 @@
                 <w:b/>
                 <w:sz w:val="24"/>
               </w:rPr>
-              <w:t xml:space="preserve"> 9.</w:t>
+              <w:t xml:space="preserve"> </w:t>
+            </w:r>
+            <w:r>
+              <w:rPr>
+                <w:b/>
+                <w:sz w:val="24"/>
+              </w:rPr>
+              <w:t>9.</w:t>
             </w:r>
             <w:r>
               <w:rPr>
@@ -5739,11 +5402,10 @@
       <w:tr>
         <w:trPr>
           <w:trHeight w:val="446"/>
-          <w:jc w:val="center"/>
         </w:trPr>
         <w:tc>
           <w:tcPr>
-            <w:tcW w:w="5021" w:type="dxa"/>
+            <w:tcW w:w="5499" w:type="dxa"/>
             <w:gridSpan w:val="11"/>
           </w:tcPr>
           <w:p>
@@ -5791,7 +5453,7 @@
         </w:tc>
         <w:tc>
           <w:tcPr>
-            <w:tcW w:w="5319" w:type="dxa"/>
+            <w:tcW w:w="4414" w:type="dxa"/>
             <w:gridSpan w:val="12"/>
           </w:tcPr>
           <w:p>
@@ -5841,11 +5503,10 @@
       <w:tr>
         <w:trPr>
           <w:trHeight w:val="461"/>
-          <w:jc w:val="center"/>
         </w:trPr>
         <w:tc>
           <w:tcPr>
-            <w:tcW w:w="5021" w:type="dxa"/>
+            <w:tcW w:w="5499" w:type="dxa"/>
             <w:gridSpan w:val="11"/>
           </w:tcPr>
           <w:p>
@@ -5856,17 +5517,11 @@
                 <w:sz w:val="24"/>
               </w:rPr>
             </w:pPr>
-            <w:r>
-              <w:rPr>
-                <w:sz w:val="24"/>
-              </w:rPr>
-              <w:t>{{PCT_APP_NO}}</w:t>
-            </w:r>
-          </w:p>
-        </w:tc>
-        <w:tc>
-          <w:tcPr>
-            <w:tcW w:w="5319" w:type="dxa"/>
+          </w:p>
+        </w:tc>
+        <w:tc>
+          <w:tcPr>
+            <w:tcW w:w="4414" w:type="dxa"/>
             <w:gridSpan w:val="12"/>
           </w:tcPr>
           <w:p>
@@ -5877,23 +5532,16 @@
                 <w:sz w:val="24"/>
               </w:rPr>
             </w:pPr>
-            <w:r>
-              <w:rPr>
-                <w:sz w:val="24"/>
-              </w:rPr>
-              <w:t>{{PCT_FILING_DATE}}</w:t>
-            </w:r>
           </w:p>
         </w:tc>
       </w:tr>
       <w:tr>
         <w:trPr>
           <w:trHeight w:val="461"/>
-          <w:jc w:val="center"/>
         </w:trPr>
         <w:tc>
           <w:tcPr>
-            <w:tcW w:w="10340" w:type="dxa"/>
+            <w:tcW w:w="9913" w:type="dxa"/>
             <w:gridSpan w:val="23"/>
           </w:tcPr>
           <w:p>
@@ -6115,11 +5763,10 @@
       <w:tr>
         <w:trPr>
           <w:trHeight w:val="461"/>
-          <w:jc w:val="center"/>
         </w:trPr>
         <w:tc>
           <w:tcPr>
-            <w:tcW w:w="5021" w:type="dxa"/>
+            <w:tcW w:w="5499" w:type="dxa"/>
             <w:gridSpan w:val="11"/>
           </w:tcPr>
           <w:p>
@@ -6131,11 +5778,25 @@
                 <w:sz w:val="24"/>
               </w:rPr>
             </w:pPr>
-          </w:p>
-        </w:tc>
-        <w:tc>
-          <w:tcPr>
-            <w:tcW w:w="5319" w:type="dxa"/>
+            <w:r>
+              <w:rPr>
+                <w:b/>
+                <w:sz w:val="24"/>
+              </w:rPr>
+              <w:t xml:space="preserve">           </w:t>
+            </w:r>
+            <w:r>
+              <w:rPr>
+                <w:b/>
+                <w:sz w:val="24"/>
+              </w:rPr>
+              <w:t>Original (first) application No.</w:t>
+            </w:r>
+          </w:p>
+        </w:tc>
+        <w:tc>
+          <w:tcPr>
+            <w:tcW w:w="4414" w:type="dxa"/>
             <w:gridSpan w:val="12"/>
           </w:tcPr>
           <w:p>
@@ -6144,20 +5805,36 @@
               <w:spacing w:line="292" w:lineRule="exact"/>
               <w:rPr>
                 <w:b/>
-                <w:sz w:val="24"/>
-              </w:rPr>
-            </w:pPr>
+                <w:sz w:val="20"/>
+                <w:szCs w:val="20"/>
+              </w:rPr>
+            </w:pPr>
+            <w:r>
+              <w:rPr>
+                <w:b/>
+                <w:sz w:val="20"/>
+                <w:szCs w:val="20"/>
+              </w:rPr>
+              <w:t xml:space="preserve">      </w:t>
+            </w:r>
+            <w:r>
+              <w:rPr>
+                <w:b/>
+                <w:sz w:val="20"/>
+                <w:szCs w:val="20"/>
+              </w:rPr>
+              <w:t>Date of filing of original (first) application</w:t>
+            </w:r>
           </w:p>
         </w:tc>
       </w:tr>
       <w:tr>
         <w:trPr>
           <w:trHeight w:val="346"/>
-          <w:jc w:val="center"/>
         </w:trPr>
         <w:tc>
           <w:tcPr>
-            <w:tcW w:w="5021" w:type="dxa"/>
+            <w:tcW w:w="5499" w:type="dxa"/>
             <w:gridSpan w:val="11"/>
           </w:tcPr>
           <w:p>
@@ -6173,7 +5850,7 @@
         </w:tc>
         <w:tc>
           <w:tcPr>
-            <w:tcW w:w="5319" w:type="dxa"/>
+            <w:tcW w:w="4414" w:type="dxa"/>
             <w:gridSpan w:val="12"/>
           </w:tcPr>
           <w:p>
@@ -6191,11 +5868,10 @@
       <w:tr>
         <w:trPr>
           <w:trHeight w:val="677"/>
-          <w:jc w:val="center"/>
         </w:trPr>
         <w:tc>
           <w:tcPr>
-            <w:tcW w:w="10340" w:type="dxa"/>
+            <w:tcW w:w="9913" w:type="dxa"/>
             <w:gridSpan w:val="23"/>
           </w:tcPr>
           <w:p>
@@ -6465,11 +6141,10 @@
       <w:tr>
         <w:trPr>
           <w:trHeight w:val="346"/>
-          <w:jc w:val="center"/>
         </w:trPr>
         <w:tc>
           <w:tcPr>
-            <w:tcW w:w="5021" w:type="dxa"/>
+            <w:tcW w:w="5499" w:type="dxa"/>
             <w:gridSpan w:val="11"/>
           </w:tcPr>
           <w:p>
@@ -6517,7 +6192,7 @@
         </w:tc>
         <w:tc>
           <w:tcPr>
-            <w:tcW w:w="5319" w:type="dxa"/>
+            <w:tcW w:w="4414" w:type="dxa"/>
             <w:gridSpan w:val="12"/>
           </w:tcPr>
           <w:p>
@@ -6606,11 +6281,10 @@
       <w:tr>
         <w:trPr>
           <w:trHeight w:val="403"/>
-          <w:jc w:val="center"/>
         </w:trPr>
         <w:tc>
           <w:tcPr>
-            <w:tcW w:w="10340" w:type="dxa"/>
+            <w:tcW w:w="9913" w:type="dxa"/>
             <w:gridSpan w:val="23"/>
           </w:tcPr>
           <w:p>
@@ -6649,11 +6323,10 @@
       <w:tr>
         <w:trPr>
           <w:trHeight w:val="3370"/>
-          <w:jc w:val="center"/>
         </w:trPr>
         <w:tc>
           <w:tcPr>
-            <w:tcW w:w="10340" w:type="dxa"/>
+            <w:tcW w:w="9913" w:type="dxa"/>
             <w:gridSpan w:val="23"/>
           </w:tcPr>
           <w:p>
@@ -7103,47 +6776,28 @@
           <w:p>
             <w:pPr>
               <w:pStyle w:val="TableParagraph"/>
-              <w:numPr>
-                <w:ilvl w:val="1"/>
-                <w:numId w:val="1"/>
-              </w:numPr>
-              <w:tabs>
-                <w:tab w:val="left" w:pos="1200"/>
-              </w:tabs>
-              <w:spacing w:line="288" w:lineRule="exact"/>
-              <w:ind w:hanging="315"/>
-              <w:rPr>
-                <w:sz w:val="24"/>
-              </w:rPr>
-            </w:pPr>
-            <w:r>
-              <w:rPr>
-                <w:sz w:val="24"/>
-              </w:rPr>
-              <w:t>Date</w:t>
-            </w:r>
-          </w:p>
-          <w:p>
-            <w:pPr>
-              <w:pStyle w:val="TableParagraph"/>
-              <w:numPr>
-                <w:ilvl w:val="1"/>
-                <w:numId w:val="1"/>
-              </w:numPr>
-              <w:tabs>
-                <w:tab w:val="left" w:pos="1212"/>
-              </w:tabs>
-              <w:spacing w:before="42"/>
-              <w:ind w:left="1211" w:hanging="327"/>
-              <w:rPr>
-                <w:sz w:val="24"/>
-              </w:rPr>
-            </w:pPr>
-            <w:r>
-              <w:rPr>
-                <w:sz w:val="24"/>
-              </w:rPr>
-              <w:t>Signature(s)</w:t>
+              <w:spacing w:line="292" w:lineRule="exact"/>
+              <w:rPr>
+                <w:b/>
+                <w:bCs/>
+                <w:sz w:val="24"/>
+              </w:rPr>
+            </w:pPr>
+            <w:r>
+              <w:rPr>
+                <w:b/>
+                <w:bCs/>
+                <w:sz w:val="24"/>
+              </w:rPr>
+              <w:t xml:space="preserve">           </w:t>
+            </w:r>
+            <w:r>
+              <w:rPr>
+                <w:b/>
+                <w:bCs/>
+                <w:sz w:val="24"/>
+              </w:rPr>
+              <w:t>Dated this 09th July 2026</w:t>
             </w:r>
           </w:p>
           <w:p>
@@ -7152,26 +6806,53 @@
               <w:spacing w:line="292" w:lineRule="exact"/>
               <w:rPr>
                 <w:b/>
-                <w:sz w:val="24"/>
-              </w:rPr>
-            </w:pPr>
-            <w:r>
-              <w:rPr>
-                <w:sz w:val="24"/>
-              </w:rPr>
-              <w:t xml:space="preserve">                (c) Name(s)</w:t>
-            </w:r>
+                <w:bCs/>
+                <w:sz w:val="24"/>
+              </w:rPr>
+            </w:pPr>
+          </w:p>
+          <w:p>
+            <w:pPr>
+              <w:pStyle w:val="TableParagraph"/>
+              <w:spacing w:line="292" w:lineRule="exact"/>
+              <w:rPr>
+                <w:b/>
+                <w:bCs/>
+                <w:sz w:val="24"/>
+              </w:rPr>
+            </w:pPr>
+          </w:p>
+          <w:p>
+            <w:pPr>
+              <w:pStyle w:val="TableParagraph"/>
+              <w:spacing w:line="292" w:lineRule="exact"/>
+              <w:rPr>
+                <w:b/>
+                <w:bCs/>
+                <w:sz w:val="24"/>
+              </w:rPr>
+            </w:pPr>
+          </w:p>
+          <w:p>
+            <w:pPr>
+              <w:pStyle w:val="TableParagraph"/>
+              <w:spacing w:line="292" w:lineRule="exact"/>
+              <w:rPr>
+                <w:b/>
+                <w:bCs/>
+                <w:sz w:val="24"/>
+              </w:rPr>
+            </w:pPr>
           </w:p>
         </w:tc>
       </w:tr>
       <w:tr>
         <w:trPr>
           <w:trHeight w:val="4378"/>
-          <w:jc w:val="center"/>
         </w:trPr>
         <w:tc>
           <w:tcPr>
-            <w:tcW w:w="10340" w:type="dxa"/>
+            <w:tcW w:w="9913" w:type="dxa"/>
             <w:gridSpan w:val="23"/>
           </w:tcPr>
           <w:p>
@@ -7470,268 +7151,261 @@
           <w:p>
             <w:pPr>
               <w:pStyle w:val="TableParagraph"/>
-              <w:spacing w:before="3"/>
-              <w:rPr>
-                <w:rFonts w:ascii="Times New Roman"/>
-                <w:sz w:val="29"/>
-              </w:rPr>
-            </w:pPr>
+              <w:spacing w:line="276" w:lineRule="auto"/>
+              <w:rPr>
+                <w:sz w:val="24"/>
+              </w:rPr>
+            </w:pPr>
+            <w:r>
+              <w:rPr>
+                <w:sz w:val="24"/>
+              </w:rPr>
+              <w:t xml:space="preserve">                </w:t>
+            </w:r>
+            <w:r>
+              <w:rPr>
+                <w:sz w:val="24"/>
+              </w:rPr>
+              <w:t>I/We,</w:t>
+            </w:r>
+            <w:r>
+              <w:rPr>
+                <w:spacing w:val="24"/>
+                <w:sz w:val="24"/>
+              </w:rPr>
+              <w:t xml:space="preserve"> </w:t>
+            </w:r>
+            <w:r>
+              <w:rPr>
+                <w:sz w:val="24"/>
+              </w:rPr>
+              <w:t>the</w:t>
+            </w:r>
+            <w:r>
+              <w:rPr>
+                <w:spacing w:val="25"/>
+                <w:sz w:val="24"/>
+              </w:rPr>
+              <w:t xml:space="preserve"> </w:t>
+            </w:r>
+            <w:r>
+              <w:rPr>
+                <w:sz w:val="24"/>
+              </w:rPr>
+              <w:t>applicant(s)</w:t>
+            </w:r>
+            <w:r>
+              <w:rPr>
+                <w:spacing w:val="23"/>
+                <w:sz w:val="24"/>
+              </w:rPr>
+              <w:t xml:space="preserve"> </w:t>
+            </w:r>
+            <w:r>
+              <w:rPr>
+                <w:sz w:val="24"/>
+              </w:rPr>
+              <w:t>in</w:t>
+            </w:r>
+            <w:r>
+              <w:rPr>
+                <w:spacing w:val="25"/>
+                <w:sz w:val="24"/>
+              </w:rPr>
+              <w:t xml:space="preserve"> </w:t>
+            </w:r>
+            <w:r>
+              <w:rPr>
+                <w:sz w:val="24"/>
+              </w:rPr>
+              <w:t>the</w:t>
+            </w:r>
+            <w:r>
+              <w:rPr>
+                <w:spacing w:val="25"/>
+                <w:sz w:val="24"/>
+              </w:rPr>
+              <w:t xml:space="preserve"> </w:t>
+            </w:r>
+            <w:r>
+              <w:rPr>
+                <w:sz w:val="24"/>
+              </w:rPr>
+              <w:t>convention</w:t>
+            </w:r>
+            <w:r>
+              <w:rPr>
+                <w:spacing w:val="24"/>
+                <w:sz w:val="24"/>
+              </w:rPr>
+              <w:t xml:space="preserve"> </w:t>
+            </w:r>
+            <w:r>
+              <w:rPr>
+                <w:sz w:val="24"/>
+              </w:rPr>
+              <w:t>country</w:t>
+            </w:r>
+            <w:r>
+              <w:rPr>
+                <w:spacing w:val="24"/>
+                <w:sz w:val="24"/>
+              </w:rPr>
+              <w:t xml:space="preserve"> </w:t>
+            </w:r>
+            <w:r>
+              <w:rPr>
+                <w:sz w:val="24"/>
+              </w:rPr>
+              <w:t>declare</w:t>
+            </w:r>
+            <w:r>
+              <w:rPr>
+                <w:spacing w:val="22"/>
+                <w:sz w:val="24"/>
+              </w:rPr>
+              <w:t xml:space="preserve"> </w:t>
+            </w:r>
+            <w:r>
+              <w:rPr>
+                <w:sz w:val="24"/>
+              </w:rPr>
+              <w:t>that</w:t>
+            </w:r>
+            <w:r>
+              <w:rPr>
+                <w:spacing w:val="25"/>
+                <w:sz w:val="24"/>
+              </w:rPr>
+              <w:t xml:space="preserve"> </w:t>
+            </w:r>
+            <w:r>
+              <w:rPr>
+                <w:sz w:val="24"/>
+              </w:rPr>
+              <w:t>the</w:t>
+            </w:r>
+            <w:r>
+              <w:rPr>
+                <w:spacing w:val="25"/>
+                <w:sz w:val="24"/>
+              </w:rPr>
+              <w:t xml:space="preserve"> </w:t>
+            </w:r>
+            <w:r>
+              <w:rPr>
+                <w:sz w:val="24"/>
+              </w:rPr>
+              <w:t>applicant(s)</w:t>
+            </w:r>
+            <w:r>
+              <w:rPr>
+                <w:spacing w:val="23"/>
+                <w:sz w:val="24"/>
+              </w:rPr>
+              <w:t xml:space="preserve"> </w:t>
+            </w:r>
+            <w:r>
+              <w:rPr>
+                <w:sz w:val="24"/>
+              </w:rPr>
+              <w:t>herein</w:t>
+            </w:r>
           </w:p>
           <w:p>
             <w:pPr>
               <w:pStyle w:val="TableParagraph"/>
               <w:spacing w:line="276" w:lineRule="auto"/>
-              <w:ind w:left="820" w:hanging="300"/>
-              <w:rPr>
-                <w:sz w:val="24"/>
-              </w:rPr>
-            </w:pPr>
-            <w:r>
-              <w:rPr>
-                <w:sz w:val="24"/>
-              </w:rPr>
-              <w:t>I/We,</w:t>
-            </w:r>
-            <w:r>
-              <w:rPr>
+              <w:rPr>
+                <w:sz w:val="24"/>
+              </w:rPr>
+            </w:pPr>
+            <w:r>
+              <w:rPr>
+                <w:sz w:val="24"/>
+              </w:rPr>
+              <w:t xml:space="preserve">                </w:t>
+            </w:r>
+            <w:r>
+              <w:rPr>
+                <w:sz w:val="24"/>
+              </w:rPr>
+              <w:t>is/are</w:t>
+            </w:r>
+            <w:r>
+              <w:rPr>
+                <w:spacing w:val="-51"/>
+                <w:sz w:val="24"/>
+              </w:rPr>
+              <w:t xml:space="preserve"> </w:t>
+            </w:r>
+            <w:r>
+              <w:rPr>
+                <w:sz w:val="24"/>
+              </w:rPr>
+              <w:t>my/our assignee</w:t>
+            </w:r>
+            <w:r>
+              <w:rPr>
+                <w:spacing w:val="2"/>
+                <w:sz w:val="24"/>
+              </w:rPr>
+              <w:t xml:space="preserve"> </w:t>
+            </w:r>
+            <w:r>
+              <w:rPr>
+                <w:sz w:val="24"/>
+              </w:rPr>
+              <w:t>or legal</w:t>
+            </w:r>
+            <w:r>
+              <w:rPr>
+                <w:spacing w:val="-4"/>
+                <w:sz w:val="24"/>
+              </w:rPr>
+              <w:t xml:space="preserve"> </w:t>
+            </w:r>
+            <w:r>
+              <w:rPr>
+                <w:sz w:val="24"/>
+              </w:rPr>
+              <w:t>representative.</w:t>
+            </w:r>
+          </w:p>
+          <w:p>
+            <w:pPr>
+              <w:pStyle w:val="TableParagraph"/>
+              <w:spacing w:line="276" w:lineRule="auto"/>
+              <w:rPr>
+                <w:b/>
+                <w:bCs/>
+                <w:sz w:val="24"/>
+              </w:rPr>
+            </w:pPr>
+            <w:r>
+              <w:rPr>
+                <w:b/>
+                <w:bCs/>
                 <w:spacing w:val="24"/>
                 <w:sz w:val="24"/>
               </w:rPr>
-              <w:t xml:space="preserve"> </w:t>
-            </w:r>
-            <w:r>
-              <w:rPr>
-                <w:sz w:val="24"/>
-              </w:rPr>
-              <w:t>the</w:t>
-            </w:r>
-            <w:r>
-              <w:rPr>
-                <w:spacing w:val="25"/>
-                <w:sz w:val="24"/>
-              </w:rPr>
-              <w:t xml:space="preserve"> </w:t>
-            </w:r>
-            <w:r>
-              <w:rPr>
-                <w:sz w:val="24"/>
-              </w:rPr>
-              <w:t>applicant(s)</w:t>
-            </w:r>
-            <w:r>
-              <w:rPr>
-                <w:spacing w:val="23"/>
-                <w:sz w:val="24"/>
-              </w:rPr>
-              <w:t xml:space="preserve"> </w:t>
-            </w:r>
-            <w:r>
-              <w:rPr>
-                <w:sz w:val="24"/>
-              </w:rPr>
-              <w:t>in</w:t>
-            </w:r>
-            <w:r>
-              <w:rPr>
-                <w:spacing w:val="25"/>
-                <w:sz w:val="24"/>
-              </w:rPr>
-              <w:t xml:space="preserve"> </w:t>
-            </w:r>
-            <w:r>
-              <w:rPr>
-                <w:sz w:val="24"/>
-              </w:rPr>
-              <w:t>the</w:t>
-            </w:r>
-            <w:r>
-              <w:rPr>
-                <w:spacing w:val="25"/>
-                <w:sz w:val="24"/>
-              </w:rPr>
-              <w:t xml:space="preserve"> </w:t>
-            </w:r>
-            <w:r>
-              <w:rPr>
-                <w:sz w:val="24"/>
-              </w:rPr>
-              <w:t>convention</w:t>
-            </w:r>
-            <w:r>
-              <w:rPr>
-                <w:spacing w:val="24"/>
-                <w:sz w:val="24"/>
-              </w:rPr>
-              <w:t xml:space="preserve"> </w:t>
-            </w:r>
-            <w:r>
-              <w:rPr>
-                <w:sz w:val="24"/>
-              </w:rPr>
-              <w:t>country</w:t>
-            </w:r>
-            <w:r>
-              <w:rPr>
-                <w:spacing w:val="24"/>
-                <w:sz w:val="24"/>
-              </w:rPr>
-              <w:t xml:space="preserve"> </w:t>
-            </w:r>
-            <w:r>
-              <w:rPr>
-                <w:sz w:val="24"/>
-              </w:rPr>
-              <w:t>declare</w:t>
-            </w:r>
-            <w:r>
-              <w:rPr>
-                <w:spacing w:val="22"/>
-                <w:sz w:val="24"/>
-              </w:rPr>
-              <w:t xml:space="preserve"> </w:t>
-            </w:r>
-            <w:r>
-              <w:rPr>
-                <w:sz w:val="24"/>
-              </w:rPr>
-              <w:t>that</w:t>
-            </w:r>
-            <w:r>
-              <w:rPr>
-                <w:spacing w:val="25"/>
-                <w:sz w:val="24"/>
-              </w:rPr>
-              <w:t xml:space="preserve"> </w:t>
-            </w:r>
-            <w:r>
-              <w:rPr>
-                <w:sz w:val="24"/>
-              </w:rPr>
-              <w:t>the</w:t>
-            </w:r>
-            <w:r>
-              <w:rPr>
-                <w:spacing w:val="25"/>
-                <w:sz w:val="24"/>
-              </w:rPr>
-              <w:t xml:space="preserve"> </w:t>
-            </w:r>
-            <w:r>
-              <w:rPr>
-                <w:sz w:val="24"/>
-              </w:rPr>
-              <w:t>applicant(s)</w:t>
-            </w:r>
-            <w:r>
-              <w:rPr>
-                <w:spacing w:val="23"/>
-                <w:sz w:val="24"/>
-              </w:rPr>
-              <w:t xml:space="preserve"> </w:t>
-            </w:r>
-            <w:r>
-              <w:rPr>
-                <w:sz w:val="24"/>
-              </w:rPr>
-              <w:t>herein</w:t>
-            </w:r>
-            <w:r>
-              <w:rPr>
-                <w:spacing w:val="24"/>
-                <w:sz w:val="24"/>
-              </w:rPr>
-              <w:t xml:space="preserve"> </w:t>
-            </w:r>
-            <w:r>
-              <w:rPr>
-                <w:sz w:val="24"/>
-              </w:rPr>
-              <w:t>is/are</w:t>
-            </w:r>
-            <w:r>
-              <w:rPr>
-                <w:spacing w:val="-51"/>
-                <w:sz w:val="24"/>
-              </w:rPr>
-              <w:t xml:space="preserve"> </w:t>
-            </w:r>
-            <w:r>
-              <w:rPr>
-                <w:sz w:val="24"/>
-              </w:rPr>
-              <w:t>my/our assignee</w:t>
-            </w:r>
-            <w:r>
-              <w:rPr>
-                <w:spacing w:val="2"/>
-                <w:sz w:val="24"/>
-              </w:rPr>
-              <w:t xml:space="preserve"> </w:t>
-            </w:r>
-            <w:r>
-              <w:rPr>
-                <w:sz w:val="24"/>
-              </w:rPr>
-              <w:t>or legal</w:t>
-            </w:r>
-            <w:r>
-              <w:rPr>
-                <w:spacing w:val="-4"/>
-                <w:sz w:val="24"/>
-              </w:rPr>
-              <w:t xml:space="preserve"> </w:t>
-            </w:r>
-            <w:r>
-              <w:rPr>
-                <w:sz w:val="24"/>
-              </w:rPr>
-              <w:t>representative.</w:t>
-            </w:r>
-          </w:p>
-          <w:p>
-            <w:pPr>
-              <w:pStyle w:val="TableParagraph"/>
-              <w:numPr>
-                <w:ilvl w:val="0"/>
-                <w:numId w:val="2"/>
-              </w:numPr>
-              <w:tabs>
-                <w:tab w:val="left" w:pos="780"/>
-              </w:tabs>
-              <w:spacing w:before="1"/>
-              <w:ind w:hanging="315"/>
-              <w:rPr>
-                <w:sz w:val="24"/>
-              </w:rPr>
-            </w:pPr>
-            <w:r>
-              <w:rPr>
-                <w:sz w:val="24"/>
-              </w:rPr>
-              <w:t>Date</w:t>
-            </w:r>
-          </w:p>
-          <w:p>
-            <w:pPr>
-              <w:pStyle w:val="TableParagraph"/>
-              <w:numPr>
-                <w:ilvl w:val="0"/>
-                <w:numId w:val="2"/>
-              </w:numPr>
-              <w:tabs>
-                <w:tab w:val="left" w:pos="792"/>
-              </w:tabs>
-              <w:spacing w:before="43"/>
-              <w:ind w:left="791" w:hanging="327"/>
-              <w:rPr>
-                <w:sz w:val="24"/>
-              </w:rPr>
-            </w:pPr>
-            <w:r>
-              <w:rPr>
-                <w:sz w:val="24"/>
-              </w:rPr>
-              <w:t>Signature(s)</w:t>
+              <w:t xml:space="preserve">   </w:t>
+            </w:r>
+            <w:r>
+              <w:rPr>
+                <w:b/>
+                <w:bCs/>
+                <w:sz w:val="24"/>
+              </w:rPr>
+              <w:t xml:space="preserve">                      </w:t>
+            </w:r>
+            <w:r>
+              <w:rPr>
+                <w:b/>
+                <w:bCs/>
+                <w:sz w:val="24"/>
+              </w:rPr>
+              <w:t xml:space="preserve">Dated this 09th July 2026     </w:t>
             </w:r>
           </w:p>
           <w:p>
@@ -7747,49 +7421,16 @@
                 <w:sz w:val="24"/>
               </w:rPr>
             </w:pPr>
-            <w:r>
-              <w:rPr>
-                <w:sz w:val="24"/>
-              </w:rPr>
-              <w:t xml:space="preserve">         (c) Name(s)of</w:t>
-            </w:r>
-            <w:r>
-              <w:rPr>
-                <w:spacing w:val="-4"/>
-                <w:sz w:val="24"/>
-              </w:rPr>
-              <w:t xml:space="preserve"> </w:t>
-            </w:r>
-            <w:r>
-              <w:rPr>
-                <w:sz w:val="24"/>
-              </w:rPr>
-              <w:t>the</w:t>
-            </w:r>
-            <w:r>
-              <w:rPr>
-                <w:spacing w:val="-5"/>
-                <w:sz w:val="24"/>
-              </w:rPr>
-              <w:t xml:space="preserve"> </w:t>
-            </w:r>
-            <w:r>
-              <w:rPr>
-                <w:sz w:val="24"/>
-              </w:rPr>
-              <w:t>signatory</w:t>
-            </w:r>
           </w:p>
         </w:tc>
       </w:tr>
       <w:tr>
         <w:trPr>
           <w:trHeight w:val="8194"/>
-          <w:jc w:val="center"/>
         </w:trPr>
         <w:tc>
           <w:tcPr>
-            <w:tcW w:w="10340" w:type="dxa"/>
+            <w:tcW w:w="9913" w:type="dxa"/>
             <w:gridSpan w:val="23"/>
           </w:tcPr>
           <w:p>
@@ -10223,11 +9864,10 @@
       <w:tr>
         <w:trPr>
           <w:trHeight w:val="619"/>
-          <w:jc w:val="center"/>
         </w:trPr>
         <w:tc>
           <w:tcPr>
-            <w:tcW w:w="10340" w:type="dxa"/>
+            <w:tcW w:w="9913" w:type="dxa"/>
             <w:gridSpan w:val="23"/>
           </w:tcPr>
           <w:p>
@@ -10390,12 +10030,11 @@
       <w:tr>
         <w:trPr>
           <w:trHeight w:val="317"/>
-          <w:jc w:val="center"/>
         </w:trPr>
         <w:tc>
           <w:tcPr>
-            <w:tcW w:w="2870" w:type="dxa"/>
-            <w:gridSpan w:val="5"/>
+            <w:tcW w:w="1974" w:type="dxa"/>
+            <w:gridSpan w:val="3"/>
           </w:tcPr>
           <w:p>
             <w:pPr>
@@ -10417,8 +10056,8 @@
         </w:tc>
         <w:tc>
           <w:tcPr>
-            <w:tcW w:w="2606" w:type="dxa"/>
-            <w:gridSpan w:val="7"/>
+            <w:tcW w:w="3618" w:type="dxa"/>
+            <w:gridSpan w:val="9"/>
           </w:tcPr>
           <w:p>
             <w:pPr>
@@ -10436,8 +10075,8 @@
         </w:tc>
         <w:tc>
           <w:tcPr>
-            <w:tcW w:w="2323" w:type="dxa"/>
-            <w:gridSpan w:val="8"/>
+            <w:tcW w:w="2360" w:type="dxa"/>
+            <w:gridSpan w:val="7"/>
           </w:tcPr>
           <w:p>
             <w:pPr>
@@ -10455,8 +10094,8 @@
         </w:tc>
         <w:tc>
           <w:tcPr>
-            <w:tcW w:w="2541" w:type="dxa"/>
-            <w:gridSpan w:val="3"/>
+            <w:tcW w:w="1961" w:type="dxa"/>
+            <w:gridSpan w:val="4"/>
           </w:tcPr>
           <w:p>
             <w:pPr>
@@ -10475,67 +10114,34 @@
       </w:tr>
       <w:tr>
         <w:trPr>
-          <w:trHeight w:val="950"/>
-          <w:jc w:val="center"/>
+          <w:trHeight w:val="351"/>
         </w:trPr>
         <w:tc>
           <w:tcPr>
-            <w:tcW w:w="2870" w:type="dxa"/>
-            <w:gridSpan w:val="5"/>
-          </w:tcPr>
-          <w:p>
-            <w:pPr>
-              <w:pStyle w:val="TableParagraph"/>
-              <w:spacing w:line="276" w:lineRule="auto"/>
-              <w:ind w:right="1016"/>
-              <w:rPr>
-                <w:spacing w:val="-1"/>
-                <w:sz w:val="24"/>
-              </w:rPr>
-            </w:pPr>
-            <w:r>
-              <w:rPr>
-                <w:sz w:val="24"/>
-              </w:rPr>
-              <w:t>Complete/</w:t>
-            </w:r>
-            <w:r>
-              <w:rPr>
-                <w:spacing w:val="-1"/>
-                <w:sz w:val="24"/>
-              </w:rPr>
-              <w:t>pro</w:t>
-            </w:r>
-          </w:p>
-          <w:p>
-            <w:pPr>
-              <w:pStyle w:val="TableParagraph"/>
-              <w:spacing w:line="276" w:lineRule="auto"/>
-              <w:ind w:right="1016"/>
-              <w:rPr>
-                <w:sz w:val="24"/>
-              </w:rPr>
-            </w:pPr>
-            <w:r>
-              <w:rPr>
-                <w:spacing w:val="-1"/>
-                <w:sz w:val="24"/>
-              </w:rPr>
-              <w:t>visional</w:t>
-            </w:r>
-          </w:p>
+            <w:tcW w:w="1974" w:type="dxa"/>
+            <w:gridSpan w:val="3"/>
+          </w:tcPr>
           <w:p>
             <w:pPr>
               <w:pStyle w:val="TableParagraph"/>
               <w:spacing w:before="1"/>
               <w:rPr>
-                <w:sz w:val="24"/>
-              </w:rPr>
-            </w:pPr>
+                <w:sz w:val="20"/>
+                <w:szCs w:val="20"/>
+              </w:rPr>
+            </w:pPr>
+            <w:r>
+              <w:rPr>
+                <w:sz w:val="20"/>
+                <w:szCs w:val="20"/>
+              </w:rPr>
+              <w:t xml:space="preserve">Complete/Provisional </w:t>
+            </w:r>
             <w:proofErr w:type="gramStart"/>
             <w:r>
               <w:rPr>
-                <w:sz w:val="24"/>
+                <w:sz w:val="20"/>
+                <w:szCs w:val="20"/>
               </w:rPr>
               <w:t>specification)#</w:t>
             </w:r>
@@ -10544,8 +10150,8 @@
         </w:tc>
         <w:tc>
           <w:tcPr>
-            <w:tcW w:w="2606" w:type="dxa"/>
-            <w:gridSpan w:val="7"/>
+            <w:tcW w:w="3618" w:type="dxa"/>
+            <w:gridSpan w:val="9"/>
           </w:tcPr>
           <w:p>
             <w:pPr>
@@ -10553,47 +10159,31 @@
                 <w:tab w:val="left" w:pos="2260"/>
               </w:tabs>
               <w:rPr>
-                <w:sz w:val="24"/>
-              </w:rPr>
-            </w:pPr>
-            <w:r>
-              <w:rPr>
-                <w:sz w:val="24"/>
-              </w:rPr>
-              <w:t>No.</w:t>
-            </w:r>
-            <w:r>
-              <w:rPr>
-                <w:spacing w:val="-3"/>
-                <w:sz w:val="24"/>
-              </w:rPr>
-              <w:t xml:space="preserve"> </w:t>
-            </w:r>
-            <w:r>
-              <w:rPr>
-                <w:sz w:val="24"/>
-              </w:rPr>
-              <w:t>of</w:t>
-            </w:r>
-            <w:r>
-              <w:rPr>
-                <w:spacing w:val="-2"/>
-                <w:sz w:val="24"/>
-              </w:rPr>
-              <w:t xml:space="preserve"> </w:t>
-            </w:r>
-            <w:r>
-              <w:rPr>
-                <w:sz w:val="24"/>
-              </w:rPr>
-              <w:t>pages (4)</w:t>
-            </w:r>
-          </w:p>
-        </w:tc>
-        <w:tc>
-          <w:tcPr>
-            <w:tcW w:w="2323" w:type="dxa"/>
-            <w:gridSpan w:val="8"/>
+                <w:b/>
+                <w:bCs/>
+                <w:sz w:val="24"/>
+              </w:rPr>
+            </w:pPr>
+            <w:r>
+              <w:rPr>
+                <w:sz w:val="24"/>
+              </w:rPr>
+              <w:t xml:space="preserve">  </w:t>
+            </w:r>
+            <w:r>
+              <w:rPr>
+                <w:b/>
+                <w:bCs/>
+                <w:sz w:val="24"/>
+              </w:rPr>
+              <w:t>7</w:t>
+            </w:r>
+          </w:p>
+        </w:tc>
+        <w:tc>
+          <w:tcPr>
+            <w:tcW w:w="2360" w:type="dxa"/>
+            <w:gridSpan w:val="7"/>
           </w:tcPr>
           <w:p>
             <w:pPr>
@@ -10608,8 +10198,8 @@
         </w:tc>
         <w:tc>
           <w:tcPr>
-            <w:tcW w:w="2541" w:type="dxa"/>
-            <w:gridSpan w:val="3"/>
+            <w:tcW w:w="1961" w:type="dxa"/>
+            <w:gridSpan w:val="4"/>
           </w:tcPr>
           <w:p>
             <w:pPr>
@@ -10625,13 +10215,12 @@
       </w:tr>
       <w:tr>
         <w:trPr>
-          <w:trHeight w:val="619"/>
-          <w:jc w:val="center"/>
+          <w:trHeight w:val="378"/>
         </w:trPr>
         <w:tc>
           <w:tcPr>
-            <w:tcW w:w="2870" w:type="dxa"/>
-            <w:gridSpan w:val="5"/>
+            <w:tcW w:w="1974" w:type="dxa"/>
+            <w:gridSpan w:val="3"/>
           </w:tcPr>
           <w:p>
             <w:pPr>
@@ -10677,98 +10266,34 @@
         </w:tc>
         <w:tc>
           <w:tcPr>
-            <w:tcW w:w="2606" w:type="dxa"/>
-            <w:gridSpan w:val="7"/>
-          </w:tcPr>
-          <w:p>
-            <w:pPr>
-              <w:pStyle w:val="TableParagraph"/>
-              <w:spacing w:line="292" w:lineRule="exact"/>
-              <w:ind w:left="127"/>
-              <w:rPr>
-                <w:sz w:val="24"/>
-              </w:rPr>
-            </w:pPr>
-            <w:r>
-              <w:rPr>
-                <w:sz w:val="24"/>
-              </w:rPr>
-              <w:t>No.</w:t>
-            </w:r>
-            <w:r>
-              <w:rPr>
-                <w:spacing w:val="-3"/>
-                <w:sz w:val="24"/>
-              </w:rPr>
-              <w:t xml:space="preserve"> </w:t>
-            </w:r>
-            <w:r>
-              <w:rPr>
-                <w:sz w:val="24"/>
-              </w:rPr>
-              <w:t>of claims (2)</w:t>
-            </w:r>
-            <w:r>
-              <w:rPr>
-                <w:spacing w:val="-1"/>
-                <w:sz w:val="24"/>
-              </w:rPr>
-              <w:t xml:space="preserve"> </w:t>
-            </w:r>
-            <w:r>
-              <w:rPr>
-                <w:sz w:val="24"/>
-              </w:rPr>
-              <w:t>and</w:t>
-            </w:r>
-          </w:p>
+            <w:tcW w:w="3618" w:type="dxa"/>
+            <w:gridSpan w:val="9"/>
+          </w:tcPr>
           <w:p>
             <w:pPr>
               <w:tabs>
                 <w:tab w:val="left" w:pos="2260"/>
               </w:tabs>
               <w:rPr>
-                <w:sz w:val="24"/>
-              </w:rPr>
-            </w:pPr>
-            <w:r>
-              <w:rPr>
-                <w:sz w:val="24"/>
-              </w:rPr>
-              <w:t>No.</w:t>
-            </w:r>
-            <w:r>
-              <w:rPr>
-                <w:spacing w:val="-3"/>
-                <w:sz w:val="24"/>
-              </w:rPr>
-              <w:t xml:space="preserve"> </w:t>
-            </w:r>
-            <w:r>
-              <w:rPr>
-                <w:sz w:val="24"/>
-              </w:rPr>
-              <w:t>of</w:t>
-            </w:r>
-            <w:r>
-              <w:rPr>
-                <w:spacing w:val="-2"/>
-                <w:sz w:val="24"/>
-              </w:rPr>
-              <w:t xml:space="preserve"> </w:t>
-            </w:r>
-            <w:r>
-              <w:rPr>
-                <w:sz w:val="24"/>
-              </w:rPr>
-              <w:t>pages</w:t>
-            </w:r>
-          </w:p>
-        </w:tc>
-        <w:tc>
-          <w:tcPr>
-            <w:tcW w:w="2323" w:type="dxa"/>
-            <w:gridSpan w:val="8"/>
+                <w:b/>
+                <w:bCs/>
+                <w:sz w:val="24"/>
+              </w:rPr>
+            </w:pPr>
+            <w:r>
+              <w:rPr>
+                <w:b/>
+                <w:bCs/>
+                <w:sz w:val="24"/>
+              </w:rPr>
+              <w:t>10 &amp; 1</w:t>
+            </w:r>
+          </w:p>
+        </w:tc>
+        <w:tc>
+          <w:tcPr>
+            <w:tcW w:w="2360" w:type="dxa"/>
+            <w:gridSpan w:val="7"/>
           </w:tcPr>
           <w:p>
             <w:pPr>
@@ -10783,8 +10308,8 @@
         </w:tc>
         <w:tc>
           <w:tcPr>
-            <w:tcW w:w="2541" w:type="dxa"/>
-            <w:gridSpan w:val="3"/>
+            <w:tcW w:w="1961" w:type="dxa"/>
+            <w:gridSpan w:val="4"/>
           </w:tcPr>
           <w:p>
             <w:pPr>
@@ -10800,13 +10325,12 @@
       </w:tr>
       <w:tr>
         <w:trPr>
-          <w:trHeight w:val="317"/>
-          <w:jc w:val="center"/>
+          <w:trHeight w:val="165"/>
         </w:trPr>
         <w:tc>
           <w:tcPr>
-            <w:tcW w:w="2870" w:type="dxa"/>
-            <w:gridSpan w:val="5"/>
+            <w:tcW w:w="1974" w:type="dxa"/>
+            <w:gridSpan w:val="3"/>
           </w:tcPr>
           <w:p>
             <w:pPr>
@@ -10826,8 +10350,8 @@
         </w:tc>
         <w:tc>
           <w:tcPr>
-            <w:tcW w:w="2606" w:type="dxa"/>
-            <w:gridSpan w:val="7"/>
+            <w:tcW w:w="3618" w:type="dxa"/>
+            <w:gridSpan w:val="9"/>
           </w:tcPr>
           <w:p>
             <w:pPr>
@@ -10835,55 +10359,31 @@
                 <w:tab w:val="left" w:pos="2260"/>
               </w:tabs>
               <w:rPr>
-                <w:sz w:val="24"/>
-              </w:rPr>
-            </w:pPr>
-            <w:r>
-              <w:rPr>
-                <w:sz w:val="24"/>
-              </w:rPr>
-              <w:t>No.</w:t>
-            </w:r>
-            <w:r>
-              <w:rPr>
-                <w:spacing w:val="-3"/>
-                <w:sz w:val="24"/>
-              </w:rPr>
-              <w:t xml:space="preserve"> </w:t>
-            </w:r>
-            <w:r>
-              <w:rPr>
-                <w:sz w:val="24"/>
-              </w:rPr>
-              <w:t>of</w:t>
-            </w:r>
-            <w:r>
-              <w:rPr>
-                <w:spacing w:val="-2"/>
-                <w:sz w:val="24"/>
-              </w:rPr>
-              <w:t xml:space="preserve"> </w:t>
-            </w:r>
-            <w:proofErr w:type="gramStart"/>
-            <w:r>
-              <w:rPr>
-                <w:sz w:val="24"/>
-              </w:rPr>
-              <w:t>pages(</w:t>
-            </w:r>
-            <w:proofErr w:type="gramEnd"/>
-            <w:r>
-              <w:rPr>
-                <w:sz w:val="24"/>
-              </w:rPr>
-              <w:t>1)</w:t>
-            </w:r>
-          </w:p>
-        </w:tc>
-        <w:tc>
-          <w:tcPr>
-            <w:tcW w:w="2323" w:type="dxa"/>
-            <w:gridSpan w:val="8"/>
+                <w:b/>
+                <w:bCs/>
+                <w:sz w:val="24"/>
+              </w:rPr>
+            </w:pPr>
+            <w:r>
+              <w:rPr>
+                <w:sz w:val="24"/>
+              </w:rPr>
+              <w:t xml:space="preserve">  </w:t>
+            </w:r>
+            <w:r>
+              <w:rPr>
+                <w:b/>
+                <w:bCs/>
+                <w:sz w:val="24"/>
+              </w:rPr>
+              <w:t xml:space="preserve"> 1</w:t>
+            </w:r>
+          </w:p>
+        </w:tc>
+        <w:tc>
+          <w:tcPr>
+            <w:tcW w:w="2360" w:type="dxa"/>
+            <w:gridSpan w:val="7"/>
           </w:tcPr>
           <w:p>
             <w:pPr>
@@ -10898,8 +10398,8 @@
         </w:tc>
         <w:tc>
           <w:tcPr>
-            <w:tcW w:w="2541" w:type="dxa"/>
-            <w:gridSpan w:val="3"/>
+            <w:tcW w:w="1961" w:type="dxa"/>
+            <w:gridSpan w:val="4"/>
           </w:tcPr>
           <w:p>
             <w:pPr>
@@ -10916,12 +10416,11 @@
       <w:tr>
         <w:trPr>
           <w:trHeight w:val="331"/>
-          <w:jc w:val="center"/>
         </w:trPr>
         <w:tc>
           <w:tcPr>
-            <w:tcW w:w="2870" w:type="dxa"/>
-            <w:gridSpan w:val="5"/>
+            <w:tcW w:w="1974" w:type="dxa"/>
+            <w:gridSpan w:val="3"/>
           </w:tcPr>
           <w:p>
             <w:pPr>
@@ -10967,127 +10466,34 @@
         </w:tc>
         <w:tc>
           <w:tcPr>
-            <w:tcW w:w="2606" w:type="dxa"/>
-            <w:gridSpan w:val="7"/>
-          </w:tcPr>
-          <w:p>
-            <w:pPr>
-              <w:pStyle w:val="TableParagraph"/>
-              <w:spacing w:line="292" w:lineRule="exact"/>
-              <w:ind w:left="127"/>
-              <w:rPr>
-                <w:sz w:val="24"/>
-              </w:rPr>
-            </w:pPr>
-            <w:r>
-              <w:rPr>
-                <w:sz w:val="24"/>
-              </w:rPr>
-              <w:t>No.</w:t>
-            </w:r>
-            <w:r>
-              <w:rPr>
-                <w:spacing w:val="-5"/>
-                <w:sz w:val="24"/>
-              </w:rPr>
-              <w:t xml:space="preserve"> </w:t>
-            </w:r>
-            <w:r>
-              <w:rPr>
-                <w:sz w:val="24"/>
-              </w:rPr>
-              <w:t>of</w:t>
-            </w:r>
-            <w:r>
-              <w:rPr>
-                <w:spacing w:val="-2"/>
-                <w:sz w:val="24"/>
-              </w:rPr>
-              <w:t xml:space="preserve"> </w:t>
-            </w:r>
-            <w:proofErr w:type="gramStart"/>
-            <w:r>
-              <w:rPr>
-                <w:sz w:val="24"/>
-              </w:rPr>
-              <w:t>drawings(</w:t>
-            </w:r>
-            <w:proofErr w:type="gramEnd"/>
-            <w:r>
-              <w:rPr>
-                <w:sz w:val="24"/>
-              </w:rPr>
-              <w:t>1)</w:t>
-            </w:r>
-            <w:r>
-              <w:rPr>
-                <w:spacing w:val="-4"/>
-                <w:sz w:val="24"/>
-              </w:rPr>
-              <w:t xml:space="preserve"> </w:t>
-            </w:r>
-            <w:r>
-              <w:rPr>
-                <w:sz w:val="24"/>
-              </w:rPr>
-              <w:t>and</w:t>
-            </w:r>
-          </w:p>
+            <w:tcW w:w="3618" w:type="dxa"/>
+            <w:gridSpan w:val="9"/>
+          </w:tcPr>
           <w:p>
             <w:pPr>
               <w:tabs>
                 <w:tab w:val="left" w:pos="2260"/>
               </w:tabs>
               <w:rPr>
-                <w:sz w:val="24"/>
-              </w:rPr>
-            </w:pPr>
-            <w:r>
-              <w:rPr>
-                <w:sz w:val="24"/>
-              </w:rPr>
-              <w:t>No.</w:t>
-            </w:r>
-            <w:r>
-              <w:rPr>
-                <w:spacing w:val="-3"/>
-                <w:sz w:val="24"/>
-              </w:rPr>
-              <w:t xml:space="preserve"> </w:t>
-            </w:r>
-            <w:r>
-              <w:rPr>
-                <w:sz w:val="24"/>
-              </w:rPr>
-              <w:t>of</w:t>
-            </w:r>
-            <w:r>
-              <w:rPr>
-                <w:spacing w:val="-2"/>
-                <w:sz w:val="24"/>
-              </w:rPr>
-              <w:t xml:space="preserve"> </w:t>
-            </w:r>
-            <w:proofErr w:type="gramStart"/>
-            <w:r>
-              <w:rPr>
-                <w:sz w:val="24"/>
-              </w:rPr>
-              <w:t>pages(</w:t>
-            </w:r>
-            <w:proofErr w:type="gramEnd"/>
-            <w:r>
-              <w:rPr>
-                <w:sz w:val="24"/>
-              </w:rPr>
-              <w:t>1)</w:t>
-            </w:r>
-          </w:p>
-        </w:tc>
-        <w:tc>
-          <w:tcPr>
-            <w:tcW w:w="2323" w:type="dxa"/>
-            <w:gridSpan w:val="8"/>
+                <w:b/>
+                <w:bCs/>
+                <w:sz w:val="24"/>
+              </w:rPr>
+            </w:pPr>
+            <w:r>
+              <w:rPr>
+                <w:b/>
+                <w:bCs/>
+                <w:sz w:val="24"/>
+              </w:rPr>
+              <w:t>2&amp;7</w:t>
+            </w:r>
+          </w:p>
+        </w:tc>
+        <w:tc>
+          <w:tcPr>
+            <w:tcW w:w="2360" w:type="dxa"/>
+            <w:gridSpan w:val="7"/>
           </w:tcPr>
           <w:p>
             <w:pPr>
@@ -11102,8 +10508,8 @@
         </w:tc>
         <w:tc>
           <w:tcPr>
-            <w:tcW w:w="2541" w:type="dxa"/>
-            <w:gridSpan w:val="3"/>
+            <w:tcW w:w="1961" w:type="dxa"/>
+            <w:gridSpan w:val="4"/>
           </w:tcPr>
           <w:p>
             <w:pPr>
@@ -11120,11 +10526,10 @@
       <w:tr>
         <w:trPr>
           <w:trHeight w:val="1354"/>
-          <w:jc w:val="center"/>
         </w:trPr>
         <w:tc>
           <w:tcPr>
-            <w:tcW w:w="10340" w:type="dxa"/>
+            <w:tcW w:w="9913" w:type="dxa"/>
             <w:gridSpan w:val="23"/>
           </w:tcPr>
           <w:p>
@@ -11141,7 +10546,6 @@
               <w:rPr>
                 <w:sz w:val="24"/>
               </w:rPr>
-              <w:lastRenderedPageBreak/>
               <w:t># In case of a complete specification, if the applicant desires to adopt the drawings filed with his</w:t>
             </w:r>
             <w:r>
@@ -11582,11 +10986,10 @@
       <w:tr>
         <w:trPr>
           <w:trHeight w:val="1354"/>
-          <w:jc w:val="center"/>
         </w:trPr>
         <w:tc>
           <w:tcPr>
-            <w:tcW w:w="10340" w:type="dxa"/>
+            <w:tcW w:w="9913" w:type="dxa"/>
             <w:gridSpan w:val="23"/>
           </w:tcPr>
           <w:p>
@@ -11594,7 +10997,7 @@
               <w:pStyle w:val="TableParagraph"/>
               <w:numPr>
                 <w:ilvl w:val="0"/>
-                <w:numId w:val="4"/>
+                <w:numId w:val="7"/>
               </w:numPr>
               <w:tabs>
                 <w:tab w:val="left" w:pos="507"/>
@@ -11610,6 +11013,7 @@
               <w:rPr>
                 <w:sz w:val="24"/>
               </w:rPr>
+              <w:lastRenderedPageBreak/>
               <w:t>Complete</w:t>
             </w:r>
             <w:r>
@@ -11865,7 +11269,7 @@
               <w:pStyle w:val="TableParagraph"/>
               <w:numPr>
                 <w:ilvl w:val="0"/>
-                <w:numId w:val="4"/>
+                <w:numId w:val="7"/>
               </w:numPr>
               <w:tabs>
                 <w:tab w:val="left" w:pos="408"/>
@@ -11941,7 +11345,7 @@
               <w:pStyle w:val="TableParagraph"/>
               <w:numPr>
                 <w:ilvl w:val="0"/>
-                <w:numId w:val="4"/>
+                <w:numId w:val="7"/>
               </w:numPr>
               <w:tabs>
                 <w:tab w:val="left" w:pos="523"/>
@@ -12199,7 +11603,7 @@
               <w:pStyle w:val="TableParagraph"/>
               <w:numPr>
                 <w:ilvl w:val="0"/>
-                <w:numId w:val="4"/>
+                <w:numId w:val="7"/>
               </w:numPr>
               <w:tabs>
                 <w:tab w:val="left" w:pos="430"/>
@@ -12288,7 +11692,7 @@
               <w:pStyle w:val="TableParagraph"/>
               <w:numPr>
                 <w:ilvl w:val="0"/>
-                <w:numId w:val="4"/>
+                <w:numId w:val="7"/>
               </w:numPr>
               <w:tabs>
                 <w:tab w:val="left" w:pos="492"/>
@@ -12429,7 +11833,7 @@
               <w:pStyle w:val="TableParagraph"/>
               <w:numPr>
                 <w:ilvl w:val="0"/>
-                <w:numId w:val="4"/>
+                <w:numId w:val="7"/>
               </w:numPr>
               <w:tabs>
                 <w:tab w:val="left" w:pos="420"/>
@@ -12518,7 +11922,7 @@
               <w:pStyle w:val="TableParagraph"/>
               <w:numPr>
                 <w:ilvl w:val="0"/>
-                <w:numId w:val="4"/>
+                <w:numId w:val="7"/>
               </w:numPr>
               <w:tabs>
                 <w:tab w:val="left" w:pos="435"/>
@@ -12607,7 +12011,7 @@
               <w:pStyle w:val="TableParagraph"/>
               <w:numPr>
                 <w:ilvl w:val="0"/>
-                <w:numId w:val="4"/>
+                <w:numId w:val="7"/>
               </w:numPr>
               <w:tabs>
                 <w:tab w:val="left" w:pos="363"/>
@@ -13226,74 +12630,21 @@
           <w:p>
             <w:pPr>
               <w:pStyle w:val="TableParagraph"/>
-              <w:ind w:left="467"/>
-              <w:rPr>
-                <w:sz w:val="24"/>
-              </w:rPr>
-            </w:pPr>
-            <w:r>
-              <w:rPr>
-                <w:sz w:val="24"/>
-              </w:rPr>
-              <w:t>Dated</w:t>
-            </w:r>
-            <w:r>
-              <w:rPr>
-                <w:spacing w:val="-11"/>
-                <w:sz w:val="24"/>
-              </w:rPr>
-              <w:t xml:space="preserve"> </w:t>
-            </w:r>
-            <w:r>
-              <w:rPr>
-                <w:sz w:val="24"/>
-              </w:rPr>
-              <w:t>this…………………day</w:t>
-            </w:r>
-            <w:r>
-              <w:rPr>
-                <w:spacing w:val="-9"/>
-                <w:sz w:val="24"/>
-              </w:rPr>
-              <w:t xml:space="preserve"> </w:t>
-            </w:r>
-            <w:r>
-              <w:rPr>
-                <w:sz w:val="24"/>
-              </w:rPr>
-              <w:t>of………………….20……………………</w:t>
-            </w:r>
-          </w:p>
-          <w:p>
-            <w:pPr>
-              <w:pStyle w:val="TableParagraph"/>
               <w:spacing w:before="43"/>
-              <w:ind w:left="467"/>
-              <w:rPr>
-                <w:sz w:val="24"/>
-              </w:rPr>
-            </w:pPr>
-            <w:r>
-              <w:rPr>
-                <w:sz w:val="24"/>
-              </w:rPr>
-              <w:t>Signature:</w:t>
-            </w:r>
-          </w:p>
-          <w:p>
-            <w:pPr>
-              <w:pStyle w:val="TableParagraph"/>
-              <w:spacing w:before="46"/>
-              <w:ind w:left="467"/>
-              <w:rPr>
-                <w:sz w:val="24"/>
-              </w:rPr>
-            </w:pPr>
-            <w:r>
-              <w:rPr>
-                <w:sz w:val="24"/>
-              </w:rPr>
-              <w:t>Name:</w:t>
+              <w:ind w:left="110"/>
+              <w:rPr>
+                <w:b/>
+                <w:bCs/>
+                <w:sz w:val="24"/>
+              </w:rPr>
+            </w:pPr>
+            <w:r>
+              <w:rPr>
+                <w:b/>
+                <w:bCs/>
+                <w:sz w:val="24"/>
+              </w:rPr>
+              <w:t xml:space="preserve">Dated this 09th July 2026        </w:t>
             </w:r>
           </w:p>
           <w:p>
@@ -13302,11 +12653,71 @@
               <w:spacing w:before="43"/>
               <w:ind w:left="110"/>
               <w:rPr>
-                <w:sz w:val="24"/>
-              </w:rPr>
-            </w:pPr>
-            <w:r>
-              <w:rPr>
+                <w:b/>
+                <w:bCs/>
+                <w:sz w:val="24"/>
+              </w:rPr>
+            </w:pPr>
+          </w:p>
+          <w:p>
+            <w:pPr>
+              <w:pStyle w:val="TableParagraph"/>
+              <w:spacing w:before="43"/>
+              <w:ind w:left="110"/>
+              <w:rPr>
+                <w:b/>
+                <w:bCs/>
+                <w:sz w:val="24"/>
+              </w:rPr>
+            </w:pPr>
+          </w:p>
+          <w:p>
+            <w:pPr>
+              <w:pStyle w:val="TableParagraph"/>
+              <w:spacing w:before="43"/>
+              <w:ind w:left="110"/>
+              <w:rPr>
+                <w:b/>
+                <w:bCs/>
+                <w:sz w:val="24"/>
+              </w:rPr>
+            </w:pPr>
+            <w:r>
+              <w:rPr>
+                <w:b/>
+                <w:bCs/>
+                <w:sz w:val="24"/>
+              </w:rPr>
+              <w:t xml:space="preserve"> Dr. J. VENU GOPALA KRISHNAN  </w:t>
+            </w:r>
+          </w:p>
+          <w:p>
+            <w:pPr>
+              <w:pStyle w:val="TableParagraph"/>
+              <w:spacing w:before="43"/>
+              <w:ind w:left="110"/>
+              <w:rPr>
+                <w:b/>
+                <w:bCs/>
+                <w:sz w:val="24"/>
+              </w:rPr>
+            </w:pPr>
+          </w:p>
+          <w:p>
+            <w:pPr>
+              <w:pStyle w:val="TableParagraph"/>
+              <w:spacing w:before="43"/>
+              <w:ind w:left="110"/>
+              <w:rPr>
+                <w:b/>
+                <w:bCs/>
+                <w:sz w:val="24"/>
+              </w:rPr>
+            </w:pPr>
+            <w:r>
+              <w:rPr>
+                <w:b/>
+                <w:bCs/>
                 <w:sz w:val="24"/>
               </w:rPr>
               <w:t>To,</w:t>
@@ -13318,17 +12729,23 @@
               <w:spacing w:before="43"/>
               <w:ind w:left="165"/>
               <w:rPr>
-                <w:sz w:val="24"/>
-              </w:rPr>
-            </w:pPr>
-            <w:r>
-              <w:rPr>
+                <w:b/>
+                <w:bCs/>
+                <w:sz w:val="24"/>
+              </w:rPr>
+            </w:pPr>
+            <w:r>
+              <w:rPr>
+                <w:b/>
+                <w:bCs/>
                 <w:sz w:val="24"/>
               </w:rPr>
               <w:t>The</w:t>
             </w:r>
             <w:r>
               <w:rPr>
+                <w:b/>
+                <w:bCs/>
                 <w:spacing w:val="-9"/>
                 <w:sz w:val="24"/>
               </w:rPr>
@@ -13336,12 +12753,16 @@
             </w:r>
             <w:r>
               <w:rPr>
+                <w:b/>
+                <w:bCs/>
                 <w:sz w:val="24"/>
               </w:rPr>
               <w:t>Controller</w:t>
             </w:r>
             <w:r>
               <w:rPr>
+                <w:b/>
+                <w:bCs/>
                 <w:spacing w:val="-7"/>
                 <w:sz w:val="24"/>
               </w:rPr>
@@ -13349,12 +12770,16 @@
             </w:r>
             <w:r>
               <w:rPr>
+                <w:b/>
+                <w:bCs/>
                 <w:sz w:val="24"/>
               </w:rPr>
               <w:t>of</w:t>
             </w:r>
             <w:r>
               <w:rPr>
+                <w:b/>
+                <w:bCs/>
                 <w:spacing w:val="-7"/>
                 <w:sz w:val="24"/>
               </w:rPr>
@@ -13362,6 +12787,8 @@
             </w:r>
             <w:r>
               <w:rPr>
+                <w:b/>
+                <w:bCs/>
                 <w:sz w:val="24"/>
               </w:rPr>
               <w:t>Patents</w:t>
@@ -13373,17 +12800,23 @@
               <w:spacing w:before="45"/>
               <w:ind w:left="165"/>
               <w:rPr>
-                <w:sz w:val="24"/>
-              </w:rPr>
-            </w:pPr>
-            <w:r>
-              <w:rPr>
+                <w:b/>
+                <w:bCs/>
+                <w:sz w:val="24"/>
+              </w:rPr>
+            </w:pPr>
+            <w:r>
+              <w:rPr>
+                <w:b/>
+                <w:bCs/>
                 <w:sz w:val="24"/>
               </w:rPr>
               <w:t>The</w:t>
             </w:r>
             <w:r>
               <w:rPr>
+                <w:b/>
+                <w:bCs/>
                 <w:spacing w:val="-10"/>
                 <w:sz w:val="24"/>
               </w:rPr>
@@ -13391,12 +12824,16 @@
             </w:r>
             <w:r>
               <w:rPr>
+                <w:b/>
+                <w:bCs/>
                 <w:sz w:val="24"/>
               </w:rPr>
               <w:t>Patent</w:t>
             </w:r>
             <w:r>
               <w:rPr>
+                <w:b/>
+                <w:bCs/>
                 <w:spacing w:val="-7"/>
                 <w:sz w:val="24"/>
               </w:rPr>
@@ -13404,12 +12841,16 @@
             </w:r>
             <w:r>
               <w:rPr>
+                <w:b/>
+                <w:bCs/>
                 <w:sz w:val="24"/>
               </w:rPr>
               <w:t>Office,</w:t>
             </w:r>
             <w:r>
               <w:rPr>
+                <w:b/>
+                <w:bCs/>
                 <w:spacing w:val="-9"/>
                 <w:sz w:val="24"/>
               </w:rPr>
@@ -13417,6 +12858,8 @@
             </w:r>
             <w:r>
               <w:rPr>
+                <w:b/>
+                <w:bCs/>
                 <w:sz w:val="24"/>
               </w:rPr>
               <w:t>at……………</w:t>
@@ -13424,6 +12867,8 @@
             <w:proofErr w:type="gramStart"/>
             <w:r>
               <w:rPr>
+                <w:b/>
+                <w:bCs/>
                 <w:sz w:val="24"/>
               </w:rPr>
               <w:t>…..</w:t>
@@ -13439,6 +12884,21 @@
                 <w:sz w:val="24"/>
               </w:rPr>
             </w:pPr>
+          </w:p>
+          <w:p>
+            <w:pPr>
+              <w:pStyle w:val="TableParagraph"/>
+              <w:spacing w:before="43"/>
+              <w:rPr>
+                <w:sz w:val="24"/>
+              </w:rPr>
+            </w:pPr>
+            <w:r>
+              <w:rPr>
+                <w:sz w:val="24"/>
+              </w:rPr>
+              <w:t xml:space="preserve">   </w:t>
+            </w:r>
             <w:r>
               <w:rPr>
                 <w:sz w:val="24"/>
@@ -13464,7 +12924,7 @@
               <w:pStyle w:val="TableParagraph"/>
               <w:numPr>
                 <w:ilvl w:val="0"/>
-                <w:numId w:val="5"/>
+                <w:numId w:val="6"/>
               </w:numPr>
               <w:tabs>
                 <w:tab w:val="left" w:pos="295"/>
@@ -13591,7 +13051,7 @@
               <w:pStyle w:val="TableParagraph"/>
               <w:numPr>
                 <w:ilvl w:val="0"/>
-                <w:numId w:val="5"/>
+                <w:numId w:val="6"/>
               </w:numPr>
               <w:tabs>
                 <w:tab w:val="left" w:pos="339"/>
@@ -13796,7 +13256,7 @@
               <w:pStyle w:val="TableParagraph"/>
               <w:numPr>
                 <w:ilvl w:val="0"/>
-                <w:numId w:val="5"/>
+                <w:numId w:val="6"/>
               </w:numPr>
               <w:tabs>
                 <w:tab w:val="left" w:pos="295"/>
@@ -13962,7 +13422,7 @@
               <w:pStyle w:val="TableParagraph"/>
               <w:numPr>
                 <w:ilvl w:val="0"/>
-                <w:numId w:val="5"/>
+                <w:numId w:val="6"/>
               </w:numPr>
               <w:tabs>
                 <w:tab w:val="left" w:pos="295"/>
@@ -14180,7 +13640,7 @@
               <w:pStyle w:val="TableParagraph"/>
               <w:numPr>
                 <w:ilvl w:val="0"/>
-                <w:numId w:val="5"/>
+                <w:numId w:val="6"/>
               </w:numPr>
               <w:tabs>
                 <w:tab w:val="left" w:pos="295"/>
@@ -14294,7 +13754,7 @@
               <w:pStyle w:val="TableParagraph"/>
               <w:numPr>
                 <w:ilvl w:val="0"/>
-                <w:numId w:val="5"/>
+                <w:numId w:val="6"/>
               </w:numPr>
               <w:spacing w:line="276" w:lineRule="auto"/>
               <w:ind w:right="94"/>
@@ -14376,51 +13836,129 @@
 </w:document>
 </file>
 
-<file path=word/endnotes.xml><?xml version="1.0" encoding="utf-8"?>
-<w:endnotes xmlns:wpc="http://schemas.microsoft.com/office/word/2010/wordprocessingCanvas" xmlns:cx="http://schemas.microsoft.com/office/drawing/2014/chartex" xmlns:cx1="http://schemas.microsoft.com/office/drawing/2015/9/8/chartex" xmlns:cx2="http://schemas.microsoft.com/office/drawing/2015/10/21/chartex" xmlns:cx3="http://schemas.microsoft.com/office/drawing/2016/5/9/chartex" xmlns:cx4="http://schemas.microsoft.com/office/drawing/2016/5/10/chartex" xmlns:cx5="http://schemas.microsoft.com/office/drawing/2016/5/11/chartex" xmlns:cx6="http://schemas.microsoft.com/office/drawing/2016/5/12/chartex" xmlns:cx7="http://schemas.microsoft.com/office/drawing/2016/5/13/chartex" xmlns:cx8="http://schemas.microsoft.com/office/drawing/2016/5/14/chartex" xmlns:mc="http://schemas.openxmlformats.org/markup-compatibility/2006" xmlns:aink="http://schemas.microsoft.com/office/drawing/2016/ink" xmlns:am3d="http://schemas.microsoft.com/office/drawing/2017/model3d" xmlns:o="urn:schemas-microsoft-com:office:office" xmlns:oel="http://schemas.microsoft.com/office/2019/extlst" xmlns:r="http://schemas.openxmlformats.org/officeDocument/2006/relationships" xmlns:m="http://schemas.openxmlformats.org/officeDocument/2006/math" xmlns:v="urn:schemas-microsoft-com:vml" xmlns:wp14="http://schemas.microsoft.com/office/word/2010/wordprocessingDrawing" xmlns:wp="http://schemas.openxmlformats.org/drawingml/2006/wordprocessingDrawing" xmlns:w10="urn:schemas-microsoft-com:office:word" xmlns:w="http://schemas.openxmlformats.org/wordprocessingml/2006/main" xmlns:w14="http://schemas.microsoft.com/office/word/2010/wordml" xmlns:w15="http://schemas.microsoft.com/office/word/2012/wordml" xmlns:w16cex="http://schemas.microsoft.com/office/word/2018/wordml/cex" xmlns:w16cid="http://schemas.microsoft.com/office/word/2016/wordml/cid" xmlns:w16="http://schemas.microsoft.com/office/word/2018/wordml" xmlns:w16du="http://schemas.microsoft.com/office/word/2023/wordml/word16du" xmlns:w16sdtdh="http://schemas.microsoft.com/office/word/2020/wordml/sdtdatahash" xmlns:w16sdtfl="http://schemas.microsoft.com/office/word/2024/wordml/sdtformatlock" xmlns:w16se="http://schemas.microsoft.com/office/word/2015/wordml/symex" xmlns:wpg="http://schemas.microsoft.com/office/word/2010/wordprocessingGroup" xmlns:wpi="http://schemas.microsoft.com/office/word/2010/wordprocessingInk" xmlns:wne="http://schemas.microsoft.com/office/word/2006/wordml" xmlns:wps="http://schemas.microsoft.com/office/word/2010/wordprocessingShape" mc:Ignorable="w14 w15 w16se w16cid w16 w16cex w16sdtdh w16sdtfl w16du wp14">
-  <w:endnote w:type="separator" w:id="-1">
-    <w:p>
-      <w:r>
-        <w:separator/>
-      </w:r>
-    </w:p>
-  </w:endnote>
-  <w:endnote w:type="continuationSeparator" w:id="0">
-    <w:p>
-      <w:r>
-        <w:continuationSeparator/>
-      </w:r>
-    </w:p>
-  </w:endnote>
-</w:endnotes>
-</file>
-
-<file path=word/footnotes.xml><?xml version="1.0" encoding="utf-8"?>
-<w:footnotes xmlns:wpc="http://schemas.microsoft.com/office/word/2010/wordprocessingCanvas" xmlns:cx="http://schemas.microsoft.com/office/drawing/2014/chartex" xmlns:cx1="http://schemas.microsoft.com/office/drawing/2015/9/8/chartex" xmlns:cx2="http://schemas.microsoft.com/office/drawing/2015/10/21/chartex" xmlns:cx3="http://schemas.microsoft.com/office/drawing/2016/5/9/chartex" xmlns:cx4="http://schemas.microsoft.com/office/drawing/2016/5/10/chartex" xmlns:cx5="http://schemas.microsoft.com/office/drawing/2016/5/11/chartex" xmlns:cx6="http://schemas.microsoft.com/office/drawing/2016/5/12/chartex" xmlns:cx7="http://schemas.microsoft.com/office/drawing/2016/5/13/chartex" xmlns:cx8="http://schemas.microsoft.com/office/drawing/2016/5/14/chartex" xmlns:mc="http://schemas.openxmlformats.org/markup-compatibility/2006" xmlns:aink="http://schemas.microsoft.com/office/drawing/2016/ink" xmlns:am3d="http://schemas.microsoft.com/office/drawing/2017/model3d" xmlns:o="urn:schemas-microsoft-com:office:office" xmlns:oel="http://schemas.microsoft.com/office/2019/extlst" xmlns:r="http://schemas.openxmlformats.org/officeDocument/2006/relationships" xmlns:m="http://schemas.openxmlformats.org/officeDocument/2006/math" xmlns:v="urn:schemas-microsoft-com:vml" xmlns:wp14="http://schemas.microsoft.com/office/word/2010/wordprocessingDrawing" xmlns:wp="http://schemas.openxmlformats.org/drawingml/2006/wordprocessingDrawing" xmlns:w10="urn:schemas-microsoft-com:office:word" xmlns:w="http://schemas.openxmlformats.org/wordprocessingml/2006/main" xmlns:w14="http://schemas.microsoft.com/office/word/2010/wordml" xmlns:w15="http://schemas.microsoft.com/office/word/2012/wordml" xmlns:w16cex="http://schemas.microsoft.com/office/word/2018/wordml/cex" xmlns:w16cid="http://schemas.microsoft.com/office/word/2016/wordml/cid" xmlns:w16="http://schemas.microsoft.com/office/word/2018/wordml" xmlns:w16du="http://schemas.microsoft.com/office/word/2023/wordml/word16du" xmlns:w16sdtdh="http://schemas.microsoft.com/office/word/2020/wordml/sdtdatahash" xmlns:w16sdtfl="http://schemas.microsoft.com/office/word/2024/wordml/sdtformatlock" xmlns:w16se="http://schemas.microsoft.com/office/word/2015/wordml/symex" xmlns:wpg="http://schemas.microsoft.com/office/word/2010/wordprocessingGroup" xmlns:wpi="http://schemas.microsoft.com/office/word/2010/wordprocessingInk" xmlns:wne="http://schemas.microsoft.com/office/word/2006/wordml" xmlns:wps="http://schemas.microsoft.com/office/word/2010/wordprocessingShape" mc:Ignorable="w14 w15 w16se w16cid w16 w16cex w16sdtdh w16sdtfl w16du wp14">
-  <w:footnote w:type="separator" w:id="-1">
-    <w:p>
-      <w:r>
-        <w:separator/>
-      </w:r>
-    </w:p>
-  </w:footnote>
-  <w:footnote w:type="continuationSeparator" w:id="0">
-    <w:p>
-      <w:r>
-        <w:continuationSeparator/>
-      </w:r>
-    </w:p>
-  </w:footnote>
-</w:footnotes>
-</file>
-
 <file path=word/numbering.xml><?xml version="1.0" encoding="utf-8"?>
-<w:numbering xmlns:wpc="http://schemas.microsoft.com/office/word/2010/wordprocessingCanvas" xmlns:cx="http://schemas.microsoft.com/office/drawing/2014/chartex" xmlns:cx1="http://schemas.microsoft.com/office/drawing/2015/9/8/chartex" xmlns:cx2="http://schemas.microsoft.com/office/drawing/2015/10/21/chartex" xmlns:cx3="http://schemas.microsoft.com/office/drawing/2016/5/9/chartex" xmlns:cx4="http://schemas.microsoft.com/office/drawing/2016/5/10/chartex" xmlns:cx5="http://schemas.microsoft.com/office/drawing/2016/5/11/chartex" xmlns:cx6="http://schemas.microsoft.com/office/drawing/2016/5/12/chartex" xmlns:cx7="http://schemas.microsoft.com/office/drawing/2016/5/13/chartex" xmlns:cx8="http://schemas.microsoft.com/office/drawing/2016/5/14/chartex" xmlns:mc="http://schemas.openxmlformats.org/markup-compatibility/2006" xmlns:aink="http://schemas.microsoft.com/office/drawing/2016/ink" xmlns:am3d="http://schemas.microsoft.com/office/drawing/2017/model3d" xmlns:o="urn:schemas-microsoft-com:office:office" xmlns:oel="http://schemas.microsoft.com/office/2019/extlst" xmlns:r="http://schemas.openxmlformats.org/officeDocument/2006/relationships" xmlns:m="http://schemas.openxmlformats.org/officeDocument/2006/math" xmlns:v="urn:schemas-microsoft-com:vml" xmlns:wp14="http://schemas.microsoft.com/office/word/2010/wordprocessingDrawing" xmlns:wp="http://schemas.openxmlformats.org/drawingml/2006/wordprocessingDrawing" xmlns:w10="urn:schemas-microsoft-com:office:word" xmlns:w="http://schemas.openxmlformats.org/wordprocessingml/2006/main" xmlns:w14="http://schemas.microsoft.com/office/word/2010/wordml" xmlns:w15="http://schemas.microsoft.com/office/word/2012/wordml" xmlns:w16cex="http://schemas.microsoft.com/office/word/2018/wordml/cex" xmlns:w16cid="http://schemas.microsoft.com/office/word/2016/wordml/cid" xmlns:w16="http://schemas.microsoft.com/office/word/2018/wordml" xmlns:w16du="http://schemas.microsoft.com/office/word/2023/wordml/word16du" xmlns:w16sdtdh="http://schemas.microsoft.com/office/word/2020/wordml/sdtdatahash" xmlns:w16sdtfl="http://schemas.microsoft.com/office/word/2024/wordml/sdtformatlock" xmlns:w16se="http://schemas.microsoft.com/office/word/2015/wordml/symex" xmlns:wpg="http://schemas.microsoft.com/office/word/2010/wordprocessingGroup" xmlns:wpi="http://schemas.microsoft.com/office/word/2010/wordprocessingInk" xmlns:wne="http://schemas.microsoft.com/office/word/2006/wordml" xmlns:wps="http://schemas.microsoft.com/office/word/2010/wordprocessingShape" mc:Ignorable="w14 w15 w16se w16cid w16 w16cex w16sdtdh w16sdtfl w16du wp14">
+<w:numbering xmlns:wpc="http://schemas.microsoft.com/office/word/2010/wordprocessingCanvas" xmlns:cx="http://schemas.microsoft.com/office/drawing/2014/chartex" xmlns:cx1="http://schemas.microsoft.com/office/drawing/2015/9/8/chartex" xmlns:cx2="http://schemas.microsoft.com/office/drawing/2015/10/21/chartex" xmlns:cx3="http://schemas.microsoft.com/office/drawing/2016/5/9/chartex" xmlns:cx4="http://schemas.microsoft.com/office/drawing/2016/5/10/chartex" xmlns:cx5="http://schemas.microsoft.com/office/drawing/2016/5/11/chartex" xmlns:cx6="http://schemas.microsoft.com/office/drawing/2016/5/12/chartex" xmlns:cx7="http://schemas.microsoft.com/office/drawing/2016/5/13/chartex" xmlns:cx8="http://schemas.microsoft.com/office/drawing/2016/5/14/chartex" xmlns:mc="http://schemas.openxmlformats.org/markup-compatibility/2006" xmlns:aink="http://schemas.microsoft.com/office/drawing/2016/ink" xmlns:am3d="http://schemas.microsoft.com/office/drawing/2017/model3d" xmlns:o="urn:schemas-microsoft-com:office:office" xmlns:oel="http://schemas.microsoft.com/office/2019/extlst" xmlns:r="http://schemas.openxmlformats.org/officeDocument/2006/relationships" xmlns:m="http://schemas.openxmlformats.org/officeDocument/2006/math" xmlns:v="urn:schemas-microsoft-com:vml" xmlns:wp14="http://schemas.microsoft.com/office/word/2010/wordprocessingDrawing" xmlns:wp="http://schemas.openxmlformats.org/drawingml/2006/wordprocessingDrawing" xmlns:w10="urn:schemas-microsoft-com:office:word" xmlns:w="http://schemas.openxmlformats.org/wordprocessingml/2006/main" xmlns:w14="http://schemas.microsoft.com/office/word/2010/wordml" xmlns:w15="http://schemas.microsoft.com/office/word/2012/wordml" xmlns:w16cei="http://schemas.microsoft.com/office/word/2026/wordml/cei" xmlns:w16cex="http://schemas.microsoft.com/office/word/2018/wordml/cex" xmlns:w16cid="http://schemas.microsoft.com/office/word/2016/wordml/cid" xmlns:w16="http://schemas.microsoft.com/office/word/2018/wordml" xmlns:w16du="http://schemas.microsoft.com/office/word/2023/wordml/word16du" xmlns:w16sdtdh="http://schemas.microsoft.com/office/word/2020/wordml/sdtdatahash" xmlns:w16sdtfl="http://schemas.microsoft.com/office/word/2024/wordml/sdtformatlock" xmlns:w16se="http://schemas.microsoft.com/office/word/2015/wordml/symex" xmlns:wpg="http://schemas.microsoft.com/office/word/2010/wordprocessingGroup" xmlns:wpi="http://schemas.microsoft.com/office/word/2010/wordprocessingInk" xmlns:wne="http://schemas.microsoft.com/office/word/2006/wordml" xmlns:wps="http://schemas.microsoft.com/office/word/2010/wordprocessingShape" mc:Ignorable="w14 w15 w16se w16cid w16 w16cex w16sdtdh w16sdtfl w16du wp14">
   <w:abstractNum w:abstractNumId="0" w15:restartNumberingAfterBreak="0">
+    <w:nsid w:val="3402772C"/>
+    <w:multiLevelType w:val="hybridMultilevel"/>
+    <w:tmpl w:val="30F6BCB6"/>
+    <w:lvl w:ilvl="0" w:tplc="3E1C242E">
+      <w:numFmt w:val="bullet"/>
+      <w:lvlText w:val="□"/>
+      <w:lvlJc w:val="left"/>
+      <w:pPr>
+        <w:ind w:left="1185" w:hanging="360"/>
+      </w:pPr>
+      <w:rPr>
+        <w:rFonts w:ascii="Symbol" w:eastAsia="Symbol" w:hAnsi="Symbol" w:cs="Symbol" w:hint="default"/>
+        <w:w w:val="60"/>
+        <w:sz w:val="24"/>
+        <w:szCs w:val="24"/>
+        <w:lang w:val="en-US" w:eastAsia="en-US" w:bidi="ar-SA"/>
+      </w:rPr>
+    </w:lvl>
+    <w:lvl w:ilvl="1" w:tplc="04090003" w:tentative="1">
+      <w:start w:val="1"/>
+      <w:numFmt w:val="bullet"/>
+      <w:lvlText w:val="o"/>
+      <w:lvlJc w:val="left"/>
+      <w:pPr>
+        <w:ind w:left="1905" w:hanging="360"/>
+      </w:pPr>
+      <w:rPr>
+        <w:rFonts w:ascii="Courier New" w:hAnsi="Courier New" w:cs="Courier New" w:hint="default"/>
+      </w:rPr>
+    </w:lvl>
+    <w:lvl w:ilvl="2" w:tplc="04090005" w:tentative="1">
+      <w:start w:val="1"/>
+      <w:numFmt w:val="bullet"/>
+      <w:lvlText w:val=""/>
+      <w:lvlJc w:val="left"/>
+      <w:pPr>
+        <w:ind w:left="2625" w:hanging="360"/>
+      </w:pPr>
+      <w:rPr>
+        <w:rFonts w:ascii="Wingdings" w:hAnsi="Wingdings" w:hint="default"/>
+      </w:rPr>
+    </w:lvl>
+    <w:lvl w:ilvl="3" w:tplc="04090001" w:tentative="1">
+      <w:start w:val="1"/>
+      <w:numFmt w:val="bullet"/>
+      <w:lvlText w:val=""/>
+      <w:lvlJc w:val="left"/>
+      <w:pPr>
+        <w:ind w:left="3345" w:hanging="360"/>
+      </w:pPr>
+      <w:rPr>
+        <w:rFonts w:ascii="Symbol" w:hAnsi="Symbol" w:hint="default"/>
+      </w:rPr>
+    </w:lvl>
+    <w:lvl w:ilvl="4" w:tplc="04090003" w:tentative="1">
+      <w:start w:val="1"/>
+      <w:numFmt w:val="bullet"/>
+      <w:lvlText w:val="o"/>
+      <w:lvlJc w:val="left"/>
+      <w:pPr>
+        <w:ind w:left="4065" w:hanging="360"/>
+      </w:pPr>
+      <w:rPr>
+        <w:rFonts w:ascii="Courier New" w:hAnsi="Courier New" w:cs="Courier New" w:hint="default"/>
+      </w:rPr>
+    </w:lvl>
+    <w:lvl w:ilvl="5" w:tplc="04090005" w:tentative="1">
+      <w:start w:val="1"/>
+      <w:numFmt w:val="bullet"/>
+      <w:lvlText w:val=""/>
+      <w:lvlJc w:val="left"/>
+      <w:pPr>
+        <w:ind w:left="4785" w:hanging="360"/>
+      </w:pPr>
+      <w:rPr>
+        <w:rFonts w:ascii="Wingdings" w:hAnsi="Wingdings" w:hint="default"/>
+      </w:rPr>
+    </w:lvl>
+    <w:lvl w:ilvl="6" w:tplc="04090001" w:tentative="1">
+      <w:start w:val="1"/>
+      <w:numFmt w:val="bullet"/>
+      <w:lvlText w:val=""/>
+      <w:lvlJc w:val="left"/>
+      <w:pPr>
+        <w:ind w:left="5505" w:hanging="360"/>
+      </w:pPr>
+      <w:rPr>
+        <w:rFonts w:ascii="Symbol" w:hAnsi="Symbol" w:hint="default"/>
+      </w:rPr>
+    </w:lvl>
+    <w:lvl w:ilvl="7" w:tplc="04090003" w:tentative="1">
+      <w:start w:val="1"/>
+      <w:numFmt w:val="bullet"/>
+      <w:lvlText w:val="o"/>
+      <w:lvlJc w:val="left"/>
+      <w:pPr>
+        <w:ind w:left="6225" w:hanging="360"/>
+      </w:pPr>
+      <w:rPr>
+        <w:rFonts w:ascii="Courier New" w:hAnsi="Courier New" w:cs="Courier New" w:hint="default"/>
+      </w:rPr>
+    </w:lvl>
+    <w:lvl w:ilvl="8" w:tplc="04090005" w:tentative="1">
+      <w:start w:val="1"/>
+      <w:numFmt w:val="bullet"/>
+      <w:lvlText w:val=""/>
+      <w:lvlJc w:val="left"/>
+      <w:pPr>
+        <w:ind w:left="6945" w:hanging="360"/>
+      </w:pPr>
+      <w:rPr>
+        <w:rFonts w:ascii="Wingdings" w:hAnsi="Wingdings" w:hint="default"/>
+      </w:rPr>
+    </w:lvl>
+  </w:abstractNum>
+  <w:abstractNum w:abstractNumId="1" w15:restartNumberingAfterBreak="0">
     <w:nsid w:val="37EC0AE7"/>
-    <w:multiLevelType w:val="multilevel"/>
-    <w:tmpl w:val="37EC0AE7"/>
-    <w:lvl w:ilvl="0">
+    <w:multiLevelType w:val="hybridMultilevel"/>
+    <w:tmpl w:val="EE722C70"/>
+    <w:lvl w:ilvl="0" w:tplc="8048CAC4">
       <w:start w:val="3"/>
       <w:numFmt w:val="lowerRoman"/>
       <w:lvlText w:val="(%1)"/>
@@ -14438,7 +13976,7 @@
         <w:lang w:val="en-US" w:eastAsia="en-US" w:bidi="ar-SA"/>
       </w:rPr>
     </w:lvl>
-    <w:lvl w:ilvl="1">
+    <w:lvl w:ilvl="1" w:tplc="3E1C242E">
       <w:numFmt w:val="bullet"/>
       <w:lvlText w:val="□"/>
       <w:lvlJc w:val="left"/>
@@ -14453,7 +13991,7 @@
         <w:lang w:val="en-US" w:eastAsia="en-US" w:bidi="ar-SA"/>
       </w:rPr>
     </w:lvl>
-    <w:lvl w:ilvl="2">
+    <w:lvl w:ilvl="2" w:tplc="6E74DFD2">
       <w:numFmt w:val="bullet"/>
       <w:lvlText w:val="•"/>
       <w:lvlJc w:val="left"/>
@@ -14465,7 +14003,7 @@
         <w:lang w:val="en-US" w:eastAsia="en-US" w:bidi="ar-SA"/>
       </w:rPr>
     </w:lvl>
-    <w:lvl w:ilvl="3">
+    <w:lvl w:ilvl="3" w:tplc="336893B4">
       <w:numFmt w:val="bullet"/>
       <w:lvlText w:val="•"/>
       <w:lvlJc w:val="left"/>
@@ -14477,7 +14015,7 @@
         <w:lang w:val="en-US" w:eastAsia="en-US" w:bidi="ar-SA"/>
       </w:rPr>
     </w:lvl>
-    <w:lvl w:ilvl="4">
+    <w:lvl w:ilvl="4" w:tplc="D144B070">
       <w:numFmt w:val="bullet"/>
       <w:lvlText w:val="•"/>
       <w:lvlJc w:val="left"/>
@@ -14489,7 +14027,7 @@
         <w:lang w:val="en-US" w:eastAsia="en-US" w:bidi="ar-SA"/>
       </w:rPr>
     </w:lvl>
-    <w:lvl w:ilvl="5">
+    <w:lvl w:ilvl="5" w:tplc="3AD45BD0">
       <w:numFmt w:val="bullet"/>
       <w:lvlText w:val="•"/>
       <w:lvlJc w:val="left"/>
@@ -14501,7 +14039,7 @@
         <w:lang w:val="en-US" w:eastAsia="en-US" w:bidi="ar-SA"/>
       </w:rPr>
     </w:lvl>
-    <w:lvl w:ilvl="6">
+    <w:lvl w:ilvl="6" w:tplc="9F14747A">
       <w:numFmt w:val="bullet"/>
       <w:lvlText w:val="•"/>
       <w:lvlJc w:val="left"/>
@@ -14513,7 +14051,7 @@
         <w:lang w:val="en-US" w:eastAsia="en-US" w:bidi="ar-SA"/>
       </w:rPr>
     </w:lvl>
-    <w:lvl w:ilvl="7">
+    <w:lvl w:ilvl="7" w:tplc="06BE2594">
       <w:numFmt w:val="bullet"/>
       <w:lvlText w:val="•"/>
       <w:lvlJc w:val="left"/>
@@ -14525,7 +14063,7 @@
         <w:lang w:val="en-US" w:eastAsia="en-US" w:bidi="ar-SA"/>
       </w:rPr>
     </w:lvl>
-    <w:lvl w:ilvl="8">
+    <w:lvl w:ilvl="8" w:tplc="163C6C56">
       <w:numFmt w:val="bullet"/>
       <w:lvlText w:val="•"/>
       <w:lvlJc w:val="left"/>
@@ -14538,11 +14076,11 @@
       </w:rPr>
     </w:lvl>
   </w:abstractNum>
-  <w:abstractNum w:abstractNumId="1" w15:restartNumberingAfterBreak="0">
+  <w:abstractNum w:abstractNumId="2" w15:restartNumberingAfterBreak="0">
     <w:nsid w:val="42851FD0"/>
-    <w:multiLevelType w:val="multilevel"/>
-    <w:tmpl w:val="42851FD0"/>
-    <w:lvl w:ilvl="0">
+    <w:multiLevelType w:val="hybridMultilevel"/>
+    <w:tmpl w:val="5498A36A"/>
+    <w:lvl w:ilvl="0" w:tplc="A18AC322">
       <w:start w:val="1"/>
       <w:numFmt w:val="lowerRoman"/>
       <w:lvlText w:val="(%1)"/>
@@ -14560,7 +14098,7 @@
         <w:lang w:val="en-US" w:eastAsia="en-US" w:bidi="ar-SA"/>
       </w:rPr>
     </w:lvl>
-    <w:lvl w:ilvl="1">
+    <w:lvl w:ilvl="1" w:tplc="8714B116">
       <w:start w:val="1"/>
       <w:numFmt w:val="lowerLetter"/>
       <w:lvlText w:val="(%2)"/>
@@ -14577,7 +14115,7 @@
         <w:lang w:val="en-US" w:eastAsia="en-US" w:bidi="ar-SA"/>
       </w:rPr>
     </w:lvl>
-    <w:lvl w:ilvl="2">
+    <w:lvl w:ilvl="2" w:tplc="2872E246">
       <w:numFmt w:val="bullet"/>
       <w:lvlText w:val="•"/>
       <w:lvlJc w:val="left"/>
@@ -14589,7 +14127,7 @@
         <w:lang w:val="en-US" w:eastAsia="en-US" w:bidi="ar-SA"/>
       </w:rPr>
     </w:lvl>
-    <w:lvl w:ilvl="3">
+    <w:lvl w:ilvl="3" w:tplc="163677A6">
       <w:numFmt w:val="bullet"/>
       <w:lvlText w:val="•"/>
       <w:lvlJc w:val="left"/>
@@ -14601,7 +14139,7 @@
         <w:lang w:val="en-US" w:eastAsia="en-US" w:bidi="ar-SA"/>
       </w:rPr>
     </w:lvl>
-    <w:lvl w:ilvl="4">
+    <w:lvl w:ilvl="4" w:tplc="B656AFD6">
       <w:numFmt w:val="bullet"/>
       <w:lvlText w:val="•"/>
       <w:lvlJc w:val="left"/>
@@ -14613,7 +14151,7 @@
         <w:lang w:val="en-US" w:eastAsia="en-US" w:bidi="ar-SA"/>
       </w:rPr>
     </w:lvl>
-    <w:lvl w:ilvl="5">
+    <w:lvl w:ilvl="5" w:tplc="1F6A7234">
       <w:numFmt w:val="bullet"/>
       <w:lvlText w:val="•"/>
       <w:lvlJc w:val="left"/>
@@ -14625,7 +14163,7 @@
         <w:lang w:val="en-US" w:eastAsia="en-US" w:bidi="ar-SA"/>
       </w:rPr>
     </w:lvl>
-    <w:lvl w:ilvl="6">
+    <w:lvl w:ilvl="6" w:tplc="B176A122">
       <w:numFmt w:val="bullet"/>
       <w:lvlText w:val="•"/>
       <w:lvlJc w:val="left"/>
@@ -14637,7 +14175,7 @@
         <w:lang w:val="en-US" w:eastAsia="en-US" w:bidi="ar-SA"/>
       </w:rPr>
     </w:lvl>
-    <w:lvl w:ilvl="7">
+    <w:lvl w:ilvl="7" w:tplc="2C10E4CA">
       <w:numFmt w:val="bullet"/>
       <w:lvlText w:val="•"/>
       <w:lvlJc w:val="left"/>
@@ -14649,7 +14187,7 @@
         <w:lang w:val="en-US" w:eastAsia="en-US" w:bidi="ar-SA"/>
       </w:rPr>
     </w:lvl>
-    <w:lvl w:ilvl="8">
+    <w:lvl w:ilvl="8" w:tplc="CA40A6D0">
       <w:numFmt w:val="bullet"/>
       <w:lvlText w:val="•"/>
       <w:lvlJc w:val="left"/>
@@ -14662,11 +14200,11 @@
       </w:rPr>
     </w:lvl>
   </w:abstractNum>
-  <w:abstractNum w:abstractNumId="2" w15:restartNumberingAfterBreak="0">
+  <w:abstractNum w:abstractNumId="3" w15:restartNumberingAfterBreak="0">
     <w:nsid w:val="429A43F5"/>
-    <w:multiLevelType w:val="multilevel"/>
-    <w:tmpl w:val="429A43F5"/>
-    <w:lvl w:ilvl="0">
+    <w:multiLevelType w:val="hybridMultilevel"/>
+    <w:tmpl w:val="F40AA850"/>
+    <w:lvl w:ilvl="0" w:tplc="74DA3076">
       <w:numFmt w:val="bullet"/>
       <w:lvlText w:val="*"/>
       <w:lvlJc w:val="left"/>
@@ -14681,7 +14219,7 @@
         <w:lang w:val="en-US" w:eastAsia="en-US" w:bidi="ar-SA"/>
       </w:rPr>
     </w:lvl>
-    <w:lvl w:ilvl="1">
+    <w:lvl w:ilvl="1" w:tplc="64DA9F44">
       <w:numFmt w:val="bullet"/>
       <w:lvlText w:val="•"/>
       <w:lvlJc w:val="left"/>
@@ -14693,7 +14231,7 @@
         <w:lang w:val="en-US" w:eastAsia="en-US" w:bidi="ar-SA"/>
       </w:rPr>
     </w:lvl>
-    <w:lvl w:ilvl="2">
+    <w:lvl w:ilvl="2" w:tplc="8272E2FA">
       <w:numFmt w:val="bullet"/>
       <w:lvlText w:val="•"/>
       <w:lvlJc w:val="left"/>
@@ -14705,7 +14243,7 @@
         <w:lang w:val="en-US" w:eastAsia="en-US" w:bidi="ar-SA"/>
       </w:rPr>
     </w:lvl>
-    <w:lvl w:ilvl="3">
+    <w:lvl w:ilvl="3" w:tplc="1310AE7C">
       <w:numFmt w:val="bullet"/>
       <w:lvlText w:val="•"/>
       <w:lvlJc w:val="left"/>
@@ -14717,7 +14255,7 @@
         <w:lang w:val="en-US" w:eastAsia="en-US" w:bidi="ar-SA"/>
       </w:rPr>
     </w:lvl>
-    <w:lvl w:ilvl="4">
+    <w:lvl w:ilvl="4" w:tplc="70F26168">
       <w:numFmt w:val="bullet"/>
       <w:lvlText w:val="•"/>
       <w:lvlJc w:val="left"/>
@@ -14729,7 +14267,7 @@
         <w:lang w:val="en-US" w:eastAsia="en-US" w:bidi="ar-SA"/>
       </w:rPr>
     </w:lvl>
-    <w:lvl w:ilvl="5">
+    <w:lvl w:ilvl="5" w:tplc="2F26303E">
       <w:numFmt w:val="bullet"/>
       <w:lvlText w:val="•"/>
       <w:lvlJc w:val="left"/>
@@ -14741,7 +14279,7 @@
         <w:lang w:val="en-US" w:eastAsia="en-US" w:bidi="ar-SA"/>
       </w:rPr>
     </w:lvl>
-    <w:lvl w:ilvl="6">
+    <w:lvl w:ilvl="6" w:tplc="0C78BCFA">
       <w:numFmt w:val="bullet"/>
       <w:lvlText w:val="•"/>
       <w:lvlJc w:val="left"/>
@@ -14753,7 +14291,7 @@
         <w:lang w:val="en-US" w:eastAsia="en-US" w:bidi="ar-SA"/>
       </w:rPr>
     </w:lvl>
-    <w:lvl w:ilvl="7">
+    <w:lvl w:ilvl="7" w:tplc="7D661AB8">
       <w:numFmt w:val="bullet"/>
       <w:lvlText w:val="•"/>
       <w:lvlJc w:val="left"/>
@@ -14765,7 +14303,7 @@
         <w:lang w:val="en-US" w:eastAsia="en-US" w:bidi="ar-SA"/>
       </w:rPr>
     </w:lvl>
-    <w:lvl w:ilvl="8">
+    <w:lvl w:ilvl="8" w:tplc="4648CB8C">
       <w:numFmt w:val="bullet"/>
       <w:lvlText w:val="•"/>
       <w:lvlJc w:val="left"/>
@@ -14778,11 +14316,11 @@
       </w:rPr>
     </w:lvl>
   </w:abstractNum>
-  <w:abstractNum w:abstractNumId="3" w15:restartNumberingAfterBreak="0">
+  <w:abstractNum w:abstractNumId="4" w15:restartNumberingAfterBreak="0">
     <w:nsid w:val="5B5A624D"/>
-    <w:multiLevelType w:val="multilevel"/>
-    <w:tmpl w:val="5B5A624D"/>
-    <w:lvl w:ilvl="0">
+    <w:multiLevelType w:val="hybridMultilevel"/>
+    <w:tmpl w:val="C938F772"/>
+    <w:lvl w:ilvl="0" w:tplc="7826C86C">
       <w:start w:val="2"/>
       <w:numFmt w:val="lowerLetter"/>
       <w:lvlText w:val="(%1)"/>
@@ -14799,7 +14337,7 @@
         <w:lang w:val="en-US" w:eastAsia="en-US" w:bidi="ar-SA"/>
       </w:rPr>
     </w:lvl>
-    <w:lvl w:ilvl="1">
+    <w:lvl w:ilvl="1" w:tplc="80CEFAB6">
       <w:numFmt w:val="bullet"/>
       <w:lvlText w:val="•"/>
       <w:lvlJc w:val="left"/>
@@ -14811,7 +14349,7 @@
         <w:lang w:val="en-US" w:eastAsia="en-US" w:bidi="ar-SA"/>
       </w:rPr>
     </w:lvl>
-    <w:lvl w:ilvl="2">
+    <w:lvl w:ilvl="2" w:tplc="D382E434">
       <w:numFmt w:val="bullet"/>
       <w:lvlText w:val="•"/>
       <w:lvlJc w:val="left"/>
@@ -14823,7 +14361,7 @@
         <w:lang w:val="en-US" w:eastAsia="en-US" w:bidi="ar-SA"/>
       </w:rPr>
     </w:lvl>
-    <w:lvl w:ilvl="3">
+    <w:lvl w:ilvl="3" w:tplc="526ECE36">
       <w:numFmt w:val="bullet"/>
       <w:lvlText w:val="•"/>
       <w:lvlJc w:val="left"/>
@@ -14835,7 +14373,7 @@
         <w:lang w:val="en-US" w:eastAsia="en-US" w:bidi="ar-SA"/>
       </w:rPr>
     </w:lvl>
-    <w:lvl w:ilvl="4">
+    <w:lvl w:ilvl="4" w:tplc="882EF6D0">
       <w:numFmt w:val="bullet"/>
       <w:lvlText w:val="•"/>
       <w:lvlJc w:val="left"/>
@@ -14847,7 +14385,7 @@
         <w:lang w:val="en-US" w:eastAsia="en-US" w:bidi="ar-SA"/>
       </w:rPr>
     </w:lvl>
-    <w:lvl w:ilvl="5">
+    <w:lvl w:ilvl="5" w:tplc="1090E466">
       <w:numFmt w:val="bullet"/>
       <w:lvlText w:val="•"/>
       <w:lvlJc w:val="left"/>
@@ -14859,7 +14397,7 @@
         <w:lang w:val="en-US" w:eastAsia="en-US" w:bidi="ar-SA"/>
       </w:rPr>
     </w:lvl>
-    <w:lvl w:ilvl="6">
+    <w:lvl w:ilvl="6" w:tplc="D11EF6A8">
       <w:numFmt w:val="bullet"/>
       <w:lvlText w:val="•"/>
       <w:lvlJc w:val="left"/>
@@ -14871,7 +14409,7 @@
         <w:lang w:val="en-US" w:eastAsia="en-US" w:bidi="ar-SA"/>
       </w:rPr>
     </w:lvl>
-    <w:lvl w:ilvl="7">
+    <w:lvl w:ilvl="7" w:tplc="3CC25D32">
       <w:numFmt w:val="bullet"/>
       <w:lvlText w:val="•"/>
       <w:lvlJc w:val="left"/>
@@ -14883,7 +14421,7 @@
         <w:lang w:val="en-US" w:eastAsia="en-US" w:bidi="ar-SA"/>
       </w:rPr>
     </w:lvl>
-    <w:lvl w:ilvl="8">
+    <w:lvl w:ilvl="8" w:tplc="A02AFD82">
       <w:numFmt w:val="bullet"/>
       <w:lvlText w:val="•"/>
       <w:lvlJc w:val="left"/>
@@ -14896,11 +14434,11 @@
       </w:rPr>
     </w:lvl>
   </w:abstractNum>
-  <w:abstractNum w:abstractNumId="4" w15:restartNumberingAfterBreak="0">
+  <w:abstractNum w:abstractNumId="5" w15:restartNumberingAfterBreak="0">
     <w:nsid w:val="5E0C43F8"/>
-    <w:multiLevelType w:val="multilevel"/>
-    <w:tmpl w:val="5E0C43F8"/>
-    <w:lvl w:ilvl="0">
+    <w:multiLevelType w:val="hybridMultilevel"/>
+    <w:tmpl w:val="A9300D7C"/>
+    <w:lvl w:ilvl="0" w:tplc="91141228">
       <w:start w:val="1"/>
       <w:numFmt w:val="lowerLetter"/>
       <w:lvlText w:val="(%1)"/>
@@ -14917,7 +14455,7 @@
         <w:lang w:val="en-US" w:eastAsia="en-US" w:bidi="ar-SA"/>
       </w:rPr>
     </w:lvl>
-    <w:lvl w:ilvl="1">
+    <w:lvl w:ilvl="1" w:tplc="C96853D8">
       <w:numFmt w:val="bullet"/>
       <w:lvlText w:val="•"/>
       <w:lvlJc w:val="left"/>
@@ -14929,7 +14467,7 @@
         <w:lang w:val="en-US" w:eastAsia="en-US" w:bidi="ar-SA"/>
       </w:rPr>
     </w:lvl>
-    <w:lvl w:ilvl="2">
+    <w:lvl w:ilvl="2" w:tplc="D9D088FA">
       <w:numFmt w:val="bullet"/>
       <w:lvlText w:val="•"/>
       <w:lvlJc w:val="left"/>
@@ -14941,7 +14479,7 @@
         <w:lang w:val="en-US" w:eastAsia="en-US" w:bidi="ar-SA"/>
       </w:rPr>
     </w:lvl>
-    <w:lvl w:ilvl="3">
+    <w:lvl w:ilvl="3" w:tplc="661C98CC">
       <w:numFmt w:val="bullet"/>
       <w:lvlText w:val="•"/>
       <w:lvlJc w:val="left"/>
@@ -14953,7 +14491,7 @@
         <w:lang w:val="en-US" w:eastAsia="en-US" w:bidi="ar-SA"/>
       </w:rPr>
     </w:lvl>
-    <w:lvl w:ilvl="4">
+    <w:lvl w:ilvl="4" w:tplc="76922728">
       <w:numFmt w:val="bullet"/>
       <w:lvlText w:val="•"/>
       <w:lvlJc w:val="left"/>
@@ -14965,7 +14503,7 @@
         <w:lang w:val="en-US" w:eastAsia="en-US" w:bidi="ar-SA"/>
       </w:rPr>
     </w:lvl>
-    <w:lvl w:ilvl="5">
+    <w:lvl w:ilvl="5" w:tplc="9228A0C4">
       <w:numFmt w:val="bullet"/>
       <w:lvlText w:val="•"/>
       <w:lvlJc w:val="left"/>
@@ -14977,7 +14515,7 @@
         <w:lang w:val="en-US" w:eastAsia="en-US" w:bidi="ar-SA"/>
       </w:rPr>
     </w:lvl>
-    <w:lvl w:ilvl="6">
+    <w:lvl w:ilvl="6" w:tplc="0D085E66">
       <w:numFmt w:val="bullet"/>
       <w:lvlText w:val="•"/>
       <w:lvlJc w:val="left"/>
@@ -14989,7 +14527,7 @@
         <w:lang w:val="en-US" w:eastAsia="en-US" w:bidi="ar-SA"/>
       </w:rPr>
     </w:lvl>
-    <w:lvl w:ilvl="7">
+    <w:lvl w:ilvl="7" w:tplc="CF928A92">
       <w:numFmt w:val="bullet"/>
       <w:lvlText w:val="•"/>
       <w:lvlJc w:val="left"/>
@@ -15001,7 +14539,7 @@
         <w:lang w:val="en-US" w:eastAsia="en-US" w:bidi="ar-SA"/>
       </w:rPr>
     </w:lvl>
-    <w:lvl w:ilvl="8">
+    <w:lvl w:ilvl="8" w:tplc="84B0FD7C">
       <w:numFmt w:val="bullet"/>
       <w:lvlText w:val="•"/>
       <w:lvlJc w:val="left"/>
@@ -15014,20 +14552,142 @@
       </w:rPr>
     </w:lvl>
   </w:abstractNum>
-  <w:num w:numId="1" w16cid:durableId="17004384">
+  <w:abstractNum w:abstractNumId="6" w15:restartNumberingAfterBreak="0">
+    <w:nsid w:val="61EA2416"/>
+    <w:multiLevelType w:val="hybridMultilevel"/>
+    <w:tmpl w:val="30B04B6A"/>
+    <w:lvl w:ilvl="0" w:tplc="3E1C242E">
+      <w:numFmt w:val="bullet"/>
+      <w:lvlText w:val="□"/>
+      <w:lvlJc w:val="left"/>
+      <w:pPr>
+        <w:ind w:left="2130" w:hanging="360"/>
+      </w:pPr>
+      <w:rPr>
+        <w:rFonts w:ascii="Symbol" w:eastAsia="Symbol" w:hAnsi="Symbol" w:cs="Symbol" w:hint="default"/>
+        <w:w w:val="60"/>
+        <w:sz w:val="24"/>
+        <w:szCs w:val="24"/>
+        <w:lang w:val="en-US" w:eastAsia="en-US" w:bidi="ar-SA"/>
+      </w:rPr>
+    </w:lvl>
+    <w:lvl w:ilvl="1" w:tplc="04090003" w:tentative="1">
+      <w:start w:val="1"/>
+      <w:numFmt w:val="bullet"/>
+      <w:lvlText w:val="o"/>
+      <w:lvlJc w:val="left"/>
+      <w:pPr>
+        <w:ind w:left="2850" w:hanging="360"/>
+      </w:pPr>
+      <w:rPr>
+        <w:rFonts w:ascii="Courier New" w:hAnsi="Courier New" w:cs="Courier New" w:hint="default"/>
+      </w:rPr>
+    </w:lvl>
+    <w:lvl w:ilvl="2" w:tplc="04090005" w:tentative="1">
+      <w:start w:val="1"/>
+      <w:numFmt w:val="bullet"/>
+      <w:lvlText w:val=""/>
+      <w:lvlJc w:val="left"/>
+      <w:pPr>
+        <w:ind w:left="3570" w:hanging="360"/>
+      </w:pPr>
+      <w:rPr>
+        <w:rFonts w:ascii="Wingdings" w:hAnsi="Wingdings" w:hint="default"/>
+      </w:rPr>
+    </w:lvl>
+    <w:lvl w:ilvl="3" w:tplc="04090001" w:tentative="1">
+      <w:start w:val="1"/>
+      <w:numFmt w:val="bullet"/>
+      <w:lvlText w:val=""/>
+      <w:lvlJc w:val="left"/>
+      <w:pPr>
+        <w:ind w:left="4290" w:hanging="360"/>
+      </w:pPr>
+      <w:rPr>
+        <w:rFonts w:ascii="Symbol" w:hAnsi="Symbol" w:hint="default"/>
+      </w:rPr>
+    </w:lvl>
+    <w:lvl w:ilvl="4" w:tplc="04090003" w:tentative="1">
+      <w:start w:val="1"/>
+      <w:numFmt w:val="bullet"/>
+      <w:lvlText w:val="o"/>
+      <w:lvlJc w:val="left"/>
+      <w:pPr>
+        <w:ind w:left="5010" w:hanging="360"/>
+      </w:pPr>
+      <w:rPr>
+        <w:rFonts w:ascii="Courier New" w:hAnsi="Courier New" w:cs="Courier New" w:hint="default"/>
+      </w:rPr>
+    </w:lvl>
+    <w:lvl w:ilvl="5" w:tplc="04090005" w:tentative="1">
+      <w:start w:val="1"/>
+      <w:numFmt w:val="bullet"/>
+      <w:lvlText w:val=""/>
+      <w:lvlJc w:val="left"/>
+      <w:pPr>
+        <w:ind w:left="5730" w:hanging="360"/>
+      </w:pPr>
+      <w:rPr>
+        <w:rFonts w:ascii="Wingdings" w:hAnsi="Wingdings" w:hint="default"/>
+      </w:rPr>
+    </w:lvl>
+    <w:lvl w:ilvl="6" w:tplc="04090001" w:tentative="1">
+      <w:start w:val="1"/>
+      <w:numFmt w:val="bullet"/>
+      <w:lvlText w:val=""/>
+      <w:lvlJc w:val="left"/>
+      <w:pPr>
+        <w:ind w:left="6450" w:hanging="360"/>
+      </w:pPr>
+      <w:rPr>
+        <w:rFonts w:ascii="Symbol" w:hAnsi="Symbol" w:hint="default"/>
+      </w:rPr>
+    </w:lvl>
+    <w:lvl w:ilvl="7" w:tplc="04090003" w:tentative="1">
+      <w:start w:val="1"/>
+      <w:numFmt w:val="bullet"/>
+      <w:lvlText w:val="o"/>
+      <w:lvlJc w:val="left"/>
+      <w:pPr>
+        <w:ind w:left="7170" w:hanging="360"/>
+      </w:pPr>
+      <w:rPr>
+        <w:rFonts w:ascii="Courier New" w:hAnsi="Courier New" w:cs="Courier New" w:hint="default"/>
+      </w:rPr>
+    </w:lvl>
+    <w:lvl w:ilvl="8" w:tplc="04090005" w:tentative="1">
+      <w:start w:val="1"/>
+      <w:numFmt w:val="bullet"/>
+      <w:lvlText w:val=""/>
+      <w:lvlJc w:val="left"/>
+      <w:pPr>
+        <w:ind w:left="7890" w:hanging="360"/>
+      </w:pPr>
+      <w:rPr>
+        <w:rFonts w:ascii="Wingdings" w:hAnsi="Wingdings" w:hint="default"/>
+      </w:rPr>
+    </w:lvl>
+  </w:abstractNum>
+  <w:num w:numId="1" w16cid:durableId="2097285035">
+    <w:abstractNumId w:val="2"/>
+  </w:num>
+  <w:num w:numId="2" w16cid:durableId="628781753">
+    <w:abstractNumId w:val="5"/>
+  </w:num>
+  <w:num w:numId="3" w16cid:durableId="196741124">
     <w:abstractNumId w:val="1"/>
   </w:num>
-  <w:num w:numId="2" w16cid:durableId="1140267554">
-    <w:abstractNumId w:val="4"/>
-  </w:num>
-  <w:num w:numId="3" w16cid:durableId="400177676">
+  <w:num w:numId="4" w16cid:durableId="233054948">
     <w:abstractNumId w:val="0"/>
   </w:num>
-  <w:num w:numId="4" w16cid:durableId="666128767">
+  <w:num w:numId="5" w16cid:durableId="1834947523">
+    <w:abstractNumId w:val="6"/>
+  </w:num>
+  <w:num w:numId="6" w16cid:durableId="490408565">
     <w:abstractNumId w:val="3"/>
   </w:num>
-  <w:num w:numId="5" w16cid:durableId="1588079022">
-    <w:abstractNumId w:val="2"/>
+  <w:num w:numId="7" w16cid:durableId="1242716072">
+    <w:abstractNumId w:val="4"/>
   </w:num>
 </w:numbering>
 </file>
@@ -15037,11 +14697,19 @@
   <w:docDefaults>
     <w:rPrDefault>
       <w:rPr>
-        <w:rFonts w:ascii="Times New Roman" w:eastAsia="SimSun" w:hAnsi="Times New Roman" w:cs="Times New Roman"/>
+        <w:rFonts w:asciiTheme="minorHAnsi" w:eastAsiaTheme="minorHAnsi" w:hAnsiTheme="minorHAnsi" w:cstheme="minorBidi"/>
+        <w:kern w:val="2"/>
+        <w:sz w:val="24"/>
+        <w:szCs w:val="24"/>
         <w:lang w:val="en-US" w:eastAsia="en-US" w:bidi="ar-SA"/>
+        <w14:ligatures w14:val="standardContextual"/>
       </w:rPr>
     </w:rPrDefault>
-    <w:pPrDefault/>
+    <w:pPrDefault>
+      <w:pPr>
+        <w:spacing w:after="160" w:line="278" w:lineRule="auto"/>
+      </w:pPr>
+    </w:pPrDefault>
   </w:docDefaults>
   <w:latentStyles w:defLockedState="0" w:defUIPriority="99" w:defSemiHidden="0" w:defUnhideWhenUsed="0" w:defQFormat="0" w:count="376">
     <w:lsdException w:name="Normal" w:uiPriority="0" w:qFormat="1"/>
@@ -15109,7 +14777,7 @@
     <w:lsdException w:name="Title" w:uiPriority="10" w:qFormat="1"/>
     <w:lsdException w:name="Closing" w:semiHidden="1" w:unhideWhenUsed="1"/>
     <w:lsdException w:name="Signature" w:semiHidden="1" w:unhideWhenUsed="1"/>
-    <w:lsdException w:name="Default Paragraph Font" w:semiHidden="1" w:uiPriority="1" w:unhideWhenUsed="1" w:qFormat="1"/>
+    <w:lsdException w:name="Default Paragraph Font" w:semiHidden="1" w:uiPriority="1" w:unhideWhenUsed="1"/>
     <w:lsdException w:name="Body Text" w:semiHidden="1" w:unhideWhenUsed="1"/>
     <w:lsdException w:name="Body Text Indent" w:semiHidden="1" w:unhideWhenUsed="1"/>
     <w:lsdException w:name="List Continue" w:semiHidden="1" w:unhideWhenUsed="1"/>
@@ -15142,14 +14810,14 @@
     <w:lsdException w:name="HTML Acronym" w:semiHidden="1" w:unhideWhenUsed="1"/>
     <w:lsdException w:name="HTML Address" w:semiHidden="1" w:unhideWhenUsed="1"/>
     <w:lsdException w:name="HTML Cite" w:semiHidden="1" w:unhideWhenUsed="1"/>
-    <w:lsdException w:name="HTML Code" w:semiHidden="1" w:unhideWhenUsed="1" w:qFormat="1"/>
+    <w:lsdException w:name="HTML Code" w:semiHidden="1" w:unhideWhenUsed="1"/>
     <w:lsdException w:name="HTML Definition" w:semiHidden="1" w:unhideWhenUsed="1"/>
     <w:lsdException w:name="HTML Keyboard" w:semiHidden="1" w:unhideWhenUsed="1"/>
     <w:lsdException w:name="HTML Preformatted" w:semiHidden="1" w:unhideWhenUsed="1"/>
     <w:lsdException w:name="HTML Sample" w:semiHidden="1" w:unhideWhenUsed="1"/>
     <w:lsdException w:name="HTML Typewriter" w:semiHidden="1" w:unhideWhenUsed="1"/>
     <w:lsdException w:name="HTML Variable" w:semiHidden="1" w:unhideWhenUsed="1"/>
-    <w:lsdException w:name="Normal Table" w:semiHidden="1" w:unhideWhenUsed="1" w:qFormat="1"/>
+    <w:lsdException w:name="Normal Table" w:semiHidden="1" w:unhideWhenUsed="1"/>
     <w:lsdException w:name="annotation subject" w:semiHidden="1" w:unhideWhenUsed="1"/>
     <w:lsdException w:name="No List" w:semiHidden="1" w:unhideWhenUsed="1"/>
     <w:lsdException w:name="Outline List 1" w:semiHidden="1" w:unhideWhenUsed="1"/>
@@ -15200,11 +14868,11 @@
     <w:lsdException w:name="Balloon Text" w:semiHidden="1" w:unhideWhenUsed="1"/>
     <w:lsdException w:name="Table Grid" w:uiPriority="39"/>
     <w:lsdException w:name="Table Theme" w:semiHidden="1" w:unhideWhenUsed="1"/>
-    <w:lsdException w:name="Placeholder Text" w:semiHidden="1" w:unhideWhenUsed="1"/>
-    <w:lsdException w:name="No Spacing" w:semiHidden="1" w:unhideWhenUsed="1"/>
+    <w:lsdException w:name="Placeholder Text" w:semiHidden="1"/>
+    <w:lsdException w:name="No Spacing" w:uiPriority="1" w:qFormat="1"/>
     <w:lsdException w:name="Light Shading" w:uiPriority="60"/>
     <w:lsdException w:name="Light List" w:uiPriority="61"/>
-    <w:lsdException w:name="Light Grid" w:uiPriority="62" w:qFormat="1"/>
+    <w:lsdException w:name="Light Grid" w:uiPriority="62"/>
     <w:lsdException w:name="Medium Shading 1" w:uiPriority="63"/>
     <w:lsdException w:name="Medium Shading 2" w:uiPriority="64"/>
     <w:lsdException w:name="Medium List 1" w:uiPriority="65"/>
@@ -15222,7 +14890,7 @@
     <w:lsdException w:name="Medium Shading 1 Accent 1" w:uiPriority="63"/>
     <w:lsdException w:name="Medium Shading 2 Accent 1" w:uiPriority="64"/>
     <w:lsdException w:name="Medium List 1 Accent 1" w:uiPriority="65"/>
-    <w:lsdException w:name="Revision" w:semiHidden="1" w:unhideWhenUsed="1"/>
+    <w:lsdException w:name="Revision" w:semiHidden="1"/>
     <w:lsdException w:name="List Paragraph" w:uiPriority="34" w:qFormat="1"/>
     <w:lsdException w:name="Quote" w:uiPriority="29" w:qFormat="1"/>
     <w:lsdException w:name="Intense Quote" w:uiPriority="30" w:qFormat="1"/>
@@ -15248,11 +14916,11 @@
     <w:lsdException w:name="Colorful Shading Accent 2" w:uiPriority="71"/>
     <w:lsdException w:name="Colorful List Accent 2" w:uiPriority="72"/>
     <w:lsdException w:name="Colorful Grid Accent 2" w:uiPriority="73"/>
-    <w:lsdException w:name="Light Shading Accent 3" w:uiPriority="60" w:qFormat="1"/>
-    <w:lsdException w:name="Light List Accent 3" w:uiPriority="61" w:qFormat="1"/>
+    <w:lsdException w:name="Light Shading Accent 3" w:uiPriority="60"/>
+    <w:lsdException w:name="Light List Accent 3" w:uiPriority="61"/>
     <w:lsdException w:name="Light Grid Accent 3" w:uiPriority="62"/>
     <w:lsdException w:name="Medium Shading 1 Accent 3" w:uiPriority="63"/>
-    <w:lsdException w:name="Medium Shading 2 Accent 3" w:uiPriority="64" w:qFormat="1"/>
+    <w:lsdException w:name="Medium Shading 2 Accent 3" w:uiPriority="64"/>
     <w:lsdException w:name="Medium List 1 Accent 3" w:uiPriority="65"/>
     <w:lsdException w:name="Medium List 2 Accent 3" w:uiPriority="66"/>
     <w:lsdException w:name="Medium Grid 1 Accent 3" w:uiPriority="67"/>
@@ -15263,7 +14931,7 @@
     <w:lsdException w:name="Colorful List Accent 3" w:uiPriority="72"/>
     <w:lsdException w:name="Colorful Grid Accent 3" w:uiPriority="73"/>
     <w:lsdException w:name="Light Shading Accent 4" w:uiPriority="60"/>
-    <w:lsdException w:name="Light List Accent 4" w:uiPriority="61" w:qFormat="1"/>
+    <w:lsdException w:name="Light List Accent 4" w:uiPriority="61"/>
     <w:lsdException w:name="Light Grid Accent 4" w:uiPriority="62"/>
     <w:lsdException w:name="Medium Shading 1 Accent 4" w:uiPriority="63"/>
     <w:lsdException w:name="Medium Shading 2 Accent 4" w:uiPriority="64"/>
@@ -15277,8 +14945,8 @@
     <w:lsdException w:name="Colorful List Accent 4" w:uiPriority="72"/>
     <w:lsdException w:name="Colorful Grid Accent 4" w:uiPriority="73"/>
     <w:lsdException w:name="Light Shading Accent 5" w:uiPriority="60"/>
-    <w:lsdException w:name="Light List Accent 5" w:uiPriority="61" w:qFormat="1"/>
-    <w:lsdException w:name="Light Grid Accent 5" w:uiPriority="62" w:qFormat="1"/>
+    <w:lsdException w:name="Light List Accent 5" w:uiPriority="61"/>
+    <w:lsdException w:name="Light Grid Accent 5" w:uiPriority="62"/>
     <w:lsdException w:name="Medium Shading 1 Accent 5" w:uiPriority="63"/>
     <w:lsdException w:name="Medium Shading 2 Accent 5" w:uiPriority="64"/>
     <w:lsdException w:name="Medium List 1 Accent 5" w:uiPriority="65"/>
@@ -15290,9 +14958,9 @@
     <w:lsdException w:name="Colorful Shading Accent 5" w:uiPriority="71"/>
     <w:lsdException w:name="Colorful List Accent 5" w:uiPriority="72"/>
     <w:lsdException w:name="Colorful Grid Accent 5" w:uiPriority="73"/>
-    <w:lsdException w:name="Light Shading Accent 6" w:uiPriority="60" w:qFormat="1"/>
+    <w:lsdException w:name="Light Shading Accent 6" w:uiPriority="60"/>
     <w:lsdException w:name="Light List Accent 6" w:uiPriority="61"/>
-    <w:lsdException w:name="Light Grid Accent 6" w:uiPriority="62" w:qFormat="1"/>
+    <w:lsdException w:name="Light Grid Accent 6" w:uiPriority="62"/>
     <w:lsdException w:name="Medium Shading 1 Accent 6" w:uiPriority="63"/>
     <w:lsdException w:name="Medium Shading 2 Accent 6" w:uiPriority="64"/>
     <w:lsdException w:name="Medium List 1 Accent 6" w:uiPriority="65"/>
@@ -15424,15 +15092,19 @@
   <w:style w:type="paragraph" w:default="1" w:styleId="Normal">
     <w:name w:val="Normal"/>
     <w:qFormat/>
+    <w:rsid w:val="00EC70AF"/>
     <w:pPr>
       <w:widowControl w:val="0"/>
       <w:autoSpaceDE w:val="0"/>
       <w:autoSpaceDN w:val="0"/>
+      <w:spacing w:after="0" w:line="240" w:lineRule="auto"/>
     </w:pPr>
     <w:rPr>
       <w:rFonts w:ascii="Calibri" w:eastAsia="Calibri" w:hAnsi="Calibri" w:cs="Calibri"/>
+      <w:kern w:val="0"/>
       <w:sz w:val="22"/>
       <w:szCs w:val="22"/>
+      <w14:ligatures w14:val="none"/>
     </w:rPr>
   </w:style>
   <w:style w:type="paragraph" w:styleId="Heading1">
@@ -15442,6 +15114,7 @@
     <w:link w:val="Heading1Char"/>
     <w:uiPriority w:val="9"/>
     <w:qFormat/>
+    <w:rsid w:val="00EC70AF"/>
     <w:pPr>
       <w:keepNext/>
       <w:keepLines/>
@@ -15464,6 +15137,7 @@
     <w:semiHidden/>
     <w:unhideWhenUsed/>
     <w:qFormat/>
+    <w:rsid w:val="00EC70AF"/>
     <w:pPr>
       <w:keepNext/>
       <w:keepLines/>
@@ -15486,6 +15160,7 @@
     <w:semiHidden/>
     <w:unhideWhenUsed/>
     <w:qFormat/>
+    <w:rsid w:val="00EC70AF"/>
     <w:pPr>
       <w:keepNext/>
       <w:keepLines/>
@@ -15508,6 +15183,7 @@
     <w:semiHidden/>
     <w:unhideWhenUsed/>
     <w:qFormat/>
+    <w:rsid w:val="00EC70AF"/>
     <w:pPr>
       <w:keepNext/>
       <w:keepLines/>
@@ -15530,6 +15206,7 @@
     <w:semiHidden/>
     <w:unhideWhenUsed/>
     <w:qFormat/>
+    <w:rsid w:val="00EC70AF"/>
     <w:pPr>
       <w:keepNext/>
       <w:keepLines/>
@@ -15550,6 +15227,7 @@
     <w:semiHidden/>
     <w:unhideWhenUsed/>
     <w:qFormat/>
+    <w:rsid w:val="00EC70AF"/>
     <w:pPr>
       <w:keepNext/>
       <w:keepLines/>
@@ -15572,6 +15250,7 @@
     <w:semiHidden/>
     <w:unhideWhenUsed/>
     <w:qFormat/>
+    <w:rsid w:val="00EC70AF"/>
     <w:pPr>
       <w:keepNext/>
       <w:keepLines/>
@@ -15592,6 +15271,7 @@
     <w:semiHidden/>
     <w:unhideWhenUsed/>
     <w:qFormat/>
+    <w:rsid w:val="00EC70AF"/>
     <w:pPr>
       <w:keepNext/>
       <w:keepLines/>
@@ -15601,7 +15281,7 @@
       <w:rFonts w:eastAsiaTheme="majorEastAsia" w:cstheme="majorBidi"/>
       <w:i/>
       <w:iCs/>
-      <w:color w:val="262626" w:themeColor="text1" w:themeTint="D9"/>
+      <w:color w:val="272727" w:themeColor="text1" w:themeTint="D8"/>
     </w:rPr>
   </w:style>
   <w:style w:type="paragraph" w:styleId="Heading9">
@@ -15613,6 +15293,7 @@
     <w:semiHidden/>
     <w:unhideWhenUsed/>
     <w:qFormat/>
+    <w:rsid w:val="00EC70AF"/>
     <w:pPr>
       <w:keepNext/>
       <w:keepLines/>
@@ -15620,12 +15301,13 @@
     </w:pPr>
     <w:rPr>
       <w:rFonts w:eastAsiaTheme="majorEastAsia" w:cstheme="majorBidi"/>
-      <w:color w:val="262626" w:themeColor="text1" w:themeTint="D9"/>
+      <w:color w:val="272727" w:themeColor="text1" w:themeTint="D8"/>
     </w:rPr>
   </w:style>
   <w:style w:type="character" w:default="1" w:styleId="DefaultParagraphFont">
     <w:name w:val="Default Paragraph Font"/>
     <w:uiPriority w:val="1"/>
+    <w:semiHidden/>
     <w:unhideWhenUsed/>
   </w:style>
   <w:style w:type="table" w:default="1" w:styleId="TableNormal">
@@ -15649,73 +15331,12 @@
     <w:semiHidden/>
     <w:unhideWhenUsed/>
   </w:style>
-  <w:style w:type="character" w:styleId="HTMLCode">
-    <w:name w:val="HTML Code"/>
-    <w:basedOn w:val="DefaultParagraphFont"/>
-    <w:uiPriority w:val="99"/>
-    <w:semiHidden/>
-    <w:unhideWhenUsed/>
-    <w:qFormat/>
-    <w:rPr>
-      <w:rFonts w:ascii="Courier New" w:hAnsi="Courier New" w:cs="Courier New"/>
-      <w:sz w:val="20"/>
-      <w:szCs w:val="20"/>
-    </w:rPr>
-  </w:style>
-  <w:style w:type="paragraph" w:styleId="Subtitle">
-    <w:name w:val="Subtitle"/>
-    <w:basedOn w:val="Normal"/>
-    <w:next w:val="Normal"/>
-    <w:link w:val="SubtitleChar"/>
-    <w:uiPriority w:val="11"/>
-    <w:qFormat/>
-    <w:rPr>
-      <w:rFonts w:eastAsiaTheme="majorEastAsia" w:cstheme="majorBidi"/>
-      <w:color w:val="595959" w:themeColor="text1" w:themeTint="A6"/>
-      <w:spacing w:val="15"/>
-      <w:sz w:val="28"/>
-      <w:szCs w:val="28"/>
-    </w:rPr>
-  </w:style>
-  <w:style w:type="table" w:styleId="TableGrid">
-    <w:name w:val="Table Grid"/>
-    <w:basedOn w:val="TableNormal"/>
-    <w:uiPriority w:val="39"/>
-    <w:tblPr>
-      <w:tblBorders>
-        <w:top w:val="single" w:sz="4" w:space="0" w:color="auto"/>
-        <w:left w:val="single" w:sz="4" w:space="0" w:color="auto"/>
-        <w:bottom w:val="single" w:sz="4" w:space="0" w:color="auto"/>
-        <w:right w:val="single" w:sz="4" w:space="0" w:color="auto"/>
-        <w:insideH w:val="single" w:sz="4" w:space="0" w:color="auto"/>
-        <w:insideV w:val="single" w:sz="4" w:space="0" w:color="auto"/>
-      </w:tblBorders>
-    </w:tblPr>
-  </w:style>
-  <w:style w:type="paragraph" w:styleId="Title">
-    <w:name w:val="Title"/>
-    <w:basedOn w:val="Normal"/>
-    <w:next w:val="Normal"/>
-    <w:link w:val="TitleChar"/>
-    <w:uiPriority w:val="10"/>
-    <w:qFormat/>
-    <w:pPr>
-      <w:spacing w:after="80"/>
-      <w:contextualSpacing/>
-    </w:pPr>
-    <w:rPr>
-      <w:rFonts w:asciiTheme="majorHAnsi" w:eastAsiaTheme="majorEastAsia" w:hAnsiTheme="majorHAnsi" w:cstheme="majorBidi"/>
-      <w:spacing w:val="-10"/>
-      <w:kern w:val="28"/>
-      <w:sz w:val="56"/>
-      <w:szCs w:val="56"/>
-    </w:rPr>
-  </w:style>
   <w:style w:type="character" w:customStyle="1" w:styleId="Heading1Char">
     <w:name w:val="Heading 1 Char"/>
     <w:basedOn w:val="DefaultParagraphFont"/>
     <w:link w:val="Heading1"/>
     <w:uiPriority w:val="9"/>
+    <w:rsid w:val="00EC70AF"/>
     <w:rPr>
       <w:rFonts w:asciiTheme="majorHAnsi" w:eastAsiaTheme="majorEastAsia" w:hAnsiTheme="majorHAnsi" w:cstheme="majorBidi"/>
       <w:color w:val="2F5496" w:themeColor="accent1" w:themeShade="BF"/>
@@ -15729,6 +15350,7 @@
     <w:link w:val="Heading2"/>
     <w:uiPriority w:val="9"/>
     <w:semiHidden/>
+    <w:rsid w:val="00EC70AF"/>
     <w:rPr>
       <w:rFonts w:asciiTheme="majorHAnsi" w:eastAsiaTheme="majorEastAsia" w:hAnsiTheme="majorHAnsi" w:cstheme="majorBidi"/>
       <w:color w:val="2F5496" w:themeColor="accent1" w:themeShade="BF"/>
@@ -15742,6 +15364,7 @@
     <w:link w:val="Heading3"/>
     <w:uiPriority w:val="9"/>
     <w:semiHidden/>
+    <w:rsid w:val="00EC70AF"/>
     <w:rPr>
       <w:rFonts w:eastAsiaTheme="majorEastAsia" w:cstheme="majorBidi"/>
       <w:color w:val="2F5496" w:themeColor="accent1" w:themeShade="BF"/>
@@ -15755,6 +15378,7 @@
     <w:link w:val="Heading4"/>
     <w:uiPriority w:val="9"/>
     <w:semiHidden/>
+    <w:rsid w:val="00EC70AF"/>
     <w:rPr>
       <w:rFonts w:eastAsiaTheme="majorEastAsia" w:cstheme="majorBidi"/>
       <w:i/>
@@ -15768,6 +15392,7 @@
     <w:link w:val="Heading5"/>
     <w:uiPriority w:val="9"/>
     <w:semiHidden/>
+    <w:rsid w:val="00EC70AF"/>
     <w:rPr>
       <w:rFonts w:eastAsiaTheme="majorEastAsia" w:cstheme="majorBidi"/>
       <w:color w:val="2F5496" w:themeColor="accent1" w:themeShade="BF"/>
@@ -15779,6 +15404,7 @@
     <w:link w:val="Heading6"/>
     <w:uiPriority w:val="9"/>
     <w:semiHidden/>
+    <w:rsid w:val="00EC70AF"/>
     <w:rPr>
       <w:rFonts w:eastAsiaTheme="majorEastAsia" w:cstheme="majorBidi"/>
       <w:i/>
@@ -15792,6 +15418,7 @@
     <w:link w:val="Heading7"/>
     <w:uiPriority w:val="9"/>
     <w:semiHidden/>
+    <w:rsid w:val="00EC70AF"/>
     <w:rPr>
       <w:rFonts w:eastAsiaTheme="majorEastAsia" w:cstheme="majorBidi"/>
       <w:color w:val="595959" w:themeColor="text1" w:themeTint="A6"/>
@@ -15803,11 +15430,12 @@
     <w:link w:val="Heading8"/>
     <w:uiPriority w:val="9"/>
     <w:semiHidden/>
+    <w:rsid w:val="00EC70AF"/>
     <w:rPr>
       <w:rFonts w:eastAsiaTheme="majorEastAsia" w:cstheme="majorBidi"/>
       <w:i/>
       <w:iCs/>
-      <w:color w:val="262626" w:themeColor="text1" w:themeTint="D9"/>
+      <w:color w:val="272727" w:themeColor="text1" w:themeTint="D8"/>
     </w:rPr>
   </w:style>
   <w:style w:type="character" w:customStyle="1" w:styleId="Heading9Char">
@@ -15816,16 +15444,24 @@
     <w:link w:val="Heading9"/>
     <w:uiPriority w:val="9"/>
     <w:semiHidden/>
+    <w:rsid w:val="00EC70AF"/>
     <w:rPr>
       <w:rFonts w:eastAsiaTheme="majorEastAsia" w:cstheme="majorBidi"/>
-      <w:color w:val="262626" w:themeColor="text1" w:themeTint="D9"/>
+      <w:color w:val="272727" w:themeColor="text1" w:themeTint="D8"/>
     </w:rPr>
   </w:style>
-  <w:style w:type="character" w:customStyle="1" w:styleId="TitleChar">
-    <w:name w:val="Title Char"/>
-    <w:basedOn w:val="DefaultParagraphFont"/>
-    <w:link w:val="Title"/>
+  <w:style w:type="paragraph" w:styleId="Title">
+    <w:name w:val="Title"/>
+    <w:basedOn w:val="Normal"/>
+    <w:next w:val="Normal"/>
+    <w:link w:val="TitleChar"/>
     <w:uiPriority w:val="10"/>
+    <w:qFormat/>
+    <w:rsid w:val="00EC70AF"/>
+    <w:pPr>
+      <w:spacing w:after="80"/>
+      <w:contextualSpacing/>
+    </w:pPr>
     <w:rPr>
       <w:rFonts w:asciiTheme="majorHAnsi" w:eastAsiaTheme="majorEastAsia" w:hAnsiTheme="majorHAnsi" w:cstheme="majorBidi"/>
       <w:spacing w:val="-10"/>
@@ -15834,11 +15470,47 @@
       <w:szCs w:val="56"/>
     </w:rPr>
   </w:style>
+  <w:style w:type="character" w:customStyle="1" w:styleId="TitleChar">
+    <w:name w:val="Title Char"/>
+    <w:basedOn w:val="DefaultParagraphFont"/>
+    <w:link w:val="Title"/>
+    <w:uiPriority w:val="10"/>
+    <w:rsid w:val="00EC70AF"/>
+    <w:rPr>
+      <w:rFonts w:asciiTheme="majorHAnsi" w:eastAsiaTheme="majorEastAsia" w:hAnsiTheme="majorHAnsi" w:cstheme="majorBidi"/>
+      <w:spacing w:val="-10"/>
+      <w:kern w:val="28"/>
+      <w:sz w:val="56"/>
+      <w:szCs w:val="56"/>
+    </w:rPr>
+  </w:style>
+  <w:style w:type="paragraph" w:styleId="Subtitle">
+    <w:name w:val="Subtitle"/>
+    <w:basedOn w:val="Normal"/>
+    <w:next w:val="Normal"/>
+    <w:link w:val="SubtitleChar"/>
+    <w:uiPriority w:val="11"/>
+    <w:qFormat/>
+    <w:rsid w:val="00EC70AF"/>
+    <w:pPr>
+      <w:numPr>
+        <w:ilvl w:val="1"/>
+      </w:numPr>
+    </w:pPr>
+    <w:rPr>
+      <w:rFonts w:eastAsiaTheme="majorEastAsia" w:cstheme="majorBidi"/>
+      <w:color w:val="595959" w:themeColor="text1" w:themeTint="A6"/>
+      <w:spacing w:val="15"/>
+      <w:sz w:val="28"/>
+      <w:szCs w:val="28"/>
+    </w:rPr>
+  </w:style>
   <w:style w:type="character" w:customStyle="1" w:styleId="SubtitleChar">
     <w:name w:val="Subtitle Char"/>
     <w:basedOn w:val="DefaultParagraphFont"/>
     <w:link w:val="Subtitle"/>
     <w:uiPriority w:val="11"/>
+    <w:rsid w:val="00EC70AF"/>
     <w:rPr>
       <w:rFonts w:eastAsiaTheme="majorEastAsia" w:cstheme="majorBidi"/>
       <w:color w:val="595959" w:themeColor="text1" w:themeTint="A6"/>
@@ -15854,6 +15526,7 @@
     <w:link w:val="QuoteChar"/>
     <w:uiPriority w:val="29"/>
     <w:qFormat/>
+    <w:rsid w:val="00EC70AF"/>
     <w:pPr>
       <w:spacing w:before="160"/>
       <w:jc w:val="center"/>
@@ -15869,6 +15542,7 @@
     <w:basedOn w:val="DefaultParagraphFont"/>
     <w:link w:val="Quote"/>
     <w:uiPriority w:val="29"/>
+    <w:rsid w:val="00EC70AF"/>
     <w:rPr>
       <w:i/>
       <w:iCs/>
@@ -15880,16 +15554,18 @@
     <w:basedOn w:val="Normal"/>
     <w:uiPriority w:val="34"/>
     <w:qFormat/>
+    <w:rsid w:val="00EC70AF"/>
     <w:pPr>
       <w:ind w:left="720"/>
       <w:contextualSpacing/>
     </w:pPr>
   </w:style>
-  <w:style w:type="character" w:customStyle="1" w:styleId="IntenseEmphasis1">
-    <w:name w:val="Intense Emphasis1"/>
+  <w:style w:type="character" w:styleId="IntenseEmphasis">
+    <w:name w:val="Intense Emphasis"/>
     <w:basedOn w:val="DefaultParagraphFont"/>
     <w:uiPriority w:val="21"/>
     <w:qFormat/>
+    <w:rsid w:val="00EC70AF"/>
     <w:rPr>
       <w:i/>
       <w:iCs/>
@@ -15903,6 +15579,7 @@
     <w:link w:val="IntenseQuoteChar"/>
     <w:uiPriority w:val="30"/>
     <w:qFormat/>
+    <w:rsid w:val="00EC70AF"/>
     <w:pPr>
       <w:pBdr>
         <w:top w:val="single" w:sz="4" w:space="10" w:color="2F5496" w:themeColor="accent1" w:themeShade="BF"/>
@@ -15923,17 +15600,19 @@
     <w:basedOn w:val="DefaultParagraphFont"/>
     <w:link w:val="IntenseQuote"/>
     <w:uiPriority w:val="30"/>
+    <w:rsid w:val="00EC70AF"/>
     <w:rPr>
       <w:i/>
       <w:iCs/>
       <w:color w:val="2F5496" w:themeColor="accent1" w:themeShade="BF"/>
     </w:rPr>
   </w:style>
-  <w:style w:type="character" w:customStyle="1" w:styleId="IntenseReference1">
-    <w:name w:val="Intense Reference1"/>
+  <w:style w:type="character" w:styleId="IntenseReference">
+    <w:name w:val="Intense Reference"/>
     <w:basedOn w:val="DefaultParagraphFont"/>
     <w:uiPriority w:val="32"/>
     <w:qFormat/>
+    <w:rsid w:val="00EC70AF"/>
     <w:rPr>
       <w:b/>
       <w:bCs/>
@@ -15942,11 +15621,31 @@
       <w:spacing w:val="5"/>
     </w:rPr>
   </w:style>
+  <w:style w:type="table" w:styleId="TableGrid">
+    <w:name w:val="Table Grid"/>
+    <w:basedOn w:val="TableNormal"/>
+    <w:uiPriority w:val="39"/>
+    <w:rsid w:val="00EC70AF"/>
+    <w:pPr>
+      <w:spacing w:after="0" w:line="240" w:lineRule="auto"/>
+    </w:pPr>
+    <w:tblPr>
+      <w:tblBorders>
+        <w:top w:val="single" w:sz="4" w:space="0" w:color="auto"/>
+        <w:left w:val="single" w:sz="4" w:space="0" w:color="auto"/>
+        <w:bottom w:val="single" w:sz="4" w:space="0" w:color="auto"/>
+        <w:right w:val="single" w:sz="4" w:space="0" w:color="auto"/>
+        <w:insideH w:val="single" w:sz="4" w:space="0" w:color="auto"/>
+        <w:insideV w:val="single" w:sz="4" w:space="0" w:color="auto"/>
+      </w:tblBorders>
+    </w:tblPr>
+  </w:style>
   <w:style w:type="paragraph" w:customStyle="1" w:styleId="TableParagraph">
     <w:name w:val="Table Paragraph"/>
     <w:basedOn w:val="Normal"/>
     <w:uiPriority w:val="1"/>
     <w:qFormat/>
+    <w:rsid w:val="00EC70AF"/>
   </w:style>
 </w:styles>
 </file>
@@ -15994,7 +15693,7 @@
     </a:clrScheme>
     <a:fontScheme name="Office">
       <a:majorFont>
-        <a:latin typeface="Calibri Light"/>
+        <a:latin typeface="Calibri Light" panose="020F0302020204030204"/>
         <a:ea typeface=""/>
         <a:cs typeface=""/>
         <a:font script="Jpan" typeface="游ゴシック Light"/>
@@ -16027,9 +15726,26 @@
         <a:font script="Viet" typeface="Times New Roman"/>
         <a:font script="Uigh" typeface="Microsoft Uighur"/>
         <a:font script="Geor" typeface="Sylfaen"/>
+        <a:font script="Armn" typeface="Arial"/>
+        <a:font script="Bugi" typeface="Leelawadee UI"/>
+        <a:font script="Bopo" typeface="Microsoft JhengHei"/>
+        <a:font script="Java" typeface="Javanese Text"/>
+        <a:font script="Lisu" typeface="Segoe UI"/>
+        <a:font script="Mymr" typeface="Myanmar Text"/>
+        <a:font script="Nkoo" typeface="Ebrima"/>
+        <a:font script="Olck" typeface="Nirmala UI"/>
+        <a:font script="Osma" typeface="Ebrima"/>
+        <a:font script="Phag" typeface="Phagspa"/>
+        <a:font script="Syrn" typeface="Estrangelo Edessa"/>
+        <a:font script="Syrj" typeface="Estrangelo Edessa"/>
+        <a:font script="Syre" typeface="Estrangelo Edessa"/>
+        <a:font script="Sora" typeface="Nirmala UI"/>
+        <a:font script="Tale" typeface="Microsoft Tai Le"/>
+        <a:font script="Talu" typeface="Microsoft New Tai Lue"/>
+        <a:font script="Tfng" typeface="Ebrima"/>
       </a:majorFont>
       <a:minorFont>
-        <a:latin typeface="Calibri"/>
+        <a:latin typeface="Calibri" panose="020F0502020204030204"/>
         <a:ea typeface=""/>
         <a:cs typeface=""/>
         <a:font script="Jpan" typeface="游ゴシック"/>
@@ -16062,6 +15778,23 @@
         <a:font script="Viet" typeface="Arial"/>
         <a:font script="Uigh" typeface="Microsoft Uighur"/>
         <a:font script="Geor" typeface="Sylfaen"/>
+        <a:font script="Armn" typeface="Arial"/>
+        <a:font script="Bugi" typeface="Leelawadee UI"/>
+        <a:font script="Bopo" typeface="Microsoft JhengHei"/>
+        <a:font script="Java" typeface="Javanese Text"/>
+        <a:font script="Lisu" typeface="Segoe UI"/>
+        <a:font script="Mymr" typeface="Myanmar Text"/>
+        <a:font script="Nkoo" typeface="Ebrima"/>
+        <a:font script="Olck" typeface="Nirmala UI"/>
+        <a:font script="Osma" typeface="Ebrima"/>
+        <a:font script="Phag" typeface="Phagspa"/>
+        <a:font script="Syrn" typeface="Estrangelo Edessa"/>
+        <a:font script="Syrj" typeface="Estrangelo Edessa"/>
+        <a:font script="Syre" typeface="Estrangelo Edessa"/>
+        <a:font script="Sora" typeface="Nirmala UI"/>
+        <a:font script="Tale" typeface="Microsoft Tai Le"/>
+        <a:font script="Talu" typeface="Microsoft New Tai Lue"/>
+        <a:font script="Tfng" typeface="Ebrima"/>
       </a:minorFont>
     </a:fontScheme>
     <a:fmtScheme name="Office">
@@ -16204,5 +15937,10 @@
   </a:themeElements>
   <a:objectDefaults/>
   <a:extraClrSchemeLst/>
+  <a:extLst>
+    <a:ext uri="{05A4C25C-085E-4340-85A3-A5531E510DB2}">
+      <thm15:themeFamily xmlns:thm15="http://schemas.microsoft.com/office/thememl/2012/main" name="Office Theme" id="{62F939B6-93AF-4DB8-9C6B-D6C7DFDC589F}" vid="{4A3C46E8-61CC-4603-A589-7422A47A8E4A}"/>
+    </a:ext>
+  </a:extLst>
 </a:theme>
 </file>